--- a/3.2/云计算技术与分布式系统/模板/云计算技术与分布式系统-实践报告-专业班级-学生学号-学生姓名-实践报告页数.docx
+++ b/3.2/云计算技术与分布式系统/模板/云计算技术与分布式系统-实践报告-专业班级-学生学号-学生姓名-实践报告页数.docx
@@ -1,6 +1,6 @@
 
 <file path=word/document.xml><?xml version="1.0" encoding="utf-8"?>
-<w:document xmlns:wpc="http://schemas.microsoft.com/office/word/2010/wordprocessingCanvas" xmlns:cx="http://schemas.microsoft.com/office/drawing/2014/chartex" xmlns:cx1="http://schemas.microsoft.com/office/drawing/2015/9/8/chartex" xmlns:cx2="http://schemas.microsoft.com/office/drawing/2015/10/21/chartex" xmlns:cx3="http://schemas.microsoft.com/office/drawing/2016/5/9/chartex" xmlns:cx4="http://schemas.microsoft.com/office/drawing/2016/5/10/chartex" xmlns:cx5="http://schemas.microsoft.com/office/drawing/2016/5/11/chartex" xmlns:cx6="http://schemas.microsoft.com/office/drawing/2016/5/12/chartex" xmlns:cx7="http://schemas.microsoft.com/office/drawing/2016/5/13/chartex" xmlns:cx8="http://schemas.microsoft.com/office/drawing/2016/5/14/chartex" xmlns:mc="http://schemas.openxmlformats.org/markup-compatibility/2006" xmlns:aink="http://schemas.microsoft.com/office/drawing/2016/ink" xmlns:am3d="http://schemas.microsoft.com/office/drawing/2017/model3d" xmlns:o="urn:schemas-microsoft-com:office:office" xmlns:oel="http://schemas.microsoft.com/office/2019/extlst" xmlns:r="http://schemas.openxmlformats.org/officeDocument/2006/relationships" xmlns:m="http://schemas.openxmlformats.org/officeDocument/2006/math" xmlns:v="urn:schemas-microsoft-com:vml" xmlns:wp14="http://schemas.microsoft.com/office/word/2010/wordprocessingDrawing" xmlns:wp="http://schemas.openxmlformats.org/drawingml/2006/wordprocessingDrawing" xmlns:w10="urn:schemas-microsoft-com:office:word" xmlns:w="http://schemas.openxmlformats.org/wordprocessingml/2006/main" xmlns:w14="http://schemas.microsoft.com/office/word/2010/wordml" xmlns:w15="http://schemas.microsoft.com/office/word/2012/wordml" xmlns:w16cex="http://schemas.microsoft.com/office/word/2018/wordml/cex" xmlns:w16cid="http://schemas.microsoft.com/office/word/2016/wordml/cid" xmlns:w16="http://schemas.microsoft.com/office/word/2018/wordml" xmlns:w16du="http://schemas.microsoft.com/office/word/2023/wordml/word16du" xmlns:w16sdtdh="http://schemas.microsoft.com/office/word/2020/wordml/sdtdatahash" xmlns:w16se="http://schemas.microsoft.com/office/word/2015/wordml/symex" xmlns:wpg="http://schemas.microsoft.com/office/word/2010/wordprocessingGroup" xmlns:wpi="http://schemas.microsoft.com/office/word/2010/wordprocessingInk" xmlns:wne="http://schemas.microsoft.com/office/word/2006/wordml" xmlns:wps="http://schemas.microsoft.com/office/word/2010/wordprocessingShape" mc:Ignorable="w14 w15 w16se w16cid w16 w16cex w16sdtdh w16du wp14">
+<w:document xmlns:wpc="http://schemas.microsoft.com/office/word/2010/wordprocessingCanvas" xmlns:cx="http://schemas.microsoft.com/office/drawing/2014/chartex" xmlns:cx1="http://schemas.microsoft.com/office/drawing/2015/9/8/chartex" xmlns:cx2="http://schemas.microsoft.com/office/drawing/2015/10/21/chartex" xmlns:cx3="http://schemas.microsoft.com/office/drawing/2016/5/9/chartex" xmlns:cx4="http://schemas.microsoft.com/office/drawing/2016/5/10/chartex" xmlns:cx5="http://schemas.microsoft.com/office/drawing/2016/5/11/chartex" xmlns:cx6="http://schemas.microsoft.com/office/drawing/2016/5/12/chartex" xmlns:cx7="http://schemas.microsoft.com/office/drawing/2016/5/13/chartex" xmlns:cx8="http://schemas.microsoft.com/office/drawing/2016/5/14/chartex" xmlns:mc="http://schemas.openxmlformats.org/markup-compatibility/2006" xmlns:aink="http://schemas.microsoft.com/office/drawing/2016/ink" xmlns:am3d="http://schemas.microsoft.com/office/drawing/2017/model3d" xmlns:o="urn:schemas-microsoft-com:office:office" xmlns:oel="http://schemas.microsoft.com/office/2019/extlst" xmlns:r="http://schemas.openxmlformats.org/officeDocument/2006/relationships" xmlns:m="http://schemas.openxmlformats.org/officeDocument/2006/math" xmlns:v="urn:schemas-microsoft-com:vml" xmlns:wp14="http://schemas.microsoft.com/office/word/2010/wordprocessingDrawing" xmlns:wp="http://schemas.openxmlformats.org/drawingml/2006/wordprocessingDrawing" xmlns:w10="urn:schemas-microsoft-com:office:word" xmlns:w="http://schemas.openxmlformats.org/wordprocessingml/2006/main" xmlns:w14="http://schemas.microsoft.com/office/word/2010/wordml" xmlns:w15="http://schemas.microsoft.com/office/word/2012/wordml" xmlns:w16cex="http://schemas.microsoft.com/office/word/2018/wordml/cex" xmlns:w16cid="http://schemas.microsoft.com/office/word/2016/wordml/cid" xmlns:w16="http://schemas.microsoft.com/office/word/2018/wordml" xmlns:w16du="http://schemas.microsoft.com/office/word/2023/wordml/word16du" xmlns:w16sdtdh="http://schemas.microsoft.com/office/word/2020/wordml/sdtdatahash" xmlns:w16sdtfl="http://schemas.microsoft.com/office/word/2024/wordml/sdtformatlock" xmlns:w16se="http://schemas.microsoft.com/office/word/2015/wordml/symex" xmlns:wpg="http://schemas.microsoft.com/office/word/2010/wordprocessingGroup" xmlns:wpi="http://schemas.microsoft.com/office/word/2010/wordprocessingInk" xmlns:wne="http://schemas.microsoft.com/office/word/2006/wordml" xmlns:wps="http://schemas.microsoft.com/office/word/2010/wordprocessingShape" mc:Ignorable="w14 w15 w16se w16cid w16 w16cex w16sdtdh w16sdtfl w16du wp14">
   <w:body>
     <w:p>
       <w:pPr>
@@ -10,7 +10,7 @@
           <w:rFonts w:ascii="Times New Roman" w:hAnsi="Times New Roman" w:cs="Times New Roman"/>
           <w:b/>
           <w:bCs/>
-          <w:color w:val="auto"/>
+          <w:color w:val="000000" w:themeColor="text1"/>
           <w:sz w:val="32"/>
         </w:rPr>
       </w:pPr>
@@ -21,7 +21,7 @@
         <w:jc w:val="center"/>
         <w:rPr>
           <w:rFonts w:ascii="Times New Roman" w:hAnsi="Times New Roman" w:cs="Times New Roman"/>
-          <w:color w:val="auto"/>
+          <w:color w:val="000000" w:themeColor="text1"/>
           <w:sz w:val="44"/>
         </w:rPr>
       </w:pPr>
@@ -29,7 +29,7 @@
         <w:rPr>
           <w:rFonts w:ascii="Times New Roman" w:hAnsi="Times New Roman" w:cs="Times New Roman"/>
           <w:noProof/>
-          <w:color w:val="auto"/>
+          <w:color w:val="000000" w:themeColor="text1"/>
           <w:sz w:val="44"/>
         </w:rPr>
         <w:drawing>
@@ -89,7 +89,7 @@
           <w:rFonts w:ascii="Times New Roman" w:hAnsi="Times New Roman" w:cs="Times New Roman"/>
           <w:b/>
           <w:bCs/>
-          <w:color w:val="auto"/>
+          <w:color w:val="000000" w:themeColor="text1"/>
           <w:sz w:val="44"/>
           <w:szCs w:val="44"/>
         </w:rPr>
@@ -99,7 +99,7 @@
           <w:rFonts w:ascii="Times New Roman" w:hAnsi="Times New Roman" w:cs="Times New Roman" w:hint="eastAsia"/>
           <w:b/>
           <w:bCs/>
-          <w:color w:val="auto"/>
+          <w:color w:val="000000" w:themeColor="text1"/>
           <w:sz w:val="44"/>
           <w:szCs w:val="44"/>
         </w:rPr>
@@ -110,7 +110,7 @@
           <w:rFonts w:ascii="Times New Roman" w:hAnsi="Times New Roman" w:cs="Times New Roman"/>
           <w:b/>
           <w:bCs/>
-          <w:color w:val="auto"/>
+          <w:color w:val="000000" w:themeColor="text1"/>
           <w:sz w:val="44"/>
           <w:szCs w:val="44"/>
         </w:rPr>
@@ -125,7 +125,7 @@
           <w:rFonts w:ascii="Times New Roman" w:hAnsi="Times New Roman" w:cs="Times New Roman"/>
           <w:b/>
           <w:bCs/>
-          <w:color w:val="auto"/>
+          <w:color w:val="000000" w:themeColor="text1"/>
           <w:sz w:val="32"/>
           <w:szCs w:val="24"/>
         </w:rPr>
@@ -137,7 +137,7 @@
         <w:jc w:val="center"/>
         <w:rPr>
           <w:rFonts w:ascii="Times New Roman" w:hAnsi="Times New Roman" w:cs="Times New Roman"/>
-          <w:color w:val="auto"/>
+          <w:color w:val="000000" w:themeColor="text1"/>
           <w:sz w:val="72"/>
           <w:szCs w:val="72"/>
         </w:rPr>
@@ -146,7 +146,7 @@
         <w:rPr>
           <w:rFonts w:ascii="Times New Roman" w:hAnsi="Times New Roman" w:cs="Times New Roman" w:hint="eastAsia"/>
           <w:b/>
-          <w:color w:val="auto"/>
+          <w:color w:val="000000" w:themeColor="text1"/>
           <w:sz w:val="72"/>
           <w:szCs w:val="72"/>
         </w:rPr>
@@ -156,7 +156,7 @@
         <w:rPr>
           <w:rFonts w:ascii="Times New Roman" w:hAnsi="Times New Roman" w:cs="Times New Roman"/>
           <w:b/>
-          <w:color w:val="auto"/>
+          <w:color w:val="000000" w:themeColor="text1"/>
           <w:sz w:val="72"/>
           <w:szCs w:val="72"/>
         </w:rPr>
@@ -171,7 +171,7 @@
           <w:rFonts w:ascii="Times New Roman" w:hAnsi="Times New Roman" w:cs="Times New Roman"/>
           <w:b/>
           <w:bCs/>
-          <w:color w:val="auto"/>
+          <w:color w:val="000000" w:themeColor="text1"/>
           <w:sz w:val="32"/>
         </w:rPr>
       </w:pPr>
@@ -184,7 +184,7 @@
           <w:rFonts w:ascii="Times New Roman" w:hAnsi="Times New Roman" w:cs="Times New Roman"/>
           <w:b/>
           <w:bCs/>
-          <w:color w:val="auto"/>
+          <w:color w:val="000000" w:themeColor="text1"/>
           <w:sz w:val="32"/>
         </w:rPr>
       </w:pPr>
@@ -217,7 +217,7 @@
               <w:rPr>
                 <w:rFonts w:ascii="Times New Roman" w:hAnsi="Times New Roman" w:cs="Times New Roman"/>
                 <w:b/>
-                <w:color w:val="auto"/>
+                <w:color w:val="000000" w:themeColor="text1"/>
                 <w:sz w:val="32"/>
               </w:rPr>
             </w:pPr>
@@ -225,7 +225,7 @@
               <w:rPr>
                 <w:rFonts w:ascii="Times New Roman" w:hAnsi="Times New Roman" w:cs="Times New Roman"/>
                 <w:b/>
-                <w:color w:val="auto"/>
+                <w:color w:val="000000" w:themeColor="text1"/>
                 <w:sz w:val="32"/>
               </w:rPr>
               <w:t>课程名称</w:t>
@@ -234,7 +234,7 @@
               <w:rPr>
                 <w:rFonts w:ascii="Times New Roman" w:hAnsi="Times New Roman" w:cs="Times New Roman"/>
                 <w:b/>
-                <w:color w:val="auto"/>
+                <w:color w:val="000000" w:themeColor="text1"/>
                 <w:sz w:val="32"/>
               </w:rPr>
               <w:t>:</w:t>
@@ -252,7 +252,7 @@
               <w:rPr>
                 <w:rFonts w:ascii="Times New Roman" w:hAnsi="Times New Roman" w:cs="Times New Roman"/>
                 <w:bCs/>
-                <w:color w:val="auto"/>
+                <w:color w:val="000000" w:themeColor="text1"/>
                 <w:sz w:val="32"/>
                 <w:u w:val="single"/>
               </w:rPr>
@@ -261,7 +261,7 @@
               <w:rPr>
                 <w:rFonts w:ascii="Times New Roman" w:hAnsi="Times New Roman" w:cs="Times New Roman"/>
                 <w:bCs/>
-                <w:color w:val="auto"/>
+                <w:color w:val="000000" w:themeColor="text1"/>
                 <w:sz w:val="32"/>
                 <w:u w:val="single"/>
               </w:rPr>
@@ -271,7 +271,7 @@
               <w:rPr>
                 <w:rFonts w:ascii="Times New Roman" w:hAnsi="Times New Roman" w:cs="Times New Roman"/>
                 <w:bCs/>
-                <w:color w:val="auto"/>
+                <w:color w:val="000000" w:themeColor="text1"/>
                 <w:sz w:val="32"/>
                 <w:u w:val="single"/>
               </w:rPr>
@@ -281,7 +281,7 @@
               <w:rPr>
                 <w:rFonts w:ascii="Times New Roman" w:hAnsi="Times New Roman" w:cs="Times New Roman"/>
                 <w:bCs/>
-                <w:color w:val="auto"/>
+                <w:color w:val="000000" w:themeColor="text1"/>
                 <w:sz w:val="32"/>
                 <w:u w:val="single"/>
               </w:rPr>
@@ -291,7 +291,7 @@
               <w:rPr>
                 <w:rFonts w:ascii="Times New Roman" w:hAnsi="Times New Roman" w:cs="Times New Roman"/>
                 <w:bCs/>
-                <w:color w:val="auto"/>
+                <w:color w:val="000000" w:themeColor="text1"/>
                 <w:sz w:val="32"/>
                 <w:u w:val="single"/>
               </w:rPr>
@@ -301,7 +301,7 @@
               <w:rPr>
                 <w:rFonts w:ascii="Times New Roman" w:hAnsi="Times New Roman" w:cs="Times New Roman"/>
                 <w:bCs/>
-                <w:color w:val="auto"/>
+                <w:color w:val="000000" w:themeColor="text1"/>
                 <w:sz w:val="32"/>
                 <w:u w:val="single"/>
               </w:rPr>
@@ -311,7 +311,7 @@
               <w:rPr>
                 <w:rFonts w:ascii="Times New Roman" w:hAnsi="Times New Roman" w:cs="Times New Roman" w:hint="eastAsia"/>
                 <w:bCs/>
-                <w:color w:val="auto"/>
+                <w:color w:val="000000" w:themeColor="text1"/>
                 <w:sz w:val="32"/>
                 <w:u w:val="single"/>
               </w:rPr>
@@ -321,7 +321,7 @@
               <w:rPr>
                 <w:rFonts w:ascii="Times New Roman" w:hAnsi="Times New Roman" w:cs="Times New Roman" w:hint="eastAsia"/>
                 <w:bCs/>
-                <w:color w:val="auto"/>
+                <w:color w:val="000000" w:themeColor="text1"/>
                 <w:sz w:val="32"/>
                 <w:u w:val="single"/>
               </w:rPr>
@@ -331,7 +331,7 @@
               <w:rPr>
                 <w:rFonts w:ascii="Times New Roman" w:hAnsi="Times New Roman" w:cs="Times New Roman"/>
                 <w:bCs/>
-                <w:color w:val="auto"/>
+                <w:color w:val="000000" w:themeColor="text1"/>
                 <w:sz w:val="32"/>
                 <w:u w:val="single"/>
               </w:rPr>
@@ -341,7 +341,7 @@
               <w:rPr>
                 <w:rFonts w:ascii="Times New Roman" w:hAnsi="Times New Roman" w:cs="Times New Roman" w:hint="eastAsia"/>
                 <w:bCs/>
-                <w:color w:val="auto"/>
+                <w:color w:val="000000" w:themeColor="text1"/>
                 <w:sz w:val="32"/>
                 <w:u w:val="single"/>
               </w:rPr>
@@ -351,7 +351,7 @@
               <w:rPr>
                 <w:rFonts w:ascii="Times New Roman" w:hAnsi="Times New Roman" w:cs="Times New Roman"/>
                 <w:bCs/>
-                <w:color w:val="auto"/>
+                <w:color w:val="000000" w:themeColor="text1"/>
                 <w:sz w:val="32"/>
                 <w:u w:val="single"/>
               </w:rPr>
@@ -361,7 +361,7 @@
               <w:rPr>
                 <w:rFonts w:ascii="Times New Roman" w:hAnsi="Times New Roman" w:cs="Times New Roman"/>
                 <w:bCs/>
-                <w:color w:val="auto"/>
+                <w:color w:val="000000" w:themeColor="text1"/>
                 <w:sz w:val="32"/>
                 <w:u w:val="single"/>
               </w:rPr>
@@ -371,7 +371,7 @@
               <w:rPr>
                 <w:rFonts w:ascii="Times New Roman" w:hAnsi="Times New Roman" w:cs="Times New Roman"/>
                 <w:bCs/>
-                <w:color w:val="auto"/>
+                <w:color w:val="000000" w:themeColor="text1"/>
                 <w:sz w:val="32"/>
                 <w:u w:val="single"/>
               </w:rPr>
@@ -397,7 +397,7 @@
               <w:rPr>
                 <w:rFonts w:ascii="Times New Roman" w:hAnsi="Times New Roman" w:cs="Times New Roman"/>
                 <w:b/>
-                <w:color w:val="auto"/>
+                <w:color w:val="000000" w:themeColor="text1"/>
                 <w:sz w:val="32"/>
               </w:rPr>
             </w:pPr>
@@ -405,7 +405,7 @@
               <w:rPr>
                 <w:rFonts w:ascii="Times New Roman" w:hAnsi="Times New Roman" w:cs="Times New Roman" w:hint="eastAsia"/>
                 <w:b/>
-                <w:color w:val="auto"/>
+                <w:color w:val="000000" w:themeColor="text1"/>
                 <w:sz w:val="32"/>
               </w:rPr>
               <w:t>学</w:t>
@@ -414,7 +414,7 @@
               <w:rPr>
                 <w:rFonts w:ascii="Times New Roman" w:hAnsi="Times New Roman" w:cs="Times New Roman"/>
                 <w:b/>
-                <w:color w:val="auto"/>
+                <w:color w:val="000000" w:themeColor="text1"/>
                 <w:sz w:val="32"/>
               </w:rPr>
               <w:t>生姓名</w:t>
@@ -423,7 +423,7 @@
               <w:rPr>
                 <w:rFonts w:ascii="Times New Roman" w:hAnsi="Times New Roman" w:cs="Times New Roman"/>
                 <w:b/>
-                <w:color w:val="auto"/>
+                <w:color w:val="000000" w:themeColor="text1"/>
                 <w:sz w:val="32"/>
               </w:rPr>
               <w:t>:</w:t>
@@ -441,7 +441,7 @@
               <w:rPr>
                 <w:rFonts w:ascii="Times New Roman" w:hAnsi="Times New Roman" w:cs="Times New Roman"/>
                 <w:bCs/>
-                <w:color w:val="FF0000"/>
+                <w:color w:val="000000" w:themeColor="text1"/>
                 <w:sz w:val="32"/>
                 <w:u w:val="single"/>
               </w:rPr>
@@ -450,7 +450,7 @@
               <w:rPr>
                 <w:rFonts w:ascii="Times New Roman" w:hAnsi="Times New Roman" w:cs="Times New Roman"/>
                 <w:bCs/>
-                <w:color w:val="FF0000"/>
+                <w:color w:val="000000" w:themeColor="text1"/>
                 <w:sz w:val="32"/>
                 <w:u w:val="single"/>
               </w:rPr>
@@ -458,49 +458,39 @@
             </w:r>
             <w:r>
               <w:rPr>
+                <w:rFonts w:ascii="Times New Roman" w:hAnsi="Times New Roman" w:cs="Times New Roman" w:hint="eastAsia"/>
+                <w:bCs/>
+                <w:color w:val="000000" w:themeColor="text1"/>
+                <w:sz w:val="32"/>
+                <w:u w:val="single"/>
+              </w:rPr>
+              <w:t>董自经</w:t>
+            </w:r>
+            <w:r>
+              <w:rPr>
                 <w:rFonts w:ascii="Times New Roman" w:hAnsi="Times New Roman" w:cs="Times New Roman"/>
                 <w:bCs/>
-                <w:color w:val="FF0000"/>
+                <w:color w:val="000000" w:themeColor="text1"/>
                 <w:sz w:val="32"/>
                 <w:u w:val="single"/>
               </w:rPr>
-              <w:t>张三</w:t>
-            </w:r>
-            <w:r>
-              <w:rPr>
-                <w:rFonts w:ascii="Times New Roman" w:hAnsi="Times New Roman" w:cs="Times New Roman" w:hint="eastAsia"/>
+              <w:t xml:space="preserve">           </w:t>
+            </w:r>
+            <w:r>
+              <w:rPr>
+                <w:rFonts w:ascii="Times New Roman" w:hAnsi="Times New Roman" w:cs="Times New Roman"/>
                 <w:bCs/>
-                <w:color w:val="FF0000"/>
+                <w:color w:val="000000" w:themeColor="text1"/>
                 <w:sz w:val="32"/>
                 <w:u w:val="single"/>
               </w:rPr>
-              <w:t>丰</w:t>
+              <w:t xml:space="preserve">   </w:t>
             </w:r>
             <w:r>
               <w:rPr>
                 <w:rFonts w:ascii="Times New Roman" w:hAnsi="Times New Roman" w:cs="Times New Roman"/>
                 <w:bCs/>
-                <w:color w:val="FF0000"/>
-                <w:sz w:val="32"/>
-                <w:u w:val="single"/>
-              </w:rPr>
-              <w:t xml:space="preserve">           </w:t>
-            </w:r>
-            <w:r>
-              <w:rPr>
-                <w:rFonts w:ascii="Times New Roman" w:hAnsi="Times New Roman" w:cs="Times New Roman"/>
-                <w:bCs/>
-                <w:color w:val="FF0000"/>
-                <w:sz w:val="32"/>
-                <w:u w:val="single"/>
-              </w:rPr>
-              <w:t xml:space="preserve">   </w:t>
-            </w:r>
-            <w:r>
-              <w:rPr>
-                <w:rFonts w:ascii="Times New Roman" w:hAnsi="Times New Roman" w:cs="Times New Roman"/>
-                <w:bCs/>
-                <w:color w:val="FF0000"/>
+                <w:color w:val="000000" w:themeColor="text1"/>
                 <w:sz w:val="32"/>
                 <w:u w:val="single"/>
               </w:rPr>
@@ -526,7 +516,7 @@
               <w:rPr>
                 <w:rFonts w:ascii="Times New Roman" w:hAnsi="Times New Roman" w:cs="Times New Roman"/>
                 <w:b/>
-                <w:color w:val="auto"/>
+                <w:color w:val="000000" w:themeColor="text1"/>
                 <w:sz w:val="32"/>
               </w:rPr>
             </w:pPr>
@@ -534,7 +524,7 @@
               <w:rPr>
                 <w:rFonts w:ascii="Times New Roman" w:hAnsi="Times New Roman" w:cs="Times New Roman" w:hint="eastAsia"/>
                 <w:b/>
-                <w:color w:val="auto"/>
+                <w:color w:val="000000" w:themeColor="text1"/>
                 <w:sz w:val="32"/>
               </w:rPr>
               <w:t>学</w:t>
@@ -543,7 +533,7 @@
               <w:rPr>
                 <w:rFonts w:ascii="Times New Roman" w:hAnsi="Times New Roman" w:cs="Times New Roman"/>
                 <w:b/>
-                <w:color w:val="auto"/>
+                <w:color w:val="000000" w:themeColor="text1"/>
                 <w:sz w:val="32"/>
               </w:rPr>
               <w:t>生学号</w:t>
@@ -552,7 +542,7 @@
               <w:rPr>
                 <w:rFonts w:ascii="Times New Roman" w:hAnsi="Times New Roman" w:cs="Times New Roman"/>
                 <w:b/>
-                <w:color w:val="auto"/>
+                <w:color w:val="000000" w:themeColor="text1"/>
                 <w:sz w:val="32"/>
               </w:rPr>
               <w:t>:</w:t>
@@ -570,7 +560,7 @@
               <w:rPr>
                 <w:rFonts w:ascii="Times New Roman" w:hAnsi="Times New Roman" w:cs="Times New Roman"/>
                 <w:bCs/>
-                <w:color w:val="FF0000"/>
+                <w:color w:val="000000" w:themeColor="text1"/>
                 <w:sz w:val="32"/>
                 <w:u w:val="single"/>
               </w:rPr>
@@ -579,67 +569,47 @@
               <w:rPr>
                 <w:rFonts w:ascii="Times New Roman" w:hAnsi="Times New Roman" w:cs="Times New Roman"/>
                 <w:bCs/>
-                <w:color w:val="FF0000"/>
+                <w:color w:val="000000" w:themeColor="text1"/>
                 <w:sz w:val="32"/>
                 <w:u w:val="single"/>
               </w:rPr>
-              <w:t xml:space="preserve">             20</w:t>
+              <w:t xml:space="preserve">             </w:t>
+            </w:r>
+            <w:r>
+              <w:rPr>
+                <w:rFonts w:ascii="Times New Roman" w:hAnsi="Times New Roman" w:cs="Times New Roman" w:hint="eastAsia"/>
+                <w:bCs/>
+                <w:color w:val="000000" w:themeColor="text1"/>
+                <w:sz w:val="32"/>
+                <w:u w:val="single"/>
+              </w:rPr>
+              <w:t xml:space="preserve"> 19222126  </w:t>
             </w:r>
             <w:r>
               <w:rPr>
                 <w:rFonts w:ascii="Times New Roman" w:hAnsi="Times New Roman" w:cs="Times New Roman"/>
                 <w:bCs/>
-                <w:color w:val="FF0000"/>
+                <w:color w:val="000000" w:themeColor="text1"/>
                 <w:sz w:val="32"/>
                 <w:u w:val="single"/>
               </w:rPr>
-              <w:t>23</w:t>
+              <w:t xml:space="preserve">          </w:t>
             </w:r>
             <w:r>
               <w:rPr>
                 <w:rFonts w:ascii="Times New Roman" w:hAnsi="Times New Roman" w:cs="Times New Roman"/>
                 <w:bCs/>
-                <w:color w:val="FF0000"/>
+                <w:color w:val="000000" w:themeColor="text1"/>
                 <w:sz w:val="32"/>
                 <w:u w:val="single"/>
               </w:rPr>
-              <w:t>8140</w:t>
+              <w:t xml:space="preserve"> </w:t>
             </w:r>
             <w:r>
               <w:rPr>
                 <w:rFonts w:ascii="Times New Roman" w:hAnsi="Times New Roman" w:cs="Times New Roman"/>
                 <w:bCs/>
-                <w:color w:val="FF0000"/>
-                <w:sz w:val="32"/>
-                <w:u w:val="single"/>
-              </w:rPr>
-              <w:t>XX</w:t>
-            </w:r>
-            <w:r>
-              <w:rPr>
-                <w:rFonts w:ascii="Times New Roman" w:hAnsi="Times New Roman" w:cs="Times New Roman"/>
-                <w:bCs/>
-                <w:color w:val="FF0000"/>
-                <w:sz w:val="32"/>
-                <w:u w:val="single"/>
-              </w:rPr>
-              <w:t xml:space="preserve">          </w:t>
-            </w:r>
-            <w:r>
-              <w:rPr>
-                <w:rFonts w:ascii="Times New Roman" w:hAnsi="Times New Roman" w:cs="Times New Roman"/>
-                <w:bCs/>
-                <w:color w:val="FF0000"/>
-                <w:sz w:val="32"/>
-                <w:u w:val="single"/>
-              </w:rPr>
-              <w:t xml:space="preserve"> </w:t>
-            </w:r>
-            <w:r>
-              <w:rPr>
-                <w:rFonts w:ascii="Times New Roman" w:hAnsi="Times New Roman" w:cs="Times New Roman"/>
-                <w:bCs/>
-                <w:color w:val="FF0000"/>
+                <w:color w:val="000000" w:themeColor="text1"/>
                 <w:sz w:val="32"/>
                 <w:u w:val="single"/>
               </w:rPr>
@@ -665,7 +635,7 @@
               <w:rPr>
                 <w:rFonts w:ascii="Times New Roman" w:hAnsi="Times New Roman" w:cs="Times New Roman"/>
                 <w:b/>
-                <w:color w:val="auto"/>
+                <w:color w:val="000000" w:themeColor="text1"/>
                 <w:sz w:val="32"/>
               </w:rPr>
             </w:pPr>
@@ -673,7 +643,7 @@
               <w:rPr>
                 <w:rFonts w:ascii="Times New Roman" w:hAnsi="Times New Roman" w:cs="Times New Roman" w:hint="eastAsia"/>
                 <w:b/>
-                <w:color w:val="auto"/>
+                <w:color w:val="000000" w:themeColor="text1"/>
                 <w:sz w:val="32"/>
               </w:rPr>
               <w:t>所在班级</w:t>
@@ -682,7 +652,7 @@
               <w:rPr>
                 <w:rFonts w:ascii="Times New Roman" w:hAnsi="Times New Roman" w:cs="Times New Roman"/>
                 <w:b/>
-                <w:color w:val="auto"/>
+                <w:color w:val="000000" w:themeColor="text1"/>
                 <w:sz w:val="32"/>
               </w:rPr>
               <w:t>:</w:t>
@@ -700,7 +670,7 @@
               <w:rPr>
                 <w:rFonts w:ascii="Times New Roman" w:hAnsi="Times New Roman" w:cs="Times New Roman"/>
                 <w:bCs/>
-                <w:color w:val="FF0000"/>
+                <w:color w:val="000000" w:themeColor="text1"/>
                 <w:sz w:val="32"/>
                 <w:u w:val="single"/>
               </w:rPr>
@@ -709,7 +679,7 @@
               <w:rPr>
                 <w:rFonts w:ascii="Times New Roman" w:hAnsi="Times New Roman" w:cs="Times New Roman"/>
                 <w:bCs/>
-                <w:color w:val="FF0000"/>
+                <w:color w:val="000000" w:themeColor="text1"/>
                 <w:sz w:val="32"/>
                 <w:u w:val="single"/>
               </w:rPr>
@@ -719,7 +689,7 @@
               <w:rPr>
                 <w:rFonts w:ascii="Times New Roman" w:hAnsi="Times New Roman" w:cs="Times New Roman" w:hint="eastAsia"/>
                 <w:bCs/>
-                <w:color w:val="FF0000"/>
+                <w:color w:val="000000" w:themeColor="text1"/>
                 <w:sz w:val="32"/>
                 <w:u w:val="single"/>
               </w:rPr>
@@ -729,7 +699,7 @@
               <w:rPr>
                 <w:rFonts w:ascii="Times New Roman" w:hAnsi="Times New Roman" w:cs="Times New Roman" w:hint="eastAsia"/>
                 <w:bCs/>
-                <w:color w:val="FF0000"/>
+                <w:color w:val="000000" w:themeColor="text1"/>
                 <w:sz w:val="32"/>
                 <w:u w:val="single"/>
               </w:rPr>
@@ -739,17 +709,37 @@
               <w:rPr>
                 <w:rFonts w:ascii="Times New Roman" w:hAnsi="Times New Roman" w:cs="Times New Roman" w:hint="eastAsia"/>
                 <w:bCs/>
-                <w:color w:val="FF0000"/>
+                <w:color w:val="000000" w:themeColor="text1"/>
                 <w:sz w:val="32"/>
                 <w:u w:val="single"/>
               </w:rPr>
-              <w:t>211</w:t>
+              <w:t>2</w:t>
+            </w:r>
+            <w:r>
+              <w:rPr>
+                <w:rFonts w:ascii="Times New Roman" w:hAnsi="Times New Roman" w:cs="Times New Roman" w:hint="eastAsia"/>
+                <w:bCs/>
+                <w:color w:val="000000" w:themeColor="text1"/>
+                <w:sz w:val="32"/>
+                <w:u w:val="single"/>
+              </w:rPr>
+              <w:t>2</w:t>
+            </w:r>
+            <w:r>
+              <w:rPr>
+                <w:rFonts w:ascii="Times New Roman" w:hAnsi="Times New Roman" w:cs="Times New Roman" w:hint="eastAsia"/>
+                <w:bCs/>
+                <w:color w:val="000000" w:themeColor="text1"/>
+                <w:sz w:val="32"/>
+                <w:u w:val="single"/>
+              </w:rPr>
+              <w:t>1</w:t>
             </w:r>
             <w:r>
               <w:rPr>
                 <w:rFonts w:ascii="Times New Roman" w:hAnsi="Times New Roman" w:cs="Times New Roman"/>
                 <w:bCs/>
-                <w:color w:val="FF0000"/>
+                <w:color w:val="000000" w:themeColor="text1"/>
                 <w:sz w:val="32"/>
                 <w:u w:val="single"/>
               </w:rPr>
@@ -759,7 +749,7 @@
               <w:rPr>
                 <w:rFonts w:ascii="Times New Roman" w:hAnsi="Times New Roman" w:cs="Times New Roman" w:hint="eastAsia"/>
                 <w:bCs/>
-                <w:color w:val="FF0000"/>
+                <w:color w:val="000000" w:themeColor="text1"/>
                 <w:sz w:val="32"/>
                 <w:u w:val="single"/>
               </w:rPr>
@@ -785,7 +775,7 @@
               <w:rPr>
                 <w:rFonts w:ascii="Times New Roman" w:hAnsi="Times New Roman" w:cs="Times New Roman"/>
                 <w:b/>
-                <w:color w:val="auto"/>
+                <w:color w:val="000000" w:themeColor="text1"/>
                 <w:sz w:val="32"/>
               </w:rPr>
             </w:pPr>
@@ -793,7 +783,7 @@
               <w:rPr>
                 <w:rFonts w:ascii="Times New Roman" w:hAnsi="Times New Roman" w:cs="Times New Roman"/>
                 <w:b/>
-                <w:color w:val="auto"/>
+                <w:color w:val="000000" w:themeColor="text1"/>
                 <w:sz w:val="32"/>
               </w:rPr>
               <w:t>所在学院</w:t>
@@ -802,7 +792,7 @@
               <w:rPr>
                 <w:rFonts w:ascii="Times New Roman" w:hAnsi="Times New Roman" w:cs="Times New Roman"/>
                 <w:b/>
-                <w:color w:val="auto"/>
+                <w:color w:val="000000" w:themeColor="text1"/>
                 <w:sz w:val="32"/>
               </w:rPr>
               <w:t>:</w:t>
@@ -820,7 +810,7 @@
               <w:rPr>
                 <w:rFonts w:ascii="Times New Roman" w:hAnsi="Times New Roman" w:cs="Times New Roman"/>
                 <w:bCs/>
-                <w:color w:val="auto"/>
+                <w:color w:val="000000" w:themeColor="text1"/>
                 <w:sz w:val="32"/>
                 <w:u w:val="single"/>
               </w:rPr>
@@ -829,7 +819,7 @@
               <w:rPr>
                 <w:rFonts w:ascii="Times New Roman" w:hAnsi="Times New Roman" w:cs="Times New Roman"/>
                 <w:bCs/>
-                <w:color w:val="auto"/>
+                <w:color w:val="000000" w:themeColor="text1"/>
                 <w:sz w:val="32"/>
                 <w:u w:val="single"/>
               </w:rPr>
@@ -839,7 +829,7 @@
               <w:rPr>
                 <w:rFonts w:ascii="Times New Roman" w:hAnsi="Times New Roman" w:cs="Times New Roman"/>
                 <w:bCs/>
-                <w:color w:val="auto"/>
+                <w:color w:val="000000" w:themeColor="text1"/>
                 <w:sz w:val="32"/>
                 <w:u w:val="single"/>
               </w:rPr>
@@ -849,7 +839,7 @@
               <w:rPr>
                 <w:rFonts w:ascii="Times New Roman" w:hAnsi="Times New Roman" w:cs="Times New Roman" w:hint="eastAsia"/>
                 <w:bCs/>
-                <w:color w:val="auto"/>
+                <w:color w:val="000000" w:themeColor="text1"/>
                 <w:sz w:val="32"/>
                 <w:u w:val="single"/>
               </w:rPr>
@@ -859,7 +849,7 @@
               <w:rPr>
                 <w:rFonts w:ascii="Times New Roman" w:hAnsi="Times New Roman" w:cs="Times New Roman"/>
                 <w:bCs/>
-                <w:color w:val="auto"/>
+                <w:color w:val="000000" w:themeColor="text1"/>
                 <w:sz w:val="32"/>
                 <w:u w:val="single"/>
               </w:rPr>
@@ -869,7 +859,7 @@
               <w:rPr>
                 <w:rFonts w:ascii="Times New Roman" w:hAnsi="Times New Roman" w:cs="Times New Roman"/>
                 <w:bCs/>
-                <w:color w:val="auto"/>
+                <w:color w:val="000000" w:themeColor="text1"/>
                 <w:sz w:val="32"/>
                 <w:u w:val="single"/>
               </w:rPr>
@@ -879,7 +869,7 @@
               <w:rPr>
                 <w:rFonts w:ascii="Times New Roman" w:hAnsi="Times New Roman" w:cs="Times New Roman"/>
                 <w:bCs/>
-                <w:color w:val="auto"/>
+                <w:color w:val="000000" w:themeColor="text1"/>
                 <w:sz w:val="32"/>
                 <w:u w:val="single"/>
               </w:rPr>
@@ -889,7 +879,7 @@
               <w:rPr>
                 <w:rFonts w:ascii="Times New Roman" w:hAnsi="Times New Roman" w:cs="Times New Roman"/>
                 <w:bCs/>
-                <w:color w:val="auto"/>
+                <w:color w:val="000000" w:themeColor="text1"/>
                 <w:sz w:val="32"/>
                 <w:u w:val="single"/>
               </w:rPr>
@@ -899,7 +889,7 @@
               <w:rPr>
                 <w:rFonts w:ascii="Times New Roman" w:hAnsi="Times New Roman" w:cs="Times New Roman"/>
                 <w:bCs/>
-                <w:color w:val="auto"/>
+                <w:color w:val="000000" w:themeColor="text1"/>
                 <w:sz w:val="32"/>
                 <w:u w:val="single"/>
               </w:rPr>
@@ -909,7 +899,7 @@
               <w:rPr>
                 <w:rFonts w:ascii="Times New Roman" w:hAnsi="Times New Roman" w:cs="Times New Roman"/>
                 <w:bCs/>
-                <w:color w:val="auto"/>
+                <w:color w:val="000000" w:themeColor="text1"/>
                 <w:sz w:val="32"/>
                 <w:u w:val="single"/>
               </w:rPr>
@@ -927,7 +917,7 @@
           <w:rFonts w:ascii="Times New Roman" w:hAnsi="Times New Roman" w:cs="Times New Roman"/>
           <w:b/>
           <w:bCs/>
-          <w:color w:val="auto"/>
+          <w:color w:val="000000" w:themeColor="text1"/>
           <w:sz w:val="32"/>
         </w:rPr>
       </w:pPr>
@@ -940,7 +930,7 @@
         <w:jc w:val="center"/>
         <w:rPr>
           <w:rFonts w:ascii="Times New Roman" w:hAnsi="Times New Roman" w:cs="Times New Roman"/>
-          <w:color w:val="auto"/>
+          <w:color w:val="000000" w:themeColor="text1"/>
           <w:sz w:val="32"/>
         </w:rPr>
         <w:sectPr>
@@ -955,7 +945,7 @@
       <w:r>
         <w:rPr>
           <w:rFonts w:ascii="Times New Roman" w:hAnsi="Times New Roman" w:cs="Times New Roman"/>
-          <w:color w:val="auto"/>
+          <w:color w:val="000000" w:themeColor="text1"/>
           <w:sz w:val="32"/>
         </w:rPr>
         <w:t>20</w:t>
@@ -963,7 +953,7 @@
       <w:r>
         <w:rPr>
           <w:rFonts w:ascii="Times New Roman" w:hAnsi="Times New Roman" w:cs="Times New Roman"/>
-          <w:color w:val="auto"/>
+          <w:color w:val="000000" w:themeColor="text1"/>
           <w:sz w:val="32"/>
         </w:rPr>
         <w:t>2</w:t>
@@ -971,47 +961,55 @@
       <w:r>
         <w:rPr>
           <w:rFonts w:ascii="Times New Roman" w:hAnsi="Times New Roman" w:cs="Times New Roman" w:hint="eastAsia"/>
-          <w:color w:val="auto"/>
+          <w:color w:val="000000" w:themeColor="text1"/>
           <w:sz w:val="32"/>
         </w:rPr>
+        <w:t>5</w:t>
+      </w:r>
+      <w:r>
+        <w:rPr>
+          <w:rFonts w:ascii="Times New Roman" w:hAnsi="Times New Roman" w:cs="Times New Roman"/>
+          <w:color w:val="000000" w:themeColor="text1"/>
+          <w:sz w:val="32"/>
+        </w:rPr>
+        <w:t>年</w:t>
+      </w:r>
+      <w:r>
+        <w:rPr>
+          <w:rFonts w:ascii="Times New Roman" w:hAnsi="Times New Roman" w:cs="Times New Roman" w:hint="eastAsia"/>
+          <w:color w:val="000000" w:themeColor="text1"/>
+          <w:sz w:val="32"/>
+        </w:rPr>
+        <w:t>06</w:t>
+      </w:r>
+      <w:r>
+        <w:rPr>
+          <w:rFonts w:ascii="Times New Roman" w:hAnsi="Times New Roman" w:cs="Times New Roman"/>
+          <w:color w:val="000000" w:themeColor="text1"/>
+          <w:sz w:val="32"/>
+        </w:rPr>
+        <w:t>月</w:t>
+      </w:r>
+      <w:r>
+        <w:rPr>
+          <w:rFonts w:ascii="Times New Roman" w:hAnsi="Times New Roman" w:cs="Times New Roman" w:hint="eastAsia"/>
+          <w:color w:val="000000" w:themeColor="text1"/>
+          <w:sz w:val="32"/>
+        </w:rPr>
+        <w:t>2</w:t>
+      </w:r>
+      <w:r>
+        <w:rPr>
+          <w:rFonts w:ascii="Times New Roman" w:hAnsi="Times New Roman" w:cs="Times New Roman" w:hint="eastAsia"/>
+          <w:color w:val="000000" w:themeColor="text1"/>
+          <w:sz w:val="32"/>
+        </w:rPr>
         <w:t>4</w:t>
       </w:r>
       <w:r>
         <w:rPr>
           <w:rFonts w:ascii="Times New Roman" w:hAnsi="Times New Roman" w:cs="Times New Roman"/>
-          <w:color w:val="auto"/>
-          <w:sz w:val="32"/>
-        </w:rPr>
-        <w:t>年</w:t>
-      </w:r>
-      <w:r>
-        <w:rPr>
-          <w:rFonts w:ascii="Times New Roman" w:hAnsi="Times New Roman" w:cs="Times New Roman" w:hint="eastAsia"/>
-          <w:color w:val="auto"/>
-          <w:sz w:val="32"/>
-        </w:rPr>
-        <w:t>06</w:t>
-      </w:r>
-      <w:r>
-        <w:rPr>
-          <w:rFonts w:ascii="Times New Roman" w:hAnsi="Times New Roman" w:cs="Times New Roman"/>
-          <w:color w:val="auto"/>
-          <w:sz w:val="32"/>
-        </w:rPr>
-        <w:t>月</w:t>
-      </w:r>
-      <w:r>
-        <w:rPr>
-          <w:rFonts w:ascii="Times New Roman" w:hAnsi="Times New Roman" w:cs="Times New Roman"/>
-          <w:color w:val="auto"/>
-          <w:sz w:val="32"/>
-        </w:rPr>
-        <w:t>30</w:t>
-      </w:r>
-      <w:r>
-        <w:rPr>
-          <w:rFonts w:ascii="Times New Roman" w:hAnsi="Times New Roman" w:cs="Times New Roman"/>
-          <w:color w:val="auto"/>
+          <w:color w:val="000000" w:themeColor="text1"/>
           <w:sz w:val="32"/>
         </w:rPr>
         <w:t>日</w:t>
@@ -1027,7 +1025,7 @@
         <w:rPr>
           <w:rFonts w:ascii="Times New Roman" w:hAnsi="Times New Roman" w:cs="Times New Roman"/>
           <w:b/>
-          <w:color w:val="auto"/>
+          <w:color w:val="000000" w:themeColor="text1"/>
           <w:spacing w:val="20"/>
           <w:sz w:val="30"/>
           <w:szCs w:val="30"/>
@@ -1037,7 +1035,7 @@
         <w:rPr>
           <w:rFonts w:ascii="Times New Roman" w:hAnsi="Times New Roman" w:cs="Times New Roman" w:hint="eastAsia"/>
           <w:b/>
-          <w:color w:val="auto"/>
+          <w:color w:val="000000" w:themeColor="text1"/>
           <w:spacing w:val="20"/>
           <w:sz w:val="30"/>
           <w:szCs w:val="30"/>
@@ -1049,7 +1047,7 @@
         <w:rPr>
           <w:rFonts w:ascii="Times New Roman" w:hAnsi="Times New Roman" w:cs="Times New Roman"/>
           <w:b/>
-          <w:color w:val="auto"/>
+          <w:color w:val="000000" w:themeColor="text1"/>
           <w:spacing w:val="20"/>
           <w:sz w:val="30"/>
           <w:szCs w:val="30"/>
@@ -1060,7 +1058,7 @@
         <w:rPr>
           <w:rFonts w:ascii="Times New Roman" w:hAnsi="Times New Roman" w:cs="Times New Roman"/>
           <w:b/>
-          <w:color w:val="auto"/>
+          <w:color w:val="000000" w:themeColor="text1"/>
           <w:spacing w:val="20"/>
           <w:sz w:val="30"/>
           <w:szCs w:val="30"/>
@@ -1078,7 +1076,7 @@
         <w:rPr>
           <w:rFonts w:ascii="Times New Roman" w:hAnsi="Times New Roman" w:cs="Times New Roman"/>
           <w:b/>
-          <w:color w:val="auto"/>
+          <w:color w:val="000000" w:themeColor="text1"/>
           <w:spacing w:val="20"/>
           <w:sz w:val="30"/>
           <w:szCs w:val="30"/>
@@ -1088,7 +1086,7 @@
         <w:rPr>
           <w:rFonts w:ascii="Times New Roman" w:hAnsi="Times New Roman" w:cs="Times New Roman"/>
           <w:b/>
-          <w:color w:val="auto"/>
+          <w:color w:val="000000" w:themeColor="text1"/>
           <w:spacing w:val="20"/>
           <w:sz w:val="30"/>
           <w:szCs w:val="30"/>
@@ -1099,7 +1097,7 @@
         <w:rPr>
           <w:rFonts w:ascii="Times New Roman" w:hAnsi="Times New Roman" w:cs="Times New Roman"/>
           <w:b/>
-          <w:color w:val="auto"/>
+          <w:color w:val="000000" w:themeColor="text1"/>
           <w:spacing w:val="20"/>
           <w:sz w:val="30"/>
           <w:szCs w:val="30"/>
@@ -1115,17 +1113,17 @@
           <w:rFonts w:ascii="Times New Roman" w:hAnsi="Times New Roman" w:cs="Times New Roman"/>
           <w:b/>
           <w:bCs/>
-          <w:color w:val="auto"/>
-          <w:sz w:val="24"/>
-          <w:szCs w:val="24"/>
-        </w:rPr>
-      </w:pPr>
-      <w:r>
-        <w:rPr>
-          <w:rFonts w:ascii="Times New Roman" w:hAnsi="Times New Roman" w:cs="Times New Roman"/>
-          <w:b/>
-          <w:bCs/>
-          <w:color w:val="auto"/>
+          <w:color w:val="000000" w:themeColor="text1"/>
+          <w:sz w:val="24"/>
+          <w:szCs w:val="24"/>
+        </w:rPr>
+      </w:pPr>
+      <w:r>
+        <w:rPr>
+          <w:rFonts w:ascii="Times New Roman" w:hAnsi="Times New Roman" w:cs="Times New Roman"/>
+          <w:b/>
+          <w:bCs/>
+          <w:color w:val="000000" w:themeColor="text1"/>
           <w:sz w:val="24"/>
           <w:szCs w:val="24"/>
         </w:rPr>
@@ -1136,7 +1134,7 @@
           <w:rFonts w:ascii="Times New Roman" w:hAnsi="Times New Roman" w:cs="Times New Roman" w:hint="eastAsia"/>
           <w:b/>
           <w:bCs/>
-          <w:color w:val="auto"/>
+          <w:color w:val="000000" w:themeColor="text1"/>
           <w:sz w:val="24"/>
           <w:szCs w:val="24"/>
         </w:rPr>
@@ -1147,7 +1145,7 @@
           <w:rFonts w:ascii="Times New Roman" w:hAnsi="Times New Roman" w:cs="Times New Roman"/>
           <w:b/>
           <w:bCs/>
-          <w:color w:val="auto"/>
+          <w:color w:val="000000" w:themeColor="text1"/>
           <w:sz w:val="24"/>
           <w:szCs w:val="24"/>
         </w:rPr>
@@ -1162,14 +1160,14 @@
         <w:jc w:val="both"/>
         <w:rPr>
           <w:rFonts w:ascii="Times New Roman" w:eastAsia="宋体" w:hAnsi="Times New Roman" w:cs="Times New Roman"/>
-          <w:color w:val="auto"/>
-          <w:sz w:val="21"/>
-        </w:rPr>
-      </w:pPr>
-      <w:r>
-        <w:rPr>
-          <w:rFonts w:ascii="Times New Roman" w:eastAsia="宋体" w:hAnsi="Times New Roman" w:cs="Times New Roman"/>
-          <w:color w:val="auto"/>
+          <w:color w:val="000000" w:themeColor="text1"/>
+          <w:sz w:val="21"/>
+        </w:rPr>
+      </w:pPr>
+      <w:r>
+        <w:rPr>
+          <w:rFonts w:ascii="Times New Roman" w:eastAsia="宋体" w:hAnsi="Times New Roman" w:cs="Times New Roman"/>
+          <w:color w:val="000000" w:themeColor="text1"/>
           <w:sz w:val="21"/>
         </w:rPr>
         <w:t>2</w:t>
@@ -1177,7 +1175,7 @@
       <w:r>
         <w:rPr>
           <w:rFonts w:ascii="Times New Roman" w:eastAsia="宋体" w:hAnsi="Times New Roman" w:cs="Times New Roman"/>
-          <w:color w:val="auto"/>
+          <w:color w:val="000000" w:themeColor="text1"/>
           <w:sz w:val="21"/>
         </w:rPr>
         <w:t>个学时。</w:t>
@@ -1191,17 +1189,17 @@
           <w:rFonts w:ascii="Times New Roman" w:hAnsi="Times New Roman" w:cs="Times New Roman"/>
           <w:b/>
           <w:bCs/>
-          <w:color w:val="auto"/>
-          <w:sz w:val="24"/>
-          <w:szCs w:val="24"/>
-        </w:rPr>
-      </w:pPr>
-      <w:r>
-        <w:rPr>
-          <w:rFonts w:ascii="Times New Roman" w:hAnsi="Times New Roman" w:cs="Times New Roman"/>
-          <w:b/>
-          <w:bCs/>
-          <w:color w:val="auto"/>
+          <w:color w:val="000000" w:themeColor="text1"/>
+          <w:sz w:val="24"/>
+          <w:szCs w:val="24"/>
+        </w:rPr>
+      </w:pPr>
+      <w:r>
+        <w:rPr>
+          <w:rFonts w:ascii="Times New Roman" w:hAnsi="Times New Roman" w:cs="Times New Roman"/>
+          <w:b/>
+          <w:bCs/>
+          <w:color w:val="000000" w:themeColor="text1"/>
           <w:sz w:val="24"/>
           <w:szCs w:val="24"/>
         </w:rPr>
@@ -1212,7 +1210,7 @@
           <w:rFonts w:ascii="Times New Roman" w:hAnsi="Times New Roman" w:cs="Times New Roman" w:hint="eastAsia"/>
           <w:b/>
           <w:bCs/>
-          <w:color w:val="auto"/>
+          <w:color w:val="000000" w:themeColor="text1"/>
           <w:sz w:val="24"/>
           <w:szCs w:val="24"/>
         </w:rPr>
@@ -1223,7 +1221,7 @@
           <w:rFonts w:ascii="Times New Roman" w:hAnsi="Times New Roman" w:cs="Times New Roman"/>
           <w:b/>
           <w:bCs/>
-          <w:color w:val="auto"/>
+          <w:color w:val="000000" w:themeColor="text1"/>
           <w:sz w:val="24"/>
           <w:szCs w:val="24"/>
         </w:rPr>
@@ -1238,14 +1236,14 @@
         <w:jc w:val="both"/>
         <w:rPr>
           <w:rFonts w:ascii="Times New Roman" w:eastAsia="宋体" w:hAnsi="Times New Roman" w:cs="Times New Roman"/>
-          <w:color w:val="auto"/>
-          <w:sz w:val="21"/>
-        </w:rPr>
-      </w:pPr>
-      <w:r>
-        <w:rPr>
-          <w:rFonts w:ascii="Times New Roman" w:eastAsia="宋体" w:hAnsi="Times New Roman" w:cs="Times New Roman"/>
-          <w:color w:val="auto"/>
+          <w:color w:val="000000" w:themeColor="text1"/>
+          <w:sz w:val="21"/>
+        </w:rPr>
+      </w:pPr>
+      <w:r>
+        <w:rPr>
+          <w:rFonts w:ascii="Times New Roman" w:eastAsia="宋体" w:hAnsi="Times New Roman" w:cs="Times New Roman"/>
+          <w:color w:val="000000" w:themeColor="text1"/>
           <w:sz w:val="21"/>
         </w:rPr>
         <w:t>1</w:t>
@@ -1253,7 +1251,7 @@
       <w:r>
         <w:rPr>
           <w:rFonts w:ascii="Times New Roman" w:eastAsia="宋体" w:hAnsi="Times New Roman" w:cs="Times New Roman" w:hint="eastAsia"/>
-          <w:color w:val="auto"/>
+          <w:color w:val="000000" w:themeColor="text1"/>
           <w:sz w:val="21"/>
         </w:rPr>
         <w:t>、</w:t>
@@ -1261,7 +1259,7 @@
       <w:r>
         <w:rPr>
           <w:rFonts w:ascii="Times New Roman" w:eastAsia="宋体" w:hAnsi="Times New Roman" w:cs="Times New Roman"/>
-          <w:color w:val="auto"/>
+          <w:color w:val="000000" w:themeColor="text1"/>
           <w:sz w:val="21"/>
         </w:rPr>
         <w:t>熟练掌握</w:t>
@@ -1269,7 +1267,7 @@
       <w:r>
         <w:rPr>
           <w:rFonts w:ascii="Times New Roman" w:eastAsia="宋体" w:hAnsi="Times New Roman" w:cs="Times New Roman"/>
-          <w:color w:val="auto"/>
+          <w:color w:val="000000" w:themeColor="text1"/>
           <w:sz w:val="21"/>
         </w:rPr>
         <w:t>Ubantu</w:t>
@@ -1277,7 +1275,7 @@
       <w:r>
         <w:rPr>
           <w:rFonts w:ascii="Times New Roman" w:eastAsia="宋体" w:hAnsi="Times New Roman" w:cs="Times New Roman"/>
-          <w:color w:val="auto"/>
+          <w:color w:val="000000" w:themeColor="text1"/>
           <w:sz w:val="21"/>
         </w:rPr>
         <w:t>、</w:t>
@@ -1285,7 +1283,7 @@
       <w:r>
         <w:rPr>
           <w:rFonts w:ascii="Times New Roman" w:eastAsia="宋体" w:hAnsi="Times New Roman" w:cs="Times New Roman"/>
-          <w:color w:val="auto"/>
+          <w:color w:val="000000" w:themeColor="text1"/>
           <w:sz w:val="21"/>
         </w:rPr>
         <w:t>Fedora</w:t>
@@ -1293,7 +1291,7 @@
       <w:r>
         <w:rPr>
           <w:rFonts w:ascii="Times New Roman" w:eastAsia="宋体" w:hAnsi="Times New Roman" w:cs="Times New Roman"/>
-          <w:color w:val="auto"/>
+          <w:color w:val="000000" w:themeColor="text1"/>
           <w:sz w:val="21"/>
         </w:rPr>
         <w:t>、</w:t>
@@ -1301,7 +1299,7 @@
       <w:r>
         <w:rPr>
           <w:rFonts w:ascii="Times New Roman" w:eastAsia="宋体" w:hAnsi="Times New Roman" w:cs="Times New Roman"/>
-          <w:color w:val="auto"/>
+          <w:color w:val="000000" w:themeColor="text1"/>
           <w:sz w:val="21"/>
         </w:rPr>
         <w:t>CentOS</w:t>
@@ -1309,7 +1307,7 @@
       <w:r>
         <w:rPr>
           <w:rFonts w:ascii="Times New Roman" w:eastAsia="宋体" w:hAnsi="Times New Roman" w:cs="Times New Roman"/>
-          <w:color w:val="auto"/>
+          <w:color w:val="000000" w:themeColor="text1"/>
           <w:sz w:val="21"/>
         </w:rPr>
         <w:t>等</w:t>
@@ -1317,7 +1315,7 @@
       <w:r>
         <w:rPr>
           <w:rFonts w:ascii="Times New Roman" w:eastAsia="宋体" w:hAnsi="Times New Roman" w:cs="Times New Roman"/>
-          <w:color w:val="auto"/>
+          <w:color w:val="000000" w:themeColor="text1"/>
           <w:sz w:val="21"/>
         </w:rPr>
         <w:t>Linux</w:t>
@@ -1325,7 +1323,7 @@
       <w:r>
         <w:rPr>
           <w:rFonts w:ascii="Times New Roman" w:eastAsia="宋体" w:hAnsi="Times New Roman" w:cs="Times New Roman"/>
-          <w:color w:val="auto"/>
+          <w:color w:val="000000" w:themeColor="text1"/>
           <w:sz w:val="21"/>
         </w:rPr>
         <w:t>操作系统的安装过程与常用命令；</w:t>
@@ -1339,14 +1337,14 @@
         <w:jc w:val="both"/>
         <w:rPr>
           <w:rFonts w:ascii="Times New Roman" w:eastAsia="宋体" w:hAnsi="Times New Roman" w:cs="Times New Roman"/>
-          <w:color w:val="auto"/>
-          <w:sz w:val="21"/>
-        </w:rPr>
-      </w:pPr>
-      <w:r>
-        <w:rPr>
-          <w:rFonts w:ascii="Times New Roman" w:eastAsia="宋体" w:hAnsi="Times New Roman" w:cs="Times New Roman"/>
-          <w:color w:val="auto"/>
+          <w:color w:val="000000" w:themeColor="text1"/>
+          <w:sz w:val="21"/>
+        </w:rPr>
+      </w:pPr>
+      <w:r>
+        <w:rPr>
+          <w:rFonts w:ascii="Times New Roman" w:eastAsia="宋体" w:hAnsi="Times New Roman" w:cs="Times New Roman"/>
+          <w:color w:val="000000" w:themeColor="text1"/>
           <w:sz w:val="21"/>
         </w:rPr>
         <w:t>2</w:t>
@@ -1354,7 +1352,7 @@
       <w:r>
         <w:rPr>
           <w:rFonts w:ascii="Times New Roman" w:eastAsia="宋体" w:hAnsi="Times New Roman" w:cs="Times New Roman" w:hint="eastAsia"/>
-          <w:color w:val="auto"/>
+          <w:color w:val="000000" w:themeColor="text1"/>
           <w:sz w:val="21"/>
         </w:rPr>
         <w:t>、</w:t>
@@ -1362,7 +1360,7 @@
       <w:r>
         <w:rPr>
           <w:rFonts w:ascii="Times New Roman" w:eastAsia="宋体" w:hAnsi="Times New Roman" w:cs="Times New Roman"/>
-          <w:color w:val="auto"/>
+          <w:color w:val="000000" w:themeColor="text1"/>
           <w:sz w:val="21"/>
         </w:rPr>
         <w:t>熟练掌握</w:t>
@@ -1370,7 +1368,7 @@
       <w:r>
         <w:rPr>
           <w:rFonts w:ascii="Times New Roman" w:eastAsia="宋体" w:hAnsi="Times New Roman" w:cs="Times New Roman"/>
-          <w:color w:val="auto"/>
+          <w:color w:val="000000" w:themeColor="text1"/>
           <w:sz w:val="21"/>
         </w:rPr>
         <w:t>Xen</w:t>
@@ -1378,7 +1376,7 @@
       <w:r>
         <w:rPr>
           <w:rFonts w:ascii="Times New Roman" w:eastAsia="宋体" w:hAnsi="Times New Roman" w:cs="Times New Roman"/>
-          <w:color w:val="auto"/>
+          <w:color w:val="000000" w:themeColor="text1"/>
           <w:sz w:val="21"/>
         </w:rPr>
         <w:t>、</w:t>
@@ -1386,7 +1384,7 @@
       <w:r>
         <w:rPr>
           <w:rFonts w:ascii="Times New Roman" w:eastAsia="宋体" w:hAnsi="Times New Roman" w:cs="Times New Roman"/>
-          <w:color w:val="auto"/>
+          <w:color w:val="000000" w:themeColor="text1"/>
           <w:sz w:val="21"/>
         </w:rPr>
         <w:t>KVM</w:t>
@@ -1394,7 +1392,7 @@
       <w:r>
         <w:rPr>
           <w:rFonts w:ascii="Times New Roman" w:eastAsia="宋体" w:hAnsi="Times New Roman" w:cs="Times New Roman"/>
-          <w:color w:val="auto"/>
+          <w:color w:val="000000" w:themeColor="text1"/>
           <w:sz w:val="21"/>
         </w:rPr>
         <w:t>、</w:t>
@@ -1402,7 +1400,7 @@
       <w:r>
         <w:rPr>
           <w:rFonts w:ascii="Times New Roman" w:eastAsia="宋体" w:hAnsi="Times New Roman" w:cs="Times New Roman"/>
-          <w:color w:val="auto"/>
+          <w:color w:val="000000" w:themeColor="text1"/>
           <w:sz w:val="21"/>
         </w:rPr>
         <w:t>OpenVZ</w:t>
@@ -1410,7 +1408,7 @@
       <w:r>
         <w:rPr>
           <w:rFonts w:ascii="Times New Roman" w:eastAsia="宋体" w:hAnsi="Times New Roman" w:cs="Times New Roman"/>
-          <w:color w:val="auto"/>
+          <w:color w:val="000000" w:themeColor="text1"/>
           <w:sz w:val="21"/>
         </w:rPr>
         <w:t>和</w:t>
@@ -1418,7 +1416,7 @@
       <w:r>
         <w:rPr>
           <w:rFonts w:ascii="Times New Roman" w:eastAsia="宋体" w:hAnsi="Times New Roman" w:cs="Times New Roman"/>
-          <w:color w:val="auto"/>
+          <w:color w:val="000000" w:themeColor="text1"/>
           <w:sz w:val="21"/>
         </w:rPr>
         <w:t>VirtualBox</w:t>
@@ -1426,7 +1424,7 @@
       <w:r>
         <w:rPr>
           <w:rFonts w:ascii="Times New Roman" w:eastAsia="宋体" w:hAnsi="Times New Roman" w:cs="Times New Roman"/>
-          <w:color w:val="auto"/>
+          <w:color w:val="000000" w:themeColor="text1"/>
           <w:sz w:val="21"/>
         </w:rPr>
         <w:t>等虚拟化软件的安装与配置过程。</w:t>
@@ -1440,17 +1438,17 @@
           <w:rFonts w:ascii="Times New Roman" w:hAnsi="Times New Roman" w:cs="Times New Roman"/>
           <w:b/>
           <w:bCs/>
-          <w:color w:val="auto"/>
-          <w:sz w:val="24"/>
-          <w:szCs w:val="24"/>
-        </w:rPr>
-      </w:pPr>
-      <w:r>
-        <w:rPr>
-          <w:rFonts w:ascii="Times New Roman" w:hAnsi="Times New Roman" w:cs="Times New Roman"/>
-          <w:b/>
-          <w:bCs/>
-          <w:color w:val="auto"/>
+          <w:color w:val="000000" w:themeColor="text1"/>
+          <w:sz w:val="24"/>
+          <w:szCs w:val="24"/>
+        </w:rPr>
+      </w:pPr>
+      <w:r>
+        <w:rPr>
+          <w:rFonts w:ascii="Times New Roman" w:hAnsi="Times New Roman" w:cs="Times New Roman"/>
+          <w:b/>
+          <w:bCs/>
+          <w:color w:val="000000" w:themeColor="text1"/>
           <w:sz w:val="24"/>
           <w:szCs w:val="24"/>
         </w:rPr>
@@ -1461,7 +1459,7 @@
           <w:rFonts w:ascii="Times New Roman" w:hAnsi="Times New Roman" w:cs="Times New Roman" w:hint="eastAsia"/>
           <w:b/>
           <w:bCs/>
-          <w:color w:val="auto"/>
+          <w:color w:val="000000" w:themeColor="text1"/>
           <w:sz w:val="24"/>
           <w:szCs w:val="24"/>
         </w:rPr>
@@ -1472,7 +1470,7 @@
           <w:rFonts w:ascii="Times New Roman" w:hAnsi="Times New Roman" w:cs="Times New Roman"/>
           <w:b/>
           <w:bCs/>
-          <w:color w:val="auto"/>
+          <w:color w:val="000000" w:themeColor="text1"/>
           <w:sz w:val="24"/>
           <w:szCs w:val="24"/>
         </w:rPr>
@@ -1487,14 +1485,14 @@
         <w:jc w:val="both"/>
         <w:rPr>
           <w:rFonts w:ascii="Times New Roman" w:eastAsia="宋体" w:hAnsi="Times New Roman" w:cs="Times New Roman"/>
-          <w:color w:val="auto"/>
-          <w:sz w:val="21"/>
-        </w:rPr>
-      </w:pPr>
-      <w:r>
-        <w:rPr>
-          <w:rFonts w:ascii="Times New Roman" w:eastAsia="宋体" w:hAnsi="Times New Roman" w:cs="Times New Roman"/>
-          <w:color w:val="auto"/>
+          <w:color w:val="000000" w:themeColor="text1"/>
+          <w:sz w:val="21"/>
+        </w:rPr>
+      </w:pPr>
+      <w:r>
+        <w:rPr>
+          <w:rFonts w:ascii="Times New Roman" w:eastAsia="宋体" w:hAnsi="Times New Roman" w:cs="Times New Roman"/>
+          <w:color w:val="000000" w:themeColor="text1"/>
           <w:sz w:val="21"/>
         </w:rPr>
         <w:t>1</w:t>
@@ -1502,7 +1500,7 @@
       <w:r>
         <w:rPr>
           <w:rFonts w:ascii="Times New Roman" w:eastAsia="宋体" w:hAnsi="Times New Roman" w:cs="Times New Roman" w:hint="eastAsia"/>
-          <w:color w:val="auto"/>
+          <w:color w:val="000000" w:themeColor="text1"/>
           <w:sz w:val="21"/>
         </w:rPr>
         <w:t>、</w:t>
@@ -1510,7 +1508,7 @@
       <w:r>
         <w:rPr>
           <w:rFonts w:ascii="Times New Roman" w:eastAsia="宋体" w:hAnsi="Times New Roman" w:cs="Times New Roman"/>
-          <w:color w:val="auto"/>
+          <w:color w:val="000000" w:themeColor="text1"/>
           <w:sz w:val="21"/>
         </w:rPr>
         <w:t>安装</w:t>
@@ -1518,7 +1516,7 @@
       <w:r>
         <w:rPr>
           <w:rFonts w:ascii="Times New Roman" w:eastAsia="宋体" w:hAnsi="Times New Roman" w:cs="Times New Roman"/>
-          <w:color w:val="auto"/>
+          <w:color w:val="000000" w:themeColor="text1"/>
           <w:sz w:val="21"/>
         </w:rPr>
         <w:t>Ubantu</w:t>
@@ -1526,7 +1524,7 @@
       <w:r>
         <w:rPr>
           <w:rFonts w:ascii="Times New Roman" w:eastAsia="宋体" w:hAnsi="Times New Roman" w:cs="Times New Roman"/>
-          <w:color w:val="auto"/>
+          <w:color w:val="000000" w:themeColor="text1"/>
           <w:sz w:val="21"/>
         </w:rPr>
         <w:t>、</w:t>
@@ -1534,7 +1532,7 @@
       <w:r>
         <w:rPr>
           <w:rFonts w:ascii="Times New Roman" w:eastAsia="宋体" w:hAnsi="Times New Roman" w:cs="Times New Roman"/>
-          <w:color w:val="auto"/>
+          <w:color w:val="000000" w:themeColor="text1"/>
           <w:sz w:val="21"/>
         </w:rPr>
         <w:t>Fedora</w:t>
@@ -1542,7 +1540,7 @@
       <w:r>
         <w:rPr>
           <w:rFonts w:ascii="Times New Roman" w:eastAsia="宋体" w:hAnsi="Times New Roman" w:cs="Times New Roman"/>
-          <w:color w:val="auto"/>
+          <w:color w:val="000000" w:themeColor="text1"/>
           <w:sz w:val="21"/>
         </w:rPr>
         <w:t>、</w:t>
@@ -1550,7 +1548,7 @@
       <w:r>
         <w:rPr>
           <w:rFonts w:ascii="Times New Roman" w:eastAsia="宋体" w:hAnsi="Times New Roman" w:cs="Times New Roman"/>
-          <w:color w:val="auto"/>
+          <w:color w:val="000000" w:themeColor="text1"/>
           <w:sz w:val="21"/>
         </w:rPr>
         <w:t>CentOS</w:t>
@@ -1558,7 +1556,7 @@
       <w:r>
         <w:rPr>
           <w:rFonts w:ascii="Times New Roman" w:eastAsia="宋体" w:hAnsi="Times New Roman" w:cs="Times New Roman"/>
-          <w:color w:val="auto"/>
+          <w:color w:val="000000" w:themeColor="text1"/>
           <w:sz w:val="21"/>
         </w:rPr>
         <w:t>等</w:t>
@@ -1566,7 +1564,7 @@
       <w:r>
         <w:rPr>
           <w:rFonts w:ascii="Times New Roman" w:eastAsia="宋体" w:hAnsi="Times New Roman" w:cs="Times New Roman"/>
-          <w:color w:val="auto"/>
+          <w:color w:val="000000" w:themeColor="text1"/>
           <w:sz w:val="21"/>
         </w:rPr>
         <w:t>Linux</w:t>
@@ -1574,7 +1572,7 @@
       <w:r>
         <w:rPr>
           <w:rFonts w:ascii="Times New Roman" w:eastAsia="宋体" w:hAnsi="Times New Roman" w:cs="Times New Roman"/>
-          <w:color w:val="auto"/>
+          <w:color w:val="000000" w:themeColor="text1"/>
           <w:sz w:val="21"/>
         </w:rPr>
         <w:t>操作系统，练习</w:t>
@@ -1582,7 +1580,7 @@
       <w:r>
         <w:rPr>
           <w:rFonts w:ascii="Times New Roman" w:eastAsia="宋体" w:hAnsi="Times New Roman" w:cs="Times New Roman"/>
-          <w:color w:val="auto"/>
+          <w:color w:val="000000" w:themeColor="text1"/>
           <w:sz w:val="21"/>
         </w:rPr>
         <w:t>adduser</w:t>
@@ -1590,7 +1588,7 @@
       <w:r>
         <w:rPr>
           <w:rFonts w:ascii="Times New Roman" w:eastAsia="宋体" w:hAnsi="Times New Roman" w:cs="Times New Roman"/>
-          <w:color w:val="auto"/>
+          <w:color w:val="000000" w:themeColor="text1"/>
           <w:sz w:val="21"/>
         </w:rPr>
         <w:t>、</w:t>
@@ -1598,7 +1596,7 @@
       <w:r>
         <w:rPr>
           <w:rFonts w:ascii="Times New Roman" w:eastAsia="宋体" w:hAnsi="Times New Roman" w:cs="Times New Roman"/>
-          <w:color w:val="auto"/>
+          <w:color w:val="000000" w:themeColor="text1"/>
           <w:sz w:val="21"/>
         </w:rPr>
         <w:t>exit</w:t>
@@ -1606,7 +1604,7 @@
       <w:r>
         <w:rPr>
           <w:rFonts w:ascii="Times New Roman" w:eastAsia="宋体" w:hAnsi="Times New Roman" w:cs="Times New Roman"/>
-          <w:color w:val="auto"/>
+          <w:color w:val="000000" w:themeColor="text1"/>
           <w:sz w:val="21"/>
         </w:rPr>
         <w:t>、</w:t>
@@ -1614,7 +1612,7 @@
       <w:r>
         <w:rPr>
           <w:rFonts w:ascii="Times New Roman" w:eastAsia="宋体" w:hAnsi="Times New Roman" w:cs="Times New Roman"/>
-          <w:color w:val="auto"/>
+          <w:color w:val="000000" w:themeColor="text1"/>
           <w:sz w:val="21"/>
         </w:rPr>
         <w:t>groupmod</w:t>
@@ -1622,7 +1620,7 @@
       <w:r>
         <w:rPr>
           <w:rFonts w:ascii="Times New Roman" w:eastAsia="宋体" w:hAnsi="Times New Roman" w:cs="Times New Roman"/>
-          <w:color w:val="auto"/>
+          <w:color w:val="000000" w:themeColor="text1"/>
           <w:sz w:val="21"/>
         </w:rPr>
         <w:t>、</w:t>
@@ -1630,7 +1628,7 @@
       <w:r>
         <w:rPr>
           <w:rFonts w:ascii="Times New Roman" w:eastAsia="宋体" w:hAnsi="Times New Roman" w:cs="Times New Roman"/>
-          <w:color w:val="auto"/>
+          <w:color w:val="000000" w:themeColor="text1"/>
           <w:sz w:val="21"/>
         </w:rPr>
         <w:t>kill</w:t>
@@ -1638,7 +1636,7 @@
       <w:r>
         <w:rPr>
           <w:rFonts w:ascii="Times New Roman" w:eastAsia="宋体" w:hAnsi="Times New Roman" w:cs="Times New Roman"/>
-          <w:color w:val="auto"/>
+          <w:color w:val="000000" w:themeColor="text1"/>
           <w:sz w:val="21"/>
         </w:rPr>
         <w:t>、</w:t>
@@ -1646,7 +1644,7 @@
       <w:r>
         <w:rPr>
           <w:rFonts w:ascii="Times New Roman" w:eastAsia="宋体" w:hAnsi="Times New Roman" w:cs="Times New Roman"/>
-          <w:color w:val="auto"/>
+          <w:color w:val="000000" w:themeColor="text1"/>
           <w:sz w:val="21"/>
         </w:rPr>
         <w:t>login</w:t>
@@ -1654,7 +1652,7 @@
       <w:r>
         <w:rPr>
           <w:rFonts w:ascii="Times New Roman" w:eastAsia="宋体" w:hAnsi="Times New Roman" w:cs="Times New Roman"/>
-          <w:color w:val="auto"/>
+          <w:color w:val="000000" w:themeColor="text1"/>
           <w:sz w:val="21"/>
         </w:rPr>
         <w:t>、</w:t>
@@ -1662,7 +1660,7 @@
       <w:r>
         <w:rPr>
           <w:rFonts w:ascii="Times New Roman" w:eastAsia="宋体" w:hAnsi="Times New Roman" w:cs="Times New Roman"/>
-          <w:color w:val="auto"/>
+          <w:color w:val="000000" w:themeColor="text1"/>
           <w:sz w:val="21"/>
         </w:rPr>
         <w:t>logout</w:t>
@@ -1670,7 +1668,7 @@
       <w:r>
         <w:rPr>
           <w:rFonts w:ascii="Times New Roman" w:eastAsia="宋体" w:hAnsi="Times New Roman" w:cs="Times New Roman"/>
-          <w:color w:val="auto"/>
+          <w:color w:val="000000" w:themeColor="text1"/>
           <w:sz w:val="21"/>
         </w:rPr>
         <w:t>、</w:t>
@@ -1678,7 +1676,7 @@
       <w:r>
         <w:rPr>
           <w:rFonts w:ascii="Times New Roman" w:eastAsia="宋体" w:hAnsi="Times New Roman" w:cs="Times New Roman"/>
-          <w:color w:val="auto"/>
+          <w:color w:val="000000" w:themeColor="text1"/>
           <w:sz w:val="21"/>
         </w:rPr>
         <w:t>useradd</w:t>
@@ -1686,7 +1684,7 @@
       <w:r>
         <w:rPr>
           <w:rFonts w:ascii="Times New Roman" w:eastAsia="宋体" w:hAnsi="Times New Roman" w:cs="Times New Roman"/>
-          <w:color w:val="auto"/>
+          <w:color w:val="000000" w:themeColor="text1"/>
           <w:sz w:val="21"/>
         </w:rPr>
         <w:t>、</w:t>
@@ -1694,7 +1692,7 @@
       <w:r>
         <w:rPr>
           <w:rFonts w:ascii="Times New Roman" w:eastAsia="宋体" w:hAnsi="Times New Roman" w:cs="Times New Roman"/>
-          <w:color w:val="auto"/>
+          <w:color w:val="000000" w:themeColor="text1"/>
           <w:sz w:val="21"/>
         </w:rPr>
         <w:t>who</w:t>
@@ -1702,7 +1700,7 @@
       <w:r>
         <w:rPr>
           <w:rFonts w:ascii="Times New Roman" w:eastAsia="宋体" w:hAnsi="Times New Roman" w:cs="Times New Roman"/>
-          <w:color w:val="auto"/>
+          <w:color w:val="000000" w:themeColor="text1"/>
           <w:sz w:val="21"/>
         </w:rPr>
         <w:t>、</w:t>
@@ -1710,7 +1708,7 @@
       <w:r>
         <w:rPr>
           <w:rFonts w:ascii="Times New Roman" w:eastAsia="宋体" w:hAnsi="Times New Roman" w:cs="Times New Roman"/>
-          <w:color w:val="auto"/>
+          <w:color w:val="000000" w:themeColor="text1"/>
           <w:sz w:val="21"/>
         </w:rPr>
         <w:t>chkconfig</w:t>
@@ -1718,7 +1716,7 @@
       <w:r>
         <w:rPr>
           <w:rFonts w:ascii="Times New Roman" w:eastAsia="宋体" w:hAnsi="Times New Roman" w:cs="Times New Roman"/>
-          <w:color w:val="auto"/>
+          <w:color w:val="000000" w:themeColor="text1"/>
           <w:sz w:val="21"/>
         </w:rPr>
         <w:t>、</w:t>
@@ -1726,7 +1724,7 @@
       <w:r>
         <w:rPr>
           <w:rFonts w:ascii="Times New Roman" w:eastAsia="宋体" w:hAnsi="Times New Roman" w:cs="Times New Roman"/>
-          <w:color w:val="auto"/>
+          <w:color w:val="000000" w:themeColor="text1"/>
           <w:sz w:val="21"/>
         </w:rPr>
         <w:t>chroot</w:t>
@@ -1734,7 +1732,7 @@
       <w:r>
         <w:rPr>
           <w:rFonts w:ascii="Times New Roman" w:eastAsia="宋体" w:hAnsi="Times New Roman" w:cs="Times New Roman"/>
-          <w:color w:val="auto"/>
+          <w:color w:val="000000" w:themeColor="text1"/>
           <w:sz w:val="21"/>
         </w:rPr>
         <w:t>、</w:t>
@@ -1742,7 +1740,7 @@
       <w:r>
         <w:rPr>
           <w:rFonts w:ascii="Times New Roman" w:eastAsia="宋体" w:hAnsi="Times New Roman" w:cs="Times New Roman"/>
-          <w:color w:val="auto"/>
+          <w:color w:val="000000" w:themeColor="text1"/>
           <w:sz w:val="21"/>
         </w:rPr>
         <w:t>rm</w:t>
@@ -1750,7 +1748,7 @@
       <w:r>
         <w:rPr>
           <w:rFonts w:ascii="Times New Roman" w:eastAsia="宋体" w:hAnsi="Times New Roman" w:cs="Times New Roman"/>
-          <w:color w:val="auto"/>
+          <w:color w:val="000000" w:themeColor="text1"/>
           <w:sz w:val="21"/>
         </w:rPr>
         <w:t>、</w:t>
@@ -1758,7 +1756,7 @@
       <w:r>
         <w:rPr>
           <w:rFonts w:ascii="Times New Roman" w:eastAsia="宋体" w:hAnsi="Times New Roman" w:cs="Times New Roman"/>
-          <w:color w:val="auto"/>
+          <w:color w:val="000000" w:themeColor="text1"/>
           <w:sz w:val="21"/>
         </w:rPr>
         <w:t>mv</w:t>
@@ -1766,7 +1764,7 @@
       <w:r>
         <w:rPr>
           <w:rFonts w:ascii="Times New Roman" w:eastAsia="宋体" w:hAnsi="Times New Roman" w:cs="Times New Roman"/>
-          <w:color w:val="auto"/>
+          <w:color w:val="000000" w:themeColor="text1"/>
           <w:sz w:val="21"/>
         </w:rPr>
         <w:t>、</w:t>
@@ -1774,7 +1772,7 @@
       <w:r>
         <w:rPr>
           <w:rFonts w:ascii="Times New Roman" w:eastAsia="宋体" w:hAnsi="Times New Roman" w:cs="Times New Roman"/>
-          <w:color w:val="auto"/>
+          <w:color w:val="000000" w:themeColor="text1"/>
           <w:sz w:val="21"/>
         </w:rPr>
         <w:t>grep</w:t>
@@ -1782,7 +1780,7 @@
       <w:r>
         <w:rPr>
           <w:rFonts w:ascii="Times New Roman" w:eastAsia="宋体" w:hAnsi="Times New Roman" w:cs="Times New Roman"/>
-          <w:color w:val="auto"/>
+          <w:color w:val="000000" w:themeColor="text1"/>
           <w:sz w:val="21"/>
         </w:rPr>
         <w:t>、</w:t>
@@ -1790,7 +1788,7 @@
       <w:r>
         <w:rPr>
           <w:rFonts w:ascii="Times New Roman" w:eastAsia="宋体" w:hAnsi="Times New Roman" w:cs="Times New Roman"/>
-          <w:color w:val="auto"/>
+          <w:color w:val="000000" w:themeColor="text1"/>
           <w:sz w:val="21"/>
         </w:rPr>
         <w:t>bunzip2</w:t>
@@ -1798,7 +1796,7 @@
       <w:r>
         <w:rPr>
           <w:rFonts w:ascii="Times New Roman" w:eastAsia="宋体" w:hAnsi="Times New Roman" w:cs="Times New Roman"/>
-          <w:color w:val="auto"/>
+          <w:color w:val="000000" w:themeColor="text1"/>
           <w:sz w:val="21"/>
         </w:rPr>
         <w:t>、</w:t>
@@ -1806,7 +1804,7 @@
       <w:r>
         <w:rPr>
           <w:rFonts w:ascii="Times New Roman" w:eastAsia="宋体" w:hAnsi="Times New Roman" w:cs="Times New Roman"/>
-          <w:color w:val="auto"/>
+          <w:color w:val="000000" w:themeColor="text1"/>
           <w:sz w:val="21"/>
         </w:rPr>
         <w:t>unzip</w:t>
@@ -1814,7 +1812,7 @@
       <w:r>
         <w:rPr>
           <w:rFonts w:ascii="Times New Roman" w:eastAsia="宋体" w:hAnsi="Times New Roman" w:cs="Times New Roman"/>
-          <w:color w:val="auto"/>
+          <w:color w:val="000000" w:themeColor="text1"/>
           <w:sz w:val="21"/>
         </w:rPr>
         <w:t>、</w:t>
@@ -1822,7 +1820,7 @@
       <w:r>
         <w:rPr>
           <w:rFonts w:ascii="Times New Roman" w:eastAsia="宋体" w:hAnsi="Times New Roman" w:cs="Times New Roman"/>
-          <w:color w:val="auto"/>
+          <w:color w:val="000000" w:themeColor="text1"/>
           <w:sz w:val="21"/>
         </w:rPr>
         <w:t>zip</w:t>
@@ -1830,7 +1828,7 @@
       <w:r>
         <w:rPr>
           <w:rFonts w:ascii="Times New Roman" w:eastAsia="宋体" w:hAnsi="Times New Roman" w:cs="Times New Roman"/>
-          <w:color w:val="auto"/>
+          <w:color w:val="000000" w:themeColor="text1"/>
           <w:sz w:val="21"/>
         </w:rPr>
         <w:t>、</w:t>
@@ -1838,7 +1836,7 @@
       <w:r>
         <w:rPr>
           <w:rFonts w:ascii="Times New Roman" w:eastAsia="宋体" w:hAnsi="Times New Roman" w:cs="Times New Roman"/>
-          <w:color w:val="auto"/>
+          <w:color w:val="000000" w:themeColor="text1"/>
           <w:sz w:val="21"/>
         </w:rPr>
         <w:t>file</w:t>
@@ -1846,7 +1844,7 @@
       <w:r>
         <w:rPr>
           <w:rFonts w:ascii="Times New Roman" w:eastAsia="宋体" w:hAnsi="Times New Roman" w:cs="Times New Roman"/>
-          <w:color w:val="auto"/>
+          <w:color w:val="000000" w:themeColor="text1"/>
           <w:sz w:val="21"/>
         </w:rPr>
         <w:t>、</w:t>
@@ -1854,7 +1852,7 @@
       <w:r>
         <w:rPr>
           <w:rFonts w:ascii="Times New Roman" w:eastAsia="宋体" w:hAnsi="Times New Roman" w:cs="Times New Roman"/>
-          <w:color w:val="auto"/>
+          <w:color w:val="000000" w:themeColor="text1"/>
           <w:sz w:val="21"/>
         </w:rPr>
         <w:t>mcopy</w:t>
@@ -1862,7 +1860,7 @@
       <w:r>
         <w:rPr>
           <w:rFonts w:ascii="Times New Roman" w:eastAsia="宋体" w:hAnsi="Times New Roman" w:cs="Times New Roman"/>
-          <w:color w:val="auto"/>
+          <w:color w:val="000000" w:themeColor="text1"/>
           <w:sz w:val="21"/>
         </w:rPr>
         <w:t>、</w:t>
@@ -1870,7 +1868,7 @@
       <w:r>
         <w:rPr>
           <w:rFonts w:ascii="Times New Roman" w:eastAsia="宋体" w:hAnsi="Times New Roman" w:cs="Times New Roman"/>
-          <w:color w:val="auto"/>
+          <w:color w:val="000000" w:themeColor="text1"/>
           <w:sz w:val="21"/>
         </w:rPr>
         <w:t>locate</w:t>
@@ -1878,7 +1876,7 @@
       <w:r>
         <w:rPr>
           <w:rFonts w:ascii="Times New Roman" w:eastAsia="宋体" w:hAnsi="Times New Roman" w:cs="Times New Roman"/>
-          <w:color w:val="auto"/>
+          <w:color w:val="000000" w:themeColor="text1"/>
           <w:sz w:val="21"/>
         </w:rPr>
         <w:t>、</w:t>
@@ -1886,7 +1884,7 @@
       <w:r>
         <w:rPr>
           <w:rFonts w:ascii="Times New Roman" w:eastAsia="宋体" w:hAnsi="Times New Roman" w:cs="Times New Roman"/>
-          <w:color w:val="auto"/>
+          <w:color w:val="000000" w:themeColor="text1"/>
           <w:sz w:val="21"/>
         </w:rPr>
         <w:t>paste</w:t>
@@ -1894,7 +1892,7 @@
       <w:r>
         <w:rPr>
           <w:rFonts w:ascii="Times New Roman" w:eastAsia="宋体" w:hAnsi="Times New Roman" w:cs="Times New Roman"/>
-          <w:color w:val="auto"/>
+          <w:color w:val="000000" w:themeColor="text1"/>
           <w:sz w:val="21"/>
         </w:rPr>
         <w:t>、</w:t>
@@ -1902,7 +1900,7 @@
       <w:r>
         <w:rPr>
           <w:rFonts w:ascii="Times New Roman" w:eastAsia="宋体" w:hAnsi="Times New Roman" w:cs="Times New Roman"/>
-          <w:color w:val="auto"/>
+          <w:color w:val="000000" w:themeColor="text1"/>
           <w:sz w:val="21"/>
         </w:rPr>
         <w:t>cat</w:t>
@@ -1910,7 +1908,7 @@
       <w:r>
         <w:rPr>
           <w:rFonts w:ascii="Times New Roman" w:eastAsia="宋体" w:hAnsi="Times New Roman" w:cs="Times New Roman"/>
-          <w:color w:val="auto"/>
+          <w:color w:val="000000" w:themeColor="text1"/>
           <w:sz w:val="21"/>
         </w:rPr>
         <w:t>、</w:t>
@@ -1918,7 +1916,7 @@
       <w:r>
         <w:rPr>
           <w:rFonts w:ascii="Times New Roman" w:eastAsia="宋体" w:hAnsi="Times New Roman" w:cs="Times New Roman"/>
-          <w:color w:val="auto"/>
+          <w:color w:val="000000" w:themeColor="text1"/>
           <w:sz w:val="21"/>
         </w:rPr>
         <w:t>mmount</w:t>
@@ -1926,7 +1924,7 @@
       <w:r>
         <w:rPr>
           <w:rFonts w:ascii="Times New Roman" w:eastAsia="宋体" w:hAnsi="Times New Roman" w:cs="Times New Roman"/>
-          <w:color w:val="auto"/>
+          <w:color w:val="000000" w:themeColor="text1"/>
           <w:sz w:val="21"/>
         </w:rPr>
         <w:t>、</w:t>
@@ -1934,7 +1932,7 @@
       <w:r>
         <w:rPr>
           <w:rFonts w:ascii="Times New Roman" w:eastAsia="宋体" w:hAnsi="Times New Roman" w:cs="Times New Roman"/>
-          <w:color w:val="auto"/>
+          <w:color w:val="000000" w:themeColor="text1"/>
           <w:sz w:val="21"/>
         </w:rPr>
         <w:t>netconf</w:t>
@@ -1942,7 +1940,7 @@
       <w:r>
         <w:rPr>
           <w:rFonts w:ascii="Times New Roman" w:eastAsia="宋体" w:hAnsi="Times New Roman" w:cs="Times New Roman"/>
-          <w:color w:val="auto"/>
+          <w:color w:val="000000" w:themeColor="text1"/>
           <w:sz w:val="21"/>
         </w:rPr>
         <w:t>、</w:t>
@@ -1950,7 +1948,7 @@
       <w:r>
         <w:rPr>
           <w:rFonts w:ascii="Times New Roman" w:eastAsia="宋体" w:hAnsi="Times New Roman" w:cs="Times New Roman"/>
-          <w:color w:val="auto"/>
+          <w:color w:val="000000" w:themeColor="text1"/>
           <w:sz w:val="21"/>
         </w:rPr>
         <w:t>netstat</w:t>
@@ -1958,7 +1956,7 @@
       <w:r>
         <w:rPr>
           <w:rFonts w:ascii="Times New Roman" w:eastAsia="宋体" w:hAnsi="Times New Roman" w:cs="Times New Roman"/>
-          <w:color w:val="auto"/>
+          <w:color w:val="000000" w:themeColor="text1"/>
           <w:sz w:val="21"/>
         </w:rPr>
         <w:t>、</w:t>
@@ -1966,7 +1964,7 @@
       <w:r>
         <w:rPr>
           <w:rFonts w:ascii="Times New Roman" w:eastAsia="宋体" w:hAnsi="Times New Roman" w:cs="Times New Roman"/>
-          <w:color w:val="auto"/>
+          <w:color w:val="000000" w:themeColor="text1"/>
           <w:sz w:val="21"/>
         </w:rPr>
         <w:t>reconfig</w:t>
@@ -1974,7 +1972,7 @@
       <w:r>
         <w:rPr>
           <w:rFonts w:ascii="Times New Roman" w:eastAsia="宋体" w:hAnsi="Times New Roman" w:cs="Times New Roman"/>
-          <w:color w:val="auto"/>
+          <w:color w:val="000000" w:themeColor="text1"/>
           <w:sz w:val="21"/>
         </w:rPr>
         <w:t>等</w:t>
@@ -1982,7 +1980,7 @@
       <w:r>
         <w:rPr>
           <w:rFonts w:ascii="Times New Roman" w:eastAsia="宋体" w:hAnsi="Times New Roman" w:cs="Times New Roman"/>
-          <w:color w:val="auto"/>
+          <w:color w:val="000000" w:themeColor="text1"/>
           <w:sz w:val="21"/>
         </w:rPr>
         <w:t>Linux</w:t>
@@ -1990,7 +1988,7 @@
       <w:r>
         <w:rPr>
           <w:rFonts w:ascii="Times New Roman" w:eastAsia="宋体" w:hAnsi="Times New Roman" w:cs="Times New Roman"/>
-          <w:color w:val="auto"/>
+          <w:color w:val="000000" w:themeColor="text1"/>
           <w:sz w:val="21"/>
         </w:rPr>
         <w:t>常用命令；</w:t>
@@ -2004,14 +2002,14 @@
         <w:jc w:val="both"/>
         <w:rPr>
           <w:rFonts w:ascii="Times New Roman" w:eastAsia="宋体" w:hAnsi="Times New Roman" w:cs="Times New Roman"/>
-          <w:color w:val="auto"/>
-          <w:sz w:val="21"/>
-        </w:rPr>
-      </w:pPr>
-      <w:r>
-        <w:rPr>
-          <w:rFonts w:ascii="Times New Roman" w:eastAsia="宋体" w:hAnsi="Times New Roman" w:cs="Times New Roman"/>
-          <w:color w:val="auto"/>
+          <w:color w:val="000000" w:themeColor="text1"/>
+          <w:sz w:val="21"/>
+        </w:rPr>
+      </w:pPr>
+      <w:r>
+        <w:rPr>
+          <w:rFonts w:ascii="Times New Roman" w:eastAsia="宋体" w:hAnsi="Times New Roman" w:cs="Times New Roman"/>
+          <w:color w:val="000000" w:themeColor="text1"/>
           <w:sz w:val="21"/>
         </w:rPr>
         <w:t>2</w:t>
@@ -2019,7 +2017,7 @@
       <w:r>
         <w:rPr>
           <w:rFonts w:ascii="Times New Roman" w:eastAsia="宋体" w:hAnsi="Times New Roman" w:cs="Times New Roman" w:hint="eastAsia"/>
-          <w:color w:val="auto"/>
+          <w:color w:val="000000" w:themeColor="text1"/>
           <w:sz w:val="21"/>
         </w:rPr>
         <w:t>、</w:t>
@@ -2027,7 +2025,7 @@
       <w:r>
         <w:rPr>
           <w:rFonts w:ascii="Times New Roman" w:eastAsia="宋体" w:hAnsi="Times New Roman" w:cs="Times New Roman"/>
-          <w:color w:val="auto"/>
+          <w:color w:val="000000" w:themeColor="text1"/>
           <w:sz w:val="21"/>
         </w:rPr>
         <w:t>基于上述安装好的</w:t>
@@ -2035,7 +2033,7 @@
       <w:r>
         <w:rPr>
           <w:rFonts w:ascii="Times New Roman" w:eastAsia="宋体" w:hAnsi="Times New Roman" w:cs="Times New Roman"/>
-          <w:color w:val="auto"/>
+          <w:color w:val="000000" w:themeColor="text1"/>
           <w:sz w:val="21"/>
         </w:rPr>
         <w:t>Linux</w:t>
@@ -2043,7 +2041,7 @@
       <w:r>
         <w:rPr>
           <w:rFonts w:ascii="Times New Roman" w:eastAsia="宋体" w:hAnsi="Times New Roman" w:cs="Times New Roman"/>
-          <w:color w:val="auto"/>
+          <w:color w:val="000000" w:themeColor="text1"/>
           <w:sz w:val="21"/>
         </w:rPr>
         <w:t>操作系统环境，进一步下载与安装</w:t>
@@ -2051,7 +2049,7 @@
       <w:r>
         <w:rPr>
           <w:rFonts w:ascii="Times New Roman" w:eastAsia="宋体" w:hAnsi="Times New Roman" w:cs="Times New Roman"/>
-          <w:color w:val="auto"/>
+          <w:color w:val="000000" w:themeColor="text1"/>
           <w:sz w:val="21"/>
         </w:rPr>
         <w:t>Xen</w:t>
@@ -2059,7 +2057,7 @@
       <w:r>
         <w:rPr>
           <w:rFonts w:ascii="Times New Roman" w:eastAsia="宋体" w:hAnsi="Times New Roman" w:cs="Times New Roman"/>
-          <w:color w:val="auto"/>
+          <w:color w:val="000000" w:themeColor="text1"/>
           <w:sz w:val="21"/>
         </w:rPr>
         <w:t>、</w:t>
@@ -2067,7 +2065,7 @@
       <w:r>
         <w:rPr>
           <w:rFonts w:ascii="Times New Roman" w:eastAsia="宋体" w:hAnsi="Times New Roman" w:cs="Times New Roman"/>
-          <w:color w:val="auto"/>
+          <w:color w:val="000000" w:themeColor="text1"/>
           <w:sz w:val="21"/>
         </w:rPr>
         <w:t>KVM</w:t>
@@ -2075,7 +2073,7 @@
       <w:r>
         <w:rPr>
           <w:rFonts w:ascii="Times New Roman" w:eastAsia="宋体" w:hAnsi="Times New Roman" w:cs="Times New Roman"/>
-          <w:color w:val="auto"/>
+          <w:color w:val="000000" w:themeColor="text1"/>
           <w:sz w:val="21"/>
         </w:rPr>
         <w:t>、</w:t>
@@ -2083,7 +2081,7 @@
       <w:r>
         <w:rPr>
           <w:rFonts w:ascii="Times New Roman" w:eastAsia="宋体" w:hAnsi="Times New Roman" w:cs="Times New Roman"/>
-          <w:color w:val="auto"/>
+          <w:color w:val="000000" w:themeColor="text1"/>
           <w:sz w:val="21"/>
         </w:rPr>
         <w:t>OpenVZ</w:t>
@@ -2091,7 +2089,7 @@
       <w:r>
         <w:rPr>
           <w:rFonts w:ascii="Times New Roman" w:eastAsia="宋体" w:hAnsi="Times New Roman" w:cs="Times New Roman"/>
-          <w:color w:val="auto"/>
+          <w:color w:val="000000" w:themeColor="text1"/>
           <w:sz w:val="21"/>
         </w:rPr>
         <w:t>和</w:t>
@@ -2099,7 +2097,7 @@
       <w:r>
         <w:rPr>
           <w:rFonts w:ascii="Times New Roman" w:eastAsia="宋体" w:hAnsi="Times New Roman" w:cs="Times New Roman"/>
-          <w:color w:val="auto"/>
+          <w:color w:val="000000" w:themeColor="text1"/>
           <w:sz w:val="21"/>
         </w:rPr>
         <w:t>VirtualBox</w:t>
@@ -2107,7 +2105,7 @@
       <w:r>
         <w:rPr>
           <w:rFonts w:ascii="Times New Roman" w:eastAsia="宋体" w:hAnsi="Times New Roman" w:cs="Times New Roman"/>
-          <w:color w:val="auto"/>
+          <w:color w:val="000000" w:themeColor="text1"/>
           <w:sz w:val="21"/>
         </w:rPr>
         <w:t>等虚拟化软件，并熟悉相应的配置方法和操作命令。</w:t>
@@ -2121,17 +2119,17 @@
           <w:rFonts w:ascii="Times New Roman" w:hAnsi="Times New Roman" w:cs="Times New Roman"/>
           <w:b/>
           <w:bCs/>
-          <w:color w:val="auto"/>
-          <w:sz w:val="24"/>
-          <w:szCs w:val="24"/>
-        </w:rPr>
-      </w:pPr>
-      <w:r>
-        <w:rPr>
-          <w:rFonts w:ascii="Times New Roman" w:hAnsi="Times New Roman" w:cs="Times New Roman"/>
-          <w:b/>
-          <w:bCs/>
-          <w:color w:val="auto"/>
+          <w:color w:val="000000" w:themeColor="text1"/>
+          <w:sz w:val="24"/>
+          <w:szCs w:val="24"/>
+        </w:rPr>
+      </w:pPr>
+      <w:r>
+        <w:rPr>
+          <w:rFonts w:ascii="Times New Roman" w:hAnsi="Times New Roman" w:cs="Times New Roman"/>
+          <w:b/>
+          <w:bCs/>
+          <w:color w:val="000000" w:themeColor="text1"/>
           <w:sz w:val="24"/>
           <w:szCs w:val="24"/>
         </w:rPr>
@@ -2142,7 +2140,7 @@
           <w:rFonts w:ascii="Times New Roman" w:hAnsi="Times New Roman" w:cs="Times New Roman" w:hint="eastAsia"/>
           <w:b/>
           <w:bCs/>
-          <w:color w:val="auto"/>
+          <w:color w:val="000000" w:themeColor="text1"/>
           <w:sz w:val="24"/>
           <w:szCs w:val="24"/>
         </w:rPr>
@@ -2153,64 +2151,131 @@
           <w:rFonts w:ascii="Times New Roman" w:hAnsi="Times New Roman" w:cs="Times New Roman"/>
           <w:b/>
           <w:bCs/>
-          <w:color w:val="auto"/>
+          <w:color w:val="000000" w:themeColor="text1"/>
           <w:sz w:val="24"/>
           <w:szCs w:val="24"/>
         </w:rPr>
         <w:t>过程</w:t>
+      </w:r>
+    </w:p>
+    <w:p>
+      <w:pPr>
+        <w:spacing w:before="60" w:after="60" w:line="240" w:lineRule="atLeast"/>
+        <w:ind w:firstLineChars="200" w:firstLine="482"/>
+        <w:rPr>
+          <w:rFonts w:ascii="Times New Roman" w:hAnsi="Times New Roman" w:cs="Times New Roman"/>
+          <w:b/>
+          <w:bCs/>
+          <w:color w:val="000000" w:themeColor="text1"/>
+          <w:sz w:val="24"/>
+          <w:szCs w:val="24"/>
+        </w:rPr>
+      </w:pPr>
+    </w:p>
+    <w:p>
+      <w:pPr>
+        <w:spacing w:before="60" w:after="60" w:line="240" w:lineRule="atLeast"/>
+        <w:outlineLvl w:val="1"/>
+        <w:rPr>
+          <w:rFonts w:ascii="Times New Roman" w:hAnsi="Times New Roman" w:cs="Times New Roman"/>
+          <w:b/>
+          <w:bCs/>
+          <w:color w:val="000000" w:themeColor="text1"/>
+          <w:sz w:val="24"/>
+          <w:szCs w:val="24"/>
+        </w:rPr>
+      </w:pPr>
+      <w:r>
+        <w:rPr>
+          <w:rFonts w:ascii="Times New Roman" w:hAnsi="Times New Roman" w:cs="Times New Roman"/>
+          <w:b/>
+          <w:bCs/>
+          <w:color w:val="000000" w:themeColor="text1"/>
+          <w:sz w:val="24"/>
+          <w:szCs w:val="24"/>
+        </w:rPr>
+        <w:t>五、</w:t>
+      </w:r>
+      <w:r>
+        <w:rPr>
+          <w:rFonts w:ascii="Times New Roman" w:hAnsi="Times New Roman" w:cs="Times New Roman" w:hint="eastAsia"/>
+          <w:b/>
+          <w:bCs/>
+          <w:color w:val="000000" w:themeColor="text1"/>
+          <w:sz w:val="24"/>
+          <w:szCs w:val="24"/>
+        </w:rPr>
+        <w:t>实践</w:t>
+      </w:r>
+      <w:r>
+        <w:rPr>
+          <w:rFonts w:ascii="Times New Roman" w:hAnsi="Times New Roman" w:cs="Times New Roman"/>
+          <w:b/>
+          <w:bCs/>
+          <w:color w:val="000000" w:themeColor="text1"/>
+          <w:sz w:val="24"/>
+          <w:szCs w:val="24"/>
+        </w:rPr>
+        <w:t>结果</w:t>
       </w:r>
     </w:p>
     <w:p>
       <w:pPr>
         <w:pStyle w:val="content"/>
         <w:spacing w:before="60" w:beforeAutospacing="0" w:after="60" w:afterAutospacing="0" w:line="240" w:lineRule="atLeast"/>
-        <w:ind w:left="420"/>
-        <w:jc w:val="both"/>
-        <w:rPr>
-          <w:rFonts w:ascii="Times New Roman" w:eastAsia="宋体" w:hAnsi="Times New Roman" w:cs="Times New Roman"/>
-          <w:color w:val="auto"/>
-          <w:sz w:val="21"/>
-        </w:rPr>
-      </w:pPr>
-      <w:r>
-        <w:rPr>
-          <w:rFonts w:ascii="Times New Roman" w:eastAsia="宋体" w:hAnsi="Times New Roman" w:cs="Times New Roman"/>
-          <w:color w:val="auto"/>
-          <w:sz w:val="21"/>
-        </w:rPr>
-        <w:t>1</w:t>
-      </w:r>
-      <w:r>
-        <w:rPr>
-          <w:rFonts w:ascii="Times New Roman" w:eastAsia="宋体" w:hAnsi="Times New Roman" w:cs="Times New Roman" w:hint="eastAsia"/>
-          <w:color w:val="auto"/>
-          <w:sz w:val="21"/>
-        </w:rPr>
-        <w:t>、</w:t>
-      </w:r>
-      <w:r>
-        <w:rPr>
-          <w:rFonts w:ascii="Times New Roman" w:eastAsia="宋体" w:hAnsi="Times New Roman" w:cs="Times New Roman" w:hint="eastAsia"/>
-          <w:color w:val="auto"/>
-          <w:sz w:val="21"/>
-        </w:rPr>
-        <w:t>d</w:t>
-      </w:r>
-      <w:r>
-        <w:rPr>
-          <w:rFonts w:ascii="Times New Roman" w:eastAsia="宋体" w:hAnsi="Times New Roman" w:cs="Times New Roman"/>
-          <w:color w:val="auto"/>
-          <w:sz w:val="21"/>
-        </w:rPr>
-        <w:t>eepin</w:t>
-      </w:r>
-      <w:r>
-        <w:rPr>
-          <w:rFonts w:ascii="Times New Roman" w:eastAsia="宋体" w:hAnsi="Times New Roman" w:cs="Times New Roman"/>
-          <w:color w:val="auto"/>
-          <w:sz w:val="21"/>
-        </w:rPr>
-        <w:t>操作系统的安装步骤</w:t>
+        <w:ind w:firstLineChars="200" w:firstLine="420"/>
+        <w:rPr>
+          <w:rFonts w:ascii="Times New Roman" w:eastAsia="宋体" w:hAnsi="Times New Roman" w:cs="Times New Roman" w:hint="eastAsia"/>
+          <w:color w:val="000000" w:themeColor="text1"/>
+          <w:sz w:val="21"/>
+        </w:rPr>
+      </w:pPr>
+    </w:p>
+    <w:p>
+      <w:pPr>
+        <w:spacing w:before="60" w:after="60" w:line="240" w:lineRule="atLeast"/>
+        <w:outlineLvl w:val="1"/>
+        <w:rPr>
+          <w:rFonts w:ascii="Times New Roman" w:hAnsi="Times New Roman" w:cs="Times New Roman"/>
+          <w:b/>
+          <w:bCs/>
+          <w:color w:val="000000" w:themeColor="text1"/>
+          <w:sz w:val="24"/>
+          <w:szCs w:val="24"/>
+        </w:rPr>
+      </w:pPr>
+      <w:r>
+        <w:rPr>
+          <w:rFonts w:ascii="Times New Roman" w:hAnsi="Times New Roman" w:cs="Times New Roman"/>
+          <w:b/>
+          <w:bCs/>
+          <w:color w:val="000000" w:themeColor="text1"/>
+          <w:sz w:val="24"/>
+          <w:szCs w:val="24"/>
+        </w:rPr>
+        <w:t>六、</w:t>
+      </w:r>
+      <w:r>
+        <w:rPr>
+          <w:rFonts w:ascii="Times New Roman" w:hAnsi="Times New Roman" w:cs="Times New Roman" w:hint="eastAsia"/>
+          <w:b/>
+          <w:bCs/>
+          <w:color w:val="000000" w:themeColor="text1"/>
+          <w:sz w:val="24"/>
+          <w:szCs w:val="24"/>
+        </w:rPr>
+        <w:t>实践</w:t>
+      </w:r>
+      <w:r>
+        <w:rPr>
+          <w:rFonts w:ascii="Times New Roman" w:hAnsi="Times New Roman" w:cs="Times New Roman"/>
+          <w:b/>
+          <w:bCs/>
+          <w:color w:val="000000" w:themeColor="text1"/>
+          <w:sz w:val="24"/>
+          <w:szCs w:val="24"/>
+        </w:rPr>
+        <w:t>总结</w:t>
       </w:r>
     </w:p>
     <w:p>
@@ -2223,146 +2288,10 @@
         <w:jc w:val="both"/>
         <w:rPr>
           <w:rFonts w:ascii="Times New Roman" w:hAnsi="Times New Roman"/>
-          <w:color w:val="auto"/>
-          <w:sz w:val="21"/>
-        </w:rPr>
-      </w:pPr>
-      <w:r>
-        <w:rPr>
-          <w:rFonts w:ascii="Times New Roman" w:hAnsi="Times New Roman"/>
-          <w:color w:val="auto"/>
-          <w:sz w:val="21"/>
-        </w:rPr>
-        <w:t>一般情况下</w:t>
-      </w:r>
-      <w:r>
-        <w:rPr>
-          <w:rFonts w:ascii="Times New Roman" w:hAnsi="Times New Roman" w:hint="eastAsia"/>
-          <w:color w:val="auto"/>
-          <w:sz w:val="21"/>
-        </w:rPr>
-        <w:t>，计算机</w:t>
-      </w:r>
-      <w:r>
-        <w:rPr>
-          <w:rFonts w:ascii="Times New Roman" w:hAnsi="Times New Roman"/>
-          <w:color w:val="auto"/>
-          <w:sz w:val="21"/>
-        </w:rPr>
-        <w:t>默认是从硬盘启动</w:t>
-      </w:r>
-      <w:r>
-        <w:rPr>
-          <w:rFonts w:ascii="Times New Roman" w:hAnsi="Times New Roman" w:hint="eastAsia"/>
-          <w:color w:val="auto"/>
-          <w:sz w:val="21"/>
-        </w:rPr>
-        <w:t>。</w:t>
-      </w:r>
-      <w:r>
-        <w:rPr>
-          <w:rFonts w:ascii="Times New Roman" w:hAnsi="Times New Roman"/>
-          <w:color w:val="auto"/>
-          <w:sz w:val="21"/>
-        </w:rPr>
-        <w:t>因此，在使用光盘安装系统之前，需要先进入电脑的</w:t>
-      </w:r>
-      <w:r>
-        <w:rPr>
-          <w:rFonts w:ascii="Times New Roman" w:hAnsi="Times New Roman"/>
-          <w:color w:val="auto"/>
-          <w:sz w:val="21"/>
-        </w:rPr>
-        <w:t>BIOS</w:t>
-      </w:r>
-      <w:r>
-        <w:rPr>
-          <w:rFonts w:ascii="Times New Roman" w:hAnsi="Times New Roman"/>
-          <w:color w:val="auto"/>
-          <w:sz w:val="21"/>
-        </w:rPr>
-        <w:t>界面将光盘设置为第一启动项。台式机一般为</w:t>
-      </w:r>
-      <w:r>
-        <w:rPr>
-          <w:rFonts w:ascii="Times New Roman" w:hAnsi="Times New Roman"/>
-          <w:color w:val="auto"/>
-          <w:sz w:val="21"/>
-        </w:rPr>
-        <w:t>Delete</w:t>
-      </w:r>
-      <w:r>
-        <w:rPr>
-          <w:rFonts w:ascii="Times New Roman" w:hAnsi="Times New Roman"/>
-          <w:color w:val="auto"/>
-          <w:sz w:val="21"/>
-        </w:rPr>
-        <w:t>键、笔记本一般为</w:t>
-      </w:r>
-      <w:r>
-        <w:rPr>
-          <w:rFonts w:ascii="Times New Roman" w:hAnsi="Times New Roman"/>
-          <w:color w:val="auto"/>
-          <w:sz w:val="21"/>
-        </w:rPr>
-        <w:t>F2</w:t>
-      </w:r>
-      <w:r>
-        <w:rPr>
-          <w:rFonts w:ascii="Times New Roman" w:hAnsi="Times New Roman"/>
-          <w:color w:val="auto"/>
-          <w:sz w:val="21"/>
-        </w:rPr>
-        <w:t>或</w:t>
-      </w:r>
-      <w:r>
-        <w:rPr>
-          <w:rFonts w:ascii="Times New Roman" w:hAnsi="Times New Roman"/>
-          <w:color w:val="auto"/>
-          <w:sz w:val="21"/>
-        </w:rPr>
-        <w:t>F10</w:t>
-      </w:r>
-      <w:r>
-        <w:rPr>
-          <w:rFonts w:ascii="Times New Roman" w:hAnsi="Times New Roman"/>
-          <w:color w:val="auto"/>
-          <w:sz w:val="21"/>
-        </w:rPr>
-        <w:t>或</w:t>
-      </w:r>
-      <w:r>
-        <w:rPr>
-          <w:rFonts w:ascii="Times New Roman" w:hAnsi="Times New Roman"/>
-          <w:color w:val="auto"/>
-          <w:sz w:val="21"/>
-        </w:rPr>
-        <w:t>F12</w:t>
-      </w:r>
-      <w:r>
-        <w:rPr>
-          <w:rFonts w:ascii="Times New Roman" w:hAnsi="Times New Roman"/>
-          <w:color w:val="auto"/>
-          <w:sz w:val="21"/>
-        </w:rPr>
-        <w:t>键，即可进入</w:t>
-      </w:r>
-      <w:r>
-        <w:rPr>
-          <w:rFonts w:ascii="Times New Roman" w:hAnsi="Times New Roman"/>
-          <w:color w:val="auto"/>
-          <w:sz w:val="21"/>
-        </w:rPr>
-        <w:t>BIOS</w:t>
-      </w:r>
-      <w:r>
-        <w:rPr>
-          <w:rFonts w:ascii="Times New Roman" w:hAnsi="Times New Roman"/>
-          <w:color w:val="auto"/>
-          <w:sz w:val="21"/>
-        </w:rPr>
-        <w:t>设置界面。</w:t>
-      </w:r>
+          <w:color w:val="000000" w:themeColor="text1"/>
+          <w:sz w:val="21"/>
+        </w:rPr>
+      </w:pPr>
     </w:p>
     <w:p>
       <w:pPr>
@@ -2374,34 +2303,10 @@
         <w:jc w:val="both"/>
         <w:rPr>
           <w:rFonts w:ascii="Times New Roman" w:hAnsi="Times New Roman"/>
-          <w:color w:val="auto"/>
-          <w:sz w:val="21"/>
-        </w:rPr>
-      </w:pPr>
-      <w:r>
-        <w:rPr>
-          <w:rFonts w:ascii="Times New Roman" w:hAnsi="Times New Roman"/>
-          <w:color w:val="auto"/>
-          <w:sz w:val="21"/>
-        </w:rPr>
-        <w:t>（</w:t>
-      </w:r>
-      <w:r>
-        <w:rPr>
-          <w:rFonts w:ascii="Times New Roman" w:hAnsi="Times New Roman"/>
-          <w:color w:val="auto"/>
-          <w:sz w:val="21"/>
-        </w:rPr>
-        <w:t>1</w:t>
-      </w:r>
-      <w:r>
-        <w:rPr>
-          <w:rFonts w:ascii="Times New Roman" w:hAnsi="Times New Roman"/>
-          <w:color w:val="auto"/>
-          <w:sz w:val="21"/>
-        </w:rPr>
-        <w:t>）将深度操作系统光盘插入电脑光驱中。</w:t>
-      </w:r>
+          <w:color w:val="000000" w:themeColor="text1"/>
+          <w:sz w:val="21"/>
+        </w:rPr>
+      </w:pPr>
     </w:p>
     <w:p>
       <w:pPr>
@@ -2413,33 +2318,844 @@
         <w:jc w:val="both"/>
         <w:rPr>
           <w:rFonts w:ascii="Times New Roman" w:hAnsi="Times New Roman"/>
-          <w:color w:val="auto"/>
-          <w:sz w:val="21"/>
-        </w:rPr>
-      </w:pPr>
-      <w:r>
-        <w:rPr>
-          <w:rFonts w:ascii="Times New Roman" w:hAnsi="Times New Roman"/>
-          <w:color w:val="auto"/>
-          <w:sz w:val="21"/>
-        </w:rPr>
-        <w:t>（</w:t>
-      </w:r>
-      <w:r>
-        <w:rPr>
-          <w:rFonts w:ascii="Times New Roman" w:hAnsi="Times New Roman"/>
-          <w:color w:val="auto"/>
-          <w:sz w:val="21"/>
+          <w:color w:val="000000" w:themeColor="text1"/>
+          <w:sz w:val="21"/>
+        </w:rPr>
+        <w:sectPr>
+          <w:headerReference w:type="default" r:id="rId10"/>
+          <w:footerReference w:type="default" r:id="rId11"/>
+          <w:pgSz w:w="11906" w:h="16838" w:code="9"/>
+          <w:pgMar w:top="1440" w:right="1800" w:bottom="1440" w:left="1800" w:header="851" w:footer="992" w:gutter="0"/>
+          <w:cols w:space="720"/>
+          <w:docGrid w:type="linesAndChars" w:linePitch="312"/>
+        </w:sectPr>
+      </w:pPr>
+    </w:p>
+    <w:p>
+      <w:pPr>
+        <w:adjustRightInd w:val="0"/>
+        <w:snapToGrid w:val="0"/>
+        <w:spacing w:line="240" w:lineRule="atLeast"/>
+        <w:jc w:val="center"/>
+        <w:outlineLvl w:val="0"/>
+        <w:rPr>
+          <w:rFonts w:ascii="Times New Roman" w:hAnsi="Times New Roman" w:cs="Times New Roman"/>
+          <w:b/>
+          <w:color w:val="000000" w:themeColor="text1"/>
+          <w:spacing w:val="20"/>
+          <w:sz w:val="30"/>
+          <w:szCs w:val="30"/>
+        </w:rPr>
+      </w:pPr>
+      <w:r>
+        <w:rPr>
+          <w:rFonts w:ascii="Times New Roman" w:hAnsi="Times New Roman" w:cs="Times New Roman" w:hint="eastAsia"/>
+          <w:b/>
+          <w:color w:val="000000" w:themeColor="text1"/>
+          <w:spacing w:val="20"/>
+          <w:sz w:val="30"/>
+          <w:szCs w:val="30"/>
+        </w:rPr>
+        <w:lastRenderedPageBreak/>
+        <w:t>实践</w:t>
+      </w:r>
+      <w:r>
+        <w:rPr>
+          <w:rFonts w:ascii="Times New Roman" w:hAnsi="Times New Roman" w:cs="Times New Roman"/>
+          <w:b/>
+          <w:color w:val="000000" w:themeColor="text1"/>
+          <w:spacing w:val="20"/>
+          <w:sz w:val="30"/>
+          <w:szCs w:val="30"/>
+        </w:rPr>
+        <w:t>报告</w:t>
+      </w:r>
+      <w:r>
+        <w:rPr>
+          <w:rFonts w:ascii="Times New Roman" w:hAnsi="Times New Roman" w:cs="Times New Roman"/>
+          <w:b/>
+          <w:color w:val="000000" w:themeColor="text1"/>
+          <w:spacing w:val="20"/>
+          <w:sz w:val="30"/>
+          <w:szCs w:val="30"/>
         </w:rPr>
         <w:t>2</w:t>
       </w:r>
-      <w:r>
-        <w:rPr>
-          <w:rFonts w:ascii="Times New Roman" w:hAnsi="Times New Roman"/>
-          <w:color w:val="auto"/>
-          <w:sz w:val="21"/>
-        </w:rPr>
-        <w:t>）启动电脑，将光盘设置为第一启动项。</w:t>
+    </w:p>
+    <w:p>
+      <w:pPr>
+        <w:adjustRightInd w:val="0"/>
+        <w:snapToGrid w:val="0"/>
+        <w:spacing w:line="240" w:lineRule="atLeast"/>
+        <w:jc w:val="center"/>
+        <w:outlineLvl w:val="0"/>
+        <w:rPr>
+          <w:rFonts w:ascii="Times New Roman" w:hAnsi="Times New Roman" w:cs="Times New Roman"/>
+          <w:b/>
+          <w:color w:val="000000" w:themeColor="text1"/>
+          <w:spacing w:val="20"/>
+          <w:sz w:val="30"/>
+          <w:szCs w:val="30"/>
+        </w:rPr>
+      </w:pPr>
+      <w:r>
+        <w:rPr>
+          <w:rFonts w:ascii="Times New Roman" w:hAnsi="Times New Roman" w:cs="Times New Roman"/>
+          <w:b/>
+          <w:color w:val="000000" w:themeColor="text1"/>
+          <w:spacing w:val="20"/>
+          <w:sz w:val="30"/>
+          <w:szCs w:val="30"/>
+        </w:rPr>
+        <w:t>Hadoop</w:t>
+      </w:r>
+      <w:r>
+        <w:rPr>
+          <w:rFonts w:ascii="Times New Roman" w:hAnsi="Times New Roman" w:cs="Times New Roman"/>
+          <w:b/>
+          <w:color w:val="000000" w:themeColor="text1"/>
+          <w:spacing w:val="20"/>
+          <w:sz w:val="30"/>
+          <w:szCs w:val="30"/>
+        </w:rPr>
+        <w:t>分布式计算平台搭建</w:t>
+      </w:r>
+    </w:p>
+    <w:p>
+      <w:pPr>
+        <w:adjustRightInd w:val="0"/>
+        <w:snapToGrid w:val="0"/>
+        <w:spacing w:line="240" w:lineRule="atLeast"/>
+        <w:jc w:val="center"/>
+        <w:rPr>
+          <w:rFonts w:ascii="Times New Roman" w:hAnsi="Times New Roman" w:cs="Times New Roman"/>
+          <w:color w:val="000000" w:themeColor="text1"/>
+          <w:spacing w:val="20"/>
+        </w:rPr>
+      </w:pPr>
+    </w:p>
+    <w:p>
+      <w:pPr>
+        <w:spacing w:before="60" w:after="60" w:line="240" w:lineRule="atLeast"/>
+        <w:outlineLvl w:val="1"/>
+        <w:rPr>
+          <w:rFonts w:ascii="Times New Roman" w:hAnsi="Times New Roman" w:cs="Times New Roman"/>
+          <w:b/>
+          <w:bCs/>
+          <w:color w:val="000000" w:themeColor="text1"/>
+          <w:sz w:val="24"/>
+          <w:szCs w:val="24"/>
+        </w:rPr>
+      </w:pPr>
+      <w:r>
+        <w:rPr>
+          <w:rFonts w:ascii="Times New Roman" w:hAnsi="Times New Roman" w:cs="Times New Roman"/>
+          <w:b/>
+          <w:bCs/>
+          <w:color w:val="000000" w:themeColor="text1"/>
+          <w:sz w:val="24"/>
+          <w:szCs w:val="24"/>
+        </w:rPr>
+        <w:t>一、</w:t>
+      </w:r>
+      <w:r>
+        <w:rPr>
+          <w:rFonts w:ascii="Times New Roman" w:hAnsi="Times New Roman" w:cs="Times New Roman" w:hint="eastAsia"/>
+          <w:b/>
+          <w:bCs/>
+          <w:color w:val="000000" w:themeColor="text1"/>
+          <w:sz w:val="24"/>
+          <w:szCs w:val="24"/>
+        </w:rPr>
+        <w:t>实践</w:t>
+      </w:r>
+      <w:r>
+        <w:rPr>
+          <w:rFonts w:ascii="Times New Roman" w:hAnsi="Times New Roman" w:cs="Times New Roman"/>
+          <w:b/>
+          <w:bCs/>
+          <w:color w:val="000000" w:themeColor="text1"/>
+          <w:sz w:val="24"/>
+          <w:szCs w:val="24"/>
+        </w:rPr>
+        <w:t>学时</w:t>
+      </w:r>
+    </w:p>
+    <w:p>
+      <w:pPr>
+        <w:pStyle w:val="content"/>
+        <w:spacing w:before="60" w:beforeAutospacing="0" w:after="60" w:afterAutospacing="0" w:line="240" w:lineRule="atLeast"/>
+        <w:ind w:firstLineChars="200" w:firstLine="420"/>
+        <w:jc w:val="both"/>
+        <w:rPr>
+          <w:rFonts w:ascii="Times New Roman" w:eastAsia="宋体" w:hAnsi="Times New Roman" w:cs="Times New Roman"/>
+          <w:color w:val="000000" w:themeColor="text1"/>
+          <w:sz w:val="21"/>
+        </w:rPr>
+      </w:pPr>
+      <w:r>
+        <w:rPr>
+          <w:rFonts w:ascii="Times New Roman" w:eastAsia="宋体" w:hAnsi="Times New Roman" w:cs="Times New Roman"/>
+          <w:color w:val="000000" w:themeColor="text1"/>
+          <w:sz w:val="21"/>
+        </w:rPr>
+        <w:t>2</w:t>
+      </w:r>
+      <w:r>
+        <w:rPr>
+          <w:rFonts w:ascii="Times New Roman" w:eastAsia="宋体" w:hAnsi="Times New Roman" w:cs="Times New Roman"/>
+          <w:color w:val="000000" w:themeColor="text1"/>
+          <w:sz w:val="21"/>
+        </w:rPr>
+        <w:t>个学时。</w:t>
+      </w:r>
+    </w:p>
+    <w:p>
+      <w:pPr>
+        <w:spacing w:before="60" w:after="60" w:line="240" w:lineRule="atLeast"/>
+        <w:outlineLvl w:val="1"/>
+        <w:rPr>
+          <w:rFonts w:ascii="Times New Roman" w:hAnsi="Times New Roman" w:cs="Times New Roman"/>
+          <w:b/>
+          <w:bCs/>
+          <w:color w:val="000000" w:themeColor="text1"/>
+          <w:sz w:val="24"/>
+          <w:szCs w:val="24"/>
+        </w:rPr>
+      </w:pPr>
+      <w:r>
+        <w:rPr>
+          <w:rFonts w:ascii="Times New Roman" w:hAnsi="Times New Roman" w:cs="Times New Roman"/>
+          <w:b/>
+          <w:bCs/>
+          <w:color w:val="000000" w:themeColor="text1"/>
+          <w:sz w:val="24"/>
+          <w:szCs w:val="24"/>
+        </w:rPr>
+        <w:t>二、</w:t>
+      </w:r>
+      <w:r>
+        <w:rPr>
+          <w:rFonts w:ascii="Times New Roman" w:hAnsi="Times New Roman" w:cs="Times New Roman" w:hint="eastAsia"/>
+          <w:b/>
+          <w:bCs/>
+          <w:color w:val="000000" w:themeColor="text1"/>
+          <w:sz w:val="24"/>
+          <w:szCs w:val="24"/>
+        </w:rPr>
+        <w:t>实践</w:t>
+      </w:r>
+      <w:r>
+        <w:rPr>
+          <w:rFonts w:ascii="Times New Roman" w:hAnsi="Times New Roman" w:cs="Times New Roman"/>
+          <w:b/>
+          <w:bCs/>
+          <w:color w:val="000000" w:themeColor="text1"/>
+          <w:sz w:val="24"/>
+          <w:szCs w:val="24"/>
+        </w:rPr>
+        <w:t>目的</w:t>
+      </w:r>
+    </w:p>
+    <w:p>
+      <w:pPr>
+        <w:pStyle w:val="content"/>
+        <w:spacing w:before="60" w:beforeAutospacing="0" w:after="60" w:afterAutospacing="0" w:line="240" w:lineRule="atLeast"/>
+        <w:ind w:firstLineChars="200" w:firstLine="420"/>
+        <w:jc w:val="both"/>
+        <w:rPr>
+          <w:rFonts w:ascii="Times New Roman" w:eastAsia="宋体" w:hAnsi="Times New Roman" w:cs="Times New Roman"/>
+          <w:color w:val="000000" w:themeColor="text1"/>
+          <w:sz w:val="21"/>
+        </w:rPr>
+      </w:pPr>
+      <w:r>
+        <w:rPr>
+          <w:rFonts w:ascii="Times New Roman" w:eastAsia="宋体" w:hAnsi="Times New Roman" w:cs="Times New Roman"/>
+          <w:color w:val="000000" w:themeColor="text1"/>
+          <w:sz w:val="21"/>
+        </w:rPr>
+        <w:t>1</w:t>
+      </w:r>
+      <w:r>
+        <w:rPr>
+          <w:rFonts w:ascii="Times New Roman" w:eastAsia="宋体" w:hAnsi="Times New Roman" w:cs="Times New Roman" w:hint="eastAsia"/>
+          <w:color w:val="000000" w:themeColor="text1"/>
+          <w:sz w:val="21"/>
+        </w:rPr>
+        <w:t>、</w:t>
+      </w:r>
+      <w:r>
+        <w:rPr>
+          <w:rFonts w:ascii="Times New Roman" w:eastAsia="宋体" w:hAnsi="Times New Roman" w:cs="Times New Roman"/>
+          <w:color w:val="000000" w:themeColor="text1"/>
+          <w:sz w:val="21"/>
+        </w:rPr>
+        <w:t>熟练掌握单机模式的</w:t>
+      </w:r>
+      <w:r>
+        <w:rPr>
+          <w:rFonts w:ascii="Times New Roman" w:eastAsia="宋体" w:hAnsi="Times New Roman" w:cs="Times New Roman"/>
+          <w:color w:val="000000" w:themeColor="text1"/>
+          <w:sz w:val="21"/>
+        </w:rPr>
+        <w:t>Hadoop</w:t>
+      </w:r>
+      <w:r>
+        <w:rPr>
+          <w:rFonts w:ascii="Times New Roman" w:eastAsia="宋体" w:hAnsi="Times New Roman" w:cs="Times New Roman"/>
+          <w:color w:val="000000" w:themeColor="text1"/>
+          <w:sz w:val="21"/>
+        </w:rPr>
+        <w:t>分布式计算平台的安装过程与部署方法；</w:t>
+      </w:r>
+    </w:p>
+    <w:p>
+      <w:pPr>
+        <w:pStyle w:val="content"/>
+        <w:spacing w:before="60" w:beforeAutospacing="0" w:after="60" w:afterAutospacing="0" w:line="240" w:lineRule="atLeast"/>
+        <w:ind w:firstLineChars="200" w:firstLine="420"/>
+        <w:jc w:val="both"/>
+        <w:rPr>
+          <w:rFonts w:ascii="Times New Roman" w:eastAsia="宋体" w:hAnsi="Times New Roman" w:cs="Times New Roman"/>
+          <w:color w:val="000000" w:themeColor="text1"/>
+          <w:sz w:val="21"/>
+        </w:rPr>
+      </w:pPr>
+      <w:r>
+        <w:rPr>
+          <w:rFonts w:ascii="Times New Roman" w:eastAsia="宋体" w:hAnsi="Times New Roman" w:cs="Times New Roman"/>
+          <w:color w:val="000000" w:themeColor="text1"/>
+          <w:sz w:val="21"/>
+        </w:rPr>
+        <w:t>2</w:t>
+      </w:r>
+      <w:r>
+        <w:rPr>
+          <w:rFonts w:ascii="Times New Roman" w:eastAsia="宋体" w:hAnsi="Times New Roman" w:cs="Times New Roman" w:hint="eastAsia"/>
+          <w:color w:val="000000" w:themeColor="text1"/>
+          <w:sz w:val="21"/>
+        </w:rPr>
+        <w:t>、</w:t>
+      </w:r>
+      <w:r>
+        <w:rPr>
+          <w:rFonts w:ascii="Times New Roman" w:eastAsia="宋体" w:hAnsi="Times New Roman" w:cs="Times New Roman"/>
+          <w:color w:val="000000" w:themeColor="text1"/>
+          <w:sz w:val="21"/>
+        </w:rPr>
+        <w:t>熟练掌握集群模式的</w:t>
+      </w:r>
+      <w:r>
+        <w:rPr>
+          <w:rFonts w:ascii="Times New Roman" w:eastAsia="宋体" w:hAnsi="Times New Roman" w:cs="Times New Roman"/>
+          <w:color w:val="000000" w:themeColor="text1"/>
+          <w:sz w:val="21"/>
+        </w:rPr>
+        <w:t>Hadoop</w:t>
+      </w:r>
+      <w:r>
+        <w:rPr>
+          <w:rFonts w:ascii="Times New Roman" w:eastAsia="宋体" w:hAnsi="Times New Roman" w:cs="Times New Roman"/>
+          <w:color w:val="000000" w:themeColor="text1"/>
+          <w:sz w:val="21"/>
+        </w:rPr>
+        <w:t>分布式计算平台的安装过程与部署方法。</w:t>
+      </w:r>
+    </w:p>
+    <w:p>
+      <w:pPr>
+        <w:spacing w:before="60" w:after="60" w:line="240" w:lineRule="atLeast"/>
+        <w:outlineLvl w:val="1"/>
+        <w:rPr>
+          <w:rFonts w:ascii="Times New Roman" w:hAnsi="Times New Roman" w:cs="Times New Roman"/>
+          <w:b/>
+          <w:bCs/>
+          <w:color w:val="000000" w:themeColor="text1"/>
+          <w:sz w:val="24"/>
+          <w:szCs w:val="24"/>
+        </w:rPr>
+      </w:pPr>
+      <w:r>
+        <w:rPr>
+          <w:rFonts w:ascii="Times New Roman" w:hAnsi="Times New Roman" w:cs="Times New Roman"/>
+          <w:b/>
+          <w:bCs/>
+          <w:color w:val="000000" w:themeColor="text1"/>
+          <w:sz w:val="24"/>
+          <w:szCs w:val="24"/>
+        </w:rPr>
+        <w:t>三、</w:t>
+      </w:r>
+      <w:r>
+        <w:rPr>
+          <w:rFonts w:ascii="Times New Roman" w:hAnsi="Times New Roman" w:cs="Times New Roman" w:hint="eastAsia"/>
+          <w:b/>
+          <w:bCs/>
+          <w:color w:val="000000" w:themeColor="text1"/>
+          <w:sz w:val="24"/>
+          <w:szCs w:val="24"/>
+        </w:rPr>
+        <w:t>实践</w:t>
+      </w:r>
+      <w:r>
+        <w:rPr>
+          <w:rFonts w:ascii="Times New Roman" w:hAnsi="Times New Roman" w:cs="Times New Roman"/>
+          <w:b/>
+          <w:bCs/>
+          <w:color w:val="000000" w:themeColor="text1"/>
+          <w:sz w:val="24"/>
+          <w:szCs w:val="24"/>
+        </w:rPr>
+        <w:t>内容</w:t>
+      </w:r>
+    </w:p>
+    <w:p>
+      <w:pPr>
+        <w:pStyle w:val="content"/>
+        <w:spacing w:before="60" w:beforeAutospacing="0" w:after="60" w:afterAutospacing="0" w:line="240" w:lineRule="atLeast"/>
+        <w:ind w:firstLineChars="200" w:firstLine="420"/>
+        <w:jc w:val="both"/>
+        <w:rPr>
+          <w:rFonts w:ascii="Times New Roman" w:eastAsia="宋体" w:hAnsi="Times New Roman" w:cs="Times New Roman"/>
+          <w:color w:val="000000" w:themeColor="text1"/>
+          <w:sz w:val="21"/>
+        </w:rPr>
+      </w:pPr>
+      <w:r>
+        <w:rPr>
+          <w:rFonts w:ascii="Times New Roman" w:eastAsia="宋体" w:hAnsi="Times New Roman" w:cs="Times New Roman"/>
+          <w:color w:val="000000" w:themeColor="text1"/>
+          <w:sz w:val="21"/>
+        </w:rPr>
+        <w:t>1</w:t>
+      </w:r>
+      <w:r>
+        <w:rPr>
+          <w:rFonts w:ascii="Times New Roman" w:eastAsia="宋体" w:hAnsi="Times New Roman" w:cs="Times New Roman" w:hint="eastAsia"/>
+          <w:color w:val="000000" w:themeColor="text1"/>
+          <w:sz w:val="21"/>
+        </w:rPr>
+        <w:t>、</w:t>
+      </w:r>
+      <w:r>
+        <w:rPr>
+          <w:rFonts w:ascii="Times New Roman" w:eastAsia="宋体" w:hAnsi="Times New Roman" w:cs="Times New Roman"/>
+          <w:color w:val="000000" w:themeColor="text1"/>
+          <w:sz w:val="21"/>
+        </w:rPr>
+        <w:t>Hadoop</w:t>
+      </w:r>
+      <w:r>
+        <w:rPr>
+          <w:rFonts w:ascii="Times New Roman" w:eastAsia="宋体" w:hAnsi="Times New Roman" w:cs="Times New Roman"/>
+          <w:color w:val="000000" w:themeColor="text1"/>
+          <w:sz w:val="21"/>
+        </w:rPr>
+        <w:t>计算平台的完整安装过程；</w:t>
+      </w:r>
+    </w:p>
+    <w:p>
+      <w:pPr>
+        <w:pStyle w:val="content"/>
+        <w:spacing w:before="60" w:beforeAutospacing="0" w:after="60" w:afterAutospacing="0" w:line="240" w:lineRule="atLeast"/>
+        <w:ind w:firstLineChars="200" w:firstLine="420"/>
+        <w:jc w:val="both"/>
+        <w:rPr>
+          <w:rFonts w:ascii="Times New Roman" w:eastAsia="宋体" w:hAnsi="Times New Roman" w:cs="Times New Roman"/>
+          <w:color w:val="000000" w:themeColor="text1"/>
+          <w:sz w:val="21"/>
+        </w:rPr>
+      </w:pPr>
+      <w:r>
+        <w:rPr>
+          <w:rFonts w:ascii="Times New Roman" w:eastAsia="宋体" w:hAnsi="Times New Roman" w:cs="Times New Roman"/>
+          <w:color w:val="000000" w:themeColor="text1"/>
+          <w:sz w:val="21"/>
+        </w:rPr>
+        <w:t>2</w:t>
+      </w:r>
+      <w:r>
+        <w:rPr>
+          <w:rFonts w:ascii="Times New Roman" w:eastAsia="宋体" w:hAnsi="Times New Roman" w:cs="Times New Roman" w:hint="eastAsia"/>
+          <w:color w:val="000000" w:themeColor="text1"/>
+          <w:sz w:val="21"/>
+        </w:rPr>
+        <w:t>、</w:t>
+      </w:r>
+      <w:r>
+        <w:rPr>
+          <w:rFonts w:ascii="Times New Roman" w:eastAsia="宋体" w:hAnsi="Times New Roman" w:cs="Times New Roman"/>
+          <w:color w:val="000000" w:themeColor="text1"/>
+          <w:sz w:val="21"/>
+        </w:rPr>
+        <w:t>Hadoop</w:t>
+      </w:r>
+      <w:r>
+        <w:rPr>
+          <w:rFonts w:ascii="Times New Roman" w:eastAsia="宋体" w:hAnsi="Times New Roman" w:cs="Times New Roman"/>
+          <w:color w:val="000000" w:themeColor="text1"/>
+          <w:sz w:val="21"/>
+        </w:rPr>
+        <w:t>计算平台的配置方法（包括单机模式和集群模式两种形式）；</w:t>
+      </w:r>
+    </w:p>
+    <w:p>
+      <w:pPr>
+        <w:pStyle w:val="content"/>
+        <w:spacing w:before="60" w:beforeAutospacing="0" w:after="60" w:afterAutospacing="0" w:line="240" w:lineRule="atLeast"/>
+        <w:ind w:firstLineChars="200" w:firstLine="420"/>
+        <w:jc w:val="both"/>
+        <w:rPr>
+          <w:rFonts w:ascii="Times New Roman" w:eastAsia="宋体" w:hAnsi="Times New Roman" w:cs="Times New Roman"/>
+          <w:color w:val="000000" w:themeColor="text1"/>
+          <w:sz w:val="21"/>
+        </w:rPr>
+      </w:pPr>
+      <w:r>
+        <w:rPr>
+          <w:rFonts w:ascii="Times New Roman" w:eastAsia="宋体" w:hAnsi="Times New Roman" w:cs="Times New Roman"/>
+          <w:color w:val="000000" w:themeColor="text1"/>
+          <w:sz w:val="21"/>
+        </w:rPr>
+        <w:t>3</w:t>
+      </w:r>
+      <w:r>
+        <w:rPr>
+          <w:rFonts w:ascii="Times New Roman" w:eastAsia="宋体" w:hAnsi="Times New Roman" w:cs="Times New Roman" w:hint="eastAsia"/>
+          <w:color w:val="000000" w:themeColor="text1"/>
+          <w:sz w:val="21"/>
+        </w:rPr>
+        <w:t>、</w:t>
+      </w:r>
+      <w:r>
+        <w:rPr>
+          <w:rFonts w:ascii="Times New Roman" w:eastAsia="宋体" w:hAnsi="Times New Roman" w:cs="Times New Roman"/>
+          <w:color w:val="000000" w:themeColor="text1"/>
+          <w:sz w:val="21"/>
+        </w:rPr>
+        <w:t>Hadoop</w:t>
+      </w:r>
+      <w:r>
+        <w:rPr>
+          <w:rFonts w:ascii="Times New Roman" w:eastAsia="宋体" w:hAnsi="Times New Roman" w:cs="Times New Roman"/>
+          <w:color w:val="000000" w:themeColor="text1"/>
+          <w:sz w:val="21"/>
+        </w:rPr>
+        <w:t>计算平台的安装测试与验证。</w:t>
+      </w:r>
+    </w:p>
+    <w:p>
+      <w:pPr>
+        <w:spacing w:before="60" w:after="60" w:line="240" w:lineRule="atLeast"/>
+        <w:outlineLvl w:val="1"/>
+        <w:rPr>
+          <w:rFonts w:ascii="Times New Roman" w:hAnsi="Times New Roman" w:cs="Times New Roman"/>
+          <w:b/>
+          <w:bCs/>
+          <w:color w:val="000000" w:themeColor="text1"/>
+          <w:sz w:val="24"/>
+          <w:szCs w:val="24"/>
+        </w:rPr>
+      </w:pPr>
+      <w:r>
+        <w:rPr>
+          <w:rFonts w:ascii="Times New Roman" w:hAnsi="Times New Roman" w:cs="Times New Roman"/>
+          <w:b/>
+          <w:bCs/>
+          <w:color w:val="000000" w:themeColor="text1"/>
+          <w:sz w:val="24"/>
+          <w:szCs w:val="24"/>
+        </w:rPr>
+        <w:t>四、</w:t>
+      </w:r>
+      <w:r>
+        <w:rPr>
+          <w:rFonts w:ascii="Times New Roman" w:hAnsi="Times New Roman" w:cs="Times New Roman" w:hint="eastAsia"/>
+          <w:b/>
+          <w:bCs/>
+          <w:color w:val="000000" w:themeColor="text1"/>
+          <w:sz w:val="24"/>
+          <w:szCs w:val="24"/>
+        </w:rPr>
+        <w:t>实践</w:t>
+      </w:r>
+      <w:r>
+        <w:rPr>
+          <w:rFonts w:ascii="Times New Roman" w:hAnsi="Times New Roman" w:cs="Times New Roman"/>
+          <w:b/>
+          <w:bCs/>
+          <w:color w:val="000000" w:themeColor="text1"/>
+          <w:sz w:val="24"/>
+          <w:szCs w:val="24"/>
+        </w:rPr>
+        <w:t>过程</w:t>
+      </w:r>
+    </w:p>
+    <w:p>
+      <w:pPr>
+        <w:pStyle w:val="content"/>
+        <w:spacing w:before="60" w:beforeAutospacing="0" w:after="60" w:afterAutospacing="0" w:line="240" w:lineRule="atLeast"/>
+        <w:ind w:firstLineChars="200" w:firstLine="420"/>
+        <w:jc w:val="both"/>
+        <w:rPr>
+          <w:rFonts w:ascii="Times New Roman" w:eastAsia="宋体" w:hAnsi="Times New Roman" w:cs="Times New Roman"/>
+          <w:color w:val="000000" w:themeColor="text1"/>
+          <w:sz w:val="21"/>
+        </w:rPr>
+      </w:pPr>
+      <w:r>
+        <w:rPr>
+          <w:rFonts w:ascii="Times New Roman" w:eastAsia="宋体" w:hAnsi="Times New Roman" w:cs="Times New Roman"/>
+          <w:color w:val="000000" w:themeColor="text1"/>
+          <w:sz w:val="21"/>
+        </w:rPr>
+        <w:t>1</w:t>
+      </w:r>
+      <w:r>
+        <w:rPr>
+          <w:rFonts w:ascii="Times New Roman" w:eastAsia="宋体" w:hAnsi="Times New Roman" w:cs="Times New Roman" w:hint="eastAsia"/>
+          <w:color w:val="000000" w:themeColor="text1"/>
+          <w:sz w:val="21"/>
+        </w:rPr>
+        <w:t>、</w:t>
+      </w:r>
+      <w:r>
+        <w:rPr>
+          <w:rFonts w:ascii="Times New Roman" w:eastAsia="宋体" w:hAnsi="Times New Roman" w:cs="Times New Roman"/>
+          <w:color w:val="000000" w:themeColor="text1"/>
+          <w:sz w:val="21"/>
+        </w:rPr>
+        <w:t>Hadoop</w:t>
+      </w:r>
+      <w:r>
+        <w:rPr>
+          <w:rFonts w:ascii="Times New Roman" w:eastAsia="宋体" w:hAnsi="Times New Roman" w:cs="Times New Roman"/>
+          <w:color w:val="000000" w:themeColor="text1"/>
+          <w:sz w:val="21"/>
+        </w:rPr>
+        <w:t>开源软件的下载与安装步骤</w:t>
+      </w:r>
+    </w:p>
+    <w:p>
+      <w:pPr>
+        <w:pStyle w:val="content"/>
+        <w:spacing w:before="60" w:beforeAutospacing="0" w:after="60" w:afterAutospacing="0" w:line="240" w:lineRule="atLeast"/>
+        <w:ind w:firstLineChars="200" w:firstLine="420"/>
+        <w:jc w:val="both"/>
+        <w:rPr>
+          <w:rFonts w:ascii="Times New Roman" w:eastAsia="宋体" w:hAnsi="Times New Roman" w:cs="Times New Roman"/>
+          <w:color w:val="000000" w:themeColor="text1"/>
+          <w:sz w:val="21"/>
+        </w:rPr>
+      </w:pPr>
+    </w:p>
+    <w:p>
+      <w:pPr>
+        <w:pStyle w:val="content"/>
+        <w:spacing w:before="60" w:beforeAutospacing="0" w:after="60" w:afterAutospacing="0" w:line="240" w:lineRule="atLeast"/>
+        <w:ind w:firstLineChars="200" w:firstLine="420"/>
+        <w:jc w:val="both"/>
+        <w:rPr>
+          <w:rFonts w:ascii="Times New Roman" w:eastAsia="宋体" w:hAnsi="Times New Roman" w:cs="Times New Roman"/>
+          <w:color w:val="000000" w:themeColor="text1"/>
+          <w:sz w:val="21"/>
+        </w:rPr>
+      </w:pPr>
+    </w:p>
+    <w:p>
+      <w:pPr>
+        <w:pStyle w:val="content"/>
+        <w:spacing w:before="60" w:beforeAutospacing="0" w:after="60" w:afterAutospacing="0" w:line="240" w:lineRule="atLeast"/>
+        <w:ind w:firstLineChars="200" w:firstLine="420"/>
+        <w:jc w:val="both"/>
+        <w:rPr>
+          <w:rFonts w:ascii="Times New Roman" w:eastAsia="宋体" w:hAnsi="Times New Roman" w:cs="Times New Roman"/>
+          <w:color w:val="000000" w:themeColor="text1"/>
+          <w:sz w:val="21"/>
+        </w:rPr>
+      </w:pPr>
+    </w:p>
+    <w:p>
+      <w:pPr>
+        <w:pStyle w:val="content"/>
+        <w:spacing w:before="60" w:beforeAutospacing="0" w:after="60" w:afterAutospacing="0" w:line="240" w:lineRule="atLeast"/>
+        <w:ind w:firstLineChars="200" w:firstLine="420"/>
+        <w:jc w:val="both"/>
+        <w:rPr>
+          <w:rFonts w:ascii="Times New Roman" w:eastAsia="宋体" w:hAnsi="Times New Roman" w:cs="Times New Roman"/>
+          <w:color w:val="000000" w:themeColor="text1"/>
+          <w:sz w:val="21"/>
+        </w:rPr>
+      </w:pPr>
+    </w:p>
+    <w:p>
+      <w:pPr>
+        <w:pStyle w:val="content"/>
+        <w:spacing w:before="60" w:beforeAutospacing="0" w:after="60" w:afterAutospacing="0" w:line="240" w:lineRule="atLeast"/>
+        <w:ind w:firstLineChars="200" w:firstLine="420"/>
+        <w:jc w:val="both"/>
+        <w:rPr>
+          <w:rFonts w:ascii="Times New Roman" w:eastAsia="宋体" w:hAnsi="Times New Roman" w:cs="Times New Roman"/>
+          <w:color w:val="000000" w:themeColor="text1"/>
+          <w:sz w:val="21"/>
+        </w:rPr>
+      </w:pPr>
+    </w:p>
+    <w:p>
+      <w:pPr>
+        <w:pStyle w:val="content"/>
+        <w:spacing w:before="60" w:beforeAutospacing="0" w:after="60" w:afterAutospacing="0" w:line="240" w:lineRule="atLeast"/>
+        <w:ind w:firstLineChars="200" w:firstLine="420"/>
+        <w:jc w:val="both"/>
+        <w:rPr>
+          <w:rFonts w:ascii="Times New Roman" w:eastAsia="宋体" w:hAnsi="Times New Roman" w:cs="Times New Roman"/>
+          <w:color w:val="000000" w:themeColor="text1"/>
+          <w:sz w:val="21"/>
+        </w:rPr>
+      </w:pPr>
+    </w:p>
+    <w:p>
+      <w:pPr>
+        <w:spacing w:before="60" w:after="60" w:line="240" w:lineRule="atLeast"/>
+        <w:outlineLvl w:val="1"/>
+        <w:rPr>
+          <w:rFonts w:ascii="Times New Roman" w:hAnsi="Times New Roman" w:cs="Times New Roman"/>
+          <w:b/>
+          <w:bCs/>
+          <w:color w:val="000000" w:themeColor="text1"/>
+          <w:sz w:val="24"/>
+          <w:szCs w:val="24"/>
+        </w:rPr>
+      </w:pPr>
+      <w:r>
+        <w:rPr>
+          <w:rFonts w:ascii="Times New Roman" w:hAnsi="Times New Roman" w:cs="Times New Roman"/>
+          <w:b/>
+          <w:bCs/>
+          <w:color w:val="000000" w:themeColor="text1"/>
+          <w:sz w:val="24"/>
+          <w:szCs w:val="24"/>
+        </w:rPr>
+        <w:t>五、</w:t>
+      </w:r>
+      <w:r>
+        <w:rPr>
+          <w:rFonts w:ascii="Times New Roman" w:hAnsi="Times New Roman" w:cs="Times New Roman" w:hint="eastAsia"/>
+          <w:b/>
+          <w:bCs/>
+          <w:color w:val="000000" w:themeColor="text1"/>
+          <w:sz w:val="24"/>
+          <w:szCs w:val="24"/>
+        </w:rPr>
+        <w:t>实践</w:t>
+      </w:r>
+      <w:r>
+        <w:rPr>
+          <w:rFonts w:ascii="Times New Roman" w:hAnsi="Times New Roman" w:cs="Times New Roman"/>
+          <w:b/>
+          <w:bCs/>
+          <w:color w:val="000000" w:themeColor="text1"/>
+          <w:sz w:val="24"/>
+          <w:szCs w:val="24"/>
+        </w:rPr>
+        <w:t>结果</w:t>
+      </w:r>
+    </w:p>
+    <w:p>
+      <w:pPr>
+        <w:pStyle w:val="content"/>
+        <w:spacing w:before="60" w:beforeAutospacing="0" w:after="60" w:afterAutospacing="0" w:line="240" w:lineRule="atLeast"/>
+        <w:ind w:firstLineChars="200" w:firstLine="420"/>
+        <w:jc w:val="both"/>
+        <w:rPr>
+          <w:rFonts w:ascii="Times New Roman" w:eastAsia="宋体" w:hAnsi="Times New Roman" w:cs="Times New Roman"/>
+          <w:color w:val="000000" w:themeColor="text1"/>
+          <w:sz w:val="21"/>
+        </w:rPr>
+      </w:pPr>
+      <w:r>
+        <w:rPr>
+          <w:rFonts w:ascii="Times New Roman" w:eastAsia="宋体" w:hAnsi="Times New Roman" w:cs="Times New Roman"/>
+          <w:color w:val="000000" w:themeColor="text1"/>
+          <w:sz w:val="21"/>
+        </w:rPr>
+        <w:t>所安装的</w:t>
+      </w:r>
+      <w:r>
+        <w:rPr>
+          <w:rFonts w:ascii="Times New Roman" w:eastAsia="宋体" w:hAnsi="Times New Roman" w:cs="Times New Roman"/>
+          <w:color w:val="000000" w:themeColor="text1"/>
+          <w:sz w:val="21"/>
+        </w:rPr>
+        <w:t>Hadoop</w:t>
+      </w:r>
+      <w:r>
+        <w:rPr>
+          <w:rFonts w:ascii="Times New Roman" w:eastAsia="宋体" w:hAnsi="Times New Roman" w:cs="Times New Roman"/>
+          <w:color w:val="000000" w:themeColor="text1"/>
+          <w:sz w:val="21"/>
+        </w:rPr>
+        <w:t>计算平台如下所示：</w:t>
+      </w:r>
+    </w:p>
+    <w:p>
+      <w:pPr>
+        <w:pStyle w:val="content"/>
+        <w:spacing w:before="60" w:beforeAutospacing="0" w:after="60" w:afterAutospacing="0" w:line="240" w:lineRule="atLeast"/>
+        <w:jc w:val="center"/>
+        <w:rPr>
+          <w:rFonts w:ascii="Times New Roman" w:eastAsia="宋体" w:hAnsi="Times New Roman" w:cs="Times New Roman"/>
+          <w:color w:val="000000" w:themeColor="text1"/>
+          <w:sz w:val="21"/>
+        </w:rPr>
+      </w:pPr>
+    </w:p>
+    <w:p>
+      <w:pPr>
+        <w:spacing w:before="60" w:after="60" w:line="240" w:lineRule="atLeast"/>
+        <w:outlineLvl w:val="1"/>
+        <w:rPr>
+          <w:rFonts w:ascii="Times New Roman" w:hAnsi="Times New Roman" w:cs="Times New Roman"/>
+          <w:b/>
+          <w:bCs/>
+          <w:color w:val="000000" w:themeColor="text1"/>
+          <w:sz w:val="24"/>
+          <w:szCs w:val="24"/>
+        </w:rPr>
+      </w:pPr>
+      <w:r>
+        <w:rPr>
+          <w:rFonts w:ascii="Times New Roman" w:hAnsi="Times New Roman" w:cs="Times New Roman"/>
+          <w:b/>
+          <w:bCs/>
+          <w:color w:val="000000" w:themeColor="text1"/>
+          <w:sz w:val="24"/>
+          <w:szCs w:val="24"/>
+        </w:rPr>
+        <w:t>六、</w:t>
+      </w:r>
+      <w:r>
+        <w:rPr>
+          <w:rFonts w:ascii="Times New Roman" w:hAnsi="Times New Roman" w:cs="Times New Roman" w:hint="eastAsia"/>
+          <w:b/>
+          <w:bCs/>
+          <w:color w:val="000000" w:themeColor="text1"/>
+          <w:sz w:val="24"/>
+          <w:szCs w:val="24"/>
+        </w:rPr>
+        <w:t>实践</w:t>
+      </w:r>
+      <w:r>
+        <w:rPr>
+          <w:rFonts w:ascii="Times New Roman" w:hAnsi="Times New Roman" w:cs="Times New Roman"/>
+          <w:b/>
+          <w:bCs/>
+          <w:color w:val="000000" w:themeColor="text1"/>
+          <w:sz w:val="24"/>
+          <w:szCs w:val="24"/>
+        </w:rPr>
+        <w:t>总结</w:t>
       </w:r>
     </w:p>
     <w:p>
@@ -2452,108 +3168,89 @@
         <w:jc w:val="both"/>
         <w:rPr>
           <w:rFonts w:ascii="Times New Roman" w:hAnsi="Times New Roman"/>
-          <w:color w:val="auto"/>
-          <w:sz w:val="21"/>
-          <w:shd w:val="clear" w:color="auto" w:fill="FFFFFF"/>
-        </w:rPr>
-      </w:pPr>
+          <w:color w:val="000000" w:themeColor="text1"/>
+          <w:sz w:val="21"/>
+        </w:rPr>
+      </w:pPr>
+      <w:r>
+        <w:rPr>
+          <w:rFonts w:ascii="Times New Roman" w:hAnsi="Times New Roman" w:hint="eastAsia"/>
+          <w:color w:val="000000" w:themeColor="text1"/>
+          <w:sz w:val="21"/>
+        </w:rPr>
+        <w:t>本</w:t>
+      </w:r>
       <w:r>
         <w:rPr>
           <w:rFonts w:ascii="Times New Roman" w:hAnsi="Times New Roman"/>
-          <w:color w:val="auto"/>
-          <w:sz w:val="21"/>
-          <w:shd w:val="clear" w:color="auto" w:fill="FFFFFF"/>
-        </w:rPr>
-        <w:t>（</w:t>
+          <w:color w:val="000000" w:themeColor="text1"/>
+          <w:sz w:val="21"/>
+        </w:rPr>
+        <w:t>次</w:t>
+      </w:r>
+      <w:r>
+        <w:rPr>
+          <w:rFonts w:ascii="Times New Roman" w:hAnsi="Times New Roman" w:hint="eastAsia"/>
+          <w:color w:val="000000" w:themeColor="text1"/>
+          <w:sz w:val="21"/>
+        </w:rPr>
+        <w:t>实践</w:t>
       </w:r>
       <w:r>
         <w:rPr>
           <w:rFonts w:ascii="Times New Roman" w:hAnsi="Times New Roman"/>
-          <w:color w:val="auto"/>
-          <w:sz w:val="21"/>
-          <w:shd w:val="clear" w:color="auto" w:fill="FFFFFF"/>
-        </w:rPr>
-        <w:t>3</w:t>
+          <w:color w:val="000000" w:themeColor="text1"/>
+          <w:sz w:val="21"/>
+        </w:rPr>
+        <w:t>学习了</w:t>
       </w:r>
       <w:r>
         <w:rPr>
           <w:rFonts w:ascii="Times New Roman" w:hAnsi="Times New Roman"/>
-          <w:color w:val="auto"/>
-          <w:sz w:val="21"/>
-          <w:shd w:val="clear" w:color="auto" w:fill="FFFFFF"/>
-        </w:rPr>
-        <w:t>）进入安装界面，选择需要安装的语言。</w:t>
-      </w:r>
-    </w:p>
-    <w:p>
-      <w:pPr>
-        <w:pStyle w:val="ac"/>
-        <w:widowControl/>
-        <w:shd w:val="clear" w:color="auto" w:fill="FFFFFF"/>
-        <w:spacing w:before="0" w:beforeAutospacing="0" w:after="225" w:afterAutospacing="0" w:line="240" w:lineRule="atLeast"/>
+          <w:color w:val="000000" w:themeColor="text1"/>
+          <w:sz w:val="21"/>
+        </w:rPr>
+        <w:t>Hadoop</w:t>
+      </w:r>
+      <w:r>
         <w:rPr>
           <w:rFonts w:ascii="Times New Roman" w:hAnsi="Times New Roman"/>
-          <w:color w:val="auto"/>
-          <w:sz w:val="21"/>
-          <w:shd w:val="clear" w:color="auto" w:fill="FFFFFF"/>
-        </w:rPr>
-      </w:pPr>
+          <w:color w:val="000000" w:themeColor="text1"/>
+          <w:sz w:val="21"/>
+        </w:rPr>
+        <w:t>单机模式的安装与基本配置，</w:t>
+      </w:r>
       <w:r>
         <w:rPr>
           <w:rFonts w:ascii="Times New Roman" w:hAnsi="Times New Roman"/>
-          <w:noProof/>
-          <w:color w:val="auto"/>
-          <w:sz w:val="21"/>
-          <w:shd w:val="clear" w:color="auto" w:fill="FFFFFF"/>
-        </w:rPr>
-        <w:drawing>
-          <wp:inline distT="0" distB="0" distL="0" distR="0" wp14:anchorId="384A4E74" wp14:editId="15B094D4">
-            <wp:extent cx="5270500" cy="2940050"/>
-            <wp:effectExtent l="0" t="0" r="0" b="0"/>
-            <wp:docPr id="2" name="图片 74" descr="深度截图20170214103549"/>
-            <wp:cNvGraphicFramePr>
-              <a:graphicFrameLocks xmlns:a="http://schemas.openxmlformats.org/drawingml/2006/main" noChangeAspect="1"/>
-            </wp:cNvGraphicFramePr>
-            <a:graphic xmlns:a="http://schemas.openxmlformats.org/drawingml/2006/main">
-              <a:graphicData uri="http://schemas.openxmlformats.org/drawingml/2006/picture">
-                <pic:pic xmlns:pic="http://schemas.openxmlformats.org/drawingml/2006/picture">
-                  <pic:nvPicPr>
-                    <pic:cNvPr id="0" name="图片 74" descr="深度截图20170214103549"/>
-                    <pic:cNvPicPr>
-                      <a:picLocks noChangeAspect="1" noChangeArrowheads="1"/>
-                    </pic:cNvPicPr>
-                  </pic:nvPicPr>
-                  <pic:blipFill>
-                    <a:blip r:embed="rId10">
-                      <a:extLst>
-                        <a:ext uri="{28A0092B-C50C-407E-A947-70E740481C1C}">
-                          <a14:useLocalDpi xmlns:a14="http://schemas.microsoft.com/office/drawing/2010/main" val="0"/>
-                        </a:ext>
-                      </a:extLst>
-                    </a:blip>
-                    <a:srcRect/>
-                    <a:stretch>
-                      <a:fillRect/>
-                    </a:stretch>
-                  </pic:blipFill>
-                  <pic:spPr bwMode="auto">
-                    <a:xfrm>
-                      <a:off x="0" y="0"/>
-                      <a:ext cx="5270500" cy="2940050"/>
-                    </a:xfrm>
-                    <a:prstGeom prst="rect">
-                      <a:avLst/>
-                    </a:prstGeom>
-                    <a:noFill/>
-                    <a:ln>
-                      <a:noFill/>
-                    </a:ln>
-                  </pic:spPr>
-                </pic:pic>
-              </a:graphicData>
-            </a:graphic>
-          </wp:inline>
-        </w:drawing>
+          <w:color w:val="000000" w:themeColor="text1"/>
+          <w:sz w:val="21"/>
+        </w:rPr>
+        <w:t>Hadoop</w:t>
+      </w:r>
+      <w:r>
+        <w:rPr>
+          <w:rFonts w:ascii="Times New Roman" w:hAnsi="Times New Roman"/>
+          <w:color w:val="000000" w:themeColor="text1"/>
+          <w:sz w:val="21"/>
+        </w:rPr>
+        <w:t>主从节点的启动与停止，</w:t>
+      </w:r>
+      <w:r>
+        <w:rPr>
+          <w:rFonts w:ascii="Times New Roman" w:hAnsi="Times New Roman"/>
+          <w:color w:val="000000" w:themeColor="text1"/>
+          <w:sz w:val="21"/>
+        </w:rPr>
+        <w:t>Hadoop</w:t>
+      </w:r>
+      <w:r>
+        <w:rPr>
+          <w:rFonts w:ascii="Times New Roman" w:hAnsi="Times New Roman"/>
+          <w:color w:val="000000" w:themeColor="text1"/>
+          <w:sz w:val="21"/>
+        </w:rPr>
+        <w:t>集群部署与单机部署的差异。</w:t>
       </w:r>
     </w:p>
     <w:p>
@@ -2566,106 +3263,10 @@
         <w:jc w:val="both"/>
         <w:rPr>
           <w:rFonts w:ascii="Times New Roman" w:hAnsi="Times New Roman"/>
-          <w:color w:val="auto"/>
-          <w:sz w:val="21"/>
-        </w:rPr>
-      </w:pPr>
-      <w:r>
-        <w:rPr>
-          <w:rFonts w:ascii="Times New Roman" w:hAnsi="Times New Roman"/>
-          <w:color w:val="auto"/>
-          <w:sz w:val="21"/>
-        </w:rPr>
-        <w:t>（</w:t>
-      </w:r>
-      <w:r>
-        <w:rPr>
-          <w:rFonts w:ascii="Times New Roman" w:hAnsi="Times New Roman"/>
-          <w:color w:val="auto"/>
-          <w:sz w:val="21"/>
-        </w:rPr>
-        <w:t>4</w:t>
-      </w:r>
-      <w:r>
-        <w:rPr>
-          <w:rFonts w:ascii="Times New Roman" w:hAnsi="Times New Roman"/>
-          <w:color w:val="auto"/>
-          <w:sz w:val="21"/>
-        </w:rPr>
-        <w:t>）进入账户界面，输入系统用户名和密码。</w:t>
-      </w:r>
-    </w:p>
-    <w:p>
-      <w:pPr>
-        <w:pStyle w:val="ac"/>
-        <w:widowControl/>
-        <w:shd w:val="clear" w:color="auto" w:fill="FFFFFF"/>
-        <w:spacing w:before="0" w:beforeAutospacing="0" w:after="225" w:afterAutospacing="0" w:line="240" w:lineRule="atLeast"/>
-        <w:rPr>
-          <w:rFonts w:ascii="Times New Roman" w:hAnsi="Times New Roman"/>
-          <w:color w:val="auto"/>
-          <w:sz w:val="21"/>
-          <w:shd w:val="clear" w:color="auto" w:fill="FFFFFF"/>
-        </w:rPr>
-      </w:pPr>
-      <w:r>
-        <w:rPr>
-          <w:rFonts w:ascii="Times New Roman" w:hAnsi="Times New Roman"/>
-          <w:noProof/>
-          <w:color w:val="auto"/>
-          <w:sz w:val="21"/>
-          <w:shd w:val="clear" w:color="auto" w:fill="FFFFFF"/>
-        </w:rPr>
-        <w:lastRenderedPageBreak/>
-        <w:drawing>
-          <wp:inline distT="0" distB="0" distL="0" distR="0" wp14:anchorId="324A56F1" wp14:editId="68F631CB">
-            <wp:extent cx="5270500" cy="2959100"/>
-            <wp:effectExtent l="0" t="0" r="0" b="0"/>
-            <wp:docPr id="3" name="图片 75" descr="深度截图20170214103605"/>
-            <wp:cNvGraphicFramePr>
-              <a:graphicFrameLocks xmlns:a="http://schemas.openxmlformats.org/drawingml/2006/main" noChangeAspect="1"/>
-            </wp:cNvGraphicFramePr>
-            <a:graphic xmlns:a="http://schemas.openxmlformats.org/drawingml/2006/main">
-              <a:graphicData uri="http://schemas.openxmlformats.org/drawingml/2006/picture">
-                <pic:pic xmlns:pic="http://schemas.openxmlformats.org/drawingml/2006/picture">
-                  <pic:nvPicPr>
-                    <pic:cNvPr id="0" name="图片 75" descr="深度截图20170214103605"/>
-                    <pic:cNvPicPr>
-                      <a:picLocks noChangeAspect="1" noChangeArrowheads="1"/>
-                    </pic:cNvPicPr>
-                  </pic:nvPicPr>
-                  <pic:blipFill>
-                    <a:blip r:embed="rId11">
-                      <a:extLst>
-                        <a:ext uri="{28A0092B-C50C-407E-A947-70E740481C1C}">
-                          <a14:useLocalDpi xmlns:a14="http://schemas.microsoft.com/office/drawing/2010/main" val="0"/>
-                        </a:ext>
-                      </a:extLst>
-                    </a:blip>
-                    <a:srcRect/>
-                    <a:stretch>
-                      <a:fillRect/>
-                    </a:stretch>
-                  </pic:blipFill>
-                  <pic:spPr bwMode="auto">
-                    <a:xfrm>
-                      <a:off x="0" y="0"/>
-                      <a:ext cx="5270500" cy="2959100"/>
-                    </a:xfrm>
-                    <a:prstGeom prst="rect">
-                      <a:avLst/>
-                    </a:prstGeom>
-                    <a:noFill/>
-                    <a:ln>
-                      <a:noFill/>
-                    </a:ln>
-                  </pic:spPr>
-                </pic:pic>
-              </a:graphicData>
-            </a:graphic>
-          </wp:inline>
-        </w:drawing>
-      </w:r>
+          <w:color w:val="000000" w:themeColor="text1"/>
+          <w:sz w:val="21"/>
+        </w:rPr>
+      </w:pPr>
     </w:p>
     <w:p>
       <w:pPr>
@@ -2677,3065 +3278,7 @@
         <w:jc w:val="both"/>
         <w:rPr>
           <w:rFonts w:ascii="Times New Roman" w:hAnsi="Times New Roman"/>
-          <w:color w:val="auto"/>
-          <w:sz w:val="21"/>
-        </w:rPr>
-      </w:pPr>
-      <w:r>
-        <w:rPr>
-          <w:rFonts w:ascii="Times New Roman" w:hAnsi="Times New Roman"/>
-          <w:color w:val="auto"/>
-          <w:sz w:val="21"/>
-        </w:rPr>
-        <w:t>（</w:t>
-      </w:r>
-      <w:r>
-        <w:rPr>
-          <w:rFonts w:ascii="Times New Roman" w:hAnsi="Times New Roman"/>
-          <w:color w:val="auto"/>
-          <w:sz w:val="21"/>
-        </w:rPr>
-        <w:t>5</w:t>
-      </w:r>
-      <w:r>
-        <w:rPr>
-          <w:rFonts w:ascii="Times New Roman" w:hAnsi="Times New Roman"/>
-          <w:color w:val="auto"/>
-          <w:sz w:val="21"/>
-        </w:rPr>
-        <w:t>）点击</w:t>
-      </w:r>
-      <w:r>
-        <w:rPr>
-          <w:rFonts w:hint="eastAsia"/>
-          <w:b/>
-          <w:color w:val="auto"/>
-        </w:rPr>
-        <w:t>下一步</w:t>
-      </w:r>
-      <w:r>
-        <w:rPr>
-          <w:rFonts w:ascii="Times New Roman" w:hAnsi="Times New Roman"/>
-          <w:color w:val="auto"/>
-          <w:sz w:val="21"/>
-        </w:rPr>
-        <w:t>。</w:t>
-      </w:r>
-    </w:p>
-    <w:p>
-      <w:pPr>
-        <w:pStyle w:val="ac"/>
-        <w:widowControl/>
-        <w:shd w:val="clear" w:color="auto" w:fill="FFFFFF"/>
-        <w:spacing w:before="60" w:beforeAutospacing="0" w:after="60" w:afterAutospacing="0" w:line="240" w:lineRule="atLeast"/>
-        <w:ind w:firstLineChars="200" w:firstLine="420"/>
-        <w:jc w:val="both"/>
-        <w:rPr>
-          <w:rFonts w:ascii="Times New Roman" w:hAnsi="Times New Roman"/>
-          <w:color w:val="auto"/>
-          <w:sz w:val="21"/>
-        </w:rPr>
-      </w:pPr>
-      <w:r>
-        <w:rPr>
-          <w:rFonts w:ascii="Times New Roman" w:hAnsi="Times New Roman"/>
-          <w:color w:val="auto"/>
-          <w:sz w:val="21"/>
-        </w:rPr>
-        <w:t>（</w:t>
-      </w:r>
-      <w:r>
-        <w:rPr>
-          <w:rFonts w:ascii="Times New Roman" w:hAnsi="Times New Roman"/>
-          <w:color w:val="auto"/>
-          <w:sz w:val="21"/>
-        </w:rPr>
-        <w:t>6</w:t>
-      </w:r>
-      <w:r>
-        <w:rPr>
-          <w:rFonts w:ascii="Times New Roman" w:hAnsi="Times New Roman"/>
-          <w:color w:val="auto"/>
-          <w:sz w:val="21"/>
-        </w:rPr>
-        <w:t>）选择文件格式、挂载点、分配空间等。</w:t>
-      </w:r>
-    </w:p>
-    <w:p>
-      <w:pPr>
-        <w:pStyle w:val="ac"/>
-        <w:widowControl/>
-        <w:shd w:val="clear" w:color="auto" w:fill="FFFFFF"/>
-        <w:spacing w:before="60" w:beforeAutospacing="0" w:after="60" w:afterAutospacing="0" w:line="240" w:lineRule="atLeast"/>
-        <w:jc w:val="center"/>
-        <w:rPr>
-          <w:rFonts w:ascii="Times New Roman" w:hAnsi="Times New Roman"/>
-          <w:color w:val="auto"/>
-          <w:sz w:val="21"/>
-        </w:rPr>
-      </w:pPr>
-      <w:r>
-        <w:rPr>
-          <w:rFonts w:ascii="Times New Roman" w:hAnsi="Times New Roman"/>
-          <w:noProof/>
-          <w:color w:val="auto"/>
-          <w:sz w:val="21"/>
-          <w:shd w:val="clear" w:color="auto" w:fill="FFFFFF"/>
-        </w:rPr>
-        <w:drawing>
-          <wp:inline distT="0" distB="0" distL="0" distR="0" wp14:anchorId="47E11535" wp14:editId="20F771A4">
-            <wp:extent cx="5264150" cy="2952750"/>
-            <wp:effectExtent l="0" t="0" r="0" b="0"/>
-            <wp:docPr id="4" name="图片 76" descr="深度截图20170214103620"/>
-            <wp:cNvGraphicFramePr>
-              <a:graphicFrameLocks xmlns:a="http://schemas.openxmlformats.org/drawingml/2006/main" noChangeAspect="1"/>
-            </wp:cNvGraphicFramePr>
-            <a:graphic xmlns:a="http://schemas.openxmlformats.org/drawingml/2006/main">
-              <a:graphicData uri="http://schemas.openxmlformats.org/drawingml/2006/picture">
-                <pic:pic xmlns:pic="http://schemas.openxmlformats.org/drawingml/2006/picture">
-                  <pic:nvPicPr>
-                    <pic:cNvPr id="0" name="图片 76" descr="深度截图20170214103620"/>
-                    <pic:cNvPicPr>
-                      <a:picLocks noChangeAspect="1" noChangeArrowheads="1"/>
-                    </pic:cNvPicPr>
-                  </pic:nvPicPr>
-                  <pic:blipFill>
-                    <a:blip r:embed="rId12">
-                      <a:extLst>
-                        <a:ext uri="{28A0092B-C50C-407E-A947-70E740481C1C}">
-                          <a14:useLocalDpi xmlns:a14="http://schemas.microsoft.com/office/drawing/2010/main" val="0"/>
-                        </a:ext>
-                      </a:extLst>
-                    </a:blip>
-                    <a:srcRect/>
-                    <a:stretch>
-                      <a:fillRect/>
-                    </a:stretch>
-                  </pic:blipFill>
-                  <pic:spPr bwMode="auto">
-                    <a:xfrm>
-                      <a:off x="0" y="0"/>
-                      <a:ext cx="5264150" cy="2952750"/>
-                    </a:xfrm>
-                    <a:prstGeom prst="rect">
-                      <a:avLst/>
-                    </a:prstGeom>
-                    <a:noFill/>
-                    <a:ln>
-                      <a:noFill/>
-                    </a:ln>
-                  </pic:spPr>
-                </pic:pic>
-              </a:graphicData>
-            </a:graphic>
-          </wp:inline>
-        </w:drawing>
-      </w:r>
-    </w:p>
-    <w:tbl>
-      <w:tblPr>
-        <w:tblW w:w="0" w:type="auto"/>
-        <w:jc w:val="center"/>
-        <w:tblBorders>
-          <w:top w:val="single" w:sz="6" w:space="0" w:color="CCCCCC"/>
-          <w:left w:val="single" w:sz="6" w:space="0" w:color="CCCCCC"/>
-          <w:bottom w:val="single" w:sz="6" w:space="0" w:color="CCCCCC"/>
-          <w:right w:val="single" w:sz="6" w:space="0" w:color="CCCCCC"/>
-        </w:tblBorders>
-        <w:tblLayout w:type="fixed"/>
-        <w:tblCellMar>
-          <w:top w:w="15" w:type="dxa"/>
-          <w:left w:w="15" w:type="dxa"/>
-          <w:bottom w:w="15" w:type="dxa"/>
-          <w:right w:w="15" w:type="dxa"/>
-        </w:tblCellMar>
-        <w:tblLook w:val="0000" w:firstRow="0" w:lastRow="0" w:firstColumn="0" w:lastColumn="0" w:noHBand="0" w:noVBand="0"/>
-      </w:tblPr>
-      <w:tblGrid>
-        <w:gridCol w:w="1168"/>
-        <w:gridCol w:w="1985"/>
-        <w:gridCol w:w="1701"/>
-        <w:gridCol w:w="3520"/>
-      </w:tblGrid>
-      <w:tr>
-        <w:trPr>
-          <w:jc w:val="center"/>
-        </w:trPr>
-        <w:tc>
-          <w:tcPr>
-            <w:tcW w:w="1168" w:type="dxa"/>
-            <w:tcBorders>
-              <w:top w:val="single" w:sz="6" w:space="0" w:color="CCCCCC"/>
-              <w:left w:val="single" w:sz="6" w:space="0" w:color="CCCCCC"/>
-              <w:bottom w:val="single" w:sz="6" w:space="0" w:color="CCCCCC"/>
-              <w:right w:val="single" w:sz="6" w:space="0" w:color="CCCCCC"/>
-            </w:tcBorders>
-            <w:shd w:val="clear" w:color="auto" w:fill="F7F7F7"/>
-            <w:tcMar>
-              <w:top w:w="105" w:type="dxa"/>
-              <w:left w:w="210" w:type="dxa"/>
-              <w:bottom w:w="105" w:type="dxa"/>
-              <w:right w:w="210" w:type="dxa"/>
-            </w:tcMar>
-            <w:vAlign w:val="center"/>
-          </w:tcPr>
-          <w:p>
-            <w:pPr>
-              <w:widowControl/>
-              <w:spacing w:line="240" w:lineRule="atLeast"/>
-              <w:jc w:val="center"/>
-              <w:rPr>
-                <w:rFonts w:ascii="Times New Roman" w:hAnsi="Times New Roman" w:cs="Times New Roman"/>
-                <w:color w:val="auto"/>
-              </w:rPr>
-            </w:pPr>
-            <w:r>
-              <w:rPr>
-                <w:rFonts w:ascii="Times New Roman" w:hAnsi="Times New Roman" w:cs="Times New Roman"/>
-                <w:color w:val="auto"/>
-                <w:kern w:val="0"/>
-                <w:lang w:bidi="ar"/>
-              </w:rPr>
-              <w:t>挂载点</w:t>
-            </w:r>
-          </w:p>
-        </w:tc>
-        <w:tc>
-          <w:tcPr>
-            <w:tcW w:w="1985" w:type="dxa"/>
-            <w:tcBorders>
-              <w:top w:val="single" w:sz="6" w:space="0" w:color="CCCCCC"/>
-              <w:left w:val="single" w:sz="6" w:space="0" w:color="CCCCCC"/>
-              <w:bottom w:val="single" w:sz="6" w:space="0" w:color="CCCCCC"/>
-              <w:right w:val="single" w:sz="6" w:space="0" w:color="CCCCCC"/>
-            </w:tcBorders>
-            <w:shd w:val="clear" w:color="auto" w:fill="F7F7F7"/>
-            <w:tcMar>
-              <w:top w:w="105" w:type="dxa"/>
-              <w:left w:w="210" w:type="dxa"/>
-              <w:bottom w:w="105" w:type="dxa"/>
-              <w:right w:w="210" w:type="dxa"/>
-            </w:tcMar>
-            <w:vAlign w:val="center"/>
-          </w:tcPr>
-          <w:p>
-            <w:pPr>
-              <w:widowControl/>
-              <w:spacing w:line="240" w:lineRule="atLeast"/>
-              <w:jc w:val="center"/>
-              <w:rPr>
-                <w:rFonts w:ascii="Times New Roman" w:hAnsi="Times New Roman" w:cs="Times New Roman"/>
-                <w:color w:val="auto"/>
-              </w:rPr>
-            </w:pPr>
-            <w:r>
-              <w:rPr>
-                <w:rFonts w:ascii="Times New Roman" w:hAnsi="Times New Roman" w:cs="Times New Roman"/>
-                <w:color w:val="auto"/>
-                <w:kern w:val="0"/>
-                <w:lang w:bidi="ar"/>
-              </w:rPr>
-              <w:t>挂载点中文名</w:t>
-            </w:r>
-          </w:p>
-        </w:tc>
-        <w:tc>
-          <w:tcPr>
-            <w:tcW w:w="1701" w:type="dxa"/>
-            <w:tcBorders>
-              <w:top w:val="single" w:sz="6" w:space="0" w:color="CCCCCC"/>
-              <w:left w:val="single" w:sz="6" w:space="0" w:color="CCCCCC"/>
-              <w:bottom w:val="single" w:sz="6" w:space="0" w:color="CCCCCC"/>
-              <w:right w:val="single" w:sz="6" w:space="0" w:color="CCCCCC"/>
-            </w:tcBorders>
-            <w:shd w:val="clear" w:color="auto" w:fill="F7F7F7"/>
-            <w:tcMar>
-              <w:top w:w="105" w:type="dxa"/>
-              <w:left w:w="210" w:type="dxa"/>
-              <w:bottom w:w="105" w:type="dxa"/>
-              <w:right w:w="210" w:type="dxa"/>
-            </w:tcMar>
-            <w:vAlign w:val="center"/>
-          </w:tcPr>
-          <w:p>
-            <w:pPr>
-              <w:widowControl/>
-              <w:spacing w:line="240" w:lineRule="atLeast"/>
-              <w:jc w:val="center"/>
-              <w:rPr>
-                <w:rFonts w:ascii="Times New Roman" w:hAnsi="Times New Roman" w:cs="Times New Roman"/>
-                <w:color w:val="auto"/>
-              </w:rPr>
-            </w:pPr>
-            <w:r>
-              <w:rPr>
-                <w:rFonts w:ascii="Times New Roman" w:hAnsi="Times New Roman" w:cs="Times New Roman"/>
-                <w:color w:val="auto"/>
-                <w:kern w:val="0"/>
-                <w:lang w:bidi="ar"/>
-              </w:rPr>
-              <w:t>文件系统</w:t>
-            </w:r>
-          </w:p>
-        </w:tc>
-        <w:tc>
-          <w:tcPr>
-            <w:tcW w:w="3520" w:type="dxa"/>
-            <w:tcBorders>
-              <w:top w:val="single" w:sz="6" w:space="0" w:color="CCCCCC"/>
-              <w:left w:val="single" w:sz="6" w:space="0" w:color="CCCCCC"/>
-              <w:bottom w:val="single" w:sz="6" w:space="0" w:color="CCCCCC"/>
-              <w:right w:val="single" w:sz="6" w:space="0" w:color="CCCCCC"/>
-            </w:tcBorders>
-            <w:shd w:val="clear" w:color="auto" w:fill="F7F7F7"/>
-            <w:tcMar>
-              <w:top w:w="105" w:type="dxa"/>
-              <w:left w:w="210" w:type="dxa"/>
-              <w:bottom w:w="105" w:type="dxa"/>
-              <w:right w:w="210" w:type="dxa"/>
-            </w:tcMar>
-            <w:vAlign w:val="center"/>
-          </w:tcPr>
-          <w:p>
-            <w:pPr>
-              <w:widowControl/>
-              <w:spacing w:line="240" w:lineRule="atLeast"/>
-              <w:jc w:val="center"/>
-              <w:rPr>
-                <w:rFonts w:ascii="Times New Roman" w:hAnsi="Times New Roman" w:cs="Times New Roman"/>
-                <w:color w:val="auto"/>
-              </w:rPr>
-            </w:pPr>
-            <w:r>
-              <w:rPr>
-                <w:rFonts w:ascii="Times New Roman" w:hAnsi="Times New Roman" w:cs="Times New Roman"/>
-                <w:color w:val="auto"/>
-                <w:kern w:val="0"/>
-                <w:lang w:bidi="ar"/>
-              </w:rPr>
-              <w:t>大小</w:t>
-            </w:r>
-          </w:p>
-        </w:tc>
-      </w:tr>
-      <w:tr>
-        <w:trPr>
-          <w:jc w:val="center"/>
-        </w:trPr>
-        <w:tc>
-          <w:tcPr>
-            <w:tcW w:w="1168" w:type="dxa"/>
-            <w:tcBorders>
-              <w:top w:val="single" w:sz="6" w:space="0" w:color="CCCCCC"/>
-              <w:left w:val="single" w:sz="6" w:space="0" w:color="CCCCCC"/>
-              <w:bottom w:val="single" w:sz="6" w:space="0" w:color="CCCCCC"/>
-              <w:right w:val="single" w:sz="6" w:space="0" w:color="CCCCCC"/>
-            </w:tcBorders>
-            <w:shd w:val="clear" w:color="auto" w:fill="FFFFFF"/>
-            <w:tcMar>
-              <w:top w:w="105" w:type="dxa"/>
-              <w:left w:w="210" w:type="dxa"/>
-              <w:bottom w:w="105" w:type="dxa"/>
-              <w:right w:w="210" w:type="dxa"/>
-            </w:tcMar>
-            <w:vAlign w:val="center"/>
-          </w:tcPr>
-          <w:p>
-            <w:pPr>
-              <w:widowControl/>
-              <w:spacing w:line="240" w:lineRule="atLeast"/>
-              <w:jc w:val="left"/>
-              <w:rPr>
-                <w:rFonts w:ascii="Times New Roman" w:hAnsi="Times New Roman" w:cs="Times New Roman"/>
-                <w:color w:val="auto"/>
-              </w:rPr>
-            </w:pPr>
-            <w:r>
-              <w:rPr>
-                <w:rFonts w:ascii="Times New Roman" w:hAnsi="Times New Roman" w:cs="Times New Roman"/>
-                <w:color w:val="auto"/>
-                <w:kern w:val="0"/>
-                <w:lang w:bidi="ar"/>
-              </w:rPr>
-              <w:t>/</w:t>
-            </w:r>
-          </w:p>
-        </w:tc>
-        <w:tc>
-          <w:tcPr>
-            <w:tcW w:w="1985" w:type="dxa"/>
-            <w:tcBorders>
-              <w:top w:val="single" w:sz="6" w:space="0" w:color="CCCCCC"/>
-              <w:left w:val="single" w:sz="6" w:space="0" w:color="CCCCCC"/>
-              <w:bottom w:val="single" w:sz="6" w:space="0" w:color="CCCCCC"/>
-              <w:right w:val="single" w:sz="6" w:space="0" w:color="CCCCCC"/>
-            </w:tcBorders>
-            <w:shd w:val="clear" w:color="auto" w:fill="FFFFFF"/>
-            <w:tcMar>
-              <w:top w:w="105" w:type="dxa"/>
-              <w:left w:w="210" w:type="dxa"/>
-              <w:bottom w:w="105" w:type="dxa"/>
-              <w:right w:w="210" w:type="dxa"/>
-            </w:tcMar>
-            <w:vAlign w:val="center"/>
-          </w:tcPr>
-          <w:p>
-            <w:pPr>
-              <w:widowControl/>
-              <w:spacing w:line="240" w:lineRule="atLeast"/>
-              <w:jc w:val="left"/>
-              <w:rPr>
-                <w:rFonts w:ascii="Times New Roman" w:hAnsi="Times New Roman" w:cs="Times New Roman"/>
-                <w:color w:val="auto"/>
-              </w:rPr>
-            </w:pPr>
-            <w:r>
-              <w:rPr>
-                <w:rFonts w:ascii="Times New Roman" w:hAnsi="Times New Roman" w:cs="Times New Roman"/>
-                <w:color w:val="auto"/>
-                <w:kern w:val="0"/>
-                <w:lang w:bidi="ar"/>
-              </w:rPr>
-              <w:t>根分区（必选）</w:t>
-            </w:r>
-          </w:p>
-        </w:tc>
-        <w:tc>
-          <w:tcPr>
-            <w:tcW w:w="1701" w:type="dxa"/>
-            <w:tcBorders>
-              <w:top w:val="single" w:sz="6" w:space="0" w:color="CCCCCC"/>
-              <w:left w:val="single" w:sz="6" w:space="0" w:color="CCCCCC"/>
-              <w:bottom w:val="single" w:sz="6" w:space="0" w:color="CCCCCC"/>
-              <w:right w:val="single" w:sz="6" w:space="0" w:color="CCCCCC"/>
-            </w:tcBorders>
-            <w:shd w:val="clear" w:color="auto" w:fill="FFFFFF"/>
-            <w:tcMar>
-              <w:top w:w="105" w:type="dxa"/>
-              <w:left w:w="210" w:type="dxa"/>
-              <w:bottom w:w="105" w:type="dxa"/>
-              <w:right w:w="210" w:type="dxa"/>
-            </w:tcMar>
-            <w:vAlign w:val="center"/>
-          </w:tcPr>
-          <w:p>
-            <w:pPr>
-              <w:widowControl/>
-              <w:spacing w:line="240" w:lineRule="atLeast"/>
-              <w:jc w:val="left"/>
-              <w:rPr>
-                <w:rFonts w:ascii="Times New Roman" w:hAnsi="Times New Roman" w:cs="Times New Roman"/>
-                <w:color w:val="auto"/>
-              </w:rPr>
-            </w:pPr>
-            <w:r>
-              <w:rPr>
-                <w:rFonts w:ascii="Times New Roman" w:hAnsi="Times New Roman" w:cs="Times New Roman"/>
-                <w:color w:val="auto"/>
-                <w:kern w:val="0"/>
-                <w:lang w:bidi="ar"/>
-              </w:rPr>
-              <w:t>EXT4</w:t>
-            </w:r>
-            <w:r>
-              <w:rPr>
-                <w:rFonts w:ascii="Times New Roman" w:hAnsi="Times New Roman" w:cs="Times New Roman"/>
-                <w:color w:val="auto"/>
-                <w:kern w:val="0"/>
-                <w:lang w:bidi="ar"/>
-              </w:rPr>
-              <w:t>（推荐）</w:t>
-            </w:r>
-          </w:p>
-        </w:tc>
-        <w:tc>
-          <w:tcPr>
-            <w:tcW w:w="3520" w:type="dxa"/>
-            <w:tcBorders>
-              <w:top w:val="single" w:sz="6" w:space="0" w:color="CCCCCC"/>
-              <w:left w:val="single" w:sz="6" w:space="0" w:color="CCCCCC"/>
-              <w:bottom w:val="single" w:sz="6" w:space="0" w:color="CCCCCC"/>
-              <w:right w:val="single" w:sz="6" w:space="0" w:color="CCCCCC"/>
-            </w:tcBorders>
-            <w:shd w:val="clear" w:color="auto" w:fill="FFFFFF"/>
-            <w:tcMar>
-              <w:top w:w="105" w:type="dxa"/>
-              <w:left w:w="210" w:type="dxa"/>
-              <w:bottom w:w="105" w:type="dxa"/>
-              <w:right w:w="210" w:type="dxa"/>
-            </w:tcMar>
-            <w:vAlign w:val="center"/>
-          </w:tcPr>
-          <w:p>
-            <w:pPr>
-              <w:widowControl/>
-              <w:spacing w:line="240" w:lineRule="atLeast"/>
-              <w:jc w:val="left"/>
-              <w:rPr>
-                <w:rFonts w:ascii="Times New Roman" w:hAnsi="Times New Roman" w:cs="Times New Roman"/>
-                <w:color w:val="auto"/>
-              </w:rPr>
-            </w:pPr>
-            <w:r>
-              <w:rPr>
-                <w:rFonts w:ascii="Times New Roman" w:hAnsi="Times New Roman" w:cs="Times New Roman"/>
-                <w:color w:val="auto"/>
-                <w:kern w:val="0"/>
-                <w:lang w:bidi="ar"/>
-              </w:rPr>
-              <w:t>最少</w:t>
-            </w:r>
-            <w:r>
-              <w:rPr>
-                <w:rFonts w:ascii="Times New Roman" w:hAnsi="Times New Roman" w:cs="Times New Roman"/>
-                <w:color w:val="auto"/>
-                <w:kern w:val="0"/>
-                <w:lang w:bidi="ar"/>
-              </w:rPr>
-              <w:t>10G</w:t>
-            </w:r>
-          </w:p>
-        </w:tc>
-      </w:tr>
-      <w:tr>
-        <w:trPr>
-          <w:jc w:val="center"/>
-        </w:trPr>
-        <w:tc>
-          <w:tcPr>
-            <w:tcW w:w="1168" w:type="dxa"/>
-            <w:tcBorders>
-              <w:top w:val="single" w:sz="6" w:space="0" w:color="CCCCCC"/>
-              <w:left w:val="single" w:sz="6" w:space="0" w:color="CCCCCC"/>
-              <w:bottom w:val="single" w:sz="6" w:space="0" w:color="CCCCCC"/>
-              <w:right w:val="single" w:sz="6" w:space="0" w:color="CCCCCC"/>
-            </w:tcBorders>
-            <w:shd w:val="clear" w:color="auto" w:fill="F7F7F7"/>
-            <w:tcMar>
-              <w:top w:w="105" w:type="dxa"/>
-              <w:left w:w="210" w:type="dxa"/>
-              <w:bottom w:w="105" w:type="dxa"/>
-              <w:right w:w="210" w:type="dxa"/>
-            </w:tcMar>
-            <w:vAlign w:val="center"/>
-          </w:tcPr>
-          <w:p>
-            <w:pPr>
-              <w:widowControl/>
-              <w:spacing w:line="240" w:lineRule="atLeast"/>
-              <w:jc w:val="left"/>
-              <w:rPr>
-                <w:rFonts w:ascii="Times New Roman" w:hAnsi="Times New Roman" w:cs="Times New Roman"/>
-                <w:color w:val="auto"/>
-              </w:rPr>
-            </w:pPr>
-            <w:r>
-              <w:rPr>
-                <w:rFonts w:ascii="Times New Roman" w:hAnsi="Times New Roman" w:cs="Times New Roman"/>
-                <w:color w:val="auto"/>
-                <w:kern w:val="0"/>
-                <w:lang w:bidi="ar"/>
-              </w:rPr>
-              <w:t>/home</w:t>
-            </w:r>
-          </w:p>
-        </w:tc>
-        <w:tc>
-          <w:tcPr>
-            <w:tcW w:w="1985" w:type="dxa"/>
-            <w:tcBorders>
-              <w:top w:val="single" w:sz="6" w:space="0" w:color="CCCCCC"/>
-              <w:left w:val="single" w:sz="6" w:space="0" w:color="CCCCCC"/>
-              <w:bottom w:val="single" w:sz="6" w:space="0" w:color="CCCCCC"/>
-              <w:right w:val="single" w:sz="6" w:space="0" w:color="CCCCCC"/>
-            </w:tcBorders>
-            <w:shd w:val="clear" w:color="auto" w:fill="F7F7F7"/>
-            <w:tcMar>
-              <w:top w:w="105" w:type="dxa"/>
-              <w:left w:w="210" w:type="dxa"/>
-              <w:bottom w:w="105" w:type="dxa"/>
-              <w:right w:w="210" w:type="dxa"/>
-            </w:tcMar>
-            <w:vAlign w:val="center"/>
-          </w:tcPr>
-          <w:p>
-            <w:pPr>
-              <w:widowControl/>
-              <w:spacing w:line="240" w:lineRule="atLeast"/>
-              <w:jc w:val="left"/>
-              <w:rPr>
-                <w:rFonts w:ascii="Times New Roman" w:hAnsi="Times New Roman" w:cs="Times New Roman"/>
-                <w:color w:val="auto"/>
-              </w:rPr>
-            </w:pPr>
-            <w:r>
-              <w:rPr>
-                <w:rFonts w:ascii="Times New Roman" w:hAnsi="Times New Roman" w:cs="Times New Roman"/>
-                <w:color w:val="auto"/>
-                <w:kern w:val="0"/>
-                <w:lang w:bidi="ar"/>
-              </w:rPr>
-              <w:t>家目录（推荐）</w:t>
-            </w:r>
-          </w:p>
-        </w:tc>
-        <w:tc>
-          <w:tcPr>
-            <w:tcW w:w="1701" w:type="dxa"/>
-            <w:tcBorders>
-              <w:top w:val="single" w:sz="6" w:space="0" w:color="CCCCCC"/>
-              <w:left w:val="single" w:sz="6" w:space="0" w:color="CCCCCC"/>
-              <w:bottom w:val="single" w:sz="6" w:space="0" w:color="CCCCCC"/>
-              <w:right w:val="single" w:sz="6" w:space="0" w:color="CCCCCC"/>
-            </w:tcBorders>
-            <w:shd w:val="clear" w:color="auto" w:fill="F7F7F7"/>
-            <w:tcMar>
-              <w:top w:w="105" w:type="dxa"/>
-              <w:left w:w="210" w:type="dxa"/>
-              <w:bottom w:w="105" w:type="dxa"/>
-              <w:right w:w="210" w:type="dxa"/>
-            </w:tcMar>
-            <w:vAlign w:val="center"/>
-          </w:tcPr>
-          <w:p>
-            <w:pPr>
-              <w:widowControl/>
-              <w:spacing w:line="240" w:lineRule="atLeast"/>
-              <w:jc w:val="left"/>
-              <w:rPr>
-                <w:rFonts w:ascii="Times New Roman" w:hAnsi="Times New Roman" w:cs="Times New Roman"/>
-                <w:color w:val="auto"/>
-              </w:rPr>
-            </w:pPr>
-            <w:r>
-              <w:rPr>
-                <w:rFonts w:ascii="Times New Roman" w:hAnsi="Times New Roman" w:cs="Times New Roman"/>
-                <w:color w:val="auto"/>
-                <w:kern w:val="0"/>
-                <w:lang w:bidi="ar"/>
-              </w:rPr>
-              <w:t>EXT4</w:t>
-            </w:r>
-            <w:r>
-              <w:rPr>
-                <w:rFonts w:ascii="Times New Roman" w:hAnsi="Times New Roman" w:cs="Times New Roman"/>
-                <w:color w:val="auto"/>
-                <w:kern w:val="0"/>
-                <w:lang w:bidi="ar"/>
-              </w:rPr>
-              <w:t>（推荐）</w:t>
-            </w:r>
-          </w:p>
-        </w:tc>
-        <w:tc>
-          <w:tcPr>
-            <w:tcW w:w="3520" w:type="dxa"/>
-            <w:tcBorders>
-              <w:top w:val="single" w:sz="6" w:space="0" w:color="CCCCCC"/>
-              <w:left w:val="single" w:sz="6" w:space="0" w:color="CCCCCC"/>
-              <w:bottom w:val="single" w:sz="6" w:space="0" w:color="CCCCCC"/>
-              <w:right w:val="single" w:sz="6" w:space="0" w:color="CCCCCC"/>
-            </w:tcBorders>
-            <w:shd w:val="clear" w:color="auto" w:fill="F7F7F7"/>
-            <w:tcMar>
-              <w:top w:w="105" w:type="dxa"/>
-              <w:left w:w="210" w:type="dxa"/>
-              <w:bottom w:w="105" w:type="dxa"/>
-              <w:right w:w="210" w:type="dxa"/>
-            </w:tcMar>
-            <w:vAlign w:val="center"/>
-          </w:tcPr>
-          <w:p>
-            <w:pPr>
-              <w:widowControl/>
-              <w:spacing w:line="240" w:lineRule="atLeast"/>
-              <w:jc w:val="left"/>
-              <w:rPr>
-                <w:rFonts w:ascii="Times New Roman" w:hAnsi="Times New Roman" w:cs="Times New Roman"/>
-                <w:color w:val="auto"/>
-              </w:rPr>
-            </w:pPr>
-            <w:r>
-              <w:rPr>
-                <w:rFonts w:ascii="Times New Roman" w:hAnsi="Times New Roman" w:cs="Times New Roman"/>
-                <w:color w:val="auto"/>
-                <w:kern w:val="0"/>
-                <w:lang w:bidi="ar"/>
-              </w:rPr>
-              <w:t>最少</w:t>
-            </w:r>
-            <w:r>
-              <w:rPr>
-                <w:rFonts w:ascii="Times New Roman" w:hAnsi="Times New Roman" w:cs="Times New Roman"/>
-                <w:color w:val="auto"/>
-                <w:kern w:val="0"/>
-                <w:lang w:bidi="ar"/>
-              </w:rPr>
-              <w:t>10G</w:t>
-            </w:r>
-          </w:p>
-        </w:tc>
-      </w:tr>
-      <w:tr>
-        <w:trPr>
-          <w:jc w:val="center"/>
-        </w:trPr>
-        <w:tc>
-          <w:tcPr>
-            <w:tcW w:w="1168" w:type="dxa"/>
-            <w:tcBorders>
-              <w:top w:val="single" w:sz="6" w:space="0" w:color="CCCCCC"/>
-              <w:left w:val="single" w:sz="6" w:space="0" w:color="CCCCCC"/>
-              <w:bottom w:val="single" w:sz="6" w:space="0" w:color="CCCCCC"/>
-              <w:right w:val="single" w:sz="6" w:space="0" w:color="CCCCCC"/>
-            </w:tcBorders>
-            <w:shd w:val="clear" w:color="auto" w:fill="FFFFFF"/>
-            <w:tcMar>
-              <w:top w:w="105" w:type="dxa"/>
-              <w:left w:w="210" w:type="dxa"/>
-              <w:bottom w:w="105" w:type="dxa"/>
-              <w:right w:w="210" w:type="dxa"/>
-            </w:tcMar>
-            <w:vAlign w:val="center"/>
-          </w:tcPr>
-          <w:p>
-            <w:pPr>
-              <w:widowControl/>
-              <w:spacing w:line="240" w:lineRule="atLeast"/>
-              <w:jc w:val="left"/>
-              <w:rPr>
-                <w:rFonts w:ascii="Times New Roman" w:hAnsi="Times New Roman" w:cs="Times New Roman"/>
-                <w:color w:val="auto"/>
-              </w:rPr>
-            </w:pPr>
-            <w:r>
-              <w:rPr>
-                <w:rFonts w:ascii="Times New Roman" w:hAnsi="Times New Roman" w:cs="Times New Roman"/>
-                <w:color w:val="auto"/>
-                <w:kern w:val="0"/>
-                <w:lang w:bidi="ar"/>
-              </w:rPr>
-              <w:t>swap</w:t>
-            </w:r>
-          </w:p>
-        </w:tc>
-        <w:tc>
-          <w:tcPr>
-            <w:tcW w:w="1985" w:type="dxa"/>
-            <w:tcBorders>
-              <w:top w:val="single" w:sz="6" w:space="0" w:color="CCCCCC"/>
-              <w:left w:val="single" w:sz="6" w:space="0" w:color="CCCCCC"/>
-              <w:bottom w:val="single" w:sz="6" w:space="0" w:color="CCCCCC"/>
-              <w:right w:val="single" w:sz="6" w:space="0" w:color="CCCCCC"/>
-            </w:tcBorders>
-            <w:shd w:val="clear" w:color="auto" w:fill="FFFFFF"/>
-            <w:tcMar>
-              <w:top w:w="105" w:type="dxa"/>
-              <w:left w:w="210" w:type="dxa"/>
-              <w:bottom w:w="105" w:type="dxa"/>
-              <w:right w:w="210" w:type="dxa"/>
-            </w:tcMar>
-            <w:vAlign w:val="center"/>
-          </w:tcPr>
-          <w:p>
-            <w:pPr>
-              <w:widowControl/>
-              <w:spacing w:line="240" w:lineRule="atLeast"/>
-              <w:jc w:val="left"/>
-              <w:rPr>
-                <w:rFonts w:ascii="Times New Roman" w:hAnsi="Times New Roman" w:cs="Times New Roman"/>
-                <w:color w:val="auto"/>
-              </w:rPr>
-            </w:pPr>
-            <w:r>
-              <w:rPr>
-                <w:rFonts w:ascii="Times New Roman" w:hAnsi="Times New Roman" w:cs="Times New Roman"/>
-                <w:color w:val="auto"/>
-                <w:kern w:val="0"/>
-                <w:lang w:bidi="ar"/>
-              </w:rPr>
-              <w:t>交换分区（可选）</w:t>
-            </w:r>
-          </w:p>
-        </w:tc>
-        <w:tc>
-          <w:tcPr>
-            <w:tcW w:w="1701" w:type="dxa"/>
-            <w:tcBorders>
-              <w:top w:val="single" w:sz="6" w:space="0" w:color="CCCCCC"/>
-              <w:left w:val="single" w:sz="6" w:space="0" w:color="CCCCCC"/>
-              <w:bottom w:val="single" w:sz="6" w:space="0" w:color="CCCCCC"/>
-              <w:right w:val="single" w:sz="6" w:space="0" w:color="CCCCCC"/>
-            </w:tcBorders>
-            <w:shd w:val="clear" w:color="auto" w:fill="FFFFFF"/>
-            <w:tcMar>
-              <w:top w:w="105" w:type="dxa"/>
-              <w:left w:w="210" w:type="dxa"/>
-              <w:bottom w:w="105" w:type="dxa"/>
-              <w:right w:w="210" w:type="dxa"/>
-            </w:tcMar>
-            <w:vAlign w:val="center"/>
-          </w:tcPr>
-          <w:p>
-            <w:pPr>
-              <w:widowControl/>
-              <w:spacing w:line="240" w:lineRule="atLeast"/>
-              <w:jc w:val="left"/>
-              <w:rPr>
-                <w:rFonts w:ascii="Times New Roman" w:hAnsi="Times New Roman" w:cs="Times New Roman"/>
-                <w:color w:val="auto"/>
-              </w:rPr>
-            </w:pPr>
-            <w:r>
-              <w:rPr>
-                <w:rFonts w:ascii="Times New Roman" w:hAnsi="Times New Roman" w:cs="Times New Roman"/>
-                <w:color w:val="auto"/>
-                <w:kern w:val="0"/>
-                <w:lang w:bidi="ar"/>
-              </w:rPr>
-              <w:t>不设置</w:t>
-            </w:r>
-          </w:p>
-        </w:tc>
-        <w:tc>
-          <w:tcPr>
-            <w:tcW w:w="3520" w:type="dxa"/>
-            <w:tcBorders>
-              <w:top w:val="single" w:sz="6" w:space="0" w:color="CCCCCC"/>
-              <w:left w:val="single" w:sz="6" w:space="0" w:color="CCCCCC"/>
-              <w:bottom w:val="single" w:sz="6" w:space="0" w:color="CCCCCC"/>
-              <w:right w:val="single" w:sz="6" w:space="0" w:color="CCCCCC"/>
-            </w:tcBorders>
-            <w:shd w:val="clear" w:color="auto" w:fill="FFFFFF"/>
-            <w:tcMar>
-              <w:top w:w="105" w:type="dxa"/>
-              <w:left w:w="210" w:type="dxa"/>
-              <w:bottom w:w="105" w:type="dxa"/>
-              <w:right w:w="210" w:type="dxa"/>
-            </w:tcMar>
-            <w:vAlign w:val="center"/>
-          </w:tcPr>
-          <w:p>
-            <w:pPr>
-              <w:widowControl/>
-              <w:spacing w:line="240" w:lineRule="atLeast"/>
-              <w:jc w:val="left"/>
-              <w:rPr>
-                <w:rFonts w:ascii="Times New Roman" w:hAnsi="Times New Roman" w:cs="Times New Roman"/>
-                <w:color w:val="auto"/>
-              </w:rPr>
-            </w:pPr>
-            <w:r>
-              <w:rPr>
-                <w:rFonts w:ascii="Times New Roman" w:hAnsi="Times New Roman" w:cs="Times New Roman"/>
-                <w:color w:val="auto"/>
-                <w:kern w:val="0"/>
-                <w:lang w:bidi="ar"/>
-              </w:rPr>
-              <w:t>4G</w:t>
-            </w:r>
-            <w:r>
-              <w:rPr>
-                <w:rFonts w:ascii="Times New Roman" w:hAnsi="Times New Roman" w:cs="Times New Roman"/>
-                <w:color w:val="auto"/>
-                <w:kern w:val="0"/>
-                <w:lang w:bidi="ar"/>
-              </w:rPr>
-              <w:t>内存以下分配</w:t>
-            </w:r>
-            <w:r>
-              <w:rPr>
-                <w:rFonts w:ascii="Times New Roman" w:hAnsi="Times New Roman" w:cs="Times New Roman"/>
-                <w:color w:val="auto"/>
-                <w:kern w:val="0"/>
-                <w:lang w:bidi="ar"/>
-              </w:rPr>
-              <w:t>2G</w:t>
-            </w:r>
-            <w:r>
-              <w:rPr>
-                <w:rFonts w:ascii="Times New Roman" w:hAnsi="Times New Roman" w:cs="Times New Roman"/>
-                <w:color w:val="auto"/>
-                <w:kern w:val="0"/>
-                <w:lang w:bidi="ar"/>
-              </w:rPr>
-              <w:t>，</w:t>
-            </w:r>
-            <w:r>
-              <w:rPr>
-                <w:rFonts w:ascii="Times New Roman" w:hAnsi="Times New Roman" w:cs="Times New Roman"/>
-                <w:color w:val="auto"/>
-                <w:kern w:val="0"/>
-                <w:lang w:bidi="ar"/>
-              </w:rPr>
-              <w:t>4G</w:t>
-            </w:r>
-            <w:r>
-              <w:rPr>
-                <w:rFonts w:ascii="Times New Roman" w:hAnsi="Times New Roman" w:cs="Times New Roman"/>
-                <w:color w:val="auto"/>
-                <w:kern w:val="0"/>
-                <w:lang w:bidi="ar"/>
-              </w:rPr>
-              <w:t>以上可不分配</w:t>
-            </w:r>
-          </w:p>
-        </w:tc>
-      </w:tr>
-    </w:tbl>
-    <w:p>
-      <w:pPr>
-        <w:pStyle w:val="ac"/>
-        <w:widowControl/>
-        <w:shd w:val="clear" w:color="auto" w:fill="FFFFFF"/>
-        <w:spacing w:before="60" w:beforeAutospacing="0" w:after="60" w:afterAutospacing="0" w:line="240" w:lineRule="atLeast"/>
-        <w:ind w:firstLineChars="200" w:firstLine="420"/>
-        <w:jc w:val="both"/>
-        <w:rPr>
-          <w:rFonts w:ascii="Times New Roman" w:hAnsi="Times New Roman"/>
-          <w:color w:val="auto"/>
-          <w:sz w:val="21"/>
-        </w:rPr>
-      </w:pPr>
-      <w:r>
-        <w:rPr>
-          <w:rFonts w:ascii="Times New Roman" w:hAnsi="Times New Roman"/>
-          <w:color w:val="auto"/>
-          <w:sz w:val="21"/>
-        </w:rPr>
-        <w:t>（</w:t>
-      </w:r>
-      <w:r>
-        <w:rPr>
-          <w:rFonts w:ascii="Times New Roman" w:hAnsi="Times New Roman"/>
-          <w:color w:val="auto"/>
-          <w:sz w:val="21"/>
-        </w:rPr>
-        <w:t>7</w:t>
-      </w:r>
-      <w:r>
-        <w:rPr>
-          <w:rFonts w:ascii="Times New Roman" w:hAnsi="Times New Roman"/>
-          <w:color w:val="auto"/>
-          <w:sz w:val="21"/>
-        </w:rPr>
-        <w:t>）点击</w:t>
-      </w:r>
-      <w:r>
-        <w:rPr>
-          <w:rFonts w:hint="eastAsia"/>
-          <w:b/>
-          <w:color w:val="auto"/>
-        </w:rPr>
-        <w:t>安装，</w:t>
-      </w:r>
-      <w:r>
-        <w:rPr>
-          <w:rFonts w:ascii="Times New Roman" w:hAnsi="Times New Roman"/>
-          <w:color w:val="auto"/>
-          <w:sz w:val="21"/>
-        </w:rPr>
-        <w:t>在弹出的确认安装窗口中，点击</w:t>
-      </w:r>
-      <w:r>
-        <w:rPr>
-          <w:rFonts w:hint="eastAsia"/>
-          <w:b/>
-          <w:color w:val="auto"/>
-        </w:rPr>
-        <w:t>确定，然后</w:t>
-      </w:r>
-      <w:r>
-        <w:rPr>
-          <w:rFonts w:ascii="Times New Roman" w:hAnsi="Times New Roman"/>
-          <w:color w:val="auto"/>
-          <w:sz w:val="21"/>
-        </w:rPr>
-        <w:t>等待操作系统安装成功。</w:t>
-      </w:r>
-    </w:p>
-    <w:p>
-      <w:pPr>
-        <w:pStyle w:val="ac"/>
-        <w:widowControl/>
-        <w:shd w:val="clear" w:color="auto" w:fill="FFFFFF"/>
-        <w:spacing w:before="60" w:beforeAutospacing="0" w:after="60" w:afterAutospacing="0" w:line="240" w:lineRule="atLeast"/>
-        <w:ind w:firstLineChars="200" w:firstLine="422"/>
-        <w:jc w:val="both"/>
-        <w:rPr>
-          <w:rFonts w:ascii="Times New Roman" w:hAnsi="Times New Roman"/>
-          <w:b/>
-          <w:color w:val="auto"/>
-          <w:sz w:val="21"/>
-        </w:rPr>
-      </w:pPr>
-      <w:r>
-        <w:rPr>
-          <w:rFonts w:ascii="Times New Roman" w:hAnsi="Times New Roman"/>
-          <w:b/>
-          <w:color w:val="auto"/>
-          <w:sz w:val="21"/>
-        </w:rPr>
-        <w:lastRenderedPageBreak/>
-        <w:t>2</w:t>
-      </w:r>
-      <w:r>
-        <w:rPr>
-          <w:rFonts w:ascii="Times New Roman" w:hAnsi="Times New Roman" w:hint="eastAsia"/>
-          <w:b/>
-          <w:color w:val="auto"/>
-          <w:sz w:val="21"/>
-        </w:rPr>
-        <w:t>、</w:t>
-      </w:r>
-      <w:r>
-        <w:rPr>
-          <w:rFonts w:ascii="Times New Roman" w:hAnsi="Times New Roman"/>
-          <w:b/>
-          <w:color w:val="auto"/>
-          <w:sz w:val="21"/>
-        </w:rPr>
-        <w:t>VirtualBox</w:t>
-      </w:r>
-      <w:r>
-        <w:rPr>
-          <w:rFonts w:ascii="Times New Roman" w:hAnsi="Times New Roman"/>
-          <w:b/>
-          <w:color w:val="auto"/>
-          <w:sz w:val="21"/>
-        </w:rPr>
-        <w:t>虚拟化软件的安装步骤</w:t>
-      </w:r>
-    </w:p>
-    <w:p>
-      <w:pPr>
-        <w:pStyle w:val="ac"/>
-        <w:widowControl/>
-        <w:shd w:val="clear" w:color="auto" w:fill="FFFFFF"/>
-        <w:spacing w:before="60" w:beforeAutospacing="0" w:after="60" w:afterAutospacing="0" w:line="240" w:lineRule="atLeast"/>
-        <w:ind w:firstLineChars="200" w:firstLine="420"/>
-        <w:jc w:val="both"/>
-        <w:rPr>
-          <w:rFonts w:ascii="Times New Roman" w:hAnsi="Times New Roman"/>
-          <w:color w:val="auto"/>
-          <w:sz w:val="21"/>
-        </w:rPr>
-      </w:pPr>
-      <w:r>
-        <w:rPr>
-          <w:rFonts w:ascii="Times New Roman" w:hAnsi="Times New Roman"/>
-          <w:color w:val="auto"/>
-          <w:sz w:val="21"/>
-        </w:rPr>
-        <w:t>（</w:t>
-      </w:r>
-      <w:r>
-        <w:rPr>
-          <w:rFonts w:ascii="Times New Roman" w:hAnsi="Times New Roman"/>
-          <w:color w:val="auto"/>
-          <w:sz w:val="21"/>
-        </w:rPr>
-        <w:t>1</w:t>
-      </w:r>
-      <w:r>
-        <w:rPr>
-          <w:rFonts w:ascii="Times New Roman" w:hAnsi="Times New Roman"/>
-          <w:color w:val="auto"/>
-          <w:sz w:val="21"/>
-        </w:rPr>
-        <w:t>）设置虚拟电脑名称和类型</w:t>
-      </w:r>
-    </w:p>
-    <w:p>
-      <w:pPr>
-        <w:pStyle w:val="content"/>
-        <w:spacing w:before="60" w:beforeAutospacing="0" w:after="60" w:afterAutospacing="0" w:line="240" w:lineRule="atLeast"/>
-        <w:jc w:val="center"/>
-        <w:rPr>
-          <w:rFonts w:ascii="Times New Roman" w:eastAsia="宋体" w:hAnsi="Times New Roman" w:cs="Times New Roman"/>
-          <w:color w:val="auto"/>
-          <w:sz w:val="21"/>
-        </w:rPr>
-      </w:pPr>
-      <w:r>
-        <w:rPr>
-          <w:rFonts w:ascii="Times New Roman" w:eastAsia="宋体" w:hAnsi="Times New Roman" w:cs="Times New Roman"/>
-          <w:noProof/>
-          <w:color w:val="auto"/>
-          <w:sz w:val="21"/>
-        </w:rPr>
-        <w:drawing>
-          <wp:inline distT="0" distB="0" distL="0" distR="0" wp14:anchorId="4FCF5CD2" wp14:editId="6128BFA0">
-            <wp:extent cx="5270500" cy="3962400"/>
-            <wp:effectExtent l="0" t="0" r="0" b="0"/>
-            <wp:docPr id="5" name="图片 79" descr="深度截图20170214104451"/>
-            <wp:cNvGraphicFramePr>
-              <a:graphicFrameLocks xmlns:a="http://schemas.openxmlformats.org/drawingml/2006/main" noChangeAspect="1"/>
-            </wp:cNvGraphicFramePr>
-            <a:graphic xmlns:a="http://schemas.openxmlformats.org/drawingml/2006/main">
-              <a:graphicData uri="http://schemas.openxmlformats.org/drawingml/2006/picture">
-                <pic:pic xmlns:pic="http://schemas.openxmlformats.org/drawingml/2006/picture">
-                  <pic:nvPicPr>
-                    <pic:cNvPr id="0" name="图片 79" descr="深度截图20170214104451"/>
-                    <pic:cNvPicPr>
-                      <a:picLocks noChangeAspect="1" noChangeArrowheads="1"/>
-                    </pic:cNvPicPr>
-                  </pic:nvPicPr>
-                  <pic:blipFill>
-                    <a:blip r:embed="rId13">
-                      <a:extLst>
-                        <a:ext uri="{28A0092B-C50C-407E-A947-70E740481C1C}">
-                          <a14:useLocalDpi xmlns:a14="http://schemas.microsoft.com/office/drawing/2010/main" val="0"/>
-                        </a:ext>
-                      </a:extLst>
-                    </a:blip>
-                    <a:srcRect/>
-                    <a:stretch>
-                      <a:fillRect/>
-                    </a:stretch>
-                  </pic:blipFill>
-                  <pic:spPr bwMode="auto">
-                    <a:xfrm>
-                      <a:off x="0" y="0"/>
-                      <a:ext cx="5270500" cy="3962400"/>
-                    </a:xfrm>
-                    <a:prstGeom prst="rect">
-                      <a:avLst/>
-                    </a:prstGeom>
-                    <a:noFill/>
-                    <a:ln>
-                      <a:noFill/>
-                    </a:ln>
-                  </pic:spPr>
-                </pic:pic>
-              </a:graphicData>
-            </a:graphic>
-          </wp:inline>
-        </w:drawing>
-      </w:r>
-    </w:p>
-    <w:p>
-      <w:pPr>
-        <w:pStyle w:val="ac"/>
-        <w:widowControl/>
-        <w:shd w:val="clear" w:color="auto" w:fill="FFFFFF"/>
-        <w:spacing w:before="60" w:beforeAutospacing="0" w:after="60" w:afterAutospacing="0" w:line="240" w:lineRule="atLeast"/>
-        <w:ind w:firstLineChars="200" w:firstLine="420"/>
-        <w:jc w:val="both"/>
-        <w:rPr>
-          <w:rFonts w:ascii="Times New Roman" w:hAnsi="Times New Roman"/>
-          <w:color w:val="auto"/>
-          <w:sz w:val="21"/>
-        </w:rPr>
-      </w:pPr>
-      <w:r>
-        <w:rPr>
-          <w:rFonts w:ascii="Times New Roman" w:hAnsi="Times New Roman"/>
-          <w:color w:val="auto"/>
-          <w:sz w:val="21"/>
-        </w:rPr>
-        <w:t>（</w:t>
-      </w:r>
-      <w:r>
-        <w:rPr>
-          <w:rFonts w:ascii="Times New Roman" w:hAnsi="Times New Roman"/>
-          <w:color w:val="auto"/>
-          <w:sz w:val="21"/>
-        </w:rPr>
-        <w:t>2</w:t>
-      </w:r>
-      <w:r>
-        <w:rPr>
-          <w:rFonts w:ascii="Times New Roman" w:hAnsi="Times New Roman"/>
-          <w:color w:val="auto"/>
-          <w:sz w:val="21"/>
-        </w:rPr>
-        <w:t>）设置内存大小</w:t>
-      </w:r>
-    </w:p>
-    <w:p>
-      <w:pPr>
-        <w:pStyle w:val="content"/>
-        <w:spacing w:before="60" w:beforeAutospacing="0" w:after="60" w:afterAutospacing="0" w:line="240" w:lineRule="atLeast"/>
-        <w:ind w:firstLineChars="200" w:firstLine="420"/>
-        <w:jc w:val="both"/>
-        <w:rPr>
-          <w:rFonts w:ascii="Times New Roman" w:eastAsia="宋体" w:hAnsi="Times New Roman" w:cs="Times New Roman"/>
-          <w:color w:val="auto"/>
-          <w:sz w:val="21"/>
-        </w:rPr>
-      </w:pPr>
-      <w:r>
-        <w:rPr>
-          <w:rFonts w:ascii="Times New Roman" w:eastAsia="宋体" w:hAnsi="Times New Roman" w:cs="Times New Roman"/>
-          <w:noProof/>
-          <w:color w:val="auto"/>
-          <w:sz w:val="21"/>
-        </w:rPr>
-        <w:drawing>
-          <wp:inline distT="0" distB="0" distL="0" distR="0" wp14:anchorId="734C4712" wp14:editId="504F7799">
-            <wp:extent cx="4902200" cy="3683000"/>
-            <wp:effectExtent l="0" t="0" r="0" b="0"/>
-            <wp:docPr id="6" name="图片 80" descr="深度截图20170214104511"/>
-            <wp:cNvGraphicFramePr>
-              <a:graphicFrameLocks xmlns:a="http://schemas.openxmlformats.org/drawingml/2006/main" noChangeAspect="1"/>
-            </wp:cNvGraphicFramePr>
-            <a:graphic xmlns:a="http://schemas.openxmlformats.org/drawingml/2006/main">
-              <a:graphicData uri="http://schemas.openxmlformats.org/drawingml/2006/picture">
-                <pic:pic xmlns:pic="http://schemas.openxmlformats.org/drawingml/2006/picture">
-                  <pic:nvPicPr>
-                    <pic:cNvPr id="0" name="图片 80" descr="深度截图20170214104511"/>
-                    <pic:cNvPicPr>
-                      <a:picLocks noChangeAspect="1" noChangeArrowheads="1"/>
-                    </pic:cNvPicPr>
-                  </pic:nvPicPr>
-                  <pic:blipFill>
-                    <a:blip r:embed="rId14">
-                      <a:extLst>
-                        <a:ext uri="{28A0092B-C50C-407E-A947-70E740481C1C}">
-                          <a14:useLocalDpi xmlns:a14="http://schemas.microsoft.com/office/drawing/2010/main" val="0"/>
-                        </a:ext>
-                      </a:extLst>
-                    </a:blip>
-                    <a:srcRect/>
-                    <a:stretch>
-                      <a:fillRect/>
-                    </a:stretch>
-                  </pic:blipFill>
-                  <pic:spPr bwMode="auto">
-                    <a:xfrm>
-                      <a:off x="0" y="0"/>
-                      <a:ext cx="4902200" cy="3683000"/>
-                    </a:xfrm>
-                    <a:prstGeom prst="rect">
-                      <a:avLst/>
-                    </a:prstGeom>
-                    <a:noFill/>
-                    <a:ln>
-                      <a:noFill/>
-                    </a:ln>
-                    <a:effectLst/>
-                  </pic:spPr>
-                </pic:pic>
-              </a:graphicData>
-            </a:graphic>
-          </wp:inline>
-        </w:drawing>
-      </w:r>
-    </w:p>
-    <w:p>
-      <w:pPr>
-        <w:pStyle w:val="ac"/>
-        <w:widowControl/>
-        <w:shd w:val="clear" w:color="auto" w:fill="FFFFFF"/>
-        <w:spacing w:before="60" w:beforeAutospacing="0" w:after="60" w:afterAutospacing="0" w:line="240" w:lineRule="atLeast"/>
-        <w:ind w:firstLineChars="200" w:firstLine="420"/>
-        <w:jc w:val="both"/>
-        <w:rPr>
-          <w:rFonts w:ascii="Times New Roman" w:hAnsi="Times New Roman"/>
-          <w:color w:val="auto"/>
-          <w:sz w:val="21"/>
-        </w:rPr>
-      </w:pPr>
-      <w:r>
-        <w:rPr>
-          <w:rFonts w:ascii="Times New Roman" w:hAnsi="Times New Roman"/>
-          <w:color w:val="auto"/>
-          <w:sz w:val="21"/>
-        </w:rPr>
-        <w:lastRenderedPageBreak/>
-        <w:t>（</w:t>
-      </w:r>
-      <w:r>
-        <w:rPr>
-          <w:rFonts w:ascii="Times New Roman" w:hAnsi="Times New Roman"/>
-          <w:color w:val="auto"/>
-          <w:sz w:val="21"/>
-        </w:rPr>
-        <w:t>3</w:t>
-      </w:r>
-      <w:r>
-        <w:rPr>
-          <w:rFonts w:ascii="Times New Roman" w:hAnsi="Times New Roman"/>
-          <w:color w:val="auto"/>
-          <w:sz w:val="21"/>
-        </w:rPr>
-        <w:t>）设置并创建虚拟硬盘</w:t>
-      </w:r>
-    </w:p>
-    <w:p>
-      <w:pPr>
-        <w:pStyle w:val="content"/>
-        <w:spacing w:before="60" w:beforeAutospacing="0" w:after="60" w:afterAutospacing="0" w:line="240" w:lineRule="atLeast"/>
-        <w:jc w:val="both"/>
-        <w:rPr>
-          <w:rFonts w:ascii="Times New Roman" w:eastAsia="宋体" w:hAnsi="Times New Roman" w:cs="Times New Roman"/>
-          <w:color w:val="auto"/>
-          <w:sz w:val="21"/>
-        </w:rPr>
-      </w:pPr>
-      <w:r>
-        <w:rPr>
-          <w:rFonts w:ascii="Times New Roman" w:eastAsia="宋体" w:hAnsi="Times New Roman" w:cs="Times New Roman"/>
-          <w:noProof/>
-          <w:color w:val="auto"/>
-          <w:sz w:val="21"/>
-        </w:rPr>
-        <w:drawing>
-          <wp:inline distT="0" distB="0" distL="0" distR="0" wp14:anchorId="13ABFE61" wp14:editId="484A81E4">
-            <wp:extent cx="5270500" cy="3606800"/>
-            <wp:effectExtent l="0" t="0" r="0" b="0"/>
-            <wp:docPr id="7" name="图片 81" descr="深度截图20170214104535"/>
-            <wp:cNvGraphicFramePr>
-              <a:graphicFrameLocks xmlns:a="http://schemas.openxmlformats.org/drawingml/2006/main" noChangeAspect="1"/>
-            </wp:cNvGraphicFramePr>
-            <a:graphic xmlns:a="http://schemas.openxmlformats.org/drawingml/2006/main">
-              <a:graphicData uri="http://schemas.openxmlformats.org/drawingml/2006/picture">
-                <pic:pic xmlns:pic="http://schemas.openxmlformats.org/drawingml/2006/picture">
-                  <pic:nvPicPr>
-                    <pic:cNvPr id="0" name="图片 81" descr="深度截图20170214104535"/>
-                    <pic:cNvPicPr>
-                      <a:picLocks noChangeAspect="1" noChangeArrowheads="1"/>
-                    </pic:cNvPicPr>
-                  </pic:nvPicPr>
-                  <pic:blipFill>
-                    <a:blip r:embed="rId15">
-                      <a:extLst>
-                        <a:ext uri="{28A0092B-C50C-407E-A947-70E740481C1C}">
-                          <a14:useLocalDpi xmlns:a14="http://schemas.microsoft.com/office/drawing/2010/main" val="0"/>
-                        </a:ext>
-                      </a:extLst>
-                    </a:blip>
-                    <a:srcRect/>
-                    <a:stretch>
-                      <a:fillRect/>
-                    </a:stretch>
-                  </pic:blipFill>
-                  <pic:spPr bwMode="auto">
-                    <a:xfrm>
-                      <a:off x="0" y="0"/>
-                      <a:ext cx="5270500" cy="3606800"/>
-                    </a:xfrm>
-                    <a:prstGeom prst="rect">
-                      <a:avLst/>
-                    </a:prstGeom>
-                    <a:noFill/>
-                    <a:ln>
-                      <a:noFill/>
-                    </a:ln>
-                    <a:effectLst/>
-                  </pic:spPr>
-                </pic:pic>
-              </a:graphicData>
-            </a:graphic>
-          </wp:inline>
-        </w:drawing>
-      </w:r>
-    </w:p>
-    <w:p>
-      <w:pPr>
-        <w:pStyle w:val="content"/>
-        <w:spacing w:before="60" w:beforeAutospacing="0" w:after="60" w:afterAutospacing="0" w:line="240" w:lineRule="atLeast"/>
-        <w:jc w:val="both"/>
-        <w:rPr>
-          <w:rFonts w:ascii="Times New Roman" w:eastAsia="宋体" w:hAnsi="Times New Roman" w:cs="Times New Roman"/>
-          <w:color w:val="auto"/>
-          <w:sz w:val="21"/>
-        </w:rPr>
-      </w:pPr>
-      <w:r>
-        <w:rPr>
-          <w:rFonts w:ascii="Times New Roman" w:eastAsia="宋体" w:hAnsi="Times New Roman" w:cs="Times New Roman"/>
-          <w:noProof/>
-          <w:color w:val="auto"/>
-          <w:sz w:val="21"/>
-        </w:rPr>
-        <w:drawing>
-          <wp:inline distT="0" distB="0" distL="0" distR="0" wp14:anchorId="6D65D993" wp14:editId="7758BCC2">
-            <wp:extent cx="5276850" cy="4000500"/>
-            <wp:effectExtent l="0" t="0" r="0" b="0"/>
-            <wp:docPr id="8" name="图片 82" descr="深度截图20170214104557"/>
-            <wp:cNvGraphicFramePr>
-              <a:graphicFrameLocks xmlns:a="http://schemas.openxmlformats.org/drawingml/2006/main" noChangeAspect="1"/>
-            </wp:cNvGraphicFramePr>
-            <a:graphic xmlns:a="http://schemas.openxmlformats.org/drawingml/2006/main">
-              <a:graphicData uri="http://schemas.openxmlformats.org/drawingml/2006/picture">
-                <pic:pic xmlns:pic="http://schemas.openxmlformats.org/drawingml/2006/picture">
-                  <pic:nvPicPr>
-                    <pic:cNvPr id="0" name="图片 82" descr="深度截图20170214104557"/>
-                    <pic:cNvPicPr>
-                      <a:picLocks noChangeAspect="1" noChangeArrowheads="1"/>
-                    </pic:cNvPicPr>
-                  </pic:nvPicPr>
-                  <pic:blipFill>
-                    <a:blip r:embed="rId16">
-                      <a:extLst>
-                        <a:ext uri="{28A0092B-C50C-407E-A947-70E740481C1C}">
-                          <a14:useLocalDpi xmlns:a14="http://schemas.microsoft.com/office/drawing/2010/main" val="0"/>
-                        </a:ext>
-                      </a:extLst>
-                    </a:blip>
-                    <a:srcRect/>
-                    <a:stretch>
-                      <a:fillRect/>
-                    </a:stretch>
-                  </pic:blipFill>
-                  <pic:spPr bwMode="auto">
-                    <a:xfrm>
-                      <a:off x="0" y="0"/>
-                      <a:ext cx="5276850" cy="4000500"/>
-                    </a:xfrm>
-                    <a:prstGeom prst="rect">
-                      <a:avLst/>
-                    </a:prstGeom>
-                    <a:noFill/>
-                    <a:ln>
-                      <a:noFill/>
-                    </a:ln>
-                    <a:effectLst/>
-                  </pic:spPr>
-                </pic:pic>
-              </a:graphicData>
-            </a:graphic>
-          </wp:inline>
-        </w:drawing>
-      </w:r>
-    </w:p>
-    <w:p>
-      <w:pPr>
-        <w:pStyle w:val="content"/>
-        <w:spacing w:before="60" w:beforeAutospacing="0" w:after="60" w:afterAutospacing="0" w:line="240" w:lineRule="atLeast"/>
-        <w:jc w:val="both"/>
-        <w:rPr>
-          <w:rFonts w:ascii="Times New Roman" w:eastAsia="宋体" w:hAnsi="Times New Roman" w:cs="Times New Roman"/>
-          <w:color w:val="auto"/>
-          <w:sz w:val="21"/>
-        </w:rPr>
-      </w:pPr>
-      <w:r>
-        <w:rPr>
-          <w:rFonts w:ascii="Times New Roman" w:eastAsia="宋体" w:hAnsi="Times New Roman" w:cs="Times New Roman"/>
-          <w:noProof/>
-          <w:color w:val="auto"/>
-          <w:sz w:val="21"/>
-        </w:rPr>
-        <w:lastRenderedPageBreak/>
-        <w:drawing>
-          <wp:inline distT="0" distB="0" distL="0" distR="0" wp14:anchorId="224E4F19" wp14:editId="313D25DC">
-            <wp:extent cx="5276850" cy="4311650"/>
-            <wp:effectExtent l="0" t="0" r="0" b="0"/>
-            <wp:docPr id="9" name="图片 86" descr="深度截图20170214104618"/>
-            <wp:cNvGraphicFramePr>
-              <a:graphicFrameLocks xmlns:a="http://schemas.openxmlformats.org/drawingml/2006/main" noChangeAspect="1"/>
-            </wp:cNvGraphicFramePr>
-            <a:graphic xmlns:a="http://schemas.openxmlformats.org/drawingml/2006/main">
-              <a:graphicData uri="http://schemas.openxmlformats.org/drawingml/2006/picture">
-                <pic:pic xmlns:pic="http://schemas.openxmlformats.org/drawingml/2006/picture">
-                  <pic:nvPicPr>
-                    <pic:cNvPr id="0" name="图片 86" descr="深度截图20170214104618"/>
-                    <pic:cNvPicPr>
-                      <a:picLocks noChangeAspect="1" noChangeArrowheads="1"/>
-                    </pic:cNvPicPr>
-                  </pic:nvPicPr>
-                  <pic:blipFill>
-                    <a:blip r:embed="rId17">
-                      <a:extLst>
-                        <a:ext uri="{28A0092B-C50C-407E-A947-70E740481C1C}">
-                          <a14:useLocalDpi xmlns:a14="http://schemas.microsoft.com/office/drawing/2010/main" val="0"/>
-                        </a:ext>
-                      </a:extLst>
-                    </a:blip>
-                    <a:srcRect/>
-                    <a:stretch>
-                      <a:fillRect/>
-                    </a:stretch>
-                  </pic:blipFill>
-                  <pic:spPr bwMode="auto">
-                    <a:xfrm>
-                      <a:off x="0" y="0"/>
-                      <a:ext cx="5276850" cy="4311650"/>
-                    </a:xfrm>
-                    <a:prstGeom prst="rect">
-                      <a:avLst/>
-                    </a:prstGeom>
-                    <a:noFill/>
-                    <a:ln>
-                      <a:noFill/>
-                    </a:ln>
-                  </pic:spPr>
-                </pic:pic>
-              </a:graphicData>
-            </a:graphic>
-          </wp:inline>
-        </w:drawing>
-      </w:r>
-    </w:p>
-    <w:p>
-      <w:pPr>
-        <w:pStyle w:val="ac"/>
-        <w:widowControl/>
-        <w:shd w:val="clear" w:color="auto" w:fill="FFFFFF"/>
-        <w:spacing w:before="60" w:beforeAutospacing="0" w:after="60" w:afterAutospacing="0" w:line="240" w:lineRule="atLeast"/>
-        <w:ind w:firstLineChars="200" w:firstLine="420"/>
-        <w:jc w:val="both"/>
-        <w:rPr>
-          <w:rFonts w:ascii="Times New Roman" w:hAnsi="Times New Roman"/>
-          <w:color w:val="auto"/>
-          <w:sz w:val="21"/>
-        </w:rPr>
-      </w:pPr>
-      <w:r>
-        <w:rPr>
-          <w:rFonts w:ascii="Times New Roman" w:hAnsi="Times New Roman"/>
-          <w:color w:val="auto"/>
-          <w:sz w:val="21"/>
-        </w:rPr>
-        <w:t>（</w:t>
-      </w:r>
-      <w:r>
-        <w:rPr>
-          <w:rFonts w:ascii="Times New Roman" w:hAnsi="Times New Roman"/>
-          <w:color w:val="auto"/>
-          <w:sz w:val="21"/>
-        </w:rPr>
-        <w:t>4</w:t>
-      </w:r>
-      <w:r>
-        <w:rPr>
-          <w:rFonts w:ascii="Times New Roman" w:hAnsi="Times New Roman"/>
-          <w:color w:val="auto"/>
-          <w:sz w:val="21"/>
-        </w:rPr>
-        <w:t>）选择系统镜像文件</w:t>
-      </w:r>
-    </w:p>
-    <w:p>
-      <w:pPr>
-        <w:pStyle w:val="content"/>
-        <w:spacing w:before="60" w:beforeAutospacing="0" w:after="60" w:afterAutospacing="0" w:line="240" w:lineRule="atLeast"/>
-        <w:jc w:val="both"/>
-        <w:rPr>
-          <w:rFonts w:ascii="Times New Roman" w:eastAsia="宋体" w:hAnsi="Times New Roman" w:cs="Times New Roman"/>
-          <w:color w:val="auto"/>
-          <w:sz w:val="21"/>
-        </w:rPr>
-      </w:pPr>
-      <w:r>
-        <w:rPr>
-          <w:rFonts w:ascii="Times New Roman" w:eastAsia="宋体" w:hAnsi="Times New Roman" w:cs="Times New Roman"/>
-          <w:noProof/>
-          <w:color w:val="auto"/>
-          <w:sz w:val="21"/>
-        </w:rPr>
-        <w:drawing>
-          <wp:inline distT="0" distB="0" distL="0" distR="0" wp14:anchorId="11E2301B" wp14:editId="2D5C44B7">
-            <wp:extent cx="5276850" cy="3600450"/>
-            <wp:effectExtent l="0" t="0" r="0" b="0"/>
-            <wp:docPr id="10" name="图片 87" descr="深度截图20170214104701"/>
-            <wp:cNvGraphicFramePr>
-              <a:graphicFrameLocks xmlns:a="http://schemas.openxmlformats.org/drawingml/2006/main" noChangeAspect="1"/>
-            </wp:cNvGraphicFramePr>
-            <a:graphic xmlns:a="http://schemas.openxmlformats.org/drawingml/2006/main">
-              <a:graphicData uri="http://schemas.openxmlformats.org/drawingml/2006/picture">
-                <pic:pic xmlns:pic="http://schemas.openxmlformats.org/drawingml/2006/picture">
-                  <pic:nvPicPr>
-                    <pic:cNvPr id="0" name="图片 87" descr="深度截图20170214104701"/>
-                    <pic:cNvPicPr>
-                      <a:picLocks noChangeAspect="1" noChangeArrowheads="1"/>
-                    </pic:cNvPicPr>
-                  </pic:nvPicPr>
-                  <pic:blipFill>
-                    <a:blip r:embed="rId18">
-                      <a:extLst>
-                        <a:ext uri="{28A0092B-C50C-407E-A947-70E740481C1C}">
-                          <a14:useLocalDpi xmlns:a14="http://schemas.microsoft.com/office/drawing/2010/main" val="0"/>
-                        </a:ext>
-                      </a:extLst>
-                    </a:blip>
-                    <a:srcRect/>
-                    <a:stretch>
-                      <a:fillRect/>
-                    </a:stretch>
-                  </pic:blipFill>
-                  <pic:spPr bwMode="auto">
-                    <a:xfrm>
-                      <a:off x="0" y="0"/>
-                      <a:ext cx="5276850" cy="3600450"/>
-                    </a:xfrm>
-                    <a:prstGeom prst="rect">
-                      <a:avLst/>
-                    </a:prstGeom>
-                    <a:noFill/>
-                    <a:ln>
-                      <a:noFill/>
-                    </a:ln>
-                  </pic:spPr>
-                </pic:pic>
-              </a:graphicData>
-            </a:graphic>
-          </wp:inline>
-        </w:drawing>
-      </w:r>
-    </w:p>
-    <w:p>
-      <w:pPr>
-        <w:pStyle w:val="ac"/>
-        <w:widowControl/>
-        <w:shd w:val="clear" w:color="auto" w:fill="FFFFFF"/>
-        <w:spacing w:before="60" w:beforeAutospacing="0" w:after="60" w:afterAutospacing="0" w:line="240" w:lineRule="atLeast"/>
-        <w:ind w:firstLineChars="200" w:firstLine="420"/>
-        <w:jc w:val="both"/>
-        <w:rPr>
-          <w:rFonts w:ascii="Times New Roman" w:hAnsi="Times New Roman"/>
-          <w:color w:val="auto"/>
-          <w:sz w:val="21"/>
-        </w:rPr>
-      </w:pPr>
-      <w:r>
-        <w:rPr>
-          <w:rFonts w:ascii="Times New Roman" w:hAnsi="Times New Roman"/>
-          <w:color w:val="auto"/>
-          <w:sz w:val="21"/>
-        </w:rPr>
-        <w:t>（</w:t>
-      </w:r>
-      <w:r>
-        <w:rPr>
-          <w:rFonts w:ascii="Times New Roman" w:hAnsi="Times New Roman"/>
-          <w:color w:val="auto"/>
-          <w:sz w:val="21"/>
-        </w:rPr>
-        <w:t>5</w:t>
-      </w:r>
-      <w:r>
-        <w:rPr>
-          <w:rFonts w:ascii="Times New Roman" w:hAnsi="Times New Roman"/>
-          <w:color w:val="auto"/>
-          <w:sz w:val="21"/>
-        </w:rPr>
-        <w:t>）启动虚拟机开始安装系统，安装步骤和在实体机上完全一样</w:t>
-      </w:r>
-    </w:p>
-    <w:p>
-      <w:pPr>
-        <w:spacing w:before="60" w:after="60" w:line="240" w:lineRule="atLeast"/>
-        <w:outlineLvl w:val="1"/>
-        <w:rPr>
-          <w:rFonts w:ascii="Times New Roman" w:hAnsi="Times New Roman" w:cs="Times New Roman"/>
-          <w:b/>
-          <w:bCs/>
-          <w:color w:val="auto"/>
-          <w:sz w:val="24"/>
-          <w:szCs w:val="24"/>
-        </w:rPr>
-      </w:pPr>
-      <w:r>
-        <w:rPr>
-          <w:rFonts w:ascii="Times New Roman" w:hAnsi="Times New Roman" w:cs="Times New Roman"/>
-          <w:b/>
-          <w:bCs/>
-          <w:color w:val="auto"/>
-          <w:sz w:val="24"/>
-          <w:szCs w:val="24"/>
-        </w:rPr>
-        <w:lastRenderedPageBreak/>
-        <w:t>五、</w:t>
-      </w:r>
-      <w:r>
-        <w:rPr>
-          <w:rFonts w:ascii="Times New Roman" w:hAnsi="Times New Roman" w:cs="Times New Roman" w:hint="eastAsia"/>
-          <w:b/>
-          <w:bCs/>
-          <w:color w:val="auto"/>
-          <w:sz w:val="24"/>
-          <w:szCs w:val="24"/>
-        </w:rPr>
-        <w:t>实践</w:t>
-      </w:r>
-      <w:r>
-        <w:rPr>
-          <w:rFonts w:ascii="Times New Roman" w:hAnsi="Times New Roman" w:cs="Times New Roman"/>
-          <w:b/>
-          <w:bCs/>
-          <w:color w:val="auto"/>
-          <w:sz w:val="24"/>
-          <w:szCs w:val="24"/>
-        </w:rPr>
-        <w:t>结果</w:t>
-      </w:r>
-    </w:p>
-    <w:p>
-      <w:pPr>
-        <w:pStyle w:val="ac"/>
-        <w:widowControl/>
-        <w:shd w:val="clear" w:color="auto" w:fill="FFFFFF"/>
-        <w:spacing w:before="60" w:beforeAutospacing="0" w:after="60" w:afterAutospacing="0" w:line="240" w:lineRule="atLeast"/>
-        <w:ind w:firstLineChars="200" w:firstLine="420"/>
-        <w:jc w:val="both"/>
-        <w:rPr>
-          <w:rFonts w:ascii="Times New Roman" w:hAnsi="Times New Roman"/>
-          <w:color w:val="auto"/>
-          <w:sz w:val="21"/>
-        </w:rPr>
-      </w:pPr>
-      <w:r>
-        <w:rPr>
-          <w:rFonts w:ascii="Times New Roman" w:hAnsi="Times New Roman"/>
-          <w:color w:val="auto"/>
-          <w:sz w:val="21"/>
-        </w:rPr>
-        <w:t>1</w:t>
-      </w:r>
-      <w:r>
-        <w:rPr>
-          <w:rFonts w:ascii="Times New Roman" w:hAnsi="Times New Roman"/>
-          <w:color w:val="auto"/>
-          <w:sz w:val="21"/>
-        </w:rPr>
-        <w:t>．所安装的</w:t>
-      </w:r>
-      <w:r>
-        <w:rPr>
-          <w:rFonts w:ascii="Times New Roman" w:hAnsi="Times New Roman"/>
-          <w:color w:val="auto"/>
-          <w:sz w:val="21"/>
-        </w:rPr>
-        <w:t>Deepin</w:t>
-      </w:r>
-      <w:r>
-        <w:rPr>
-          <w:rFonts w:ascii="Times New Roman" w:hAnsi="Times New Roman"/>
-          <w:color w:val="auto"/>
-          <w:sz w:val="21"/>
-        </w:rPr>
-        <w:t>操作系统如下所示：</w:t>
-      </w:r>
-    </w:p>
-    <w:p>
-      <w:pPr>
-        <w:pStyle w:val="content"/>
-        <w:spacing w:before="60" w:beforeAutospacing="0" w:after="60" w:afterAutospacing="0" w:line="240" w:lineRule="atLeast"/>
-        <w:jc w:val="center"/>
-        <w:rPr>
-          <w:rFonts w:ascii="Times New Roman" w:eastAsia="宋体" w:hAnsi="Times New Roman" w:cs="Times New Roman"/>
-          <w:color w:val="auto"/>
-          <w:sz w:val="21"/>
-        </w:rPr>
-      </w:pPr>
-      <w:r>
-        <w:rPr>
-          <w:rFonts w:ascii="Times New Roman" w:eastAsia="宋体" w:hAnsi="Times New Roman" w:cs="Times New Roman"/>
-          <w:noProof/>
-          <w:color w:val="auto"/>
-          <w:sz w:val="21"/>
-        </w:rPr>
-        <w:drawing>
-          <wp:inline distT="0" distB="0" distL="0" distR="0" wp14:anchorId="47C4F034" wp14:editId="693FDEEB">
-            <wp:extent cx="5270500" cy="2965450"/>
-            <wp:effectExtent l="0" t="0" r="0" b="0"/>
-            <wp:docPr id="11" name="图片 90" descr="深度截图20170214103932"/>
-            <wp:cNvGraphicFramePr>
-              <a:graphicFrameLocks xmlns:a="http://schemas.openxmlformats.org/drawingml/2006/main" noChangeAspect="1"/>
-            </wp:cNvGraphicFramePr>
-            <a:graphic xmlns:a="http://schemas.openxmlformats.org/drawingml/2006/main">
-              <a:graphicData uri="http://schemas.openxmlformats.org/drawingml/2006/picture">
-                <pic:pic xmlns:pic="http://schemas.openxmlformats.org/drawingml/2006/picture">
-                  <pic:nvPicPr>
-                    <pic:cNvPr id="0" name="图片 90" descr="深度截图20170214103932"/>
-                    <pic:cNvPicPr>
-                      <a:picLocks noChangeAspect="1" noChangeArrowheads="1"/>
-                    </pic:cNvPicPr>
-                  </pic:nvPicPr>
-                  <pic:blipFill>
-                    <a:blip r:embed="rId19" cstate="print">
-                      <a:extLst>
-                        <a:ext uri="{28A0092B-C50C-407E-A947-70E740481C1C}">
-                          <a14:useLocalDpi xmlns:a14="http://schemas.microsoft.com/office/drawing/2010/main" val="0"/>
-                        </a:ext>
-                      </a:extLst>
-                    </a:blip>
-                    <a:srcRect/>
-                    <a:stretch>
-                      <a:fillRect/>
-                    </a:stretch>
-                  </pic:blipFill>
-                  <pic:spPr bwMode="auto">
-                    <a:xfrm>
-                      <a:off x="0" y="0"/>
-                      <a:ext cx="5270500" cy="2965450"/>
-                    </a:xfrm>
-                    <a:prstGeom prst="rect">
-                      <a:avLst/>
-                    </a:prstGeom>
-                    <a:noFill/>
-                    <a:ln>
-                      <a:noFill/>
-                    </a:ln>
-                  </pic:spPr>
-                </pic:pic>
-              </a:graphicData>
-            </a:graphic>
-          </wp:inline>
-        </w:drawing>
-      </w:r>
-    </w:p>
-    <w:p>
-      <w:pPr>
-        <w:pStyle w:val="content"/>
-        <w:spacing w:before="60" w:beforeAutospacing="0" w:after="60" w:afterAutospacing="0" w:line="240" w:lineRule="atLeast"/>
-        <w:jc w:val="center"/>
-        <w:rPr>
-          <w:rFonts w:ascii="Times New Roman" w:eastAsia="宋体" w:hAnsi="Times New Roman" w:cs="Times New Roman"/>
-          <w:color w:val="auto"/>
-          <w:sz w:val="21"/>
-        </w:rPr>
-      </w:pPr>
-    </w:p>
-    <w:p>
-      <w:pPr>
-        <w:pStyle w:val="content"/>
-        <w:spacing w:before="60" w:beforeAutospacing="0" w:after="60" w:afterAutospacing="0" w:line="240" w:lineRule="atLeast"/>
-        <w:jc w:val="center"/>
-        <w:rPr>
-          <w:rFonts w:ascii="Times New Roman" w:eastAsia="宋体" w:hAnsi="Times New Roman" w:cs="Times New Roman"/>
-          <w:color w:val="auto"/>
-          <w:sz w:val="21"/>
-        </w:rPr>
-      </w:pPr>
-    </w:p>
-    <w:p>
-      <w:pPr>
-        <w:pStyle w:val="content"/>
-        <w:spacing w:before="60" w:beforeAutospacing="0" w:after="60" w:afterAutospacing="0" w:line="240" w:lineRule="atLeast"/>
-        <w:jc w:val="center"/>
-        <w:rPr>
-          <w:rFonts w:ascii="Times New Roman" w:eastAsia="宋体" w:hAnsi="Times New Roman" w:cs="Times New Roman"/>
-          <w:color w:val="auto"/>
-          <w:sz w:val="21"/>
-        </w:rPr>
-      </w:pPr>
-    </w:p>
-    <w:p>
-      <w:pPr>
-        <w:pStyle w:val="content"/>
-        <w:spacing w:before="60" w:beforeAutospacing="0" w:after="60" w:afterAutospacing="0" w:line="240" w:lineRule="atLeast"/>
-        <w:jc w:val="center"/>
-        <w:rPr>
-          <w:rFonts w:ascii="Times New Roman" w:eastAsia="宋体" w:hAnsi="Times New Roman" w:cs="Times New Roman"/>
-          <w:color w:val="auto"/>
-          <w:sz w:val="21"/>
-        </w:rPr>
-      </w:pPr>
-    </w:p>
-    <w:p>
-      <w:pPr>
-        <w:spacing w:before="60" w:after="60" w:line="240" w:lineRule="atLeast"/>
-        <w:outlineLvl w:val="1"/>
-        <w:rPr>
-          <w:rFonts w:ascii="Times New Roman" w:hAnsi="Times New Roman" w:cs="Times New Roman"/>
-          <w:b/>
-          <w:bCs/>
-          <w:color w:val="auto"/>
-          <w:sz w:val="24"/>
-          <w:szCs w:val="24"/>
-        </w:rPr>
-      </w:pPr>
-      <w:r>
-        <w:rPr>
-          <w:rFonts w:ascii="Times New Roman" w:hAnsi="Times New Roman" w:cs="Times New Roman"/>
-          <w:b/>
-          <w:bCs/>
-          <w:color w:val="auto"/>
-          <w:sz w:val="24"/>
-          <w:szCs w:val="24"/>
-        </w:rPr>
-        <w:t>六、</w:t>
-      </w:r>
-      <w:r>
-        <w:rPr>
-          <w:rFonts w:ascii="Times New Roman" w:hAnsi="Times New Roman" w:cs="Times New Roman" w:hint="eastAsia"/>
-          <w:b/>
-          <w:bCs/>
-          <w:color w:val="auto"/>
-          <w:sz w:val="24"/>
-          <w:szCs w:val="24"/>
-        </w:rPr>
-        <w:t>实践</w:t>
-      </w:r>
-      <w:r>
-        <w:rPr>
-          <w:rFonts w:ascii="Times New Roman" w:hAnsi="Times New Roman" w:cs="Times New Roman"/>
-          <w:b/>
-          <w:bCs/>
-          <w:color w:val="auto"/>
-          <w:sz w:val="24"/>
-          <w:szCs w:val="24"/>
-        </w:rPr>
-        <w:t>总结</w:t>
-      </w:r>
-    </w:p>
-    <w:p>
-      <w:pPr>
-        <w:pStyle w:val="ac"/>
-        <w:widowControl/>
-        <w:shd w:val="clear" w:color="auto" w:fill="FFFFFF"/>
-        <w:spacing w:before="60" w:beforeAutospacing="0" w:after="60" w:afterAutospacing="0" w:line="240" w:lineRule="atLeast"/>
-        <w:ind w:firstLineChars="200" w:firstLine="420"/>
-        <w:jc w:val="both"/>
-        <w:rPr>
-          <w:rFonts w:ascii="Times New Roman" w:hAnsi="Times New Roman"/>
-          <w:color w:val="auto"/>
-          <w:sz w:val="21"/>
-        </w:rPr>
-      </w:pPr>
-      <w:r>
-        <w:rPr>
-          <w:rFonts w:ascii="Times New Roman" w:hAnsi="Times New Roman" w:hint="eastAsia"/>
-          <w:color w:val="auto"/>
-          <w:sz w:val="21"/>
-        </w:rPr>
-        <w:t>d</w:t>
-      </w:r>
-      <w:r>
-        <w:rPr>
-          <w:rFonts w:ascii="Times New Roman" w:hAnsi="Times New Roman"/>
-          <w:color w:val="auto"/>
-          <w:sz w:val="21"/>
-        </w:rPr>
-        <w:t>eepin</w:t>
-      </w:r>
-      <w:r>
-        <w:rPr>
-          <w:rFonts w:ascii="Times New Roman" w:hAnsi="Times New Roman"/>
-          <w:color w:val="auto"/>
-          <w:sz w:val="21"/>
-        </w:rPr>
-        <w:t>是一款国人基于</w:t>
-      </w:r>
-      <w:r>
-        <w:rPr>
-          <w:rFonts w:ascii="Times New Roman" w:hAnsi="Times New Roman"/>
-          <w:color w:val="auto"/>
-          <w:sz w:val="21"/>
-        </w:rPr>
-        <w:t>debian</w:t>
-      </w:r>
-      <w:r>
-        <w:rPr>
-          <w:rFonts w:ascii="Times New Roman" w:hAnsi="Times New Roman"/>
-          <w:color w:val="auto"/>
-          <w:sz w:val="21"/>
-        </w:rPr>
-        <w:t>开发的操作系统，是国内最优秀的</w:t>
-      </w:r>
-      <w:r>
-        <w:rPr>
-          <w:rFonts w:ascii="Times New Roman" w:hAnsi="Times New Roman"/>
-          <w:color w:val="auto"/>
-          <w:sz w:val="21"/>
-        </w:rPr>
-        <w:t>Linux</w:t>
-      </w:r>
-      <w:r>
-        <w:rPr>
-          <w:rFonts w:ascii="Times New Roman" w:hAnsi="Times New Roman"/>
-          <w:color w:val="auto"/>
-          <w:sz w:val="21"/>
-        </w:rPr>
-        <w:t>发行版，国际排名第</w:t>
-      </w:r>
-      <w:r>
-        <w:rPr>
-          <w:rFonts w:ascii="Times New Roman" w:hAnsi="Times New Roman"/>
-          <w:color w:val="auto"/>
-          <w:sz w:val="21"/>
-        </w:rPr>
-        <w:t>10</w:t>
-      </w:r>
-      <w:r>
-        <w:rPr>
-          <w:rFonts w:ascii="Times New Roman" w:hAnsi="Times New Roman"/>
-          <w:color w:val="auto"/>
-          <w:sz w:val="21"/>
-        </w:rPr>
-        <w:t>名左右。</w:t>
-      </w:r>
-      <w:r>
-        <w:rPr>
-          <w:rFonts w:ascii="Times New Roman" w:hAnsi="Times New Roman"/>
-          <w:color w:val="auto"/>
-          <w:sz w:val="21"/>
-        </w:rPr>
-        <w:t>Deepin</w:t>
-      </w:r>
-      <w:r>
-        <w:rPr>
-          <w:rFonts w:ascii="Times New Roman" w:hAnsi="Times New Roman"/>
-          <w:color w:val="auto"/>
-          <w:sz w:val="21"/>
-        </w:rPr>
-        <w:t>的安装特别人性化，这次的安装过程十分顺利。</w:t>
-      </w:r>
-      <w:r>
-        <w:rPr>
-          <w:rFonts w:ascii="Times New Roman" w:hAnsi="Times New Roman" w:hint="eastAsia"/>
-          <w:color w:val="auto"/>
-          <w:sz w:val="21"/>
-        </w:rPr>
-        <w:t>本次</w:t>
-      </w:r>
-      <w:r>
-        <w:rPr>
-          <w:rFonts w:ascii="Times New Roman" w:hAnsi="Times New Roman" w:hint="eastAsia"/>
-          <w:color w:val="auto"/>
-          <w:sz w:val="21"/>
-        </w:rPr>
-        <w:t>实践</w:t>
-      </w:r>
-      <w:r>
-        <w:rPr>
-          <w:rFonts w:ascii="Times New Roman" w:hAnsi="Times New Roman"/>
-          <w:color w:val="auto"/>
-          <w:sz w:val="21"/>
-        </w:rPr>
-        <w:t>中学到了</w:t>
-      </w:r>
-      <w:r>
-        <w:rPr>
-          <w:rFonts w:ascii="Times New Roman" w:hAnsi="Times New Roman"/>
-          <w:color w:val="auto"/>
-          <w:sz w:val="21"/>
-        </w:rPr>
-        <w:t>Linux</w:t>
-      </w:r>
-      <w:r>
-        <w:rPr>
-          <w:rFonts w:ascii="Times New Roman" w:hAnsi="Times New Roman"/>
-          <w:color w:val="auto"/>
-          <w:sz w:val="21"/>
-        </w:rPr>
-        <w:t>的安装方法，</w:t>
-      </w:r>
-      <w:r>
-        <w:rPr>
-          <w:rFonts w:ascii="Times New Roman" w:hAnsi="Times New Roman"/>
-          <w:color w:val="auto"/>
-          <w:sz w:val="21"/>
-        </w:rPr>
-        <w:t>Linux</w:t>
-      </w:r>
-      <w:r>
-        <w:rPr>
-          <w:rFonts w:ascii="Times New Roman" w:hAnsi="Times New Roman"/>
-          <w:color w:val="auto"/>
-          <w:sz w:val="21"/>
-        </w:rPr>
-        <w:t>的文件系统</w:t>
-      </w:r>
-      <w:r>
-        <w:rPr>
-          <w:rFonts w:ascii="Times New Roman" w:hAnsi="Times New Roman" w:hint="eastAsia"/>
-          <w:color w:val="auto"/>
-          <w:sz w:val="21"/>
-        </w:rPr>
-        <w:t>和</w:t>
-      </w:r>
-      <w:r>
-        <w:rPr>
-          <w:rFonts w:ascii="Times New Roman" w:hAnsi="Times New Roman"/>
-          <w:color w:val="auto"/>
-          <w:sz w:val="21"/>
-        </w:rPr>
-        <w:t>分区设置，虚拟化的简单知识以及</w:t>
-      </w:r>
-      <w:r>
-        <w:rPr>
-          <w:rFonts w:ascii="Times New Roman" w:hAnsi="Times New Roman"/>
-          <w:color w:val="auto"/>
-          <w:sz w:val="21"/>
-        </w:rPr>
-        <w:t>Linux</w:t>
-      </w:r>
-      <w:r>
-        <w:rPr>
-          <w:rFonts w:ascii="Times New Roman" w:hAnsi="Times New Roman"/>
-          <w:color w:val="auto"/>
-          <w:sz w:val="21"/>
-        </w:rPr>
-        <w:t>的一些常用命令的使用。</w:t>
-      </w:r>
-    </w:p>
-    <w:p>
-      <w:pPr>
-        <w:pStyle w:val="ac"/>
-        <w:widowControl/>
-        <w:shd w:val="clear" w:color="auto" w:fill="FFFFFF"/>
-        <w:spacing w:before="60" w:beforeAutospacing="0" w:after="60" w:afterAutospacing="0" w:line="240" w:lineRule="atLeast"/>
-        <w:ind w:firstLineChars="200" w:firstLine="420"/>
-        <w:jc w:val="both"/>
-        <w:rPr>
-          <w:rFonts w:ascii="Times New Roman" w:hAnsi="Times New Roman"/>
-          <w:color w:val="auto"/>
-          <w:sz w:val="21"/>
-        </w:rPr>
-        <w:sectPr>
-          <w:headerReference w:type="default" r:id="rId20"/>
-          <w:footerReference w:type="default" r:id="rId21"/>
-          <w:pgSz w:w="11906" w:h="16838" w:code="9"/>
-          <w:pgMar w:top="1440" w:right="1800" w:bottom="1440" w:left="1800" w:header="851" w:footer="992" w:gutter="0"/>
-          <w:cols w:space="720"/>
-          <w:docGrid w:type="linesAndChars" w:linePitch="312"/>
-        </w:sectPr>
-      </w:pPr>
-    </w:p>
-    <w:p>
-      <w:pPr>
-        <w:adjustRightInd w:val="0"/>
-        <w:snapToGrid w:val="0"/>
-        <w:spacing w:line="240" w:lineRule="atLeast"/>
-        <w:jc w:val="center"/>
-        <w:outlineLvl w:val="0"/>
-        <w:rPr>
-          <w:rFonts w:ascii="Times New Roman" w:hAnsi="Times New Roman" w:cs="Times New Roman"/>
-          <w:b/>
-          <w:color w:val="auto"/>
-          <w:spacing w:val="20"/>
-          <w:sz w:val="30"/>
-          <w:szCs w:val="30"/>
-        </w:rPr>
-      </w:pPr>
-      <w:r>
-        <w:rPr>
-          <w:rFonts w:ascii="Times New Roman" w:hAnsi="Times New Roman" w:cs="Times New Roman" w:hint="eastAsia"/>
-          <w:b/>
-          <w:color w:val="auto"/>
-          <w:spacing w:val="20"/>
-          <w:sz w:val="30"/>
-          <w:szCs w:val="30"/>
-        </w:rPr>
-        <w:lastRenderedPageBreak/>
-        <w:t>实践</w:t>
-      </w:r>
-      <w:r>
-        <w:rPr>
-          <w:rFonts w:ascii="Times New Roman" w:hAnsi="Times New Roman" w:cs="Times New Roman"/>
-          <w:b/>
-          <w:color w:val="auto"/>
-          <w:spacing w:val="20"/>
-          <w:sz w:val="30"/>
-          <w:szCs w:val="30"/>
-        </w:rPr>
-        <w:t>报告</w:t>
-      </w:r>
-      <w:r>
-        <w:rPr>
-          <w:rFonts w:ascii="Times New Roman" w:hAnsi="Times New Roman" w:cs="Times New Roman"/>
-          <w:b/>
-          <w:color w:val="auto"/>
-          <w:spacing w:val="20"/>
-          <w:sz w:val="30"/>
-          <w:szCs w:val="30"/>
-        </w:rPr>
-        <w:t>2</w:t>
-      </w:r>
-    </w:p>
-    <w:p>
-      <w:pPr>
-        <w:adjustRightInd w:val="0"/>
-        <w:snapToGrid w:val="0"/>
-        <w:spacing w:line="240" w:lineRule="atLeast"/>
-        <w:jc w:val="center"/>
-        <w:outlineLvl w:val="0"/>
-        <w:rPr>
-          <w:rFonts w:ascii="Times New Roman" w:hAnsi="Times New Roman" w:cs="Times New Roman"/>
-          <w:b/>
-          <w:color w:val="auto"/>
-          <w:spacing w:val="20"/>
-          <w:sz w:val="30"/>
-          <w:szCs w:val="30"/>
-        </w:rPr>
-      </w:pPr>
-      <w:r>
-        <w:rPr>
-          <w:rFonts w:ascii="Times New Roman" w:hAnsi="Times New Roman" w:cs="Times New Roman"/>
-          <w:b/>
-          <w:color w:val="auto"/>
-          <w:spacing w:val="20"/>
-          <w:sz w:val="30"/>
-          <w:szCs w:val="30"/>
-        </w:rPr>
-        <w:t>Hadoop</w:t>
-      </w:r>
-      <w:r>
-        <w:rPr>
-          <w:rFonts w:ascii="Times New Roman" w:hAnsi="Times New Roman" w:cs="Times New Roman"/>
-          <w:b/>
-          <w:color w:val="auto"/>
-          <w:spacing w:val="20"/>
-          <w:sz w:val="30"/>
-          <w:szCs w:val="30"/>
-        </w:rPr>
-        <w:t>分布式计算平台搭建</w:t>
-      </w:r>
-    </w:p>
-    <w:p>
-      <w:pPr>
-        <w:adjustRightInd w:val="0"/>
-        <w:snapToGrid w:val="0"/>
-        <w:spacing w:line="240" w:lineRule="atLeast"/>
-        <w:jc w:val="center"/>
-        <w:rPr>
-          <w:rFonts w:ascii="Times New Roman" w:hAnsi="Times New Roman" w:cs="Times New Roman"/>
-          <w:color w:val="auto"/>
-          <w:spacing w:val="20"/>
-        </w:rPr>
-      </w:pPr>
-    </w:p>
-    <w:p>
-      <w:pPr>
-        <w:spacing w:before="60" w:after="60" w:line="240" w:lineRule="atLeast"/>
-        <w:outlineLvl w:val="1"/>
-        <w:rPr>
-          <w:rFonts w:ascii="Times New Roman" w:hAnsi="Times New Roman" w:cs="Times New Roman"/>
-          <w:b/>
-          <w:bCs/>
-          <w:color w:val="auto"/>
-          <w:sz w:val="24"/>
-          <w:szCs w:val="24"/>
-        </w:rPr>
-      </w:pPr>
-      <w:r>
-        <w:rPr>
-          <w:rFonts w:ascii="Times New Roman" w:hAnsi="Times New Roman" w:cs="Times New Roman"/>
-          <w:b/>
-          <w:bCs/>
-          <w:color w:val="auto"/>
-          <w:sz w:val="24"/>
-          <w:szCs w:val="24"/>
-        </w:rPr>
-        <w:t>一、</w:t>
-      </w:r>
-      <w:r>
-        <w:rPr>
-          <w:rFonts w:ascii="Times New Roman" w:hAnsi="Times New Roman" w:cs="Times New Roman" w:hint="eastAsia"/>
-          <w:b/>
-          <w:bCs/>
-          <w:color w:val="auto"/>
-          <w:sz w:val="24"/>
-          <w:szCs w:val="24"/>
-        </w:rPr>
-        <w:t>实践</w:t>
-      </w:r>
-      <w:r>
-        <w:rPr>
-          <w:rFonts w:ascii="Times New Roman" w:hAnsi="Times New Roman" w:cs="Times New Roman"/>
-          <w:b/>
-          <w:bCs/>
-          <w:color w:val="auto"/>
-          <w:sz w:val="24"/>
-          <w:szCs w:val="24"/>
-        </w:rPr>
-        <w:t>学时</w:t>
-      </w:r>
-    </w:p>
-    <w:p>
-      <w:pPr>
-        <w:pStyle w:val="content"/>
-        <w:spacing w:before="60" w:beforeAutospacing="0" w:after="60" w:afterAutospacing="0" w:line="240" w:lineRule="atLeast"/>
-        <w:ind w:firstLineChars="200" w:firstLine="420"/>
-        <w:jc w:val="both"/>
-        <w:rPr>
-          <w:rFonts w:ascii="Times New Roman" w:eastAsia="宋体" w:hAnsi="Times New Roman" w:cs="Times New Roman"/>
-          <w:color w:val="auto"/>
-          <w:sz w:val="21"/>
-        </w:rPr>
-      </w:pPr>
-      <w:r>
-        <w:rPr>
-          <w:rFonts w:ascii="Times New Roman" w:eastAsia="宋体" w:hAnsi="Times New Roman" w:cs="Times New Roman"/>
-          <w:color w:val="auto"/>
-          <w:sz w:val="21"/>
-        </w:rPr>
-        <w:t>2</w:t>
-      </w:r>
-      <w:r>
-        <w:rPr>
-          <w:rFonts w:ascii="Times New Roman" w:eastAsia="宋体" w:hAnsi="Times New Roman" w:cs="Times New Roman"/>
-          <w:color w:val="auto"/>
-          <w:sz w:val="21"/>
-        </w:rPr>
-        <w:t>个学时。</w:t>
-      </w:r>
-    </w:p>
-    <w:p>
-      <w:pPr>
-        <w:spacing w:before="60" w:after="60" w:line="240" w:lineRule="atLeast"/>
-        <w:outlineLvl w:val="1"/>
-        <w:rPr>
-          <w:rFonts w:ascii="Times New Roman" w:hAnsi="Times New Roman" w:cs="Times New Roman"/>
-          <w:b/>
-          <w:bCs/>
-          <w:color w:val="auto"/>
-          <w:sz w:val="24"/>
-          <w:szCs w:val="24"/>
-        </w:rPr>
-      </w:pPr>
-      <w:r>
-        <w:rPr>
-          <w:rFonts w:ascii="Times New Roman" w:hAnsi="Times New Roman" w:cs="Times New Roman"/>
-          <w:b/>
-          <w:bCs/>
-          <w:color w:val="auto"/>
-          <w:sz w:val="24"/>
-          <w:szCs w:val="24"/>
-        </w:rPr>
-        <w:t>二、</w:t>
-      </w:r>
-      <w:r>
-        <w:rPr>
-          <w:rFonts w:ascii="Times New Roman" w:hAnsi="Times New Roman" w:cs="Times New Roman" w:hint="eastAsia"/>
-          <w:b/>
-          <w:bCs/>
-          <w:color w:val="auto"/>
-          <w:sz w:val="24"/>
-          <w:szCs w:val="24"/>
-        </w:rPr>
-        <w:t>实践</w:t>
-      </w:r>
-      <w:r>
-        <w:rPr>
-          <w:rFonts w:ascii="Times New Roman" w:hAnsi="Times New Roman" w:cs="Times New Roman"/>
-          <w:b/>
-          <w:bCs/>
-          <w:color w:val="auto"/>
-          <w:sz w:val="24"/>
-          <w:szCs w:val="24"/>
-        </w:rPr>
-        <w:t>目的</w:t>
-      </w:r>
-    </w:p>
-    <w:p>
-      <w:pPr>
-        <w:pStyle w:val="content"/>
-        <w:spacing w:before="60" w:beforeAutospacing="0" w:after="60" w:afterAutospacing="0" w:line="240" w:lineRule="atLeast"/>
-        <w:ind w:firstLineChars="200" w:firstLine="420"/>
-        <w:jc w:val="both"/>
-        <w:rPr>
-          <w:rFonts w:ascii="Times New Roman" w:eastAsia="宋体" w:hAnsi="Times New Roman" w:cs="Times New Roman"/>
-          <w:color w:val="auto"/>
-          <w:sz w:val="21"/>
-        </w:rPr>
-      </w:pPr>
-      <w:r>
-        <w:rPr>
-          <w:rFonts w:ascii="Times New Roman" w:eastAsia="宋体" w:hAnsi="Times New Roman" w:cs="Times New Roman"/>
-          <w:color w:val="auto"/>
-          <w:sz w:val="21"/>
-        </w:rPr>
-        <w:t>1</w:t>
-      </w:r>
-      <w:r>
-        <w:rPr>
-          <w:rFonts w:ascii="Times New Roman" w:eastAsia="宋体" w:hAnsi="Times New Roman" w:cs="Times New Roman" w:hint="eastAsia"/>
-          <w:color w:val="auto"/>
-          <w:sz w:val="21"/>
-        </w:rPr>
-        <w:t>、</w:t>
-      </w:r>
-      <w:r>
-        <w:rPr>
-          <w:rFonts w:ascii="Times New Roman" w:eastAsia="宋体" w:hAnsi="Times New Roman" w:cs="Times New Roman"/>
-          <w:color w:val="auto"/>
-          <w:sz w:val="21"/>
-        </w:rPr>
-        <w:t>熟练掌握单机模式的</w:t>
-      </w:r>
-      <w:r>
-        <w:rPr>
-          <w:rFonts w:ascii="Times New Roman" w:eastAsia="宋体" w:hAnsi="Times New Roman" w:cs="Times New Roman"/>
-          <w:color w:val="auto"/>
-          <w:sz w:val="21"/>
-        </w:rPr>
-        <w:t>Hadoop</w:t>
-      </w:r>
-      <w:r>
-        <w:rPr>
-          <w:rFonts w:ascii="Times New Roman" w:eastAsia="宋体" w:hAnsi="Times New Roman" w:cs="Times New Roman"/>
-          <w:color w:val="auto"/>
-          <w:sz w:val="21"/>
-        </w:rPr>
-        <w:t>分布式计算平台的安装过程与部署方法；</w:t>
-      </w:r>
-    </w:p>
-    <w:p>
-      <w:pPr>
-        <w:pStyle w:val="content"/>
-        <w:spacing w:before="60" w:beforeAutospacing="0" w:after="60" w:afterAutospacing="0" w:line="240" w:lineRule="atLeast"/>
-        <w:ind w:firstLineChars="200" w:firstLine="420"/>
-        <w:jc w:val="both"/>
-        <w:rPr>
-          <w:rFonts w:ascii="Times New Roman" w:eastAsia="宋体" w:hAnsi="Times New Roman" w:cs="Times New Roman"/>
-          <w:color w:val="auto"/>
-          <w:sz w:val="21"/>
-        </w:rPr>
-      </w:pPr>
-      <w:r>
-        <w:rPr>
-          <w:rFonts w:ascii="Times New Roman" w:eastAsia="宋体" w:hAnsi="Times New Roman" w:cs="Times New Roman"/>
-          <w:color w:val="auto"/>
-          <w:sz w:val="21"/>
-        </w:rPr>
-        <w:t>2</w:t>
-      </w:r>
-      <w:r>
-        <w:rPr>
-          <w:rFonts w:ascii="Times New Roman" w:eastAsia="宋体" w:hAnsi="Times New Roman" w:cs="Times New Roman" w:hint="eastAsia"/>
-          <w:color w:val="auto"/>
-          <w:sz w:val="21"/>
-        </w:rPr>
-        <w:t>、</w:t>
-      </w:r>
-      <w:r>
-        <w:rPr>
-          <w:rFonts w:ascii="Times New Roman" w:eastAsia="宋体" w:hAnsi="Times New Roman" w:cs="Times New Roman"/>
-          <w:color w:val="auto"/>
-          <w:sz w:val="21"/>
-        </w:rPr>
-        <w:t>熟练掌握集群模式的</w:t>
-      </w:r>
-      <w:r>
-        <w:rPr>
-          <w:rFonts w:ascii="Times New Roman" w:eastAsia="宋体" w:hAnsi="Times New Roman" w:cs="Times New Roman"/>
-          <w:color w:val="auto"/>
-          <w:sz w:val="21"/>
-        </w:rPr>
-        <w:t>Hadoop</w:t>
-      </w:r>
-      <w:r>
-        <w:rPr>
-          <w:rFonts w:ascii="Times New Roman" w:eastAsia="宋体" w:hAnsi="Times New Roman" w:cs="Times New Roman"/>
-          <w:color w:val="auto"/>
-          <w:sz w:val="21"/>
-        </w:rPr>
-        <w:t>分布式计算平台的安装过程与部署方法。</w:t>
-      </w:r>
-    </w:p>
-    <w:p>
-      <w:pPr>
-        <w:spacing w:before="60" w:after="60" w:line="240" w:lineRule="atLeast"/>
-        <w:outlineLvl w:val="1"/>
-        <w:rPr>
-          <w:rFonts w:ascii="Times New Roman" w:hAnsi="Times New Roman" w:cs="Times New Roman"/>
-          <w:b/>
-          <w:bCs/>
-          <w:color w:val="auto"/>
-          <w:sz w:val="24"/>
-          <w:szCs w:val="24"/>
-        </w:rPr>
-      </w:pPr>
-      <w:r>
-        <w:rPr>
-          <w:rFonts w:ascii="Times New Roman" w:hAnsi="Times New Roman" w:cs="Times New Roman"/>
-          <w:b/>
-          <w:bCs/>
-          <w:color w:val="auto"/>
-          <w:sz w:val="24"/>
-          <w:szCs w:val="24"/>
-        </w:rPr>
-        <w:t>三、</w:t>
-      </w:r>
-      <w:r>
-        <w:rPr>
-          <w:rFonts w:ascii="Times New Roman" w:hAnsi="Times New Roman" w:cs="Times New Roman" w:hint="eastAsia"/>
-          <w:b/>
-          <w:bCs/>
-          <w:color w:val="auto"/>
-          <w:sz w:val="24"/>
-          <w:szCs w:val="24"/>
-        </w:rPr>
-        <w:t>实践</w:t>
-      </w:r>
-      <w:r>
-        <w:rPr>
-          <w:rFonts w:ascii="Times New Roman" w:hAnsi="Times New Roman" w:cs="Times New Roman"/>
-          <w:b/>
-          <w:bCs/>
-          <w:color w:val="auto"/>
-          <w:sz w:val="24"/>
-          <w:szCs w:val="24"/>
-        </w:rPr>
-        <w:t>内容</w:t>
-      </w:r>
-    </w:p>
-    <w:p>
-      <w:pPr>
-        <w:pStyle w:val="content"/>
-        <w:spacing w:before="60" w:beforeAutospacing="0" w:after="60" w:afterAutospacing="0" w:line="240" w:lineRule="atLeast"/>
-        <w:ind w:firstLineChars="200" w:firstLine="420"/>
-        <w:jc w:val="both"/>
-        <w:rPr>
-          <w:rFonts w:ascii="Times New Roman" w:eastAsia="宋体" w:hAnsi="Times New Roman" w:cs="Times New Roman"/>
-          <w:color w:val="auto"/>
-          <w:sz w:val="21"/>
-        </w:rPr>
-      </w:pPr>
-      <w:r>
-        <w:rPr>
-          <w:rFonts w:ascii="Times New Roman" w:eastAsia="宋体" w:hAnsi="Times New Roman" w:cs="Times New Roman"/>
-          <w:color w:val="auto"/>
-          <w:sz w:val="21"/>
-        </w:rPr>
-        <w:t>1</w:t>
-      </w:r>
-      <w:r>
-        <w:rPr>
-          <w:rFonts w:ascii="Times New Roman" w:eastAsia="宋体" w:hAnsi="Times New Roman" w:cs="Times New Roman" w:hint="eastAsia"/>
-          <w:color w:val="auto"/>
-          <w:sz w:val="21"/>
-        </w:rPr>
-        <w:t>、</w:t>
-      </w:r>
-      <w:r>
-        <w:rPr>
-          <w:rFonts w:ascii="Times New Roman" w:eastAsia="宋体" w:hAnsi="Times New Roman" w:cs="Times New Roman"/>
-          <w:color w:val="auto"/>
-          <w:sz w:val="21"/>
-        </w:rPr>
-        <w:t>Hadoop</w:t>
-      </w:r>
-      <w:r>
-        <w:rPr>
-          <w:rFonts w:ascii="Times New Roman" w:eastAsia="宋体" w:hAnsi="Times New Roman" w:cs="Times New Roman"/>
-          <w:color w:val="auto"/>
-          <w:sz w:val="21"/>
-        </w:rPr>
-        <w:t>计算平台的完整安装过程；</w:t>
-      </w:r>
-    </w:p>
-    <w:p>
-      <w:pPr>
-        <w:pStyle w:val="content"/>
-        <w:spacing w:before="60" w:beforeAutospacing="0" w:after="60" w:afterAutospacing="0" w:line="240" w:lineRule="atLeast"/>
-        <w:ind w:firstLineChars="200" w:firstLine="420"/>
-        <w:jc w:val="both"/>
-        <w:rPr>
-          <w:rFonts w:ascii="Times New Roman" w:eastAsia="宋体" w:hAnsi="Times New Roman" w:cs="Times New Roman"/>
-          <w:color w:val="auto"/>
-          <w:sz w:val="21"/>
-        </w:rPr>
-      </w:pPr>
-      <w:r>
-        <w:rPr>
-          <w:rFonts w:ascii="Times New Roman" w:eastAsia="宋体" w:hAnsi="Times New Roman" w:cs="Times New Roman"/>
-          <w:color w:val="auto"/>
-          <w:sz w:val="21"/>
-        </w:rPr>
-        <w:t>2</w:t>
-      </w:r>
-      <w:r>
-        <w:rPr>
-          <w:rFonts w:ascii="Times New Roman" w:eastAsia="宋体" w:hAnsi="Times New Roman" w:cs="Times New Roman" w:hint="eastAsia"/>
-          <w:color w:val="auto"/>
-          <w:sz w:val="21"/>
-        </w:rPr>
-        <w:t>、</w:t>
-      </w:r>
-      <w:r>
-        <w:rPr>
-          <w:rFonts w:ascii="Times New Roman" w:eastAsia="宋体" w:hAnsi="Times New Roman" w:cs="Times New Roman"/>
-          <w:color w:val="auto"/>
-          <w:sz w:val="21"/>
-        </w:rPr>
-        <w:t>Hadoop</w:t>
-      </w:r>
-      <w:r>
-        <w:rPr>
-          <w:rFonts w:ascii="Times New Roman" w:eastAsia="宋体" w:hAnsi="Times New Roman" w:cs="Times New Roman"/>
-          <w:color w:val="auto"/>
-          <w:sz w:val="21"/>
-        </w:rPr>
-        <w:t>计算平台的配置方法（包括单机模式和集群模式两种形式）；</w:t>
-      </w:r>
-    </w:p>
-    <w:p>
-      <w:pPr>
-        <w:pStyle w:val="content"/>
-        <w:spacing w:before="60" w:beforeAutospacing="0" w:after="60" w:afterAutospacing="0" w:line="240" w:lineRule="atLeast"/>
-        <w:ind w:firstLineChars="200" w:firstLine="420"/>
-        <w:jc w:val="both"/>
-        <w:rPr>
-          <w:rFonts w:ascii="Times New Roman" w:eastAsia="宋体" w:hAnsi="Times New Roman" w:cs="Times New Roman"/>
-          <w:color w:val="auto"/>
-          <w:sz w:val="21"/>
-        </w:rPr>
-      </w:pPr>
-      <w:r>
-        <w:rPr>
-          <w:rFonts w:ascii="Times New Roman" w:eastAsia="宋体" w:hAnsi="Times New Roman" w:cs="Times New Roman"/>
-          <w:color w:val="auto"/>
-          <w:sz w:val="21"/>
-        </w:rPr>
-        <w:t>3</w:t>
-      </w:r>
-      <w:r>
-        <w:rPr>
-          <w:rFonts w:ascii="Times New Roman" w:eastAsia="宋体" w:hAnsi="Times New Roman" w:cs="Times New Roman" w:hint="eastAsia"/>
-          <w:color w:val="auto"/>
-          <w:sz w:val="21"/>
-        </w:rPr>
-        <w:t>、</w:t>
-      </w:r>
-      <w:r>
-        <w:rPr>
-          <w:rFonts w:ascii="Times New Roman" w:eastAsia="宋体" w:hAnsi="Times New Roman" w:cs="Times New Roman"/>
-          <w:color w:val="auto"/>
-          <w:sz w:val="21"/>
-        </w:rPr>
-        <w:t>Hadoop</w:t>
-      </w:r>
-      <w:r>
-        <w:rPr>
-          <w:rFonts w:ascii="Times New Roman" w:eastAsia="宋体" w:hAnsi="Times New Roman" w:cs="Times New Roman"/>
-          <w:color w:val="auto"/>
-          <w:sz w:val="21"/>
-        </w:rPr>
-        <w:t>计算平台的安装测试与验证。</w:t>
-      </w:r>
-    </w:p>
-    <w:p>
-      <w:pPr>
-        <w:spacing w:before="60" w:after="60" w:line="240" w:lineRule="atLeast"/>
-        <w:outlineLvl w:val="1"/>
-        <w:rPr>
-          <w:rFonts w:ascii="Times New Roman" w:hAnsi="Times New Roman" w:cs="Times New Roman"/>
-          <w:b/>
-          <w:bCs/>
-          <w:color w:val="auto"/>
-          <w:sz w:val="24"/>
-          <w:szCs w:val="24"/>
-        </w:rPr>
-      </w:pPr>
-      <w:r>
-        <w:rPr>
-          <w:rFonts w:ascii="Times New Roman" w:hAnsi="Times New Roman" w:cs="Times New Roman"/>
-          <w:b/>
-          <w:bCs/>
-          <w:color w:val="auto"/>
-          <w:sz w:val="24"/>
-          <w:szCs w:val="24"/>
-        </w:rPr>
-        <w:t>四、</w:t>
-      </w:r>
-      <w:r>
-        <w:rPr>
-          <w:rFonts w:ascii="Times New Roman" w:hAnsi="Times New Roman" w:cs="Times New Roman" w:hint="eastAsia"/>
-          <w:b/>
-          <w:bCs/>
-          <w:color w:val="auto"/>
-          <w:sz w:val="24"/>
-          <w:szCs w:val="24"/>
-        </w:rPr>
-        <w:t>实践</w:t>
-      </w:r>
-      <w:r>
-        <w:rPr>
-          <w:rFonts w:ascii="Times New Roman" w:hAnsi="Times New Roman" w:cs="Times New Roman"/>
-          <w:b/>
-          <w:bCs/>
-          <w:color w:val="auto"/>
-          <w:sz w:val="24"/>
-          <w:szCs w:val="24"/>
-        </w:rPr>
-        <w:t>过程</w:t>
-      </w:r>
-    </w:p>
-    <w:p>
-      <w:pPr>
-        <w:pStyle w:val="content"/>
-        <w:spacing w:before="60" w:beforeAutospacing="0" w:after="60" w:afterAutospacing="0" w:line="240" w:lineRule="atLeast"/>
-        <w:ind w:firstLineChars="200" w:firstLine="420"/>
-        <w:jc w:val="both"/>
-        <w:rPr>
-          <w:rFonts w:ascii="Times New Roman" w:eastAsia="宋体" w:hAnsi="Times New Roman" w:cs="Times New Roman"/>
-          <w:color w:val="auto"/>
-          <w:sz w:val="21"/>
-        </w:rPr>
-      </w:pPr>
-      <w:r>
-        <w:rPr>
-          <w:rFonts w:ascii="Times New Roman" w:eastAsia="宋体" w:hAnsi="Times New Roman" w:cs="Times New Roman"/>
-          <w:color w:val="auto"/>
-          <w:sz w:val="21"/>
-        </w:rPr>
-        <w:t>1</w:t>
-      </w:r>
-      <w:r>
-        <w:rPr>
-          <w:rFonts w:ascii="Times New Roman" w:eastAsia="宋体" w:hAnsi="Times New Roman" w:cs="Times New Roman" w:hint="eastAsia"/>
-          <w:color w:val="auto"/>
-          <w:sz w:val="21"/>
-        </w:rPr>
-        <w:t>、</w:t>
-      </w:r>
-      <w:r>
-        <w:rPr>
-          <w:rFonts w:ascii="Times New Roman" w:eastAsia="宋体" w:hAnsi="Times New Roman" w:cs="Times New Roman"/>
-          <w:color w:val="auto"/>
-          <w:sz w:val="21"/>
-        </w:rPr>
-        <w:t>Hadoop</w:t>
-      </w:r>
-      <w:r>
-        <w:rPr>
-          <w:rFonts w:ascii="Times New Roman" w:eastAsia="宋体" w:hAnsi="Times New Roman" w:cs="Times New Roman"/>
-          <w:color w:val="auto"/>
-          <w:sz w:val="21"/>
-        </w:rPr>
-        <w:t>开源软件的下载与安装步骤</w:t>
-      </w:r>
-    </w:p>
-    <w:p>
-      <w:pPr>
-        <w:pStyle w:val="content"/>
-        <w:spacing w:before="60" w:beforeAutospacing="0" w:after="60" w:afterAutospacing="0" w:line="240" w:lineRule="atLeast"/>
-        <w:ind w:firstLineChars="200" w:firstLine="420"/>
-        <w:jc w:val="both"/>
-        <w:rPr>
-          <w:rFonts w:ascii="Times New Roman" w:eastAsia="宋体" w:hAnsi="Times New Roman" w:cs="Times New Roman"/>
-          <w:color w:val="auto"/>
-          <w:sz w:val="21"/>
-        </w:rPr>
-      </w:pPr>
-    </w:p>
-    <w:p>
-      <w:pPr>
-        <w:pStyle w:val="content"/>
-        <w:spacing w:before="60" w:beforeAutospacing="0" w:after="60" w:afterAutospacing="0" w:line="240" w:lineRule="atLeast"/>
-        <w:ind w:firstLineChars="200" w:firstLine="420"/>
-        <w:jc w:val="both"/>
-        <w:rPr>
-          <w:rFonts w:ascii="Times New Roman" w:eastAsia="宋体" w:hAnsi="Times New Roman" w:cs="Times New Roman"/>
-          <w:color w:val="auto"/>
-          <w:sz w:val="21"/>
-        </w:rPr>
-      </w:pPr>
-    </w:p>
-    <w:p>
-      <w:pPr>
-        <w:pStyle w:val="content"/>
-        <w:spacing w:before="60" w:beforeAutospacing="0" w:after="60" w:afterAutospacing="0" w:line="240" w:lineRule="atLeast"/>
-        <w:ind w:firstLineChars="200" w:firstLine="420"/>
-        <w:jc w:val="both"/>
-        <w:rPr>
-          <w:rFonts w:ascii="Times New Roman" w:eastAsia="宋体" w:hAnsi="Times New Roman" w:cs="Times New Roman"/>
-          <w:color w:val="auto"/>
-          <w:sz w:val="21"/>
-        </w:rPr>
-      </w:pPr>
-    </w:p>
-    <w:p>
-      <w:pPr>
-        <w:pStyle w:val="content"/>
-        <w:spacing w:before="60" w:beforeAutospacing="0" w:after="60" w:afterAutospacing="0" w:line="240" w:lineRule="atLeast"/>
-        <w:ind w:firstLineChars="200" w:firstLine="420"/>
-        <w:jc w:val="both"/>
-        <w:rPr>
-          <w:rFonts w:ascii="Times New Roman" w:eastAsia="宋体" w:hAnsi="Times New Roman" w:cs="Times New Roman"/>
-          <w:color w:val="auto"/>
-          <w:sz w:val="21"/>
-        </w:rPr>
-      </w:pPr>
-    </w:p>
-    <w:p>
-      <w:pPr>
-        <w:pStyle w:val="content"/>
-        <w:spacing w:before="60" w:beforeAutospacing="0" w:after="60" w:afterAutospacing="0" w:line="240" w:lineRule="atLeast"/>
-        <w:ind w:firstLineChars="200" w:firstLine="420"/>
-        <w:jc w:val="both"/>
-        <w:rPr>
-          <w:rFonts w:ascii="Times New Roman" w:eastAsia="宋体" w:hAnsi="Times New Roman" w:cs="Times New Roman"/>
-          <w:color w:val="auto"/>
-          <w:sz w:val="21"/>
-        </w:rPr>
-      </w:pPr>
-    </w:p>
-    <w:p>
-      <w:pPr>
-        <w:pStyle w:val="content"/>
-        <w:spacing w:before="60" w:beforeAutospacing="0" w:after="60" w:afterAutospacing="0" w:line="240" w:lineRule="atLeast"/>
-        <w:ind w:firstLineChars="200" w:firstLine="420"/>
-        <w:jc w:val="both"/>
-        <w:rPr>
-          <w:rFonts w:ascii="Times New Roman" w:eastAsia="宋体" w:hAnsi="Times New Roman" w:cs="Times New Roman"/>
-          <w:color w:val="auto"/>
-          <w:sz w:val="21"/>
-        </w:rPr>
-      </w:pPr>
-    </w:p>
-    <w:p>
-      <w:pPr>
-        <w:spacing w:before="60" w:after="60" w:line="240" w:lineRule="atLeast"/>
-        <w:outlineLvl w:val="1"/>
-        <w:rPr>
-          <w:rFonts w:ascii="Times New Roman" w:hAnsi="Times New Roman" w:cs="Times New Roman"/>
-          <w:b/>
-          <w:bCs/>
-          <w:color w:val="auto"/>
-          <w:sz w:val="24"/>
-          <w:szCs w:val="24"/>
-        </w:rPr>
-      </w:pPr>
-      <w:r>
-        <w:rPr>
-          <w:rFonts w:ascii="Times New Roman" w:hAnsi="Times New Roman" w:cs="Times New Roman"/>
-          <w:b/>
-          <w:bCs/>
-          <w:color w:val="auto"/>
-          <w:sz w:val="24"/>
-          <w:szCs w:val="24"/>
-        </w:rPr>
-        <w:t>五、</w:t>
-      </w:r>
-      <w:r>
-        <w:rPr>
-          <w:rFonts w:ascii="Times New Roman" w:hAnsi="Times New Roman" w:cs="Times New Roman" w:hint="eastAsia"/>
-          <w:b/>
-          <w:bCs/>
-          <w:color w:val="auto"/>
-          <w:sz w:val="24"/>
-          <w:szCs w:val="24"/>
-        </w:rPr>
-        <w:t>实践</w:t>
-      </w:r>
-      <w:r>
-        <w:rPr>
-          <w:rFonts w:ascii="Times New Roman" w:hAnsi="Times New Roman" w:cs="Times New Roman"/>
-          <w:b/>
-          <w:bCs/>
-          <w:color w:val="auto"/>
-          <w:sz w:val="24"/>
-          <w:szCs w:val="24"/>
-        </w:rPr>
-        <w:t>结果</w:t>
-      </w:r>
-    </w:p>
-    <w:p>
-      <w:pPr>
-        <w:pStyle w:val="content"/>
-        <w:spacing w:before="60" w:beforeAutospacing="0" w:after="60" w:afterAutospacing="0" w:line="240" w:lineRule="atLeast"/>
-        <w:ind w:firstLineChars="200" w:firstLine="420"/>
-        <w:jc w:val="both"/>
-        <w:rPr>
-          <w:rFonts w:ascii="Times New Roman" w:eastAsia="宋体" w:hAnsi="Times New Roman" w:cs="Times New Roman"/>
-          <w:color w:val="auto"/>
-          <w:sz w:val="21"/>
-        </w:rPr>
-      </w:pPr>
-      <w:r>
-        <w:rPr>
-          <w:rFonts w:ascii="Times New Roman" w:eastAsia="宋体" w:hAnsi="Times New Roman" w:cs="Times New Roman"/>
-          <w:color w:val="auto"/>
-          <w:sz w:val="21"/>
-        </w:rPr>
-        <w:t>所安装的</w:t>
-      </w:r>
-      <w:r>
-        <w:rPr>
-          <w:rFonts w:ascii="Times New Roman" w:eastAsia="宋体" w:hAnsi="Times New Roman" w:cs="Times New Roman"/>
-          <w:color w:val="auto"/>
-          <w:sz w:val="21"/>
-        </w:rPr>
-        <w:t>Hadoop</w:t>
-      </w:r>
-      <w:r>
-        <w:rPr>
-          <w:rFonts w:ascii="Times New Roman" w:eastAsia="宋体" w:hAnsi="Times New Roman" w:cs="Times New Roman"/>
-          <w:color w:val="auto"/>
-          <w:sz w:val="21"/>
-        </w:rPr>
-        <w:t>计算平台如下所示：</w:t>
-      </w:r>
-    </w:p>
-    <w:p>
-      <w:pPr>
-        <w:pStyle w:val="content"/>
-        <w:spacing w:before="60" w:beforeAutospacing="0" w:after="60" w:afterAutospacing="0" w:line="240" w:lineRule="atLeast"/>
-        <w:jc w:val="center"/>
-        <w:rPr>
-          <w:rFonts w:ascii="Times New Roman" w:eastAsia="宋体" w:hAnsi="Times New Roman" w:cs="Times New Roman"/>
-          <w:color w:val="auto"/>
-          <w:sz w:val="21"/>
-        </w:rPr>
-      </w:pPr>
-    </w:p>
-    <w:p>
-      <w:pPr>
-        <w:spacing w:before="60" w:after="60" w:line="240" w:lineRule="atLeast"/>
-        <w:outlineLvl w:val="1"/>
-        <w:rPr>
-          <w:rFonts w:ascii="Times New Roman" w:hAnsi="Times New Roman" w:cs="Times New Roman"/>
-          <w:b/>
-          <w:bCs/>
-          <w:color w:val="auto"/>
-          <w:sz w:val="24"/>
-          <w:szCs w:val="24"/>
-        </w:rPr>
-      </w:pPr>
-      <w:r>
-        <w:rPr>
-          <w:rFonts w:ascii="Times New Roman" w:hAnsi="Times New Roman" w:cs="Times New Roman"/>
-          <w:b/>
-          <w:bCs/>
-          <w:color w:val="auto"/>
-          <w:sz w:val="24"/>
-          <w:szCs w:val="24"/>
-        </w:rPr>
-        <w:t>六、</w:t>
-      </w:r>
-      <w:r>
-        <w:rPr>
-          <w:rFonts w:ascii="Times New Roman" w:hAnsi="Times New Roman" w:cs="Times New Roman" w:hint="eastAsia"/>
-          <w:b/>
-          <w:bCs/>
-          <w:color w:val="auto"/>
-          <w:sz w:val="24"/>
-          <w:szCs w:val="24"/>
-        </w:rPr>
-        <w:t>实践</w:t>
-      </w:r>
-      <w:r>
-        <w:rPr>
-          <w:rFonts w:ascii="Times New Roman" w:hAnsi="Times New Roman" w:cs="Times New Roman"/>
-          <w:b/>
-          <w:bCs/>
-          <w:color w:val="auto"/>
-          <w:sz w:val="24"/>
-          <w:szCs w:val="24"/>
-        </w:rPr>
-        <w:t>总结</w:t>
-      </w:r>
-    </w:p>
-    <w:p>
-      <w:pPr>
-        <w:pStyle w:val="ac"/>
-        <w:widowControl/>
-        <w:shd w:val="clear" w:color="auto" w:fill="FFFFFF"/>
-        <w:spacing w:before="60" w:beforeAutospacing="0" w:after="60" w:afterAutospacing="0" w:line="240" w:lineRule="atLeast"/>
-        <w:ind w:firstLineChars="200" w:firstLine="420"/>
-        <w:jc w:val="both"/>
-        <w:rPr>
-          <w:rFonts w:ascii="Times New Roman" w:hAnsi="Times New Roman"/>
-          <w:color w:val="auto"/>
-          <w:sz w:val="21"/>
-        </w:rPr>
-      </w:pPr>
-      <w:r>
-        <w:rPr>
-          <w:rFonts w:ascii="Times New Roman" w:hAnsi="Times New Roman" w:hint="eastAsia"/>
-          <w:color w:val="auto"/>
-          <w:sz w:val="21"/>
-        </w:rPr>
-        <w:t>本</w:t>
-      </w:r>
-      <w:r>
-        <w:rPr>
-          <w:rFonts w:ascii="Times New Roman" w:hAnsi="Times New Roman"/>
-          <w:color w:val="auto"/>
-          <w:sz w:val="21"/>
-        </w:rPr>
-        <w:t>次</w:t>
-      </w:r>
-      <w:r>
-        <w:rPr>
-          <w:rFonts w:ascii="Times New Roman" w:hAnsi="Times New Roman" w:hint="eastAsia"/>
-          <w:color w:val="auto"/>
-          <w:sz w:val="21"/>
-        </w:rPr>
-        <w:t>实践</w:t>
-      </w:r>
-      <w:r>
-        <w:rPr>
-          <w:rFonts w:ascii="Times New Roman" w:hAnsi="Times New Roman"/>
-          <w:color w:val="auto"/>
-          <w:sz w:val="21"/>
-        </w:rPr>
-        <w:t>学习了</w:t>
-      </w:r>
-      <w:r>
-        <w:rPr>
-          <w:rFonts w:ascii="Times New Roman" w:hAnsi="Times New Roman"/>
-          <w:color w:val="auto"/>
-          <w:sz w:val="21"/>
-        </w:rPr>
-        <w:t>Hadoop</w:t>
-      </w:r>
-      <w:r>
-        <w:rPr>
-          <w:rFonts w:ascii="Times New Roman" w:hAnsi="Times New Roman"/>
-          <w:color w:val="auto"/>
-          <w:sz w:val="21"/>
-        </w:rPr>
-        <w:t>单机模式的安装与基本配置，</w:t>
-      </w:r>
-      <w:r>
-        <w:rPr>
-          <w:rFonts w:ascii="Times New Roman" w:hAnsi="Times New Roman"/>
-          <w:color w:val="auto"/>
-          <w:sz w:val="21"/>
-        </w:rPr>
-        <w:t>Hadoop</w:t>
-      </w:r>
-      <w:r>
-        <w:rPr>
-          <w:rFonts w:ascii="Times New Roman" w:hAnsi="Times New Roman"/>
-          <w:color w:val="auto"/>
-          <w:sz w:val="21"/>
-        </w:rPr>
-        <w:t>主从节点的启动与停止，</w:t>
-      </w:r>
-      <w:r>
-        <w:rPr>
-          <w:rFonts w:ascii="Times New Roman" w:hAnsi="Times New Roman"/>
-          <w:color w:val="auto"/>
-          <w:sz w:val="21"/>
-        </w:rPr>
-        <w:t>Hadoop</w:t>
-      </w:r>
-      <w:r>
-        <w:rPr>
-          <w:rFonts w:ascii="Times New Roman" w:hAnsi="Times New Roman"/>
-          <w:color w:val="auto"/>
-          <w:sz w:val="21"/>
-        </w:rPr>
-        <w:t>集群部署与单机部署的差异。</w:t>
-      </w:r>
-    </w:p>
-    <w:p>
-      <w:pPr>
-        <w:pStyle w:val="ac"/>
-        <w:widowControl/>
-        <w:shd w:val="clear" w:color="auto" w:fill="FFFFFF"/>
-        <w:spacing w:before="60" w:beforeAutospacing="0" w:after="60" w:afterAutospacing="0" w:line="240" w:lineRule="atLeast"/>
-        <w:ind w:firstLineChars="200" w:firstLine="420"/>
-        <w:jc w:val="both"/>
-        <w:rPr>
-          <w:rFonts w:ascii="Times New Roman" w:hAnsi="Times New Roman"/>
-          <w:color w:val="auto"/>
-          <w:sz w:val="21"/>
-        </w:rPr>
-      </w:pPr>
-    </w:p>
-    <w:p>
-      <w:pPr>
-        <w:pStyle w:val="ac"/>
-        <w:widowControl/>
-        <w:shd w:val="clear" w:color="auto" w:fill="FFFFFF"/>
-        <w:spacing w:before="60" w:beforeAutospacing="0" w:after="60" w:afterAutospacing="0" w:line="240" w:lineRule="atLeast"/>
-        <w:ind w:firstLineChars="200" w:firstLine="420"/>
-        <w:jc w:val="both"/>
-        <w:rPr>
-          <w:rFonts w:ascii="Times New Roman" w:hAnsi="Times New Roman"/>
-          <w:color w:val="auto"/>
+          <w:color w:val="000000" w:themeColor="text1"/>
           <w:sz w:val="21"/>
         </w:rPr>
         <w:sectPr>
@@ -5756,7 +3299,7 @@
         <w:rPr>
           <w:rFonts w:ascii="Times New Roman" w:hAnsi="Times New Roman" w:cs="Times New Roman"/>
           <w:b/>
-          <w:color w:val="auto"/>
+          <w:color w:val="000000" w:themeColor="text1"/>
           <w:spacing w:val="20"/>
           <w:sz w:val="30"/>
           <w:szCs w:val="30"/>
@@ -5766,7 +3309,7 @@
         <w:rPr>
           <w:rFonts w:ascii="Times New Roman" w:hAnsi="Times New Roman" w:cs="Times New Roman" w:hint="eastAsia"/>
           <w:b/>
-          <w:color w:val="auto"/>
+          <w:color w:val="000000" w:themeColor="text1"/>
           <w:spacing w:val="20"/>
           <w:sz w:val="30"/>
           <w:szCs w:val="30"/>
@@ -5778,7 +3321,7 @@
         <w:rPr>
           <w:rFonts w:ascii="Times New Roman" w:hAnsi="Times New Roman" w:cs="Times New Roman" w:hint="eastAsia"/>
           <w:b/>
-          <w:color w:val="auto"/>
+          <w:color w:val="000000" w:themeColor="text1"/>
           <w:spacing w:val="20"/>
           <w:sz w:val="30"/>
           <w:szCs w:val="30"/>
@@ -5789,7 +3332,7 @@
         <w:rPr>
           <w:rFonts w:ascii="Times New Roman" w:hAnsi="Times New Roman" w:cs="Times New Roman" w:hint="eastAsia"/>
           <w:b/>
-          <w:color w:val="auto"/>
+          <w:color w:val="000000" w:themeColor="text1"/>
           <w:spacing w:val="20"/>
           <w:sz w:val="30"/>
           <w:szCs w:val="30"/>
@@ -5807,7 +3350,7 @@
         <w:rPr>
           <w:rFonts w:ascii="Times New Roman" w:hAnsi="Times New Roman" w:cs="Times New Roman"/>
           <w:b/>
-          <w:color w:val="auto"/>
+          <w:color w:val="000000" w:themeColor="text1"/>
           <w:spacing w:val="20"/>
           <w:sz w:val="30"/>
           <w:szCs w:val="30"/>
@@ -5817,7 +3360,7 @@
         <w:rPr>
           <w:rFonts w:ascii="Times New Roman" w:hAnsi="Times New Roman" w:cs="Times New Roman" w:hint="eastAsia"/>
           <w:b/>
-          <w:color w:val="auto"/>
+          <w:color w:val="000000" w:themeColor="text1"/>
           <w:spacing w:val="20"/>
           <w:sz w:val="30"/>
           <w:szCs w:val="30"/>
@@ -5828,7 +3371,7 @@
         <w:rPr>
           <w:rFonts w:ascii="Times New Roman" w:hAnsi="Times New Roman" w:cs="Times New Roman" w:hint="eastAsia"/>
           <w:b/>
-          <w:color w:val="auto"/>
+          <w:color w:val="000000" w:themeColor="text1"/>
           <w:spacing w:val="20"/>
           <w:sz w:val="30"/>
           <w:szCs w:val="30"/>
@@ -5844,7 +3387,7 @@
         <w:jc w:val="center"/>
         <w:rPr>
           <w:rFonts w:ascii="Times New Roman" w:hAnsi="Times New Roman" w:cs="Times New Roman"/>
-          <w:color w:val="auto"/>
+          <w:color w:val="000000" w:themeColor="text1"/>
           <w:spacing w:val="20"/>
         </w:rPr>
       </w:pPr>
@@ -5857,7 +3400,7 @@
           <w:rFonts w:ascii="Times New Roman" w:hAnsi="Times New Roman" w:cs="Times New Roman"/>
           <w:b/>
           <w:bCs/>
-          <w:color w:val="auto"/>
+          <w:color w:val="000000" w:themeColor="text1"/>
           <w:sz w:val="24"/>
           <w:szCs w:val="24"/>
         </w:rPr>
@@ -5867,7 +3410,7 @@
           <w:rFonts w:ascii="Times New Roman" w:hAnsi="Times New Roman" w:cs="Times New Roman" w:hint="eastAsia"/>
           <w:b/>
           <w:bCs/>
-          <w:color w:val="auto"/>
+          <w:color w:val="000000" w:themeColor="text1"/>
           <w:sz w:val="24"/>
           <w:szCs w:val="24"/>
         </w:rPr>
@@ -5878,7 +3421,7 @@
           <w:rFonts w:ascii="Times New Roman" w:hAnsi="Times New Roman" w:cs="Times New Roman" w:hint="eastAsia"/>
           <w:b/>
           <w:bCs/>
-          <w:color w:val="auto"/>
+          <w:color w:val="000000" w:themeColor="text1"/>
           <w:sz w:val="24"/>
           <w:szCs w:val="24"/>
         </w:rPr>
@@ -5889,7 +3432,7 @@
           <w:rFonts w:ascii="Times New Roman" w:hAnsi="Times New Roman" w:cs="Times New Roman" w:hint="eastAsia"/>
           <w:b/>
           <w:bCs/>
-          <w:color w:val="auto"/>
+          <w:color w:val="000000" w:themeColor="text1"/>
           <w:sz w:val="24"/>
           <w:szCs w:val="24"/>
         </w:rPr>
@@ -5904,14 +3447,14 @@
         <w:jc w:val="both"/>
         <w:rPr>
           <w:rFonts w:ascii="Times New Roman" w:eastAsia="宋体" w:hAnsi="Times New Roman" w:cs="Times New Roman"/>
-          <w:color w:val="auto"/>
-          <w:sz w:val="21"/>
-        </w:rPr>
-      </w:pPr>
-      <w:r>
-        <w:rPr>
-          <w:rFonts w:ascii="Times New Roman" w:eastAsia="宋体" w:hAnsi="Times New Roman" w:cs="Times New Roman" w:hint="eastAsia"/>
-          <w:color w:val="auto"/>
+          <w:color w:val="000000" w:themeColor="text1"/>
+          <w:sz w:val="21"/>
+        </w:rPr>
+      </w:pPr>
+      <w:r>
+        <w:rPr>
+          <w:rFonts w:ascii="Times New Roman" w:eastAsia="宋体" w:hAnsi="Times New Roman" w:cs="Times New Roman" w:hint="eastAsia"/>
+          <w:color w:val="000000" w:themeColor="text1"/>
           <w:sz w:val="21"/>
         </w:rPr>
         <w:t>2</w:t>
@@ -5919,7 +3462,7 @@
       <w:r>
         <w:rPr>
           <w:rFonts w:ascii="Times New Roman" w:eastAsia="宋体" w:hAnsi="Times New Roman" w:cs="Times New Roman" w:hint="eastAsia"/>
-          <w:color w:val="auto"/>
+          <w:color w:val="000000" w:themeColor="text1"/>
           <w:sz w:val="21"/>
         </w:rPr>
         <w:t>个学时。</w:t>
@@ -5933,7 +3476,7 @@
           <w:rFonts w:ascii="Times New Roman" w:hAnsi="Times New Roman" w:cs="Times New Roman"/>
           <w:b/>
           <w:bCs/>
-          <w:color w:val="auto"/>
+          <w:color w:val="000000" w:themeColor="text1"/>
           <w:sz w:val="24"/>
           <w:szCs w:val="24"/>
         </w:rPr>
@@ -5943,7 +3486,7 @@
           <w:rFonts w:ascii="Times New Roman" w:hAnsi="Times New Roman" w:cs="Times New Roman" w:hint="eastAsia"/>
           <w:b/>
           <w:bCs/>
-          <w:color w:val="auto"/>
+          <w:color w:val="000000" w:themeColor="text1"/>
           <w:sz w:val="24"/>
           <w:szCs w:val="24"/>
         </w:rPr>
@@ -5954,7 +3497,7 @@
           <w:rFonts w:ascii="Times New Roman" w:hAnsi="Times New Roman" w:cs="Times New Roman" w:hint="eastAsia"/>
           <w:b/>
           <w:bCs/>
-          <w:color w:val="auto"/>
+          <w:color w:val="000000" w:themeColor="text1"/>
           <w:sz w:val="24"/>
           <w:szCs w:val="24"/>
         </w:rPr>
@@ -5965,7 +3508,7 @@
           <w:rFonts w:ascii="Times New Roman" w:hAnsi="Times New Roman" w:cs="Times New Roman" w:hint="eastAsia"/>
           <w:b/>
           <w:bCs/>
-          <w:color w:val="auto"/>
+          <w:color w:val="000000" w:themeColor="text1"/>
           <w:sz w:val="24"/>
           <w:szCs w:val="24"/>
         </w:rPr>
@@ -5980,14 +3523,14 @@
         <w:jc w:val="both"/>
         <w:rPr>
           <w:rFonts w:ascii="Times New Roman" w:eastAsia="宋体" w:hAnsi="Times New Roman" w:cs="Times New Roman"/>
-          <w:color w:val="auto"/>
-          <w:sz w:val="21"/>
-        </w:rPr>
-      </w:pPr>
-      <w:r>
-        <w:rPr>
-          <w:rFonts w:ascii="Times New Roman" w:eastAsia="宋体" w:hAnsi="Times New Roman" w:cs="Times New Roman" w:hint="eastAsia"/>
-          <w:color w:val="auto"/>
+          <w:color w:val="000000" w:themeColor="text1"/>
+          <w:sz w:val="21"/>
+        </w:rPr>
+      </w:pPr>
+      <w:r>
+        <w:rPr>
+          <w:rFonts w:ascii="Times New Roman" w:eastAsia="宋体" w:hAnsi="Times New Roman" w:cs="Times New Roman" w:hint="eastAsia"/>
+          <w:color w:val="000000" w:themeColor="text1"/>
           <w:sz w:val="21"/>
         </w:rPr>
         <w:t>1</w:t>
@@ -5995,7 +3538,7 @@
       <w:r>
         <w:rPr>
           <w:rFonts w:ascii="Times New Roman" w:eastAsia="宋体" w:hAnsi="Times New Roman" w:cs="Times New Roman" w:hint="eastAsia"/>
-          <w:color w:val="auto"/>
+          <w:color w:val="000000" w:themeColor="text1"/>
           <w:sz w:val="21"/>
         </w:rPr>
         <w:t>、</w:t>
@@ -6003,7 +3546,7 @@
       <w:r>
         <w:rPr>
           <w:rFonts w:ascii="Times New Roman" w:eastAsia="宋体" w:hAnsi="Times New Roman" w:cs="Times New Roman" w:hint="eastAsia"/>
-          <w:color w:val="auto"/>
+          <w:color w:val="000000" w:themeColor="text1"/>
           <w:sz w:val="21"/>
         </w:rPr>
         <w:t>熟练掌握</w:t>
@@ -6011,7 +3554,7 @@
       <w:r>
         <w:rPr>
           <w:rFonts w:ascii="Times New Roman" w:eastAsia="宋体" w:hAnsi="Times New Roman" w:cs="Times New Roman" w:hint="eastAsia"/>
-          <w:color w:val="auto"/>
+          <w:color w:val="000000" w:themeColor="text1"/>
           <w:sz w:val="21"/>
         </w:rPr>
         <w:t>Map</w:t>
@@ -6019,7 +3562,7 @@
       <w:r>
         <w:rPr>
           <w:rFonts w:ascii="Times New Roman" w:eastAsia="宋体" w:hAnsi="Times New Roman" w:cs="Times New Roman" w:hint="eastAsia"/>
-          <w:color w:val="auto"/>
+          <w:color w:val="000000" w:themeColor="text1"/>
           <w:sz w:val="21"/>
         </w:rPr>
         <w:t>和</w:t>
@@ -6027,7 +3570,7 @@
       <w:r>
         <w:rPr>
           <w:rFonts w:ascii="Times New Roman" w:eastAsia="宋体" w:hAnsi="Times New Roman" w:cs="Times New Roman" w:hint="eastAsia"/>
-          <w:color w:val="auto"/>
+          <w:color w:val="000000" w:themeColor="text1"/>
           <w:sz w:val="21"/>
         </w:rPr>
         <w:t>Reduce</w:t>
@@ -6035,7 +3578,7 @@
       <w:r>
         <w:rPr>
           <w:rFonts w:ascii="Times New Roman" w:eastAsia="宋体" w:hAnsi="Times New Roman" w:cs="Times New Roman" w:hint="eastAsia"/>
-          <w:color w:val="auto"/>
+          <w:color w:val="000000" w:themeColor="text1"/>
           <w:sz w:val="21"/>
         </w:rPr>
         <w:t>函数的实现代码及接口的编写与调试；</w:t>
@@ -6049,14 +3592,14 @@
         <w:jc w:val="both"/>
         <w:rPr>
           <w:rFonts w:ascii="Times New Roman" w:eastAsia="宋体" w:hAnsi="Times New Roman" w:cs="Times New Roman"/>
-          <w:color w:val="auto"/>
-          <w:sz w:val="21"/>
-        </w:rPr>
-      </w:pPr>
-      <w:r>
-        <w:rPr>
-          <w:rFonts w:ascii="Times New Roman" w:eastAsia="宋体" w:hAnsi="Times New Roman" w:cs="Times New Roman" w:hint="eastAsia"/>
-          <w:color w:val="auto"/>
+          <w:color w:val="000000" w:themeColor="text1"/>
+          <w:sz w:val="21"/>
+        </w:rPr>
+      </w:pPr>
+      <w:r>
+        <w:rPr>
+          <w:rFonts w:ascii="Times New Roman" w:eastAsia="宋体" w:hAnsi="Times New Roman" w:cs="Times New Roman" w:hint="eastAsia"/>
+          <w:color w:val="000000" w:themeColor="text1"/>
           <w:sz w:val="21"/>
         </w:rPr>
         <w:t>2</w:t>
@@ -6064,7 +3607,7 @@
       <w:r>
         <w:rPr>
           <w:rFonts w:ascii="Times New Roman" w:eastAsia="宋体" w:hAnsi="Times New Roman" w:cs="Times New Roman" w:hint="eastAsia"/>
-          <w:color w:val="auto"/>
+          <w:color w:val="000000" w:themeColor="text1"/>
           <w:sz w:val="21"/>
         </w:rPr>
         <w:t>、</w:t>
@@ -6072,7 +3615,7 @@
       <w:r>
         <w:rPr>
           <w:rFonts w:ascii="Times New Roman" w:eastAsia="宋体" w:hAnsi="Times New Roman" w:cs="Times New Roman" w:hint="eastAsia"/>
-          <w:color w:val="auto"/>
+          <w:color w:val="000000" w:themeColor="text1"/>
           <w:sz w:val="21"/>
         </w:rPr>
         <w:t>掌握基于</w:t>
@@ -6080,7 +3623,7 @@
       <w:r>
         <w:rPr>
           <w:rFonts w:ascii="Times New Roman" w:eastAsia="宋体" w:hAnsi="Times New Roman" w:cs="Times New Roman" w:hint="eastAsia"/>
-          <w:color w:val="auto"/>
+          <w:color w:val="000000" w:themeColor="text1"/>
           <w:sz w:val="21"/>
         </w:rPr>
         <w:t>Python</w:t>
@@ -6088,7 +3631,7 @@
       <w:r>
         <w:rPr>
           <w:rFonts w:ascii="Times New Roman" w:eastAsia="宋体" w:hAnsi="Times New Roman" w:cs="Times New Roman" w:hint="eastAsia"/>
-          <w:color w:val="auto"/>
+          <w:color w:val="000000" w:themeColor="text1"/>
           <w:sz w:val="21"/>
         </w:rPr>
         <w:t>和</w:t>
@@ -6096,7 +3639,7 @@
       <w:r>
         <w:rPr>
           <w:rFonts w:ascii="Times New Roman" w:eastAsia="宋体" w:hAnsi="Times New Roman" w:cs="Times New Roman" w:hint="eastAsia"/>
-          <w:color w:val="auto"/>
+          <w:color w:val="000000" w:themeColor="text1"/>
           <w:sz w:val="21"/>
         </w:rPr>
         <w:t>Java</w:t>
@@ -6104,7 +3647,7 @@
       <w:r>
         <w:rPr>
           <w:rFonts w:ascii="Times New Roman" w:eastAsia="宋体" w:hAnsi="Times New Roman" w:cs="Times New Roman" w:hint="eastAsia"/>
-          <w:color w:val="auto"/>
+          <w:color w:val="000000" w:themeColor="text1"/>
           <w:sz w:val="21"/>
         </w:rPr>
         <w:t>的应用级并行编程程序设计；</w:t>
@@ -6118,14 +3661,14 @@
         <w:jc w:val="both"/>
         <w:rPr>
           <w:rFonts w:ascii="Times New Roman" w:eastAsia="宋体" w:hAnsi="Times New Roman" w:cs="Times New Roman"/>
-          <w:color w:val="auto"/>
-          <w:sz w:val="21"/>
-        </w:rPr>
-      </w:pPr>
-      <w:r>
-        <w:rPr>
-          <w:rFonts w:ascii="Times New Roman" w:eastAsia="宋体" w:hAnsi="Times New Roman" w:cs="Times New Roman" w:hint="eastAsia"/>
-          <w:color w:val="auto"/>
+          <w:color w:val="000000" w:themeColor="text1"/>
+          <w:sz w:val="21"/>
+        </w:rPr>
+      </w:pPr>
+      <w:r>
+        <w:rPr>
+          <w:rFonts w:ascii="Times New Roman" w:eastAsia="宋体" w:hAnsi="Times New Roman" w:cs="Times New Roman" w:hint="eastAsia"/>
+          <w:color w:val="000000" w:themeColor="text1"/>
           <w:sz w:val="21"/>
         </w:rPr>
         <w:t>3</w:t>
@@ -6133,7 +3676,7 @@
       <w:r>
         <w:rPr>
           <w:rFonts w:ascii="Times New Roman" w:eastAsia="宋体" w:hAnsi="Times New Roman" w:cs="Times New Roman" w:hint="eastAsia"/>
-          <w:color w:val="auto"/>
+          <w:color w:val="000000" w:themeColor="text1"/>
           <w:sz w:val="21"/>
         </w:rPr>
         <w:t>、</w:t>
@@ -6141,7 +3684,7 @@
       <w:r>
         <w:rPr>
           <w:rFonts w:ascii="Times New Roman" w:eastAsia="宋体" w:hAnsi="Times New Roman" w:cs="Times New Roman" w:hint="eastAsia"/>
-          <w:color w:val="auto"/>
+          <w:color w:val="000000" w:themeColor="text1"/>
           <w:sz w:val="21"/>
         </w:rPr>
         <w:t>了解</w:t>
@@ -6149,7 +3692,7 @@
       <w:r>
         <w:rPr>
           <w:rFonts w:ascii="Times New Roman" w:eastAsia="宋体" w:hAnsi="Times New Roman" w:cs="Times New Roman" w:hint="eastAsia"/>
-          <w:color w:val="auto"/>
+          <w:color w:val="000000" w:themeColor="text1"/>
           <w:sz w:val="21"/>
         </w:rPr>
         <w:t>Map/Reduce</w:t>
@@ -6157,7 +3700,7 @@
       <w:r>
         <w:rPr>
           <w:rFonts w:ascii="Times New Roman" w:eastAsia="宋体" w:hAnsi="Times New Roman" w:cs="Times New Roman" w:hint="eastAsia"/>
-          <w:color w:val="auto"/>
+          <w:color w:val="000000" w:themeColor="text1"/>
           <w:sz w:val="21"/>
         </w:rPr>
         <w:t>并行编程的本质思想。</w:t>
@@ -6171,7 +3714,7 @@
           <w:rFonts w:ascii="Times New Roman" w:hAnsi="Times New Roman" w:cs="Times New Roman"/>
           <w:b/>
           <w:bCs/>
-          <w:color w:val="auto"/>
+          <w:color w:val="000000" w:themeColor="text1"/>
           <w:sz w:val="24"/>
           <w:szCs w:val="24"/>
         </w:rPr>
@@ -6181,7 +3724,7 @@
           <w:rFonts w:ascii="Times New Roman" w:hAnsi="Times New Roman" w:cs="Times New Roman" w:hint="eastAsia"/>
           <w:b/>
           <w:bCs/>
-          <w:color w:val="auto"/>
+          <w:color w:val="000000" w:themeColor="text1"/>
           <w:sz w:val="24"/>
           <w:szCs w:val="24"/>
         </w:rPr>
@@ -6192,7 +3735,7 @@
           <w:rFonts w:ascii="Times New Roman" w:hAnsi="Times New Roman" w:cs="Times New Roman" w:hint="eastAsia"/>
           <w:b/>
           <w:bCs/>
-          <w:color w:val="auto"/>
+          <w:color w:val="000000" w:themeColor="text1"/>
           <w:sz w:val="24"/>
           <w:szCs w:val="24"/>
         </w:rPr>
@@ -6203,7 +3746,7 @@
           <w:rFonts w:ascii="Times New Roman" w:hAnsi="Times New Roman" w:cs="Times New Roman" w:hint="eastAsia"/>
           <w:b/>
           <w:bCs/>
-          <w:color w:val="auto"/>
+          <w:color w:val="000000" w:themeColor="text1"/>
           <w:sz w:val="24"/>
           <w:szCs w:val="24"/>
         </w:rPr>
@@ -6218,14 +3761,14 @@
         <w:jc w:val="both"/>
         <w:rPr>
           <w:rFonts w:ascii="Times New Roman" w:eastAsia="宋体" w:hAnsi="Times New Roman" w:cs="Times New Roman"/>
-          <w:color w:val="auto"/>
-          <w:sz w:val="21"/>
-        </w:rPr>
-      </w:pPr>
-      <w:r>
-        <w:rPr>
-          <w:rFonts w:ascii="Times New Roman" w:eastAsia="宋体" w:hAnsi="Times New Roman" w:cs="Times New Roman" w:hint="eastAsia"/>
-          <w:color w:val="auto"/>
+          <w:color w:val="000000" w:themeColor="text1"/>
+          <w:sz w:val="21"/>
+        </w:rPr>
+      </w:pPr>
+      <w:r>
+        <w:rPr>
+          <w:rFonts w:ascii="Times New Roman" w:eastAsia="宋体" w:hAnsi="Times New Roman" w:cs="Times New Roman" w:hint="eastAsia"/>
+          <w:color w:val="000000" w:themeColor="text1"/>
           <w:sz w:val="21"/>
         </w:rPr>
         <w:t>1</w:t>
@@ -6233,7 +3776,7 @@
       <w:r>
         <w:rPr>
           <w:rFonts w:ascii="Times New Roman" w:eastAsia="宋体" w:hAnsi="Times New Roman" w:cs="Times New Roman" w:hint="eastAsia"/>
-          <w:color w:val="auto"/>
+          <w:color w:val="000000" w:themeColor="text1"/>
           <w:sz w:val="21"/>
         </w:rPr>
         <w:t>、</w:t>
@@ -6241,7 +3784,7 @@
       <w:r>
         <w:rPr>
           <w:rFonts w:ascii="Times New Roman" w:eastAsia="宋体" w:hAnsi="Times New Roman" w:cs="Times New Roman" w:hint="eastAsia"/>
-          <w:color w:val="auto"/>
+          <w:color w:val="000000" w:themeColor="text1"/>
           <w:sz w:val="21"/>
         </w:rPr>
         <w:t>Map/Reduce</w:t>
@@ -6249,7 +3792,7 @@
       <w:r>
         <w:rPr>
           <w:rFonts w:ascii="Times New Roman" w:eastAsia="宋体" w:hAnsi="Times New Roman" w:cs="Times New Roman" w:hint="eastAsia"/>
-          <w:color w:val="auto"/>
+          <w:color w:val="000000" w:themeColor="text1"/>
           <w:sz w:val="21"/>
         </w:rPr>
         <w:t>并行编程测试与运行环境的配置；</w:t>
@@ -6263,14 +3806,14 @@
         <w:jc w:val="both"/>
         <w:rPr>
           <w:rFonts w:ascii="Times New Roman" w:eastAsia="宋体" w:hAnsi="Times New Roman" w:cs="Times New Roman"/>
-          <w:color w:val="auto"/>
-          <w:sz w:val="21"/>
-        </w:rPr>
-      </w:pPr>
-      <w:r>
-        <w:rPr>
-          <w:rFonts w:ascii="Times New Roman" w:eastAsia="宋体" w:hAnsi="Times New Roman" w:cs="Times New Roman" w:hint="eastAsia"/>
-          <w:color w:val="auto"/>
+          <w:color w:val="000000" w:themeColor="text1"/>
+          <w:sz w:val="21"/>
+        </w:rPr>
+      </w:pPr>
+      <w:r>
+        <w:rPr>
+          <w:rFonts w:ascii="Times New Roman" w:eastAsia="宋体" w:hAnsi="Times New Roman" w:cs="Times New Roman" w:hint="eastAsia"/>
+          <w:color w:val="000000" w:themeColor="text1"/>
           <w:sz w:val="21"/>
         </w:rPr>
         <w:t>2</w:t>
@@ -6278,7 +3821,7 @@
       <w:r>
         <w:rPr>
           <w:rFonts w:ascii="Times New Roman" w:eastAsia="宋体" w:hAnsi="Times New Roman" w:cs="Times New Roman" w:hint="eastAsia"/>
-          <w:color w:val="auto"/>
+          <w:color w:val="000000" w:themeColor="text1"/>
           <w:sz w:val="21"/>
         </w:rPr>
         <w:t>、</w:t>
@@ -6286,7 +3829,7 @@
       <w:r>
         <w:rPr>
           <w:rFonts w:ascii="Times New Roman" w:eastAsia="宋体" w:hAnsi="Times New Roman" w:cs="Times New Roman" w:hint="eastAsia"/>
-          <w:color w:val="auto"/>
+          <w:color w:val="000000" w:themeColor="text1"/>
           <w:sz w:val="21"/>
         </w:rPr>
         <w:t>Map</w:t>
@@ -6294,7 +3837,7 @@
       <w:r>
         <w:rPr>
           <w:rFonts w:ascii="Times New Roman" w:eastAsia="宋体" w:hAnsi="Times New Roman" w:cs="Times New Roman" w:hint="eastAsia"/>
-          <w:color w:val="auto"/>
+          <w:color w:val="000000" w:themeColor="text1"/>
           <w:sz w:val="21"/>
         </w:rPr>
         <w:t>函数和</w:t>
@@ -6302,7 +3845,7 @@
       <w:r>
         <w:rPr>
           <w:rFonts w:ascii="Times New Roman" w:eastAsia="宋体" w:hAnsi="Times New Roman" w:cs="Times New Roman" w:hint="eastAsia"/>
-          <w:color w:val="auto"/>
+          <w:color w:val="000000" w:themeColor="text1"/>
           <w:sz w:val="21"/>
         </w:rPr>
         <w:t>Reduce</w:t>
@@ -6310,7 +3853,7 @@
       <w:r>
         <w:rPr>
           <w:rFonts w:ascii="Times New Roman" w:eastAsia="宋体" w:hAnsi="Times New Roman" w:cs="Times New Roman" w:hint="eastAsia"/>
-          <w:color w:val="auto"/>
+          <w:color w:val="000000" w:themeColor="text1"/>
           <w:sz w:val="21"/>
         </w:rPr>
         <w:t>函数的代码编写和接口；</w:t>
@@ -6324,14 +3867,14 @@
         <w:jc w:val="both"/>
         <w:rPr>
           <w:rFonts w:ascii="Times New Roman" w:eastAsia="宋体" w:hAnsi="Times New Roman" w:cs="Times New Roman"/>
-          <w:color w:val="auto"/>
-          <w:sz w:val="21"/>
-        </w:rPr>
-      </w:pPr>
-      <w:r>
-        <w:rPr>
-          <w:rFonts w:ascii="Times New Roman" w:eastAsia="宋体" w:hAnsi="Times New Roman" w:cs="Times New Roman" w:hint="eastAsia"/>
-          <w:color w:val="auto"/>
+          <w:color w:val="000000" w:themeColor="text1"/>
+          <w:sz w:val="21"/>
+        </w:rPr>
+      </w:pPr>
+      <w:r>
+        <w:rPr>
+          <w:rFonts w:ascii="Times New Roman" w:eastAsia="宋体" w:hAnsi="Times New Roman" w:cs="Times New Roman" w:hint="eastAsia"/>
+          <w:color w:val="000000" w:themeColor="text1"/>
           <w:sz w:val="21"/>
         </w:rPr>
         <w:t>3</w:t>
@@ -6339,7 +3882,7 @@
       <w:r>
         <w:rPr>
           <w:rFonts w:ascii="Times New Roman" w:eastAsia="宋体" w:hAnsi="Times New Roman" w:cs="Times New Roman" w:hint="eastAsia"/>
-          <w:color w:val="auto"/>
+          <w:color w:val="000000" w:themeColor="text1"/>
           <w:sz w:val="21"/>
         </w:rPr>
         <w:t>、</w:t>
@@ -6347,7 +3890,7 @@
       <w:r>
         <w:rPr>
           <w:rFonts w:ascii="Times New Roman" w:eastAsia="宋体" w:hAnsi="Times New Roman" w:cs="Times New Roman" w:hint="eastAsia"/>
-          <w:color w:val="auto"/>
+          <w:color w:val="000000" w:themeColor="text1"/>
           <w:sz w:val="21"/>
         </w:rPr>
         <w:t>利用</w:t>
@@ -6355,7 +3898,7 @@
       <w:r>
         <w:rPr>
           <w:rFonts w:ascii="Times New Roman" w:eastAsia="宋体" w:hAnsi="Times New Roman" w:cs="Times New Roman" w:hint="eastAsia"/>
-          <w:color w:val="auto"/>
+          <w:color w:val="000000" w:themeColor="text1"/>
           <w:sz w:val="21"/>
         </w:rPr>
         <w:t>Map/Reduce</w:t>
@@ -6363,7 +3906,7 @@
       <w:r>
         <w:rPr>
           <w:rFonts w:ascii="Times New Roman" w:eastAsia="宋体" w:hAnsi="Times New Roman" w:cs="Times New Roman" w:hint="eastAsia"/>
-          <w:color w:val="auto"/>
+          <w:color w:val="000000" w:themeColor="text1"/>
           <w:sz w:val="21"/>
         </w:rPr>
         <w:t>机制进行实际问题</w:t>
@@ -6371,7 +3914,7 @@
       <w:r>
         <w:rPr>
           <w:rFonts w:ascii="Times New Roman" w:eastAsia="宋体" w:hAnsi="Times New Roman" w:cs="Times New Roman" w:hint="eastAsia"/>
-          <w:color w:val="auto"/>
+          <w:color w:val="000000" w:themeColor="text1"/>
           <w:sz w:val="21"/>
         </w:rPr>
         <w:t>-</w:t>
@@ -6379,7 +3922,7 @@
       <w:r>
         <w:rPr>
           <w:rFonts w:ascii="Times New Roman" w:eastAsia="宋体" w:hAnsi="Times New Roman" w:cs="Times New Roman" w:hint="eastAsia"/>
-          <w:color w:val="auto"/>
+          <w:color w:val="000000" w:themeColor="text1"/>
           <w:sz w:val="21"/>
         </w:rPr>
         <w:t>词频统计的</w:t>
@@ -6387,7 +3930,7 @@
       <w:r>
         <w:rPr>
           <w:rFonts w:ascii="Times New Roman" w:eastAsia="宋体" w:hAnsi="Times New Roman" w:cs="Times New Roman" w:hint="eastAsia"/>
-          <w:color w:val="auto"/>
+          <w:color w:val="000000" w:themeColor="text1"/>
           <w:sz w:val="21"/>
         </w:rPr>
         <w:t>并行求解</w:t>
@@ -6395,7 +3938,7 @@
       <w:r>
         <w:rPr>
           <w:rFonts w:ascii="Times New Roman" w:eastAsia="宋体" w:hAnsi="Times New Roman" w:cs="Times New Roman" w:hint="eastAsia"/>
-          <w:color w:val="auto"/>
+          <w:color w:val="000000" w:themeColor="text1"/>
           <w:sz w:val="21"/>
         </w:rPr>
         <w:t>方案</w:t>
@@ -6403,7 +3946,7 @@
       <w:r>
         <w:rPr>
           <w:rFonts w:ascii="Times New Roman" w:eastAsia="宋体" w:hAnsi="Times New Roman" w:cs="Times New Roman" w:hint="eastAsia"/>
-          <w:color w:val="auto"/>
+          <w:color w:val="000000" w:themeColor="text1"/>
           <w:sz w:val="21"/>
         </w:rPr>
         <w:t>。</w:t>
@@ -6417,7 +3960,7 @@
           <w:rFonts w:ascii="Times New Roman" w:hAnsi="Times New Roman" w:cs="Times New Roman"/>
           <w:b/>
           <w:bCs/>
-          <w:color w:val="auto"/>
+          <w:color w:val="000000" w:themeColor="text1"/>
           <w:sz w:val="24"/>
           <w:szCs w:val="24"/>
         </w:rPr>
@@ -6427,7 +3970,7 @@
           <w:rFonts w:ascii="Times New Roman" w:hAnsi="Times New Roman" w:cs="Times New Roman" w:hint="eastAsia"/>
           <w:b/>
           <w:bCs/>
-          <w:color w:val="auto"/>
+          <w:color w:val="000000" w:themeColor="text1"/>
           <w:sz w:val="24"/>
           <w:szCs w:val="24"/>
         </w:rPr>
@@ -6438,7 +3981,7 @@
           <w:rFonts w:ascii="Times New Roman" w:hAnsi="Times New Roman" w:cs="Times New Roman" w:hint="eastAsia"/>
           <w:b/>
           <w:bCs/>
-          <w:color w:val="auto"/>
+          <w:color w:val="000000" w:themeColor="text1"/>
           <w:sz w:val="24"/>
           <w:szCs w:val="24"/>
         </w:rPr>
@@ -6449,7 +3992,7 @@
           <w:rFonts w:ascii="Times New Roman" w:hAnsi="Times New Roman" w:cs="Times New Roman" w:hint="eastAsia"/>
           <w:b/>
           <w:bCs/>
-          <w:color w:val="auto"/>
+          <w:color w:val="000000" w:themeColor="text1"/>
           <w:sz w:val="24"/>
           <w:szCs w:val="24"/>
         </w:rPr>
@@ -6466,16 +4009,16 @@
           <w:rFonts w:ascii="Times New Roman" w:eastAsia="宋体" w:hAnsi="Times New Roman" w:cs="Times New Roman"/>
           <w:b/>
           <w:bCs/>
-          <w:color w:val="auto"/>
-          <w:sz w:val="21"/>
-        </w:rPr>
-      </w:pPr>
-      <w:r>
-        <w:rPr>
-          <w:rFonts w:ascii="Times New Roman" w:eastAsia="宋体" w:hAnsi="Times New Roman" w:cs="Times New Roman" w:hint="eastAsia"/>
-          <w:b/>
-          <w:bCs/>
-          <w:color w:val="auto"/>
+          <w:color w:val="000000" w:themeColor="text1"/>
+          <w:sz w:val="21"/>
+        </w:rPr>
+      </w:pPr>
+      <w:r>
+        <w:rPr>
+          <w:rFonts w:ascii="Times New Roman" w:eastAsia="宋体" w:hAnsi="Times New Roman" w:cs="Times New Roman" w:hint="eastAsia"/>
+          <w:b/>
+          <w:bCs/>
+          <w:color w:val="000000" w:themeColor="text1"/>
           <w:sz w:val="21"/>
         </w:rPr>
         <w:t>1</w:t>
@@ -6485,7 +4028,7 @@
           <w:rFonts w:ascii="Times New Roman" w:eastAsia="宋体" w:hAnsi="Times New Roman" w:cs="Times New Roman" w:hint="eastAsia"/>
           <w:b/>
           <w:bCs/>
-          <w:color w:val="auto"/>
+          <w:color w:val="000000" w:themeColor="text1"/>
           <w:sz w:val="21"/>
         </w:rPr>
         <w:t>、</w:t>
@@ -6495,7 +4038,7 @@
           <w:rFonts w:ascii="Times New Roman" w:eastAsia="宋体" w:hAnsi="Times New Roman" w:cs="Times New Roman" w:hint="eastAsia"/>
           <w:b/>
           <w:bCs/>
-          <w:color w:val="auto"/>
+          <w:color w:val="000000" w:themeColor="text1"/>
           <w:sz w:val="21"/>
         </w:rPr>
         <w:t>Map/Reduce</w:t>
@@ -6505,7 +4048,7 @@
           <w:rFonts w:ascii="Times New Roman" w:eastAsia="宋体" w:hAnsi="Times New Roman" w:cs="Times New Roman" w:hint="eastAsia"/>
           <w:b/>
           <w:bCs/>
-          <w:color w:val="auto"/>
+          <w:color w:val="000000" w:themeColor="text1"/>
           <w:sz w:val="21"/>
         </w:rPr>
         <w:t>并行编程测试与运行环境的配置</w:t>
@@ -6519,14 +4062,14 @@
         <w:jc w:val="both"/>
         <w:rPr>
           <w:rFonts w:ascii="Times New Roman" w:eastAsia="宋体" w:hAnsi="Times New Roman" w:cs="Times New Roman"/>
-          <w:color w:val="auto"/>
-          <w:sz w:val="21"/>
-        </w:rPr>
-      </w:pPr>
-      <w:r>
-        <w:rPr>
-          <w:rFonts w:ascii="Times New Roman" w:eastAsia="宋体" w:hAnsi="Times New Roman" w:cs="Times New Roman" w:hint="eastAsia"/>
-          <w:color w:val="auto"/>
+          <w:color w:val="000000" w:themeColor="text1"/>
+          <w:sz w:val="21"/>
+        </w:rPr>
+      </w:pPr>
+      <w:r>
+        <w:rPr>
+          <w:rFonts w:ascii="Times New Roman" w:eastAsia="宋体" w:hAnsi="Times New Roman" w:cs="Times New Roman" w:hint="eastAsia"/>
+          <w:color w:val="000000" w:themeColor="text1"/>
           <w:sz w:val="21"/>
         </w:rPr>
         <w:t>（</w:t>
@@ -6534,7 +4077,7 @@
       <w:r>
         <w:rPr>
           <w:rFonts w:ascii="Times New Roman" w:eastAsia="宋体" w:hAnsi="Times New Roman" w:cs="Times New Roman" w:hint="eastAsia"/>
-          <w:color w:val="auto"/>
+          <w:color w:val="000000" w:themeColor="text1"/>
           <w:sz w:val="21"/>
         </w:rPr>
         <w:t>1</w:t>
@@ -6542,7 +4085,7 @@
       <w:r>
         <w:rPr>
           <w:rFonts w:ascii="Times New Roman" w:eastAsia="宋体" w:hAnsi="Times New Roman" w:cs="Times New Roman" w:hint="eastAsia"/>
-          <w:color w:val="auto"/>
+          <w:color w:val="000000" w:themeColor="text1"/>
           <w:sz w:val="21"/>
         </w:rPr>
         <w:t>）创建代码目录</w:t>
@@ -6556,14 +4099,14 @@
         <w:jc w:val="both"/>
         <w:rPr>
           <w:rFonts w:ascii="Times New Roman" w:eastAsia="宋体" w:hAnsi="Times New Roman" w:cs="Times New Roman"/>
-          <w:color w:val="auto"/>
-          <w:sz w:val="21"/>
-        </w:rPr>
-      </w:pPr>
-      <w:r>
-        <w:rPr>
-          <w:rFonts w:ascii="Times New Roman" w:eastAsia="宋体" w:hAnsi="Times New Roman" w:cs="Times New Roman" w:hint="eastAsia"/>
-          <w:color w:val="auto"/>
+          <w:color w:val="000000" w:themeColor="text1"/>
+          <w:sz w:val="21"/>
+        </w:rPr>
+      </w:pPr>
+      <w:r>
+        <w:rPr>
+          <w:rFonts w:ascii="Times New Roman" w:eastAsia="宋体" w:hAnsi="Times New Roman" w:cs="Times New Roman" w:hint="eastAsia"/>
+          <w:color w:val="000000" w:themeColor="text1"/>
           <w:sz w:val="21"/>
         </w:rPr>
         <w:t>配置本机主机名为</w:t>
@@ -6571,7 +4114,7 @@
       <w:r>
         <w:rPr>
           <w:rFonts w:ascii="Times New Roman" w:eastAsia="宋体" w:hAnsi="Times New Roman" w:cs="Times New Roman" w:hint="eastAsia"/>
-          <w:color w:val="auto"/>
+          <w:color w:val="000000" w:themeColor="text1"/>
           <w:sz w:val="21"/>
         </w:rPr>
         <w:t>hadoop</w:t>
@@ -6579,7 +4122,7 @@
       <w:r>
         <w:rPr>
           <w:rFonts w:ascii="Times New Roman" w:eastAsia="宋体" w:hAnsi="Times New Roman" w:cs="Times New Roman" w:hint="eastAsia"/>
-          <w:color w:val="auto"/>
+          <w:color w:val="000000" w:themeColor="text1"/>
           <w:sz w:val="21"/>
         </w:rPr>
         <w:t>。</w:t>
@@ -6593,14 +4136,14 @@
         <w:jc w:val="both"/>
         <w:rPr>
           <w:rFonts w:ascii="Times New Roman" w:eastAsia="宋体" w:hAnsi="Times New Roman" w:cs="Times New Roman"/>
-          <w:color w:val="auto"/>
-          <w:sz w:val="21"/>
-        </w:rPr>
-      </w:pPr>
-      <w:r>
-        <w:rPr>
-          <w:rFonts w:ascii="Times New Roman" w:eastAsia="宋体" w:hAnsi="Times New Roman" w:cs="Times New Roman" w:hint="eastAsia"/>
-          <w:color w:val="auto"/>
+          <w:color w:val="000000" w:themeColor="text1"/>
+          <w:sz w:val="21"/>
+        </w:rPr>
+      </w:pPr>
+      <w:r>
+        <w:rPr>
+          <w:rFonts w:ascii="Times New Roman" w:eastAsia="宋体" w:hAnsi="Times New Roman" w:cs="Times New Roman" w:hint="eastAsia"/>
+          <w:color w:val="000000" w:themeColor="text1"/>
           <w:sz w:val="21"/>
         </w:rPr>
         <w:t>sudo vim /etc/hosts</w:t>
@@ -6614,14 +4157,14 @@
         <w:jc w:val="both"/>
         <w:rPr>
           <w:rFonts w:ascii="Times New Roman" w:eastAsia="宋体" w:hAnsi="Times New Roman" w:cs="Times New Roman"/>
-          <w:color w:val="auto"/>
-          <w:sz w:val="21"/>
-        </w:rPr>
-      </w:pPr>
-      <w:r>
-        <w:rPr>
-          <w:rFonts w:ascii="Times New Roman" w:eastAsia="宋体" w:hAnsi="Times New Roman" w:cs="Times New Roman" w:hint="eastAsia"/>
-          <w:color w:val="auto"/>
+          <w:color w:val="000000" w:themeColor="text1"/>
+          <w:sz w:val="21"/>
+        </w:rPr>
+      </w:pPr>
+      <w:r>
+        <w:rPr>
+          <w:rFonts w:ascii="Times New Roman" w:eastAsia="宋体" w:hAnsi="Times New Roman" w:cs="Times New Roman" w:hint="eastAsia"/>
+          <w:color w:val="000000" w:themeColor="text1"/>
           <w:sz w:val="21"/>
         </w:rPr>
         <w:t>将</w:t>
@@ -6629,7 +4172,7 @@
       <w:r>
         <w:rPr>
           <w:rFonts w:ascii="Times New Roman" w:eastAsia="宋体" w:hAnsi="Times New Roman" w:cs="Times New Roman" w:hint="eastAsia"/>
-          <w:color w:val="auto"/>
+          <w:color w:val="000000" w:themeColor="text1"/>
           <w:sz w:val="21"/>
         </w:rPr>
         <w:t>hadoop</w:t>
@@ -6637,7 +4180,7 @@
       <w:r>
         <w:rPr>
           <w:rFonts w:ascii="Times New Roman" w:eastAsia="宋体" w:hAnsi="Times New Roman" w:cs="Times New Roman" w:hint="eastAsia"/>
-          <w:color w:val="auto"/>
+          <w:color w:val="000000" w:themeColor="text1"/>
           <w:sz w:val="21"/>
         </w:rPr>
         <w:t>添加到第一行末尾。</w:t>
@@ -6651,14 +4194,14 @@
         <w:jc w:val="both"/>
         <w:rPr>
           <w:rFonts w:ascii="Times New Roman" w:eastAsia="宋体" w:hAnsi="Times New Roman" w:cs="Times New Roman"/>
-          <w:color w:val="auto"/>
-          <w:sz w:val="21"/>
-        </w:rPr>
-      </w:pPr>
-      <w:r>
-        <w:rPr>
-          <w:rFonts w:ascii="Times New Roman" w:eastAsia="宋体" w:hAnsi="Times New Roman" w:cs="Times New Roman" w:hint="eastAsia"/>
-          <w:color w:val="auto"/>
+          <w:color w:val="000000" w:themeColor="text1"/>
+          <w:sz w:val="21"/>
+        </w:rPr>
+      </w:pPr>
+      <w:r>
+        <w:rPr>
+          <w:rFonts w:ascii="Times New Roman" w:eastAsia="宋体" w:hAnsi="Times New Roman" w:cs="Times New Roman" w:hint="eastAsia"/>
+          <w:color w:val="000000" w:themeColor="text1"/>
           <w:sz w:val="21"/>
         </w:rPr>
         <w:t>使用如下命令启动</w:t>
@@ -6666,7 +4209,7 @@
       <w:r>
         <w:rPr>
           <w:rFonts w:ascii="Times New Roman" w:eastAsia="宋体" w:hAnsi="Times New Roman" w:cs="Times New Roman" w:hint="eastAsia"/>
-          <w:color w:val="auto"/>
+          <w:color w:val="000000" w:themeColor="text1"/>
           <w:sz w:val="21"/>
         </w:rPr>
         <w:t>Hadoop</w:t>
@@ -6674,7 +4217,7 @@
       <w:r>
         <w:rPr>
           <w:rFonts w:ascii="Times New Roman" w:eastAsia="宋体" w:hAnsi="Times New Roman" w:cs="Times New Roman" w:hint="eastAsia"/>
-          <w:color w:val="auto"/>
+          <w:color w:val="000000" w:themeColor="text1"/>
           <w:sz w:val="21"/>
         </w:rPr>
         <w:t>。</w:t>
@@ -6688,14 +4231,14 @@
         <w:jc w:val="both"/>
         <w:rPr>
           <w:rFonts w:ascii="Times New Roman" w:eastAsia="宋体" w:hAnsi="Times New Roman" w:cs="Times New Roman"/>
-          <w:color w:val="auto"/>
-          <w:sz w:val="21"/>
-        </w:rPr>
-      </w:pPr>
-      <w:r>
-        <w:rPr>
-          <w:rFonts w:ascii="Times New Roman" w:eastAsia="宋体" w:hAnsi="Times New Roman" w:cs="Times New Roman" w:hint="eastAsia"/>
-          <w:color w:val="auto"/>
+          <w:color w:val="000000" w:themeColor="text1"/>
+          <w:sz w:val="21"/>
+        </w:rPr>
+      </w:pPr>
+      <w:r>
+        <w:rPr>
+          <w:rFonts w:ascii="Times New Roman" w:eastAsia="宋体" w:hAnsi="Times New Roman" w:cs="Times New Roman" w:hint="eastAsia"/>
+          <w:color w:val="000000" w:themeColor="text1"/>
           <w:sz w:val="21"/>
         </w:rPr>
         <w:t>cd /app/hadoop-1.1.2/bin</w:t>
@@ -6709,14 +4252,14 @@
         <w:jc w:val="both"/>
         <w:rPr>
           <w:rFonts w:ascii="Times New Roman" w:eastAsia="宋体" w:hAnsi="Times New Roman" w:cs="Times New Roman"/>
-          <w:color w:val="auto"/>
-          <w:sz w:val="21"/>
-        </w:rPr>
-      </w:pPr>
-      <w:r>
-        <w:rPr>
-          <w:rFonts w:ascii="Times New Roman" w:eastAsia="宋体" w:hAnsi="Times New Roman" w:cs="Times New Roman" w:hint="eastAsia"/>
-          <w:color w:val="auto"/>
+          <w:color w:val="000000" w:themeColor="text1"/>
+          <w:sz w:val="21"/>
+        </w:rPr>
+      </w:pPr>
+      <w:r>
+        <w:rPr>
+          <w:rFonts w:ascii="Times New Roman" w:eastAsia="宋体" w:hAnsi="Times New Roman" w:cs="Times New Roman" w:hint="eastAsia"/>
+          <w:color w:val="000000" w:themeColor="text1"/>
           <w:sz w:val="21"/>
         </w:rPr>
         <w:t>./start-all.sh</w:t>
@@ -6730,7 +4273,7 @@
         <w:jc w:val="both"/>
         <w:rPr>
           <w:rFonts w:ascii="Times New Roman" w:eastAsia="宋体" w:hAnsi="Times New Roman" w:cs="Times New Roman"/>
-          <w:color w:val="auto"/>
+          <w:color w:val="000000" w:themeColor="text1"/>
           <w:sz w:val="21"/>
         </w:rPr>
       </w:pPr>
@@ -6743,14 +4286,14 @@
         <w:jc w:val="both"/>
         <w:rPr>
           <w:rFonts w:ascii="Times New Roman" w:eastAsia="宋体" w:hAnsi="Times New Roman" w:cs="Times New Roman"/>
-          <w:color w:val="auto"/>
-          <w:sz w:val="21"/>
-        </w:rPr>
-      </w:pPr>
-      <w:r>
-        <w:rPr>
-          <w:rFonts w:ascii="Times New Roman" w:eastAsia="宋体" w:hAnsi="Times New Roman" w:cs="Times New Roman" w:hint="eastAsia"/>
-          <w:color w:val="auto"/>
+          <w:color w:val="000000" w:themeColor="text1"/>
+          <w:sz w:val="21"/>
+        </w:rPr>
+      </w:pPr>
+      <w:r>
+        <w:rPr>
+          <w:rFonts w:ascii="Times New Roman" w:eastAsia="宋体" w:hAnsi="Times New Roman" w:cs="Times New Roman" w:hint="eastAsia"/>
+          <w:color w:val="000000" w:themeColor="text1"/>
           <w:sz w:val="21"/>
         </w:rPr>
         <w:t>（</w:t>
@@ -6758,7 +4301,7 @@
       <w:r>
         <w:rPr>
           <w:rFonts w:ascii="Times New Roman" w:eastAsia="宋体" w:hAnsi="Times New Roman" w:cs="Times New Roman" w:hint="eastAsia"/>
-          <w:color w:val="auto"/>
+          <w:color w:val="000000" w:themeColor="text1"/>
           <w:sz w:val="21"/>
         </w:rPr>
         <w:t>2</w:t>
@@ -6766,7 +4309,7 @@
       <w:r>
         <w:rPr>
           <w:rFonts w:ascii="Times New Roman" w:eastAsia="宋体" w:hAnsi="Times New Roman" w:cs="Times New Roman" w:hint="eastAsia"/>
-          <w:color w:val="auto"/>
+          <w:color w:val="000000" w:themeColor="text1"/>
           <w:sz w:val="21"/>
         </w:rPr>
         <w:t>）配置本地环境</w:t>
@@ -6780,14 +4323,14 @@
         <w:jc w:val="both"/>
         <w:rPr>
           <w:rFonts w:ascii="Times New Roman" w:eastAsia="宋体" w:hAnsi="Times New Roman" w:cs="Times New Roman"/>
-          <w:color w:val="auto"/>
-          <w:sz w:val="21"/>
-        </w:rPr>
-      </w:pPr>
-      <w:r>
-        <w:rPr>
-          <w:rFonts w:ascii="Times New Roman" w:eastAsia="宋体" w:hAnsi="Times New Roman" w:cs="Times New Roman" w:hint="eastAsia"/>
-          <w:color w:val="auto"/>
+          <w:color w:val="000000" w:themeColor="text1"/>
+          <w:sz w:val="21"/>
+        </w:rPr>
+      </w:pPr>
+      <w:r>
+        <w:rPr>
+          <w:rFonts w:ascii="Times New Roman" w:eastAsia="宋体" w:hAnsi="Times New Roman" w:cs="Times New Roman" w:hint="eastAsia"/>
+          <w:color w:val="000000" w:themeColor="text1"/>
           <w:sz w:val="21"/>
         </w:rPr>
         <w:t>对</w:t>
@@ -6795,7 +4338,7 @@
       <w:r>
         <w:rPr>
           <w:rFonts w:ascii="Times New Roman" w:eastAsia="宋体" w:hAnsi="Times New Roman" w:cs="Times New Roman" w:hint="eastAsia"/>
-          <w:color w:val="auto"/>
+          <w:color w:val="000000" w:themeColor="text1"/>
           <w:sz w:val="21"/>
         </w:rPr>
         <w:t>/app/hadoop-1.1.2/conf</w:t>
@@ -6803,7 +4346,7 @@
       <w:r>
         <w:rPr>
           <w:rFonts w:ascii="Times New Roman" w:eastAsia="宋体" w:hAnsi="Times New Roman" w:cs="Times New Roman" w:hint="eastAsia"/>
-          <w:color w:val="auto"/>
+          <w:color w:val="000000" w:themeColor="text1"/>
           <w:sz w:val="21"/>
         </w:rPr>
         <w:t>目录中的</w:t>
@@ -6811,7 +4354,7 @@
       <w:r>
         <w:rPr>
           <w:rFonts w:ascii="Times New Roman" w:eastAsia="宋体" w:hAnsi="Times New Roman" w:cs="Times New Roman" w:hint="eastAsia"/>
-          <w:color w:val="auto"/>
+          <w:color w:val="000000" w:themeColor="text1"/>
           <w:sz w:val="21"/>
         </w:rPr>
         <w:t>hadoop-env.sh</w:t>
@@ -6819,7 +4362,7 @@
       <w:r>
         <w:rPr>
           <w:rFonts w:ascii="Times New Roman" w:eastAsia="宋体" w:hAnsi="Times New Roman" w:cs="Times New Roman" w:hint="eastAsia"/>
-          <w:color w:val="auto"/>
+          <w:color w:val="000000" w:themeColor="text1"/>
           <w:sz w:val="21"/>
         </w:rPr>
         <w:t>进行配置，如下如所示：</w:t>
@@ -6833,14 +4376,14 @@
         <w:jc w:val="both"/>
         <w:rPr>
           <w:rFonts w:ascii="Times New Roman" w:eastAsia="宋体" w:hAnsi="Times New Roman" w:cs="Times New Roman"/>
-          <w:color w:val="auto"/>
-          <w:sz w:val="21"/>
-        </w:rPr>
-      </w:pPr>
-      <w:r>
-        <w:rPr>
-          <w:rFonts w:ascii="Times New Roman" w:eastAsia="宋体" w:hAnsi="Times New Roman" w:cs="Times New Roman" w:hint="eastAsia"/>
-          <w:color w:val="auto"/>
+          <w:color w:val="000000" w:themeColor="text1"/>
+          <w:sz w:val="21"/>
+        </w:rPr>
+      </w:pPr>
+      <w:r>
+        <w:rPr>
+          <w:rFonts w:ascii="Times New Roman" w:eastAsia="宋体" w:hAnsi="Times New Roman" w:cs="Times New Roman" w:hint="eastAsia"/>
+          <w:color w:val="000000" w:themeColor="text1"/>
           <w:sz w:val="21"/>
         </w:rPr>
         <w:t>cd /app/hadoop-1.1.2/conf</w:t>
@@ -6854,14 +4397,14 @@
         <w:jc w:val="both"/>
         <w:rPr>
           <w:rFonts w:ascii="Times New Roman" w:eastAsia="宋体" w:hAnsi="Times New Roman" w:cs="Times New Roman"/>
-          <w:color w:val="auto"/>
-          <w:sz w:val="21"/>
-        </w:rPr>
-      </w:pPr>
-      <w:r>
-        <w:rPr>
-          <w:rFonts w:ascii="Times New Roman" w:eastAsia="宋体" w:hAnsi="Times New Roman" w:cs="Times New Roman" w:hint="eastAsia"/>
-          <w:color w:val="auto"/>
+          <w:color w:val="000000" w:themeColor="text1"/>
+          <w:sz w:val="21"/>
+        </w:rPr>
+      </w:pPr>
+      <w:r>
+        <w:rPr>
+          <w:rFonts w:ascii="Times New Roman" w:eastAsia="宋体" w:hAnsi="Times New Roman" w:cs="Times New Roman" w:hint="eastAsia"/>
+          <w:color w:val="000000" w:themeColor="text1"/>
           <w:sz w:val="21"/>
         </w:rPr>
         <w:t>sudo vim hadoop-env.sh</w:t>
@@ -6875,14 +4418,14 @@
         <w:jc w:val="both"/>
         <w:rPr>
           <w:rFonts w:ascii="Times New Roman" w:eastAsia="宋体" w:hAnsi="Times New Roman" w:cs="Times New Roman"/>
-          <w:color w:val="auto"/>
-          <w:sz w:val="21"/>
-        </w:rPr>
-      </w:pPr>
-      <w:r>
-        <w:rPr>
-          <w:rFonts w:ascii="Times New Roman" w:eastAsia="宋体" w:hAnsi="Times New Roman" w:cs="Times New Roman" w:hint="eastAsia"/>
-          <w:color w:val="auto"/>
+          <w:color w:val="000000" w:themeColor="text1"/>
+          <w:sz w:val="21"/>
+        </w:rPr>
+      </w:pPr>
+      <w:r>
+        <w:rPr>
+          <w:rFonts w:ascii="Times New Roman" w:eastAsia="宋体" w:hAnsi="Times New Roman" w:cs="Times New Roman" w:hint="eastAsia"/>
+          <w:color w:val="000000" w:themeColor="text1"/>
           <w:sz w:val="21"/>
         </w:rPr>
         <w:t>加入对</w:t>
@@ -6890,7 +4433,7 @@
       <w:r>
         <w:rPr>
           <w:rFonts w:ascii="Times New Roman" w:eastAsia="宋体" w:hAnsi="Times New Roman" w:cs="Times New Roman" w:hint="eastAsia"/>
-          <w:color w:val="auto"/>
+          <w:color w:val="000000" w:themeColor="text1"/>
           <w:sz w:val="21"/>
         </w:rPr>
         <w:t>HADOOP_CLASPATH</w:t>
@@ -6898,7 +4441,7 @@
       <w:r>
         <w:rPr>
           <w:rFonts w:ascii="Times New Roman" w:eastAsia="宋体" w:hAnsi="Times New Roman" w:cs="Times New Roman" w:hint="eastAsia"/>
-          <w:color w:val="auto"/>
+          <w:color w:val="000000" w:themeColor="text1"/>
           <w:sz w:val="21"/>
         </w:rPr>
         <w:t>变量值，值为</w:t>
@@ -6906,7 +4449,7 @@
       <w:r>
         <w:rPr>
           <w:rFonts w:ascii="Times New Roman" w:eastAsia="宋体" w:hAnsi="Times New Roman" w:cs="Times New Roman" w:hint="eastAsia"/>
-          <w:color w:val="auto"/>
+          <w:color w:val="000000" w:themeColor="text1"/>
           <w:sz w:val="21"/>
         </w:rPr>
         <w:t>/app/hadoop-1.1.2/myclass</w:t>
@@ -6914,7 +4457,7 @@
       <w:r>
         <w:rPr>
           <w:rFonts w:ascii="Times New Roman" w:eastAsia="宋体" w:hAnsi="Times New Roman" w:cs="Times New Roman" w:hint="eastAsia"/>
-          <w:color w:val="auto"/>
+          <w:color w:val="000000" w:themeColor="text1"/>
           <w:sz w:val="21"/>
         </w:rPr>
         <w:t>，设置完毕后编译该配置文件，使配置生效</w:t>
@@ -6928,14 +4471,14 @@
         <w:jc w:val="both"/>
         <w:rPr>
           <w:rFonts w:ascii="Times New Roman" w:eastAsia="宋体" w:hAnsi="Times New Roman" w:cs="Times New Roman"/>
-          <w:color w:val="auto"/>
-          <w:sz w:val="21"/>
-        </w:rPr>
-      </w:pPr>
-      <w:r>
-        <w:rPr>
-          <w:rFonts w:ascii="Times New Roman" w:eastAsia="宋体" w:hAnsi="Times New Roman" w:cs="Times New Roman" w:hint="eastAsia"/>
-          <w:color w:val="auto"/>
+          <w:color w:val="000000" w:themeColor="text1"/>
+          <w:sz w:val="21"/>
+        </w:rPr>
+      </w:pPr>
+      <w:r>
+        <w:rPr>
+          <w:rFonts w:ascii="Times New Roman" w:eastAsia="宋体" w:hAnsi="Times New Roman" w:cs="Times New Roman" w:hint="eastAsia"/>
+          <w:color w:val="000000" w:themeColor="text1"/>
           <w:sz w:val="21"/>
         </w:rPr>
         <w:t>export HADOOP_CLASSPATH=/app/hadoop-1.1.2/myclass</w:t>
@@ -6951,16 +4494,16 @@
           <w:rFonts w:ascii="Times New Roman" w:eastAsia="宋体" w:hAnsi="Times New Roman" w:cs="Times New Roman"/>
           <w:b/>
           <w:bCs/>
-          <w:color w:val="auto"/>
-          <w:sz w:val="21"/>
-        </w:rPr>
-      </w:pPr>
-      <w:r>
-        <w:rPr>
-          <w:rFonts w:ascii="Times New Roman" w:eastAsia="宋体" w:hAnsi="Times New Roman" w:cs="Times New Roman"/>
-          <w:b/>
-          <w:bCs/>
-          <w:color w:val="auto"/>
+          <w:color w:val="000000" w:themeColor="text1"/>
+          <w:sz w:val="21"/>
+        </w:rPr>
+      </w:pPr>
+      <w:r>
+        <w:rPr>
+          <w:rFonts w:ascii="Times New Roman" w:eastAsia="宋体" w:hAnsi="Times New Roman" w:cs="Times New Roman"/>
+          <w:b/>
+          <w:bCs/>
+          <w:color w:val="000000" w:themeColor="text1"/>
           <w:sz w:val="21"/>
         </w:rPr>
         <w:t>2</w:t>
@@ -6970,7 +4513,7 @@
           <w:rFonts w:ascii="Times New Roman" w:eastAsia="宋体" w:hAnsi="Times New Roman" w:cs="Times New Roman" w:hint="eastAsia"/>
           <w:b/>
           <w:bCs/>
-          <w:color w:val="auto"/>
+          <w:color w:val="000000" w:themeColor="text1"/>
           <w:sz w:val="21"/>
         </w:rPr>
         <w:t>、</w:t>
@@ -6980,7 +4523,7 @@
           <w:rFonts w:ascii="Times New Roman" w:eastAsia="宋体" w:hAnsi="Times New Roman" w:cs="Times New Roman" w:hint="eastAsia"/>
           <w:b/>
           <w:bCs/>
-          <w:color w:val="auto"/>
+          <w:color w:val="000000" w:themeColor="text1"/>
           <w:sz w:val="21"/>
         </w:rPr>
         <w:t>Map</w:t>
@@ -6990,7 +4533,7 @@
           <w:rFonts w:ascii="Times New Roman" w:eastAsia="宋体" w:hAnsi="Times New Roman" w:cs="Times New Roman" w:hint="eastAsia"/>
           <w:b/>
           <w:bCs/>
-          <w:color w:val="auto"/>
+          <w:color w:val="000000" w:themeColor="text1"/>
           <w:sz w:val="21"/>
         </w:rPr>
         <w:t>函数和</w:t>
@@ -7000,7 +4543,7 @@
           <w:rFonts w:ascii="Times New Roman" w:eastAsia="宋体" w:hAnsi="Times New Roman" w:cs="Times New Roman" w:hint="eastAsia"/>
           <w:b/>
           <w:bCs/>
-          <w:color w:val="auto"/>
+          <w:color w:val="000000" w:themeColor="text1"/>
           <w:sz w:val="21"/>
         </w:rPr>
         <w:t>Reduce</w:t>
@@ -7010,7 +4553,7 @@
           <w:rFonts w:ascii="Times New Roman" w:eastAsia="宋体" w:hAnsi="Times New Roman" w:cs="Times New Roman" w:hint="eastAsia"/>
           <w:b/>
           <w:bCs/>
-          <w:color w:val="auto"/>
+          <w:color w:val="000000" w:themeColor="text1"/>
           <w:sz w:val="21"/>
         </w:rPr>
         <w:t>函数的代码编写和接口</w:t>
@@ -7024,14 +4567,14 @@
         <w:jc w:val="both"/>
         <w:rPr>
           <w:rFonts w:ascii="Times New Roman" w:eastAsia="宋体" w:hAnsi="Times New Roman" w:cs="Times New Roman"/>
-          <w:color w:val="auto"/>
-          <w:sz w:val="21"/>
-        </w:rPr>
-      </w:pPr>
-      <w:r>
-        <w:rPr>
-          <w:rFonts w:ascii="Times New Roman" w:eastAsia="宋体" w:hAnsi="Times New Roman" w:cs="Times New Roman" w:hint="eastAsia"/>
-          <w:color w:val="auto"/>
+          <w:color w:val="000000" w:themeColor="text1"/>
+          <w:sz w:val="21"/>
+        </w:rPr>
+      </w:pPr>
+      <w:r>
+        <w:rPr>
+          <w:rFonts w:ascii="Times New Roman" w:eastAsia="宋体" w:hAnsi="Times New Roman" w:cs="Times New Roman" w:hint="eastAsia"/>
+          <w:color w:val="000000" w:themeColor="text1"/>
           <w:sz w:val="21"/>
         </w:rPr>
         <w:t>下面是一个求每年的最低温度</w:t>
@@ -7039,7 +4582,7 @@
       <w:r>
         <w:rPr>
           <w:rFonts w:ascii="Times New Roman" w:eastAsia="宋体" w:hAnsi="Times New Roman" w:cs="Times New Roman" w:hint="eastAsia"/>
-          <w:color w:val="auto"/>
+          <w:color w:val="000000" w:themeColor="text1"/>
           <w:sz w:val="21"/>
         </w:rPr>
         <w:t>Map-Reduce</w:t>
@@ -7047,7 +4590,7 @@
       <w:r>
         <w:rPr>
           <w:rFonts w:ascii="Times New Roman" w:eastAsia="宋体" w:hAnsi="Times New Roman" w:cs="Times New Roman" w:hint="eastAsia"/>
-          <w:color w:val="auto"/>
+          <w:color w:val="000000" w:themeColor="text1"/>
           <w:sz w:val="21"/>
         </w:rPr>
         <w:t>例子，</w:t>
@@ -7061,14 +4604,14 @@
         <w:jc w:val="both"/>
         <w:rPr>
           <w:rFonts w:ascii="Times New Roman" w:eastAsia="宋体" w:hAnsi="Times New Roman" w:cs="Times New Roman"/>
-          <w:color w:val="auto"/>
-          <w:sz w:val="21"/>
-        </w:rPr>
-      </w:pPr>
-      <w:r>
-        <w:rPr>
-          <w:rFonts w:ascii="Times New Roman" w:eastAsia="宋体" w:hAnsi="Times New Roman" w:cs="Times New Roman" w:hint="eastAsia"/>
-          <w:color w:val="auto"/>
+          <w:color w:val="000000" w:themeColor="text1"/>
+          <w:sz w:val="21"/>
+        </w:rPr>
+      </w:pPr>
+      <w:r>
+        <w:rPr>
+          <w:rFonts w:ascii="Times New Roman" w:eastAsia="宋体" w:hAnsi="Times New Roman" w:cs="Times New Roman" w:hint="eastAsia"/>
+          <w:color w:val="000000" w:themeColor="text1"/>
           <w:sz w:val="21"/>
         </w:rPr>
         <w:t>（</w:t>
@@ -7076,7 +4619,7 @@
       <w:r>
         <w:rPr>
           <w:rFonts w:ascii="Times New Roman" w:eastAsia="宋体" w:hAnsi="Times New Roman" w:cs="Times New Roman" w:hint="eastAsia"/>
-          <w:color w:val="auto"/>
+          <w:color w:val="000000" w:themeColor="text1"/>
           <w:sz w:val="21"/>
         </w:rPr>
         <w:t>1</w:t>
@@ -7084,7 +4627,7 @@
       <w:r>
         <w:rPr>
           <w:rFonts w:ascii="Times New Roman" w:eastAsia="宋体" w:hAnsi="Times New Roman" w:cs="Times New Roman" w:hint="eastAsia"/>
-          <w:color w:val="auto"/>
+          <w:color w:val="000000" w:themeColor="text1"/>
           <w:sz w:val="21"/>
         </w:rPr>
         <w:t>）编写代码</w:t>
@@ -7098,14 +4641,14 @@
         <w:jc w:val="both"/>
         <w:rPr>
           <w:rFonts w:ascii="Times New Roman" w:eastAsia="宋体" w:hAnsi="Times New Roman" w:cs="Times New Roman"/>
-          <w:color w:val="auto"/>
-          <w:sz w:val="21"/>
-        </w:rPr>
-      </w:pPr>
-      <w:r>
-        <w:rPr>
-          <w:rFonts w:ascii="Times New Roman" w:eastAsia="宋体" w:hAnsi="Times New Roman" w:cs="Times New Roman" w:hint="eastAsia"/>
-          <w:color w:val="auto"/>
+          <w:color w:val="000000" w:themeColor="text1"/>
+          <w:sz w:val="21"/>
+        </w:rPr>
+      </w:pPr>
+      <w:r>
+        <w:rPr>
+          <w:rFonts w:ascii="Times New Roman" w:eastAsia="宋体" w:hAnsi="Times New Roman" w:cs="Times New Roman" w:hint="eastAsia"/>
+          <w:color w:val="000000" w:themeColor="text1"/>
           <w:sz w:val="21"/>
         </w:rPr>
         <w:t>进入</w:t>
@@ -7113,7 +4656,7 @@
       <w:r>
         <w:rPr>
           <w:rFonts w:ascii="Times New Roman" w:eastAsia="宋体" w:hAnsi="Times New Roman" w:cs="Times New Roman" w:hint="eastAsia"/>
-          <w:color w:val="auto"/>
+          <w:color w:val="000000" w:themeColor="text1"/>
           <w:sz w:val="21"/>
         </w:rPr>
         <w:t>/app/hadoop-1.1.2/myclass</w:t>
@@ -7121,7 +4664,7 @@
       <w:r>
         <w:rPr>
           <w:rFonts w:ascii="Times New Roman" w:eastAsia="宋体" w:hAnsi="Times New Roman" w:cs="Times New Roman" w:hint="eastAsia"/>
-          <w:color w:val="auto"/>
+          <w:color w:val="000000" w:themeColor="text1"/>
           <w:sz w:val="21"/>
         </w:rPr>
         <w:t>目录，在该目录中建立</w:t>
@@ -7129,7 +4672,7 @@
       <w:r>
         <w:rPr>
           <w:rFonts w:ascii="Times New Roman" w:eastAsia="宋体" w:hAnsi="Times New Roman" w:cs="Times New Roman" w:hint="eastAsia"/>
-          <w:color w:val="auto"/>
+          <w:color w:val="000000" w:themeColor="text1"/>
           <w:sz w:val="21"/>
         </w:rPr>
         <w:t>MinTemperature.java</w:t>
@@ -7137,7 +4680,7 @@
       <w:r>
         <w:rPr>
           <w:rFonts w:ascii="Times New Roman" w:eastAsia="宋体" w:hAnsi="Times New Roman" w:cs="Times New Roman" w:hint="eastAsia"/>
-          <w:color w:val="auto"/>
+          <w:color w:val="000000" w:themeColor="text1"/>
           <w:sz w:val="21"/>
         </w:rPr>
         <w:t>、</w:t>
@@ -7145,7 +4688,7 @@
       <w:r>
         <w:rPr>
           <w:rFonts w:ascii="Times New Roman" w:eastAsia="宋体" w:hAnsi="Times New Roman" w:cs="Times New Roman" w:hint="eastAsia"/>
-          <w:color w:val="auto"/>
+          <w:color w:val="000000" w:themeColor="text1"/>
           <w:sz w:val="21"/>
         </w:rPr>
         <w:t>MinTemperatureMapper.java</w:t>
@@ -7153,7 +4696,7 @@
       <w:r>
         <w:rPr>
           <w:rFonts w:ascii="Times New Roman" w:eastAsia="宋体" w:hAnsi="Times New Roman" w:cs="Times New Roman" w:hint="eastAsia"/>
-          <w:color w:val="auto"/>
+          <w:color w:val="000000" w:themeColor="text1"/>
           <w:sz w:val="21"/>
         </w:rPr>
         <w:t>和</w:t>
@@ -7161,7 +4704,7 @@
       <w:r>
         <w:rPr>
           <w:rFonts w:ascii="Times New Roman" w:eastAsia="宋体" w:hAnsi="Times New Roman" w:cs="Times New Roman" w:hint="eastAsia"/>
-          <w:color w:val="auto"/>
+          <w:color w:val="000000" w:themeColor="text1"/>
           <w:sz w:val="21"/>
         </w:rPr>
         <w:t>MinTemperatureReducer.java</w:t>
@@ -7169,7 +4712,7 @@
       <w:r>
         <w:rPr>
           <w:rFonts w:ascii="Times New Roman" w:eastAsia="宋体" w:hAnsi="Times New Roman" w:cs="Times New Roman" w:hint="eastAsia"/>
-          <w:color w:val="auto"/>
+          <w:color w:val="000000" w:themeColor="text1"/>
           <w:sz w:val="21"/>
         </w:rPr>
         <w:t>代码文件</w:t>
@@ -7177,7 +4720,7 @@
       <w:r>
         <w:rPr>
           <w:rFonts w:ascii="Times New Roman" w:eastAsia="宋体" w:hAnsi="Times New Roman" w:cs="Times New Roman" w:hint="eastAsia"/>
-          <w:color w:val="auto"/>
+          <w:color w:val="000000" w:themeColor="text1"/>
           <w:sz w:val="21"/>
         </w:rPr>
         <w:t>。其中，</w:t>
@@ -7185,7 +4728,7 @@
       <w:r>
         <w:rPr>
           <w:rFonts w:ascii="Times New Roman" w:eastAsia="宋体" w:hAnsi="Times New Roman" w:cs="Times New Roman" w:hint="eastAsia"/>
-          <w:color w:val="auto"/>
+          <w:color w:val="000000" w:themeColor="text1"/>
           <w:sz w:val="21"/>
         </w:rPr>
         <w:t>MinTemperature.</w:t>
@@ -7193,7 +4736,7 @@
       <w:r>
         <w:rPr>
           <w:rFonts w:ascii="Times New Roman" w:eastAsia="宋体" w:hAnsi="Times New Roman" w:cs="Times New Roman"/>
-          <w:color w:val="auto"/>
+          <w:color w:val="000000" w:themeColor="text1"/>
           <w:sz w:val="21"/>
         </w:rPr>
         <w:t xml:space="preserve"> </w:t>
@@ -7201,7 +4744,7 @@
       <w:r>
         <w:rPr>
           <w:rFonts w:ascii="Times New Roman" w:eastAsia="宋体" w:hAnsi="Times New Roman" w:cs="Times New Roman" w:hint="eastAsia"/>
-          <w:color w:val="auto"/>
+          <w:color w:val="000000" w:themeColor="text1"/>
           <w:sz w:val="21"/>
         </w:rPr>
         <w:t>java</w:t>
@@ -7209,7 +4752,7 @@
       <w:r>
         <w:rPr>
           <w:rFonts w:ascii="Times New Roman" w:eastAsia="宋体" w:hAnsi="Times New Roman" w:cs="Times New Roman" w:hint="eastAsia"/>
-          <w:color w:val="auto"/>
+          <w:color w:val="000000" w:themeColor="text1"/>
           <w:sz w:val="21"/>
         </w:rPr>
         <w:t>代码</w:t>
@@ -7217,7 +4760,7 @@
       <w:r>
         <w:rPr>
           <w:rFonts w:ascii="Times New Roman" w:eastAsia="宋体" w:hAnsi="Times New Roman" w:cs="Times New Roman" w:hint="eastAsia"/>
-          <w:color w:val="auto"/>
+          <w:color w:val="000000" w:themeColor="text1"/>
           <w:sz w:val="21"/>
         </w:rPr>
         <w:t>文件如下图所示：</w:t>
@@ -7232,8 +4775,8 @@
         <w:spacing w:before="60" w:beforeAutospacing="0" w:after="60" w:afterAutospacing="0" w:line="240" w:lineRule="atLeast"/>
         <w:jc w:val="center"/>
         <w:rPr>
-          <w:rFonts w:ascii="宋体" w:eastAsia="宋体" w:hAnsi="宋体" w:cs="宋体"/>
-          <w:color w:val="000000"/>
+          <w:rFonts w:ascii="宋体" w:eastAsia="宋体" w:hAnsi="宋体" w:cs="宋体" w:hint="eastAsia"/>
+          <w:color w:val="000000" w:themeColor="text1"/>
           <w:sz w:val="21"/>
         </w:rPr>
       </w:pPr>
@@ -7241,7 +4784,7 @@
         <w:rPr>
           <w:rFonts w:ascii="宋体" w:eastAsia="宋体" w:hAnsi="宋体" w:cs="宋体" w:hint="eastAsia"/>
           <w:noProof/>
-          <w:color w:val="000000"/>
+          <w:color w:val="000000" w:themeColor="text1"/>
           <w:sz w:val="21"/>
         </w:rPr>
         <w:lastRenderedPageBreak/>
@@ -7263,7 +4806,7 @@
                     </pic:cNvPicPr>
                   </pic:nvPicPr>
                   <pic:blipFill>
-                    <a:blip r:embed="rId22">
+                    <a:blip r:embed="rId12">
                       <a:extLst>
                         <a:ext uri="{28A0092B-C50C-407E-A947-70E740481C1C}">
                           <a14:useLocalDpi xmlns:a14="http://schemas.microsoft.com/office/drawing/2010/main" val="0"/>
@@ -7303,14 +4846,14 @@
         <w:jc w:val="both"/>
         <w:rPr>
           <w:rFonts w:ascii="Times New Roman" w:eastAsia="宋体" w:hAnsi="Times New Roman" w:cs="Times New Roman"/>
-          <w:color w:val="auto"/>
-          <w:sz w:val="21"/>
-        </w:rPr>
-      </w:pPr>
-      <w:r>
-        <w:rPr>
-          <w:rFonts w:ascii="Times New Roman" w:eastAsia="宋体" w:hAnsi="Times New Roman" w:cs="Times New Roman" w:hint="eastAsia"/>
-          <w:color w:val="auto"/>
+          <w:color w:val="000000" w:themeColor="text1"/>
+          <w:sz w:val="21"/>
+        </w:rPr>
+      </w:pPr>
+      <w:r>
+        <w:rPr>
+          <w:rFonts w:ascii="Times New Roman" w:eastAsia="宋体" w:hAnsi="Times New Roman" w:cs="Times New Roman" w:hint="eastAsia"/>
+          <w:color w:val="000000" w:themeColor="text1"/>
           <w:sz w:val="21"/>
         </w:rPr>
         <w:t>MinTemperatureMapper.java</w:t>
@@ -7318,7 +4861,7 @@
       <w:r>
         <w:rPr>
           <w:rFonts w:ascii="Times New Roman" w:eastAsia="宋体" w:hAnsi="Times New Roman" w:cs="Times New Roman" w:hint="eastAsia"/>
-          <w:color w:val="auto"/>
+          <w:color w:val="000000" w:themeColor="text1"/>
           <w:sz w:val="21"/>
         </w:rPr>
         <w:t>代码</w:t>
@@ -7326,7 +4869,7 @@
       <w:r>
         <w:rPr>
           <w:rFonts w:ascii="Times New Roman" w:eastAsia="宋体" w:hAnsi="Times New Roman" w:cs="Times New Roman" w:hint="eastAsia"/>
-          <w:color w:val="auto"/>
+          <w:color w:val="000000" w:themeColor="text1"/>
           <w:sz w:val="21"/>
         </w:rPr>
         <w:t>文件如下图所示：</w:t>
@@ -7341,8 +4884,8 @@
         <w:spacing w:before="60" w:beforeAutospacing="0" w:after="60" w:afterAutospacing="0" w:line="240" w:lineRule="atLeast"/>
         <w:jc w:val="center"/>
         <w:rPr>
-          <w:rFonts w:ascii="宋体" w:eastAsia="宋体" w:hAnsi="宋体" w:cs="宋体"/>
-          <w:color w:val="000000"/>
+          <w:rFonts w:ascii="宋体" w:eastAsia="宋体" w:hAnsi="宋体" w:cs="宋体" w:hint="eastAsia"/>
+          <w:color w:val="000000" w:themeColor="text1"/>
           <w:sz w:val="21"/>
         </w:rPr>
       </w:pPr>
@@ -7350,7 +4893,7 @@
         <w:rPr>
           <w:rFonts w:ascii="宋体" w:eastAsia="宋体" w:hAnsi="宋体" w:cs="宋体" w:hint="eastAsia"/>
           <w:noProof/>
-          <w:color w:val="000000"/>
+          <w:color w:val="000000" w:themeColor="text1"/>
           <w:sz w:val="21"/>
         </w:rPr>
         <w:drawing>
@@ -7371,7 +4914,7 @@
                     </pic:cNvPicPr>
                   </pic:nvPicPr>
                   <pic:blipFill>
-                    <a:blip r:embed="rId23">
+                    <a:blip r:embed="rId13">
                       <a:extLst>
                         <a:ext uri="{28A0092B-C50C-407E-A947-70E740481C1C}">
                           <a14:useLocalDpi xmlns:a14="http://schemas.microsoft.com/office/drawing/2010/main" val="0"/>
@@ -7412,14 +4955,14 @@
         <w:jc w:val="both"/>
         <w:rPr>
           <w:rFonts w:ascii="Times New Roman" w:eastAsia="宋体" w:hAnsi="Times New Roman" w:cs="Times New Roman"/>
-          <w:color w:val="auto"/>
-          <w:sz w:val="21"/>
-        </w:rPr>
-      </w:pPr>
-      <w:r>
-        <w:rPr>
-          <w:rFonts w:ascii="Times New Roman" w:eastAsia="宋体" w:hAnsi="Times New Roman" w:cs="Times New Roman" w:hint="eastAsia"/>
-          <w:color w:val="auto"/>
+          <w:color w:val="000000" w:themeColor="text1"/>
+          <w:sz w:val="21"/>
+        </w:rPr>
+      </w:pPr>
+      <w:r>
+        <w:rPr>
+          <w:rFonts w:ascii="Times New Roman" w:eastAsia="宋体" w:hAnsi="Times New Roman" w:cs="Times New Roman" w:hint="eastAsia"/>
+          <w:color w:val="000000" w:themeColor="text1"/>
           <w:sz w:val="21"/>
         </w:rPr>
         <w:t>MinTemperatureReducer.java</w:t>
@@ -7427,7 +4970,7 @@
       <w:r>
         <w:rPr>
           <w:rFonts w:ascii="Times New Roman" w:eastAsia="宋体" w:hAnsi="Times New Roman" w:cs="Times New Roman" w:hint="eastAsia"/>
-          <w:color w:val="auto"/>
+          <w:color w:val="000000" w:themeColor="text1"/>
           <w:sz w:val="21"/>
         </w:rPr>
         <w:t>代码</w:t>
@@ -7435,7 +4978,7 @@
       <w:r>
         <w:rPr>
           <w:rFonts w:ascii="Times New Roman" w:eastAsia="宋体" w:hAnsi="Times New Roman" w:cs="Times New Roman" w:hint="eastAsia"/>
-          <w:color w:val="auto"/>
+          <w:color w:val="000000" w:themeColor="text1"/>
           <w:sz w:val="21"/>
         </w:rPr>
         <w:t>文件如下图所示：</w:t>
@@ -7450,8 +4993,8 @@
         <w:spacing w:before="60" w:beforeAutospacing="0" w:after="60" w:afterAutospacing="0" w:line="240" w:lineRule="atLeast"/>
         <w:jc w:val="center"/>
         <w:rPr>
-          <w:rFonts w:ascii="宋体" w:eastAsia="宋体" w:hAnsi="宋体" w:cs="宋体"/>
-          <w:color w:val="000000"/>
+          <w:rFonts w:ascii="宋体" w:eastAsia="宋体" w:hAnsi="宋体" w:cs="宋体" w:hint="eastAsia"/>
+          <w:color w:val="000000" w:themeColor="text1"/>
           <w:sz w:val="21"/>
         </w:rPr>
       </w:pPr>
@@ -7459,7 +5002,7 @@
         <w:rPr>
           <w:rFonts w:ascii="宋体" w:eastAsia="宋体" w:hAnsi="宋体" w:cs="宋体" w:hint="eastAsia"/>
           <w:noProof/>
-          <w:color w:val="000000"/>
+          <w:color w:val="000000" w:themeColor="text1"/>
           <w:sz w:val="21"/>
         </w:rPr>
         <w:lastRenderedPageBreak/>
@@ -7481,7 +5024,7 @@
                     </pic:cNvPicPr>
                   </pic:nvPicPr>
                   <pic:blipFill>
-                    <a:blip r:embed="rId24">
+                    <a:blip r:embed="rId14">
                       <a:extLst>
                         <a:ext uri="{28A0092B-C50C-407E-A947-70E740481C1C}">
                           <a14:useLocalDpi xmlns:a14="http://schemas.microsoft.com/office/drawing/2010/main" val="0"/>
@@ -7521,14 +5064,14 @@
         <w:jc w:val="both"/>
         <w:rPr>
           <w:rFonts w:ascii="Times New Roman" w:eastAsia="宋体" w:hAnsi="Times New Roman" w:cs="Times New Roman"/>
-          <w:color w:val="auto"/>
-          <w:sz w:val="21"/>
-        </w:rPr>
-      </w:pPr>
-      <w:r>
-        <w:rPr>
-          <w:rFonts w:ascii="Times New Roman" w:eastAsia="宋体" w:hAnsi="Times New Roman" w:cs="Times New Roman" w:hint="eastAsia"/>
-          <w:color w:val="auto"/>
+          <w:color w:val="000000" w:themeColor="text1"/>
+          <w:sz w:val="21"/>
+        </w:rPr>
+      </w:pPr>
+      <w:r>
+        <w:rPr>
+          <w:rFonts w:ascii="Times New Roman" w:eastAsia="宋体" w:hAnsi="Times New Roman" w:cs="Times New Roman" w:hint="eastAsia"/>
+          <w:color w:val="000000" w:themeColor="text1"/>
           <w:sz w:val="21"/>
         </w:rPr>
         <w:t>3</w:t>
@@ -7536,23 +5079,15 @@
       <w:r>
         <w:rPr>
           <w:rFonts w:ascii="Times New Roman" w:eastAsia="宋体" w:hAnsi="Times New Roman" w:cs="Times New Roman" w:hint="eastAsia"/>
-          <w:color w:val="auto"/>
-          <w:sz w:val="21"/>
-        </w:rPr>
-        <w:t>、</w:t>
-      </w:r>
-      <w:r>
-        <w:rPr>
-          <w:rFonts w:ascii="Times New Roman" w:eastAsia="宋体" w:hAnsi="Times New Roman" w:cs="Times New Roman" w:hint="eastAsia"/>
-          <w:color w:val="auto"/>
-          <w:sz w:val="21"/>
-        </w:rPr>
-        <w:t>利用</w:t>
-      </w:r>
-      <w:r>
-        <w:rPr>
-          <w:rFonts w:ascii="Times New Roman" w:eastAsia="宋体" w:hAnsi="Times New Roman" w:cs="Times New Roman" w:hint="eastAsia"/>
-          <w:color w:val="auto"/>
+          <w:color w:val="000000" w:themeColor="text1"/>
+          <w:sz w:val="21"/>
+        </w:rPr>
+        <w:t>、利用</w:t>
+      </w:r>
+      <w:r>
+        <w:rPr>
+          <w:rFonts w:ascii="Times New Roman" w:eastAsia="宋体" w:hAnsi="Times New Roman" w:cs="Times New Roman" w:hint="eastAsia"/>
+          <w:color w:val="000000" w:themeColor="text1"/>
           <w:sz w:val="21"/>
         </w:rPr>
         <w:t>Map/Reduce</w:t>
@@ -7560,18 +5095,10 @@
       <w:r>
         <w:rPr>
           <w:rFonts w:ascii="Times New Roman" w:eastAsia="宋体" w:hAnsi="Times New Roman" w:cs="Times New Roman" w:hint="eastAsia"/>
-          <w:color w:val="auto"/>
-          <w:sz w:val="21"/>
-        </w:rPr>
-        <w:t>实现词频统计</w:t>
-      </w:r>
-      <w:r>
-        <w:rPr>
-          <w:rFonts w:ascii="Times New Roman" w:eastAsia="宋体" w:hAnsi="Times New Roman" w:cs="Times New Roman" w:hint="eastAsia"/>
-          <w:color w:val="auto"/>
-          <w:sz w:val="21"/>
-        </w:rPr>
-        <w:t>并行求解</w:t>
+          <w:color w:val="000000" w:themeColor="text1"/>
+          <w:sz w:val="21"/>
+        </w:rPr>
+        <w:t>实现词频统计并行求解</w:t>
       </w:r>
     </w:p>
     <w:p>
@@ -7582,7 +5109,7 @@
         <w:jc w:val="both"/>
         <w:rPr>
           <w:rFonts w:ascii="Times New Roman" w:eastAsia="宋体" w:hAnsi="Times New Roman" w:cs="Times New Roman"/>
-          <w:color w:val="auto"/>
+          <w:color w:val="000000" w:themeColor="text1"/>
           <w:sz w:val="21"/>
         </w:rPr>
       </w:pPr>
@@ -7595,7 +5122,7 @@
         <w:jc w:val="both"/>
         <w:rPr>
           <w:rFonts w:ascii="Times New Roman" w:eastAsia="宋体" w:hAnsi="Times New Roman" w:cs="Times New Roman"/>
-          <w:color w:val="auto"/>
+          <w:color w:val="000000" w:themeColor="text1"/>
           <w:sz w:val="21"/>
         </w:rPr>
       </w:pPr>
@@ -7608,7 +5135,7 @@
         <w:jc w:val="both"/>
         <w:rPr>
           <w:rFonts w:ascii="Times New Roman" w:eastAsia="宋体" w:hAnsi="Times New Roman" w:cs="Times New Roman"/>
-          <w:color w:val="auto"/>
+          <w:color w:val="000000" w:themeColor="text1"/>
           <w:sz w:val="21"/>
         </w:rPr>
       </w:pPr>
@@ -7621,7 +5148,7 @@
         <w:jc w:val="both"/>
         <w:rPr>
           <w:rFonts w:ascii="Times New Roman" w:eastAsia="宋体" w:hAnsi="Times New Roman" w:cs="Times New Roman"/>
-          <w:color w:val="auto"/>
+          <w:color w:val="000000" w:themeColor="text1"/>
           <w:sz w:val="21"/>
         </w:rPr>
       </w:pPr>
@@ -7634,7 +5161,7 @@
         <w:jc w:val="both"/>
         <w:rPr>
           <w:rFonts w:ascii="Times New Roman" w:eastAsia="宋体" w:hAnsi="Times New Roman" w:cs="Times New Roman"/>
-          <w:color w:val="auto"/>
+          <w:color w:val="000000" w:themeColor="text1"/>
           <w:sz w:val="21"/>
         </w:rPr>
       </w:pPr>
@@ -7647,7 +5174,7 @@
         <w:jc w:val="both"/>
         <w:rPr>
           <w:rFonts w:ascii="Times New Roman" w:eastAsia="宋体" w:hAnsi="Times New Roman" w:cs="Times New Roman"/>
-          <w:color w:val="auto"/>
+          <w:color w:val="000000" w:themeColor="text1"/>
           <w:sz w:val="21"/>
         </w:rPr>
       </w:pPr>
@@ -7660,17 +5187,17 @@
           <w:rFonts w:ascii="Times New Roman" w:hAnsi="Times New Roman" w:cs="Times New Roman"/>
           <w:b/>
           <w:bCs/>
-          <w:color w:val="auto"/>
-          <w:sz w:val="24"/>
-          <w:szCs w:val="24"/>
-        </w:rPr>
-      </w:pPr>
-      <w:r>
-        <w:rPr>
-          <w:rFonts w:ascii="Times New Roman" w:hAnsi="Times New Roman" w:cs="Times New Roman"/>
-          <w:b/>
-          <w:bCs/>
-          <w:color w:val="auto"/>
+          <w:color w:val="000000" w:themeColor="text1"/>
+          <w:sz w:val="24"/>
+          <w:szCs w:val="24"/>
+        </w:rPr>
+      </w:pPr>
+      <w:r>
+        <w:rPr>
+          <w:rFonts w:ascii="Times New Roman" w:hAnsi="Times New Roman" w:cs="Times New Roman"/>
+          <w:b/>
+          <w:bCs/>
+          <w:color w:val="000000" w:themeColor="text1"/>
           <w:sz w:val="24"/>
           <w:szCs w:val="24"/>
         </w:rPr>
@@ -7681,7 +5208,7 @@
           <w:rFonts w:ascii="Times New Roman" w:hAnsi="Times New Roman" w:cs="Times New Roman" w:hint="eastAsia"/>
           <w:b/>
           <w:bCs/>
-          <w:color w:val="auto"/>
+          <w:color w:val="000000" w:themeColor="text1"/>
           <w:sz w:val="24"/>
           <w:szCs w:val="24"/>
         </w:rPr>
@@ -7692,7 +5219,7 @@
           <w:rFonts w:ascii="Times New Roman" w:hAnsi="Times New Roman" w:cs="Times New Roman"/>
           <w:b/>
           <w:bCs/>
-          <w:color w:val="auto"/>
+          <w:color w:val="000000" w:themeColor="text1"/>
           <w:sz w:val="24"/>
           <w:szCs w:val="24"/>
         </w:rPr>
@@ -7707,14 +5234,14 @@
         <w:jc w:val="both"/>
         <w:rPr>
           <w:rFonts w:ascii="Times New Roman" w:eastAsia="宋体" w:hAnsi="Times New Roman" w:cs="Times New Roman"/>
-          <w:color w:val="auto"/>
-          <w:sz w:val="21"/>
-        </w:rPr>
-      </w:pPr>
-      <w:r>
-        <w:rPr>
-          <w:rFonts w:ascii="Times New Roman" w:eastAsia="宋体" w:hAnsi="Times New Roman" w:cs="Times New Roman" w:hint="eastAsia"/>
-          <w:color w:val="auto"/>
+          <w:color w:val="000000" w:themeColor="text1"/>
+          <w:sz w:val="21"/>
+        </w:rPr>
+      </w:pPr>
+      <w:r>
+        <w:rPr>
+          <w:rFonts w:ascii="Times New Roman" w:eastAsia="宋体" w:hAnsi="Times New Roman" w:cs="Times New Roman" w:hint="eastAsia"/>
+          <w:color w:val="000000" w:themeColor="text1"/>
           <w:sz w:val="21"/>
         </w:rPr>
         <w:t>本次</w:t>
@@ -7722,7 +5249,7 @@
       <w:r>
         <w:rPr>
           <w:rFonts w:ascii="Times New Roman" w:eastAsia="宋体" w:hAnsi="Times New Roman" w:cs="Times New Roman" w:hint="eastAsia"/>
-          <w:color w:val="auto"/>
+          <w:color w:val="000000" w:themeColor="text1"/>
           <w:sz w:val="21"/>
         </w:rPr>
         <w:t>实践</w:t>
@@ -7730,7 +5257,7 @@
       <w:r>
         <w:rPr>
           <w:rFonts w:ascii="Times New Roman" w:eastAsia="宋体" w:hAnsi="Times New Roman" w:cs="Times New Roman" w:hint="eastAsia"/>
-          <w:color w:val="auto"/>
+          <w:color w:val="000000" w:themeColor="text1"/>
           <w:sz w:val="21"/>
         </w:rPr>
         <w:t>进行词频统计并行化计算的结果</w:t>
@@ -7738,7 +5265,7 @@
       <w:r>
         <w:rPr>
           <w:rFonts w:ascii="Times New Roman" w:eastAsia="宋体" w:hAnsi="Times New Roman" w:cs="Times New Roman"/>
-          <w:color w:val="auto"/>
+          <w:color w:val="000000" w:themeColor="text1"/>
           <w:sz w:val="21"/>
         </w:rPr>
         <w:t>如下</w:t>
@@ -7746,7 +5273,7 @@
       <w:r>
         <w:rPr>
           <w:rFonts w:ascii="Times New Roman" w:eastAsia="宋体" w:hAnsi="Times New Roman" w:cs="Times New Roman" w:hint="eastAsia"/>
-          <w:color w:val="auto"/>
+          <w:color w:val="000000" w:themeColor="text1"/>
           <w:sz w:val="21"/>
         </w:rPr>
         <w:t>图</w:t>
@@ -7754,7 +5281,7 @@
       <w:r>
         <w:rPr>
           <w:rFonts w:ascii="Times New Roman" w:eastAsia="宋体" w:hAnsi="Times New Roman" w:cs="Times New Roman"/>
-          <w:color w:val="auto"/>
+          <w:color w:val="000000" w:themeColor="text1"/>
           <w:sz w:val="21"/>
         </w:rPr>
         <w:t>所示：</w:t>
@@ -7767,8 +5294,8 @@
         <w:ind w:firstLineChars="200" w:firstLine="420"/>
         <w:jc w:val="both"/>
         <w:rPr>
-          <w:rFonts w:ascii="宋体" w:eastAsia="宋体" w:hAnsi="宋体" w:cs="宋体"/>
-          <w:color w:val="000000"/>
+          <w:rFonts w:ascii="宋体" w:eastAsia="宋体" w:hAnsi="宋体" w:cs="宋体" w:hint="eastAsia"/>
+          <w:color w:val="000000" w:themeColor="text1"/>
           <w:sz w:val="21"/>
         </w:rPr>
       </w:pPr>
@@ -7780,8 +5307,8 @@
         <w:ind w:firstLineChars="200" w:firstLine="420"/>
         <w:jc w:val="both"/>
         <w:rPr>
-          <w:rFonts w:ascii="宋体" w:eastAsia="宋体" w:hAnsi="宋体" w:cs="宋体"/>
-          <w:color w:val="000000"/>
+          <w:rFonts w:ascii="宋体" w:eastAsia="宋体" w:hAnsi="宋体" w:cs="宋体" w:hint="eastAsia"/>
+          <w:color w:val="000000" w:themeColor="text1"/>
           <w:sz w:val="21"/>
         </w:rPr>
       </w:pPr>
@@ -7794,7 +5321,7 @@
           <w:rFonts w:ascii="Times New Roman" w:hAnsi="Times New Roman" w:cs="Times New Roman"/>
           <w:b/>
           <w:bCs/>
-          <w:color w:val="auto"/>
+          <w:color w:val="000000" w:themeColor="text1"/>
           <w:sz w:val="24"/>
           <w:szCs w:val="24"/>
         </w:rPr>
@@ -7804,7 +5331,7 @@
           <w:rFonts w:ascii="Times New Roman" w:hAnsi="Times New Roman" w:cs="Times New Roman" w:hint="eastAsia"/>
           <w:b/>
           <w:bCs/>
-          <w:color w:val="auto"/>
+          <w:color w:val="000000" w:themeColor="text1"/>
           <w:sz w:val="24"/>
           <w:szCs w:val="24"/>
         </w:rPr>
@@ -7815,7 +5342,7 @@
           <w:rFonts w:ascii="Times New Roman" w:hAnsi="Times New Roman" w:cs="Times New Roman" w:hint="eastAsia"/>
           <w:b/>
           <w:bCs/>
-          <w:color w:val="auto"/>
+          <w:color w:val="000000" w:themeColor="text1"/>
           <w:sz w:val="24"/>
           <w:szCs w:val="24"/>
         </w:rPr>
@@ -7826,7 +5353,7 @@
           <w:rFonts w:ascii="Times New Roman" w:hAnsi="Times New Roman" w:cs="Times New Roman" w:hint="eastAsia"/>
           <w:b/>
           <w:bCs/>
-          <w:color w:val="auto"/>
+          <w:color w:val="000000" w:themeColor="text1"/>
           <w:sz w:val="24"/>
           <w:szCs w:val="24"/>
         </w:rPr>
@@ -7841,14 +5368,14 @@
         <w:jc w:val="both"/>
         <w:rPr>
           <w:rFonts w:ascii="Times New Roman" w:eastAsia="宋体" w:hAnsi="Times New Roman" w:cs="Times New Roman"/>
-          <w:color w:val="auto"/>
-          <w:sz w:val="21"/>
-        </w:rPr>
-      </w:pPr>
-      <w:r>
-        <w:rPr>
-          <w:rFonts w:ascii="Times New Roman" w:eastAsia="宋体" w:hAnsi="Times New Roman" w:cs="Times New Roman" w:hint="eastAsia"/>
-          <w:color w:val="auto"/>
+          <w:color w:val="000000" w:themeColor="text1"/>
+          <w:sz w:val="21"/>
+        </w:rPr>
+      </w:pPr>
+      <w:r>
+        <w:rPr>
+          <w:rFonts w:ascii="Times New Roman" w:eastAsia="宋体" w:hAnsi="Times New Roman" w:cs="Times New Roman" w:hint="eastAsia"/>
+          <w:color w:val="000000" w:themeColor="text1"/>
           <w:sz w:val="21"/>
         </w:rPr>
         <w:t>本次</w:t>
@@ -7856,7 +5383,7 @@
       <w:r>
         <w:rPr>
           <w:rFonts w:ascii="Times New Roman" w:eastAsia="宋体" w:hAnsi="Times New Roman" w:cs="Times New Roman" w:hint="eastAsia"/>
-          <w:color w:val="auto"/>
+          <w:color w:val="000000" w:themeColor="text1"/>
           <w:sz w:val="21"/>
         </w:rPr>
         <w:t>实践</w:t>
@@ -7864,7 +5391,7 @@
       <w:r>
         <w:rPr>
           <w:rFonts w:ascii="Times New Roman" w:eastAsia="宋体" w:hAnsi="Times New Roman" w:cs="Times New Roman" w:hint="eastAsia"/>
-          <w:color w:val="auto"/>
+          <w:color w:val="000000" w:themeColor="text1"/>
           <w:sz w:val="21"/>
         </w:rPr>
         <w:t>中学到了</w:t>
@@ -7872,7 +5399,7 @@
       <w:r>
         <w:rPr>
           <w:rFonts w:ascii="Times New Roman" w:eastAsia="宋体" w:hAnsi="Times New Roman" w:cs="Times New Roman" w:hint="eastAsia"/>
-          <w:color w:val="auto"/>
+          <w:color w:val="000000" w:themeColor="text1"/>
           <w:sz w:val="21"/>
         </w:rPr>
         <w:t>Spark</w:t>
@@ -7880,7 +5407,7 @@
       <w:r>
         <w:rPr>
           <w:rFonts w:ascii="Times New Roman" w:eastAsia="宋体" w:hAnsi="Times New Roman" w:cs="Times New Roman" w:hint="eastAsia"/>
-          <w:color w:val="auto"/>
+          <w:color w:val="000000" w:themeColor="text1"/>
           <w:sz w:val="21"/>
         </w:rPr>
         <w:t>的安装配置</w:t>
@@ -7888,7 +5415,7 @@
       <w:r>
         <w:rPr>
           <w:rFonts w:ascii="Times New Roman" w:eastAsia="宋体" w:hAnsi="Times New Roman" w:cs="Times New Roman" w:hint="eastAsia"/>
-          <w:color w:val="auto"/>
+          <w:color w:val="000000" w:themeColor="text1"/>
           <w:sz w:val="21"/>
         </w:rPr>
         <w:t>、</w:t>
@@ -7896,7 +5423,7 @@
       <w:r>
         <w:rPr>
           <w:rFonts w:ascii="Times New Roman" w:eastAsia="宋体" w:hAnsi="Times New Roman" w:cs="Times New Roman"/>
-          <w:color w:val="auto"/>
+          <w:color w:val="000000" w:themeColor="text1"/>
           <w:sz w:val="21"/>
         </w:rPr>
         <w:t>Map</w:t>
@@ -7904,7 +5431,7 @@
       <w:r>
         <w:rPr>
           <w:rFonts w:ascii="Times New Roman" w:eastAsia="宋体" w:hAnsi="Times New Roman" w:cs="Times New Roman" w:hint="eastAsia"/>
-          <w:color w:val="auto"/>
+          <w:color w:val="000000" w:themeColor="text1"/>
           <w:sz w:val="21"/>
         </w:rPr>
         <w:t>/</w:t>
@@ -7912,7 +5439,7 @@
       <w:r>
         <w:rPr>
           <w:rFonts w:ascii="Times New Roman" w:eastAsia="宋体" w:hAnsi="Times New Roman" w:cs="Times New Roman"/>
-          <w:color w:val="auto"/>
+          <w:color w:val="000000" w:themeColor="text1"/>
           <w:sz w:val="21"/>
         </w:rPr>
         <w:t>R</w:t>
@@ -7920,7 +5447,7 @@
       <w:r>
         <w:rPr>
           <w:rFonts w:ascii="Times New Roman" w:eastAsia="宋体" w:hAnsi="Times New Roman" w:cs="Times New Roman" w:hint="eastAsia"/>
-          <w:color w:val="auto"/>
+          <w:color w:val="000000" w:themeColor="text1"/>
           <w:sz w:val="21"/>
         </w:rPr>
         <w:t>educe</w:t>
@@ -7928,7 +5455,7 @@
       <w:r>
         <w:rPr>
           <w:rFonts w:ascii="Times New Roman" w:eastAsia="宋体" w:hAnsi="Times New Roman" w:cs="Times New Roman" w:hint="eastAsia"/>
-          <w:color w:val="auto"/>
+          <w:color w:val="000000" w:themeColor="text1"/>
           <w:sz w:val="21"/>
         </w:rPr>
         <w:t>的</w:t>
@@ -7936,7 +5463,7 @@
       <w:r>
         <w:rPr>
           <w:rFonts w:ascii="Times New Roman" w:eastAsia="宋体" w:hAnsi="Times New Roman" w:cs="Times New Roman" w:hint="eastAsia"/>
-          <w:color w:val="auto"/>
+          <w:color w:val="000000" w:themeColor="text1"/>
           <w:sz w:val="21"/>
         </w:rPr>
         <w:t>环境</w:t>
@@ -7944,7 +5471,7 @@
       <w:r>
         <w:rPr>
           <w:rFonts w:ascii="Times New Roman" w:eastAsia="宋体" w:hAnsi="Times New Roman" w:cs="Times New Roman" w:hint="eastAsia"/>
-          <w:color w:val="auto"/>
+          <w:color w:val="000000" w:themeColor="text1"/>
           <w:sz w:val="21"/>
         </w:rPr>
         <w:t>配置以及使用</w:t>
@@ -7952,7 +5479,7 @@
       <w:r>
         <w:rPr>
           <w:rFonts w:ascii="Times New Roman" w:eastAsia="宋体" w:hAnsi="Times New Roman" w:cs="Times New Roman"/>
-          <w:color w:val="auto"/>
+          <w:color w:val="000000" w:themeColor="text1"/>
           <w:sz w:val="21"/>
         </w:rPr>
         <w:t>Map</w:t>
@@ -7960,7 +5487,7 @@
       <w:r>
         <w:rPr>
           <w:rFonts w:ascii="Times New Roman" w:eastAsia="宋体" w:hAnsi="Times New Roman" w:cs="Times New Roman" w:hint="eastAsia"/>
-          <w:color w:val="auto"/>
+          <w:color w:val="000000" w:themeColor="text1"/>
           <w:sz w:val="21"/>
         </w:rPr>
         <w:t>/</w:t>
@@ -7968,7 +5495,7 @@
       <w:r>
         <w:rPr>
           <w:rFonts w:ascii="Times New Roman" w:eastAsia="宋体" w:hAnsi="Times New Roman" w:cs="Times New Roman"/>
-          <w:color w:val="auto"/>
+          <w:color w:val="000000" w:themeColor="text1"/>
           <w:sz w:val="21"/>
         </w:rPr>
         <w:t>R</w:t>
@@ -7976,7 +5503,7 @@
       <w:r>
         <w:rPr>
           <w:rFonts w:ascii="Times New Roman" w:eastAsia="宋体" w:hAnsi="Times New Roman" w:cs="Times New Roman" w:hint="eastAsia"/>
-          <w:color w:val="auto"/>
+          <w:color w:val="000000" w:themeColor="text1"/>
           <w:sz w:val="21"/>
         </w:rPr>
         <w:t>educe</w:t>
@@ -7984,14 +5511,14 @@
       <w:r>
         <w:rPr>
           <w:rFonts w:ascii="Times New Roman" w:eastAsia="宋体" w:hAnsi="Times New Roman" w:cs="Times New Roman" w:hint="eastAsia"/>
-          <w:color w:val="auto"/>
+          <w:color w:val="000000" w:themeColor="text1"/>
           <w:sz w:val="21"/>
         </w:rPr>
         <w:t>来进行简单的并行编程。</w:t>
       </w:r>
     </w:p>
     <w:sectPr>
-      <w:headerReference w:type="default" r:id="rId25"/>
+      <w:headerReference w:type="default" r:id="rId15"/>
       <w:pgSz w:w="11906" w:h="16838" w:code="9"/>
       <w:pgMar w:top="1440" w:right="1800" w:bottom="1440" w:left="1800" w:header="851" w:footer="992" w:gutter="0"/>
       <w:cols w:space="720"/>
@@ -8002,7 +5529,7 @@
 </file>
 
 <file path=word/endnotes.xml><?xml version="1.0" encoding="utf-8"?>
-<w:endnotes xmlns:wpc="http://schemas.microsoft.com/office/word/2010/wordprocessingCanvas" xmlns:cx="http://schemas.microsoft.com/office/drawing/2014/chartex" xmlns:cx1="http://schemas.microsoft.com/office/drawing/2015/9/8/chartex" xmlns:cx2="http://schemas.microsoft.com/office/drawing/2015/10/21/chartex" xmlns:cx3="http://schemas.microsoft.com/office/drawing/2016/5/9/chartex" xmlns:cx4="http://schemas.microsoft.com/office/drawing/2016/5/10/chartex" xmlns:cx5="http://schemas.microsoft.com/office/drawing/2016/5/11/chartex" xmlns:cx6="http://schemas.microsoft.com/office/drawing/2016/5/12/chartex" xmlns:cx7="http://schemas.microsoft.com/office/drawing/2016/5/13/chartex" xmlns:cx8="http://schemas.microsoft.com/office/drawing/2016/5/14/chartex" xmlns:mc="http://schemas.openxmlformats.org/markup-compatibility/2006" xmlns:aink="http://schemas.microsoft.com/office/drawing/2016/ink" xmlns:am3d="http://schemas.microsoft.com/office/drawing/2017/model3d" xmlns:o="urn:schemas-microsoft-com:office:office" xmlns:oel="http://schemas.microsoft.com/office/2019/extlst" xmlns:r="http://schemas.openxmlformats.org/officeDocument/2006/relationships" xmlns:m="http://schemas.openxmlformats.org/officeDocument/2006/math" xmlns:v="urn:schemas-microsoft-com:vml" xmlns:wp14="http://schemas.microsoft.com/office/word/2010/wordprocessingDrawing" xmlns:wp="http://schemas.openxmlformats.org/drawingml/2006/wordprocessingDrawing" xmlns:w10="urn:schemas-microsoft-com:office:word" xmlns:w="http://schemas.openxmlformats.org/wordprocessingml/2006/main" xmlns:w14="http://schemas.microsoft.com/office/word/2010/wordml" xmlns:w15="http://schemas.microsoft.com/office/word/2012/wordml" xmlns:w16cex="http://schemas.microsoft.com/office/word/2018/wordml/cex" xmlns:w16cid="http://schemas.microsoft.com/office/word/2016/wordml/cid" xmlns:w16="http://schemas.microsoft.com/office/word/2018/wordml" xmlns:w16du="http://schemas.microsoft.com/office/word/2023/wordml/word16du" xmlns:w16sdtdh="http://schemas.microsoft.com/office/word/2020/wordml/sdtdatahash" xmlns:w16se="http://schemas.microsoft.com/office/word/2015/wordml/symex" xmlns:wpg="http://schemas.microsoft.com/office/word/2010/wordprocessingGroup" xmlns:wpi="http://schemas.microsoft.com/office/word/2010/wordprocessingInk" xmlns:wne="http://schemas.microsoft.com/office/word/2006/wordml" xmlns:wps="http://schemas.microsoft.com/office/word/2010/wordprocessingShape" mc:Ignorable="w14 w15 w16se w16cid w16 w16cex w16sdtdh w16du wp14">
+<w:endnotes xmlns:wpc="http://schemas.microsoft.com/office/word/2010/wordprocessingCanvas" xmlns:cx="http://schemas.microsoft.com/office/drawing/2014/chartex" xmlns:cx1="http://schemas.microsoft.com/office/drawing/2015/9/8/chartex" xmlns:cx2="http://schemas.microsoft.com/office/drawing/2015/10/21/chartex" xmlns:cx3="http://schemas.microsoft.com/office/drawing/2016/5/9/chartex" xmlns:cx4="http://schemas.microsoft.com/office/drawing/2016/5/10/chartex" xmlns:cx5="http://schemas.microsoft.com/office/drawing/2016/5/11/chartex" xmlns:cx6="http://schemas.microsoft.com/office/drawing/2016/5/12/chartex" xmlns:cx7="http://schemas.microsoft.com/office/drawing/2016/5/13/chartex" xmlns:cx8="http://schemas.microsoft.com/office/drawing/2016/5/14/chartex" xmlns:mc="http://schemas.openxmlformats.org/markup-compatibility/2006" xmlns:aink="http://schemas.microsoft.com/office/drawing/2016/ink" xmlns:am3d="http://schemas.microsoft.com/office/drawing/2017/model3d" xmlns:o="urn:schemas-microsoft-com:office:office" xmlns:oel="http://schemas.microsoft.com/office/2019/extlst" xmlns:r="http://schemas.openxmlformats.org/officeDocument/2006/relationships" xmlns:m="http://schemas.openxmlformats.org/officeDocument/2006/math" xmlns:v="urn:schemas-microsoft-com:vml" xmlns:wp14="http://schemas.microsoft.com/office/word/2010/wordprocessingDrawing" xmlns:wp="http://schemas.openxmlformats.org/drawingml/2006/wordprocessingDrawing" xmlns:w10="urn:schemas-microsoft-com:office:word" xmlns:w="http://schemas.openxmlformats.org/wordprocessingml/2006/main" xmlns:w14="http://schemas.microsoft.com/office/word/2010/wordml" xmlns:w15="http://schemas.microsoft.com/office/word/2012/wordml" xmlns:w16cex="http://schemas.microsoft.com/office/word/2018/wordml/cex" xmlns:w16cid="http://schemas.microsoft.com/office/word/2016/wordml/cid" xmlns:w16="http://schemas.microsoft.com/office/word/2018/wordml" xmlns:w16du="http://schemas.microsoft.com/office/word/2023/wordml/word16du" xmlns:w16sdtdh="http://schemas.microsoft.com/office/word/2020/wordml/sdtdatahash" xmlns:w16sdtfl="http://schemas.microsoft.com/office/word/2024/wordml/sdtformatlock" xmlns:w16se="http://schemas.microsoft.com/office/word/2015/wordml/symex" xmlns:wpg="http://schemas.microsoft.com/office/word/2010/wordprocessingGroup" xmlns:wpi="http://schemas.microsoft.com/office/word/2010/wordprocessingInk" xmlns:wne="http://schemas.microsoft.com/office/word/2006/wordml" xmlns:wps="http://schemas.microsoft.com/office/word/2010/wordprocessingShape" mc:Ignorable="w14 w15 w16se w16cid w16 w16cex w16sdtdh w16sdtfl w16du wp14">
   <w:endnote w:type="separator" w:id="-1">
     <w:p>
       <w:r>
@@ -8021,7 +5548,7 @@
 </file>
 
 <file path=word/footer1.xml><?xml version="1.0" encoding="utf-8"?>
-<w:ftr xmlns:wpc="http://schemas.microsoft.com/office/word/2010/wordprocessingCanvas" xmlns:cx="http://schemas.microsoft.com/office/drawing/2014/chartex" xmlns:cx1="http://schemas.microsoft.com/office/drawing/2015/9/8/chartex" xmlns:cx2="http://schemas.microsoft.com/office/drawing/2015/10/21/chartex" xmlns:cx3="http://schemas.microsoft.com/office/drawing/2016/5/9/chartex" xmlns:cx4="http://schemas.microsoft.com/office/drawing/2016/5/10/chartex" xmlns:cx5="http://schemas.microsoft.com/office/drawing/2016/5/11/chartex" xmlns:cx6="http://schemas.microsoft.com/office/drawing/2016/5/12/chartex" xmlns:cx7="http://schemas.microsoft.com/office/drawing/2016/5/13/chartex" xmlns:cx8="http://schemas.microsoft.com/office/drawing/2016/5/14/chartex" xmlns:mc="http://schemas.openxmlformats.org/markup-compatibility/2006" xmlns:aink="http://schemas.microsoft.com/office/drawing/2016/ink" xmlns:am3d="http://schemas.microsoft.com/office/drawing/2017/model3d" xmlns:o="urn:schemas-microsoft-com:office:office" xmlns:oel="http://schemas.microsoft.com/office/2019/extlst" xmlns:r="http://schemas.openxmlformats.org/officeDocument/2006/relationships" xmlns:m="http://schemas.openxmlformats.org/officeDocument/2006/math" xmlns:v="urn:schemas-microsoft-com:vml" xmlns:wp14="http://schemas.microsoft.com/office/word/2010/wordprocessingDrawing" xmlns:wp="http://schemas.openxmlformats.org/drawingml/2006/wordprocessingDrawing" xmlns:w10="urn:schemas-microsoft-com:office:word" xmlns:w="http://schemas.openxmlformats.org/wordprocessingml/2006/main" xmlns:w14="http://schemas.microsoft.com/office/word/2010/wordml" xmlns:w15="http://schemas.microsoft.com/office/word/2012/wordml" xmlns:w16cex="http://schemas.microsoft.com/office/word/2018/wordml/cex" xmlns:w16cid="http://schemas.microsoft.com/office/word/2016/wordml/cid" xmlns:w16="http://schemas.microsoft.com/office/word/2018/wordml" xmlns:w16du="http://schemas.microsoft.com/office/word/2023/wordml/word16du" xmlns:w16sdtdh="http://schemas.microsoft.com/office/word/2020/wordml/sdtdatahash" xmlns:w16se="http://schemas.microsoft.com/office/word/2015/wordml/symex" xmlns:wpg="http://schemas.microsoft.com/office/word/2010/wordprocessingGroup" xmlns:wpi="http://schemas.microsoft.com/office/word/2010/wordprocessingInk" xmlns:wne="http://schemas.microsoft.com/office/word/2006/wordml" xmlns:wps="http://schemas.microsoft.com/office/word/2010/wordprocessingShape" mc:Ignorable="w14 w15 w16se w16cid w16 w16cex w16sdtdh w16du wp14">
+<w:ftr xmlns:wpc="http://schemas.microsoft.com/office/word/2010/wordprocessingCanvas" xmlns:cx="http://schemas.microsoft.com/office/drawing/2014/chartex" xmlns:cx1="http://schemas.microsoft.com/office/drawing/2015/9/8/chartex" xmlns:cx2="http://schemas.microsoft.com/office/drawing/2015/10/21/chartex" xmlns:cx3="http://schemas.microsoft.com/office/drawing/2016/5/9/chartex" xmlns:cx4="http://schemas.microsoft.com/office/drawing/2016/5/10/chartex" xmlns:cx5="http://schemas.microsoft.com/office/drawing/2016/5/11/chartex" xmlns:cx6="http://schemas.microsoft.com/office/drawing/2016/5/12/chartex" xmlns:cx7="http://schemas.microsoft.com/office/drawing/2016/5/13/chartex" xmlns:cx8="http://schemas.microsoft.com/office/drawing/2016/5/14/chartex" xmlns:mc="http://schemas.openxmlformats.org/markup-compatibility/2006" xmlns:aink="http://schemas.microsoft.com/office/drawing/2016/ink" xmlns:am3d="http://schemas.microsoft.com/office/drawing/2017/model3d" xmlns:o="urn:schemas-microsoft-com:office:office" xmlns:oel="http://schemas.microsoft.com/office/2019/extlst" xmlns:r="http://schemas.openxmlformats.org/officeDocument/2006/relationships" xmlns:m="http://schemas.openxmlformats.org/officeDocument/2006/math" xmlns:v="urn:schemas-microsoft-com:vml" xmlns:wp14="http://schemas.microsoft.com/office/word/2010/wordprocessingDrawing" xmlns:wp="http://schemas.openxmlformats.org/drawingml/2006/wordprocessingDrawing" xmlns:w10="urn:schemas-microsoft-com:office:word" xmlns:w="http://schemas.openxmlformats.org/wordprocessingml/2006/main" xmlns:w14="http://schemas.microsoft.com/office/word/2010/wordml" xmlns:w15="http://schemas.microsoft.com/office/word/2012/wordml" xmlns:w16cex="http://schemas.microsoft.com/office/word/2018/wordml/cex" xmlns:w16cid="http://schemas.microsoft.com/office/word/2016/wordml/cid" xmlns:w16="http://schemas.microsoft.com/office/word/2018/wordml" xmlns:w16du="http://schemas.microsoft.com/office/word/2023/wordml/word16du" xmlns:w16sdtdh="http://schemas.microsoft.com/office/word/2020/wordml/sdtdatahash" xmlns:w16sdtfl="http://schemas.microsoft.com/office/word/2024/wordml/sdtformatlock" xmlns:w16se="http://schemas.microsoft.com/office/word/2015/wordml/symex" xmlns:wpg="http://schemas.microsoft.com/office/word/2010/wordprocessingGroup" xmlns:wpi="http://schemas.microsoft.com/office/word/2010/wordprocessingInk" xmlns:wne="http://schemas.microsoft.com/office/word/2006/wordml" xmlns:wps="http://schemas.microsoft.com/office/word/2010/wordprocessingShape" mc:Ignorable="w14 w15 w16se w16cid w16 w16cex w16sdtdh w16sdtfl w16du wp14">
   <w:sdt>
     <w:sdtPr>
       <w:id w:val="-612203569"/>
@@ -8149,7 +5676,7 @@
 </file>
 
 <file path=word/footer2.xml><?xml version="1.0" encoding="utf-8"?>
-<w:ftr xmlns:wpc="http://schemas.microsoft.com/office/word/2010/wordprocessingCanvas" xmlns:cx="http://schemas.microsoft.com/office/drawing/2014/chartex" xmlns:cx1="http://schemas.microsoft.com/office/drawing/2015/9/8/chartex" xmlns:cx2="http://schemas.microsoft.com/office/drawing/2015/10/21/chartex" xmlns:cx3="http://schemas.microsoft.com/office/drawing/2016/5/9/chartex" xmlns:cx4="http://schemas.microsoft.com/office/drawing/2016/5/10/chartex" xmlns:cx5="http://schemas.microsoft.com/office/drawing/2016/5/11/chartex" xmlns:cx6="http://schemas.microsoft.com/office/drawing/2016/5/12/chartex" xmlns:cx7="http://schemas.microsoft.com/office/drawing/2016/5/13/chartex" xmlns:cx8="http://schemas.microsoft.com/office/drawing/2016/5/14/chartex" xmlns:mc="http://schemas.openxmlformats.org/markup-compatibility/2006" xmlns:aink="http://schemas.microsoft.com/office/drawing/2016/ink" xmlns:am3d="http://schemas.microsoft.com/office/drawing/2017/model3d" xmlns:o="urn:schemas-microsoft-com:office:office" xmlns:oel="http://schemas.microsoft.com/office/2019/extlst" xmlns:r="http://schemas.openxmlformats.org/officeDocument/2006/relationships" xmlns:m="http://schemas.openxmlformats.org/officeDocument/2006/math" xmlns:v="urn:schemas-microsoft-com:vml" xmlns:wp14="http://schemas.microsoft.com/office/word/2010/wordprocessingDrawing" xmlns:wp="http://schemas.openxmlformats.org/drawingml/2006/wordprocessingDrawing" xmlns:w10="urn:schemas-microsoft-com:office:word" xmlns:w="http://schemas.openxmlformats.org/wordprocessingml/2006/main" xmlns:w14="http://schemas.microsoft.com/office/word/2010/wordml" xmlns:w15="http://schemas.microsoft.com/office/word/2012/wordml" xmlns:w16cex="http://schemas.microsoft.com/office/word/2018/wordml/cex" xmlns:w16cid="http://schemas.microsoft.com/office/word/2016/wordml/cid" xmlns:w16="http://schemas.microsoft.com/office/word/2018/wordml" xmlns:w16du="http://schemas.microsoft.com/office/word/2023/wordml/word16du" xmlns:w16sdtdh="http://schemas.microsoft.com/office/word/2020/wordml/sdtdatahash" xmlns:w16se="http://schemas.microsoft.com/office/word/2015/wordml/symex" xmlns:wpg="http://schemas.microsoft.com/office/word/2010/wordprocessingGroup" xmlns:wpi="http://schemas.microsoft.com/office/word/2010/wordprocessingInk" xmlns:wne="http://schemas.microsoft.com/office/word/2006/wordml" xmlns:wps="http://schemas.microsoft.com/office/word/2010/wordprocessingShape" mc:Ignorable="w14 w15 w16se w16cid w16 w16cex w16sdtdh w16du wp14">
+<w:ftr xmlns:wpc="http://schemas.microsoft.com/office/word/2010/wordprocessingCanvas" xmlns:cx="http://schemas.microsoft.com/office/drawing/2014/chartex" xmlns:cx1="http://schemas.microsoft.com/office/drawing/2015/9/8/chartex" xmlns:cx2="http://schemas.microsoft.com/office/drawing/2015/10/21/chartex" xmlns:cx3="http://schemas.microsoft.com/office/drawing/2016/5/9/chartex" xmlns:cx4="http://schemas.microsoft.com/office/drawing/2016/5/10/chartex" xmlns:cx5="http://schemas.microsoft.com/office/drawing/2016/5/11/chartex" xmlns:cx6="http://schemas.microsoft.com/office/drawing/2016/5/12/chartex" xmlns:cx7="http://schemas.microsoft.com/office/drawing/2016/5/13/chartex" xmlns:cx8="http://schemas.microsoft.com/office/drawing/2016/5/14/chartex" xmlns:mc="http://schemas.openxmlformats.org/markup-compatibility/2006" xmlns:aink="http://schemas.microsoft.com/office/drawing/2016/ink" xmlns:am3d="http://schemas.microsoft.com/office/drawing/2017/model3d" xmlns:o="urn:schemas-microsoft-com:office:office" xmlns:oel="http://schemas.microsoft.com/office/2019/extlst" xmlns:r="http://schemas.openxmlformats.org/officeDocument/2006/relationships" xmlns:m="http://schemas.openxmlformats.org/officeDocument/2006/math" xmlns:v="urn:schemas-microsoft-com:vml" xmlns:wp14="http://schemas.microsoft.com/office/word/2010/wordprocessingDrawing" xmlns:wp="http://schemas.openxmlformats.org/drawingml/2006/wordprocessingDrawing" xmlns:w10="urn:schemas-microsoft-com:office:word" xmlns:w="http://schemas.openxmlformats.org/wordprocessingml/2006/main" xmlns:w14="http://schemas.microsoft.com/office/word/2010/wordml" xmlns:w15="http://schemas.microsoft.com/office/word/2012/wordml" xmlns:w16cex="http://schemas.microsoft.com/office/word/2018/wordml/cex" xmlns:w16cid="http://schemas.microsoft.com/office/word/2016/wordml/cid" xmlns:w16="http://schemas.microsoft.com/office/word/2018/wordml" xmlns:w16du="http://schemas.microsoft.com/office/word/2023/wordml/word16du" xmlns:w16sdtdh="http://schemas.microsoft.com/office/word/2020/wordml/sdtdatahash" xmlns:w16sdtfl="http://schemas.microsoft.com/office/word/2024/wordml/sdtformatlock" xmlns:w16se="http://schemas.microsoft.com/office/word/2015/wordml/symex" xmlns:wpg="http://schemas.microsoft.com/office/word/2010/wordprocessingGroup" xmlns:wpi="http://schemas.microsoft.com/office/word/2010/wordprocessingInk" xmlns:wne="http://schemas.microsoft.com/office/word/2006/wordml" xmlns:wps="http://schemas.microsoft.com/office/word/2010/wordprocessingShape" mc:Ignorable="w14 w15 w16se w16cid w16 w16cex w16sdtdh w16sdtfl w16du wp14">
   <w:sdt>
     <w:sdtPr>
       <w:id w:val="-535586353"/>
@@ -8277,7 +5804,7 @@
 </file>
 
 <file path=word/footnotes.xml><?xml version="1.0" encoding="utf-8"?>
-<w:footnotes xmlns:wpc="http://schemas.microsoft.com/office/word/2010/wordprocessingCanvas" xmlns:cx="http://schemas.microsoft.com/office/drawing/2014/chartex" xmlns:cx1="http://schemas.microsoft.com/office/drawing/2015/9/8/chartex" xmlns:cx2="http://schemas.microsoft.com/office/drawing/2015/10/21/chartex" xmlns:cx3="http://schemas.microsoft.com/office/drawing/2016/5/9/chartex" xmlns:cx4="http://schemas.microsoft.com/office/drawing/2016/5/10/chartex" xmlns:cx5="http://schemas.microsoft.com/office/drawing/2016/5/11/chartex" xmlns:cx6="http://schemas.microsoft.com/office/drawing/2016/5/12/chartex" xmlns:cx7="http://schemas.microsoft.com/office/drawing/2016/5/13/chartex" xmlns:cx8="http://schemas.microsoft.com/office/drawing/2016/5/14/chartex" xmlns:mc="http://schemas.openxmlformats.org/markup-compatibility/2006" xmlns:aink="http://schemas.microsoft.com/office/drawing/2016/ink" xmlns:am3d="http://schemas.microsoft.com/office/drawing/2017/model3d" xmlns:o="urn:schemas-microsoft-com:office:office" xmlns:oel="http://schemas.microsoft.com/office/2019/extlst" xmlns:r="http://schemas.openxmlformats.org/officeDocument/2006/relationships" xmlns:m="http://schemas.openxmlformats.org/officeDocument/2006/math" xmlns:v="urn:schemas-microsoft-com:vml" xmlns:wp14="http://schemas.microsoft.com/office/word/2010/wordprocessingDrawing" xmlns:wp="http://schemas.openxmlformats.org/drawingml/2006/wordprocessingDrawing" xmlns:w10="urn:schemas-microsoft-com:office:word" xmlns:w="http://schemas.openxmlformats.org/wordprocessingml/2006/main" xmlns:w14="http://schemas.microsoft.com/office/word/2010/wordml" xmlns:w15="http://schemas.microsoft.com/office/word/2012/wordml" xmlns:w16cex="http://schemas.microsoft.com/office/word/2018/wordml/cex" xmlns:w16cid="http://schemas.microsoft.com/office/word/2016/wordml/cid" xmlns:w16="http://schemas.microsoft.com/office/word/2018/wordml" xmlns:w16du="http://schemas.microsoft.com/office/word/2023/wordml/word16du" xmlns:w16sdtdh="http://schemas.microsoft.com/office/word/2020/wordml/sdtdatahash" xmlns:w16se="http://schemas.microsoft.com/office/word/2015/wordml/symex" xmlns:wpg="http://schemas.microsoft.com/office/word/2010/wordprocessingGroup" xmlns:wpi="http://schemas.microsoft.com/office/word/2010/wordprocessingInk" xmlns:wne="http://schemas.microsoft.com/office/word/2006/wordml" xmlns:wps="http://schemas.microsoft.com/office/word/2010/wordprocessingShape" mc:Ignorable="w14 w15 w16se w16cid w16 w16cex w16sdtdh w16du wp14">
+<w:footnotes xmlns:wpc="http://schemas.microsoft.com/office/word/2010/wordprocessingCanvas" xmlns:cx="http://schemas.microsoft.com/office/drawing/2014/chartex" xmlns:cx1="http://schemas.microsoft.com/office/drawing/2015/9/8/chartex" xmlns:cx2="http://schemas.microsoft.com/office/drawing/2015/10/21/chartex" xmlns:cx3="http://schemas.microsoft.com/office/drawing/2016/5/9/chartex" xmlns:cx4="http://schemas.microsoft.com/office/drawing/2016/5/10/chartex" xmlns:cx5="http://schemas.microsoft.com/office/drawing/2016/5/11/chartex" xmlns:cx6="http://schemas.microsoft.com/office/drawing/2016/5/12/chartex" xmlns:cx7="http://schemas.microsoft.com/office/drawing/2016/5/13/chartex" xmlns:cx8="http://schemas.microsoft.com/office/drawing/2016/5/14/chartex" xmlns:mc="http://schemas.openxmlformats.org/markup-compatibility/2006" xmlns:aink="http://schemas.microsoft.com/office/drawing/2016/ink" xmlns:am3d="http://schemas.microsoft.com/office/drawing/2017/model3d" xmlns:o="urn:schemas-microsoft-com:office:office" xmlns:oel="http://schemas.microsoft.com/office/2019/extlst" xmlns:r="http://schemas.openxmlformats.org/officeDocument/2006/relationships" xmlns:m="http://schemas.openxmlformats.org/officeDocument/2006/math" xmlns:v="urn:schemas-microsoft-com:vml" xmlns:wp14="http://schemas.microsoft.com/office/word/2010/wordprocessingDrawing" xmlns:wp="http://schemas.openxmlformats.org/drawingml/2006/wordprocessingDrawing" xmlns:w10="urn:schemas-microsoft-com:office:word" xmlns:w="http://schemas.openxmlformats.org/wordprocessingml/2006/main" xmlns:w14="http://schemas.microsoft.com/office/word/2010/wordml" xmlns:w15="http://schemas.microsoft.com/office/word/2012/wordml" xmlns:w16cex="http://schemas.microsoft.com/office/word/2018/wordml/cex" xmlns:w16cid="http://schemas.microsoft.com/office/word/2016/wordml/cid" xmlns:w16="http://schemas.microsoft.com/office/word/2018/wordml" xmlns:w16du="http://schemas.microsoft.com/office/word/2023/wordml/word16du" xmlns:w16sdtdh="http://schemas.microsoft.com/office/word/2020/wordml/sdtdatahash" xmlns:w16sdtfl="http://schemas.microsoft.com/office/word/2024/wordml/sdtformatlock" xmlns:w16se="http://schemas.microsoft.com/office/word/2015/wordml/symex" xmlns:wpg="http://schemas.microsoft.com/office/word/2010/wordprocessingGroup" xmlns:wpi="http://schemas.microsoft.com/office/word/2010/wordprocessingInk" xmlns:wne="http://schemas.microsoft.com/office/word/2006/wordml" xmlns:wps="http://schemas.microsoft.com/office/word/2010/wordprocessingShape" mc:Ignorable="w14 w15 w16se w16cid w16 w16cex w16sdtdh w16sdtfl w16du wp14">
   <w:footnote w:type="separator" w:id="-1">
     <w:p>
       <w:r>
@@ -8296,7 +5823,7 @@
 </file>
 
 <file path=word/header1.xml><?xml version="1.0" encoding="utf-8"?>
-<w:hdr xmlns:wpc="http://schemas.microsoft.com/office/word/2010/wordprocessingCanvas" xmlns:cx="http://schemas.microsoft.com/office/drawing/2014/chartex" xmlns:cx1="http://schemas.microsoft.com/office/drawing/2015/9/8/chartex" xmlns:cx2="http://schemas.microsoft.com/office/drawing/2015/10/21/chartex" xmlns:cx3="http://schemas.microsoft.com/office/drawing/2016/5/9/chartex" xmlns:cx4="http://schemas.microsoft.com/office/drawing/2016/5/10/chartex" xmlns:cx5="http://schemas.microsoft.com/office/drawing/2016/5/11/chartex" xmlns:cx6="http://schemas.microsoft.com/office/drawing/2016/5/12/chartex" xmlns:cx7="http://schemas.microsoft.com/office/drawing/2016/5/13/chartex" xmlns:cx8="http://schemas.microsoft.com/office/drawing/2016/5/14/chartex" xmlns:mc="http://schemas.openxmlformats.org/markup-compatibility/2006" xmlns:aink="http://schemas.microsoft.com/office/drawing/2016/ink" xmlns:am3d="http://schemas.microsoft.com/office/drawing/2017/model3d" xmlns:o="urn:schemas-microsoft-com:office:office" xmlns:oel="http://schemas.microsoft.com/office/2019/extlst" xmlns:r="http://schemas.openxmlformats.org/officeDocument/2006/relationships" xmlns:m="http://schemas.openxmlformats.org/officeDocument/2006/math" xmlns:v="urn:schemas-microsoft-com:vml" xmlns:wp14="http://schemas.microsoft.com/office/word/2010/wordprocessingDrawing" xmlns:wp="http://schemas.openxmlformats.org/drawingml/2006/wordprocessingDrawing" xmlns:w10="urn:schemas-microsoft-com:office:word" xmlns:w="http://schemas.openxmlformats.org/wordprocessingml/2006/main" xmlns:w14="http://schemas.microsoft.com/office/word/2010/wordml" xmlns:w15="http://schemas.microsoft.com/office/word/2012/wordml" xmlns:w16cex="http://schemas.microsoft.com/office/word/2018/wordml/cex" xmlns:w16cid="http://schemas.microsoft.com/office/word/2016/wordml/cid" xmlns:w16="http://schemas.microsoft.com/office/word/2018/wordml" xmlns:w16du="http://schemas.microsoft.com/office/word/2023/wordml/word16du" xmlns:w16sdtdh="http://schemas.microsoft.com/office/word/2020/wordml/sdtdatahash" xmlns:w16se="http://schemas.microsoft.com/office/word/2015/wordml/symex" xmlns:wpg="http://schemas.microsoft.com/office/word/2010/wordprocessingGroup" xmlns:wpi="http://schemas.microsoft.com/office/word/2010/wordprocessingInk" xmlns:wne="http://schemas.microsoft.com/office/word/2006/wordml" xmlns:wps="http://schemas.microsoft.com/office/word/2010/wordprocessingShape" mc:Ignorable="w14 w15 w16se w16cid w16 w16cex w16sdtdh w16du wp14">
+<w:hdr xmlns:wpc="http://schemas.microsoft.com/office/word/2010/wordprocessingCanvas" xmlns:cx="http://schemas.microsoft.com/office/drawing/2014/chartex" xmlns:cx1="http://schemas.microsoft.com/office/drawing/2015/9/8/chartex" xmlns:cx2="http://schemas.microsoft.com/office/drawing/2015/10/21/chartex" xmlns:cx3="http://schemas.microsoft.com/office/drawing/2016/5/9/chartex" xmlns:cx4="http://schemas.microsoft.com/office/drawing/2016/5/10/chartex" xmlns:cx5="http://schemas.microsoft.com/office/drawing/2016/5/11/chartex" xmlns:cx6="http://schemas.microsoft.com/office/drawing/2016/5/12/chartex" xmlns:cx7="http://schemas.microsoft.com/office/drawing/2016/5/13/chartex" xmlns:cx8="http://schemas.microsoft.com/office/drawing/2016/5/14/chartex" xmlns:mc="http://schemas.openxmlformats.org/markup-compatibility/2006" xmlns:aink="http://schemas.microsoft.com/office/drawing/2016/ink" xmlns:am3d="http://schemas.microsoft.com/office/drawing/2017/model3d" xmlns:o="urn:schemas-microsoft-com:office:office" xmlns:oel="http://schemas.microsoft.com/office/2019/extlst" xmlns:r="http://schemas.openxmlformats.org/officeDocument/2006/relationships" xmlns:m="http://schemas.openxmlformats.org/officeDocument/2006/math" xmlns:v="urn:schemas-microsoft-com:vml" xmlns:wp14="http://schemas.microsoft.com/office/word/2010/wordprocessingDrawing" xmlns:wp="http://schemas.openxmlformats.org/drawingml/2006/wordprocessingDrawing" xmlns:w10="urn:schemas-microsoft-com:office:word" xmlns:w="http://schemas.openxmlformats.org/wordprocessingml/2006/main" xmlns:w14="http://schemas.microsoft.com/office/word/2010/wordml" xmlns:w15="http://schemas.microsoft.com/office/word/2012/wordml" xmlns:w16cex="http://schemas.microsoft.com/office/word/2018/wordml/cex" xmlns:w16cid="http://schemas.microsoft.com/office/word/2016/wordml/cid" xmlns:w16="http://schemas.microsoft.com/office/word/2018/wordml" xmlns:w16du="http://schemas.microsoft.com/office/word/2023/wordml/word16du" xmlns:w16sdtdh="http://schemas.microsoft.com/office/word/2020/wordml/sdtdatahash" xmlns:w16sdtfl="http://schemas.microsoft.com/office/word/2024/wordml/sdtformatlock" xmlns:w16se="http://schemas.microsoft.com/office/word/2015/wordml/symex" xmlns:wpg="http://schemas.microsoft.com/office/word/2010/wordprocessingGroup" xmlns:wpi="http://schemas.microsoft.com/office/word/2010/wordprocessingInk" xmlns:wne="http://schemas.microsoft.com/office/word/2006/wordml" xmlns:wps="http://schemas.microsoft.com/office/word/2010/wordprocessingShape" mc:Ignorable="w14 w15 w16se w16cid w16 w16cex w16sdtdh w16sdtfl w16du wp14">
   <w:p>
     <w:pPr>
       <w:pStyle w:val="aa"/>
@@ -8336,7 +5863,7 @@
 </file>
 
 <file path=word/header2.xml><?xml version="1.0" encoding="utf-8"?>
-<w:hdr xmlns:wpc="http://schemas.microsoft.com/office/word/2010/wordprocessingCanvas" xmlns:cx="http://schemas.microsoft.com/office/drawing/2014/chartex" xmlns:cx1="http://schemas.microsoft.com/office/drawing/2015/9/8/chartex" xmlns:cx2="http://schemas.microsoft.com/office/drawing/2015/10/21/chartex" xmlns:cx3="http://schemas.microsoft.com/office/drawing/2016/5/9/chartex" xmlns:cx4="http://schemas.microsoft.com/office/drawing/2016/5/10/chartex" xmlns:cx5="http://schemas.microsoft.com/office/drawing/2016/5/11/chartex" xmlns:cx6="http://schemas.microsoft.com/office/drawing/2016/5/12/chartex" xmlns:cx7="http://schemas.microsoft.com/office/drawing/2016/5/13/chartex" xmlns:cx8="http://schemas.microsoft.com/office/drawing/2016/5/14/chartex" xmlns:mc="http://schemas.openxmlformats.org/markup-compatibility/2006" xmlns:aink="http://schemas.microsoft.com/office/drawing/2016/ink" xmlns:am3d="http://schemas.microsoft.com/office/drawing/2017/model3d" xmlns:o="urn:schemas-microsoft-com:office:office" xmlns:oel="http://schemas.microsoft.com/office/2019/extlst" xmlns:r="http://schemas.openxmlformats.org/officeDocument/2006/relationships" xmlns:m="http://schemas.openxmlformats.org/officeDocument/2006/math" xmlns:v="urn:schemas-microsoft-com:vml" xmlns:wp14="http://schemas.microsoft.com/office/word/2010/wordprocessingDrawing" xmlns:wp="http://schemas.openxmlformats.org/drawingml/2006/wordprocessingDrawing" xmlns:w10="urn:schemas-microsoft-com:office:word" xmlns:w="http://schemas.openxmlformats.org/wordprocessingml/2006/main" xmlns:w14="http://schemas.microsoft.com/office/word/2010/wordml" xmlns:w15="http://schemas.microsoft.com/office/word/2012/wordml" xmlns:w16cex="http://schemas.microsoft.com/office/word/2018/wordml/cex" xmlns:w16cid="http://schemas.microsoft.com/office/word/2016/wordml/cid" xmlns:w16="http://schemas.microsoft.com/office/word/2018/wordml" xmlns:w16du="http://schemas.microsoft.com/office/word/2023/wordml/word16du" xmlns:w16sdtdh="http://schemas.microsoft.com/office/word/2020/wordml/sdtdatahash" xmlns:w16se="http://schemas.microsoft.com/office/word/2015/wordml/symex" xmlns:wpg="http://schemas.microsoft.com/office/word/2010/wordprocessingGroup" xmlns:wpi="http://schemas.microsoft.com/office/word/2010/wordprocessingInk" xmlns:wne="http://schemas.microsoft.com/office/word/2006/wordml" xmlns:wps="http://schemas.microsoft.com/office/word/2010/wordprocessingShape" mc:Ignorable="w14 w15 w16se w16cid w16 w16cex w16sdtdh w16du wp14">
+<w:hdr xmlns:wpc="http://schemas.microsoft.com/office/word/2010/wordprocessingCanvas" xmlns:cx="http://schemas.microsoft.com/office/drawing/2014/chartex" xmlns:cx1="http://schemas.microsoft.com/office/drawing/2015/9/8/chartex" xmlns:cx2="http://schemas.microsoft.com/office/drawing/2015/10/21/chartex" xmlns:cx3="http://schemas.microsoft.com/office/drawing/2016/5/9/chartex" xmlns:cx4="http://schemas.microsoft.com/office/drawing/2016/5/10/chartex" xmlns:cx5="http://schemas.microsoft.com/office/drawing/2016/5/11/chartex" xmlns:cx6="http://schemas.microsoft.com/office/drawing/2016/5/12/chartex" xmlns:cx7="http://schemas.microsoft.com/office/drawing/2016/5/13/chartex" xmlns:cx8="http://schemas.microsoft.com/office/drawing/2016/5/14/chartex" xmlns:mc="http://schemas.openxmlformats.org/markup-compatibility/2006" xmlns:aink="http://schemas.microsoft.com/office/drawing/2016/ink" xmlns:am3d="http://schemas.microsoft.com/office/drawing/2017/model3d" xmlns:o="urn:schemas-microsoft-com:office:office" xmlns:oel="http://schemas.microsoft.com/office/2019/extlst" xmlns:r="http://schemas.openxmlformats.org/officeDocument/2006/relationships" xmlns:m="http://schemas.openxmlformats.org/officeDocument/2006/math" xmlns:v="urn:schemas-microsoft-com:vml" xmlns:wp14="http://schemas.microsoft.com/office/word/2010/wordprocessingDrawing" xmlns:wp="http://schemas.openxmlformats.org/drawingml/2006/wordprocessingDrawing" xmlns:w10="urn:schemas-microsoft-com:office:word" xmlns:w="http://schemas.openxmlformats.org/wordprocessingml/2006/main" xmlns:w14="http://schemas.microsoft.com/office/word/2010/wordml" xmlns:w15="http://schemas.microsoft.com/office/word/2012/wordml" xmlns:w16cex="http://schemas.microsoft.com/office/word/2018/wordml/cex" xmlns:w16cid="http://schemas.microsoft.com/office/word/2016/wordml/cid" xmlns:w16="http://schemas.microsoft.com/office/word/2018/wordml" xmlns:w16du="http://schemas.microsoft.com/office/word/2023/wordml/word16du" xmlns:w16sdtdh="http://schemas.microsoft.com/office/word/2020/wordml/sdtdatahash" xmlns:w16sdtfl="http://schemas.microsoft.com/office/word/2024/wordml/sdtformatlock" xmlns:w16se="http://schemas.microsoft.com/office/word/2015/wordml/symex" xmlns:wpg="http://schemas.microsoft.com/office/word/2010/wordprocessingGroup" xmlns:wpi="http://schemas.microsoft.com/office/word/2010/wordprocessingInk" xmlns:wne="http://schemas.microsoft.com/office/word/2006/wordml" xmlns:wps="http://schemas.microsoft.com/office/word/2010/wordprocessingShape" mc:Ignorable="w14 w15 w16se w16cid w16 w16cex w16sdtdh w16sdtfl w16du wp14">
   <w:p>
     <w:pPr>
       <w:pStyle w:val="aa"/>
@@ -8364,7 +5891,7 @@
 </file>
 
 <file path=word/numbering.xml><?xml version="1.0" encoding="utf-8"?>
-<w:numbering xmlns:wpc="http://schemas.microsoft.com/office/word/2010/wordprocessingCanvas" xmlns:cx="http://schemas.microsoft.com/office/drawing/2014/chartex" xmlns:cx1="http://schemas.microsoft.com/office/drawing/2015/9/8/chartex" xmlns:cx2="http://schemas.microsoft.com/office/drawing/2015/10/21/chartex" xmlns:cx3="http://schemas.microsoft.com/office/drawing/2016/5/9/chartex" xmlns:cx4="http://schemas.microsoft.com/office/drawing/2016/5/10/chartex" xmlns:cx5="http://schemas.microsoft.com/office/drawing/2016/5/11/chartex" xmlns:cx6="http://schemas.microsoft.com/office/drawing/2016/5/12/chartex" xmlns:cx7="http://schemas.microsoft.com/office/drawing/2016/5/13/chartex" xmlns:cx8="http://schemas.microsoft.com/office/drawing/2016/5/14/chartex" xmlns:mc="http://schemas.openxmlformats.org/markup-compatibility/2006" xmlns:aink="http://schemas.microsoft.com/office/drawing/2016/ink" xmlns:am3d="http://schemas.microsoft.com/office/drawing/2017/model3d" xmlns:o="urn:schemas-microsoft-com:office:office" xmlns:oel="http://schemas.microsoft.com/office/2019/extlst" xmlns:r="http://schemas.openxmlformats.org/officeDocument/2006/relationships" xmlns:m="http://schemas.openxmlformats.org/officeDocument/2006/math" xmlns:v="urn:schemas-microsoft-com:vml" xmlns:wp14="http://schemas.microsoft.com/office/word/2010/wordprocessingDrawing" xmlns:wp="http://schemas.openxmlformats.org/drawingml/2006/wordprocessingDrawing" xmlns:w10="urn:schemas-microsoft-com:office:word" xmlns:w="http://schemas.openxmlformats.org/wordprocessingml/2006/main" xmlns:w14="http://schemas.microsoft.com/office/word/2010/wordml" xmlns:w15="http://schemas.microsoft.com/office/word/2012/wordml" xmlns:w16cex="http://schemas.microsoft.com/office/word/2018/wordml/cex" xmlns:w16cid="http://schemas.microsoft.com/office/word/2016/wordml/cid" xmlns:w16="http://schemas.microsoft.com/office/word/2018/wordml" xmlns:w16du="http://schemas.microsoft.com/office/word/2023/wordml/word16du" xmlns:w16sdtdh="http://schemas.microsoft.com/office/word/2020/wordml/sdtdatahash" xmlns:w16se="http://schemas.microsoft.com/office/word/2015/wordml/symex" xmlns:wpg="http://schemas.microsoft.com/office/word/2010/wordprocessingGroup" xmlns:wpi="http://schemas.microsoft.com/office/word/2010/wordprocessingInk" xmlns:wne="http://schemas.microsoft.com/office/word/2006/wordml" xmlns:wps="http://schemas.microsoft.com/office/word/2010/wordprocessingShape" mc:Ignorable="w14 w15 w16se w16cid w16 w16cex w16sdtdh w16du wp14">
+<w:numbering xmlns:wpc="http://schemas.microsoft.com/office/word/2010/wordprocessingCanvas" xmlns:cx="http://schemas.microsoft.com/office/drawing/2014/chartex" xmlns:cx1="http://schemas.microsoft.com/office/drawing/2015/9/8/chartex" xmlns:cx2="http://schemas.microsoft.com/office/drawing/2015/10/21/chartex" xmlns:cx3="http://schemas.microsoft.com/office/drawing/2016/5/9/chartex" xmlns:cx4="http://schemas.microsoft.com/office/drawing/2016/5/10/chartex" xmlns:cx5="http://schemas.microsoft.com/office/drawing/2016/5/11/chartex" xmlns:cx6="http://schemas.microsoft.com/office/drawing/2016/5/12/chartex" xmlns:cx7="http://schemas.microsoft.com/office/drawing/2016/5/13/chartex" xmlns:cx8="http://schemas.microsoft.com/office/drawing/2016/5/14/chartex" xmlns:mc="http://schemas.openxmlformats.org/markup-compatibility/2006" xmlns:aink="http://schemas.microsoft.com/office/drawing/2016/ink" xmlns:am3d="http://schemas.microsoft.com/office/drawing/2017/model3d" xmlns:o="urn:schemas-microsoft-com:office:office" xmlns:oel="http://schemas.microsoft.com/office/2019/extlst" xmlns:r="http://schemas.openxmlformats.org/officeDocument/2006/relationships" xmlns:m="http://schemas.openxmlformats.org/officeDocument/2006/math" xmlns:v="urn:schemas-microsoft-com:vml" xmlns:wp14="http://schemas.microsoft.com/office/word/2010/wordprocessingDrawing" xmlns:wp="http://schemas.openxmlformats.org/drawingml/2006/wordprocessingDrawing" xmlns:w10="urn:schemas-microsoft-com:office:word" xmlns:w="http://schemas.openxmlformats.org/wordprocessingml/2006/main" xmlns:w14="http://schemas.microsoft.com/office/word/2010/wordml" xmlns:w15="http://schemas.microsoft.com/office/word/2012/wordml" xmlns:w16cex="http://schemas.microsoft.com/office/word/2018/wordml/cex" xmlns:w16cid="http://schemas.microsoft.com/office/word/2016/wordml/cid" xmlns:w16="http://schemas.microsoft.com/office/word/2018/wordml" xmlns:w16du="http://schemas.microsoft.com/office/word/2023/wordml/word16du" xmlns:w16sdtdh="http://schemas.microsoft.com/office/word/2020/wordml/sdtdatahash" xmlns:w16sdtfl="http://schemas.microsoft.com/office/word/2024/wordml/sdtformatlock" xmlns:w16se="http://schemas.microsoft.com/office/word/2015/wordml/symex" xmlns:wpg="http://schemas.microsoft.com/office/word/2010/wordprocessingGroup" xmlns:wpi="http://schemas.microsoft.com/office/word/2010/wordprocessingInk" xmlns:wne="http://schemas.microsoft.com/office/word/2006/wordml" xmlns:wps="http://schemas.microsoft.com/office/word/2010/wordprocessingShape" mc:Ignorable="w14 w15 w16se w16cid w16 w16cex w16sdtdh w16sdtfl w16du wp14">
   <w:abstractNum w:abstractNumId="0" w15:restartNumberingAfterBreak="0">
     <w:nsid w:val="587077F3"/>
     <w:multiLevelType w:val="singleLevel"/>
@@ -8590,7 +6117,7 @@
 </file>
 
 <file path=word/styles.xml><?xml version="1.0" encoding="utf-8"?>
-<w:styles xmlns:mc="http://schemas.openxmlformats.org/markup-compatibility/2006" xmlns:r="http://schemas.openxmlformats.org/officeDocument/2006/relationships" xmlns:w="http://schemas.openxmlformats.org/wordprocessingml/2006/main" xmlns:w14="http://schemas.microsoft.com/office/word/2010/wordml" xmlns:w15="http://schemas.microsoft.com/office/word/2012/wordml" xmlns:w16cex="http://schemas.microsoft.com/office/word/2018/wordml/cex" xmlns:w16cid="http://schemas.microsoft.com/office/word/2016/wordml/cid" xmlns:w16="http://schemas.microsoft.com/office/word/2018/wordml" xmlns:w16du="http://schemas.microsoft.com/office/word/2023/wordml/word16du" xmlns:w16sdtdh="http://schemas.microsoft.com/office/word/2020/wordml/sdtdatahash" xmlns:w16se="http://schemas.microsoft.com/office/word/2015/wordml/symex" mc:Ignorable="w14 w15 w16se w16cid w16 w16cex w16sdtdh w16du">
+<w:styles xmlns:mc="http://schemas.openxmlformats.org/markup-compatibility/2006" xmlns:r="http://schemas.openxmlformats.org/officeDocument/2006/relationships" xmlns:w="http://schemas.openxmlformats.org/wordprocessingml/2006/main" xmlns:w14="http://schemas.microsoft.com/office/word/2010/wordml" xmlns:w15="http://schemas.microsoft.com/office/word/2012/wordml" xmlns:w16cex="http://schemas.microsoft.com/office/word/2018/wordml/cex" xmlns:w16cid="http://schemas.microsoft.com/office/word/2016/wordml/cid" xmlns:w16="http://schemas.microsoft.com/office/word/2018/wordml" xmlns:w16du="http://schemas.microsoft.com/office/word/2023/wordml/word16du" xmlns:w16sdtdh="http://schemas.microsoft.com/office/word/2020/wordml/sdtdatahash" xmlns:w16sdtfl="http://schemas.microsoft.com/office/word/2024/wordml/sdtformatlock" xmlns:w16se="http://schemas.microsoft.com/office/word/2015/wordml/symex" mc:Ignorable="w14 w15 w16se w16cid w16 w16cex w16sdtdh w16sdtfl w16du">
   <w:docDefaults>
     <w:rPrDefault>
       <w:rPr>
